--- a/OrchestratorWorkflows/vCenter/vms/snapshots/Documentation/04_User_Documentation.docx
+++ b/OrchestratorWorkflows/vCenter/vms/snapshots/Documentation/04_User_Documentation.docx
@@ -4,393 +4,226 @@
   <w:body>
     <w:p>
       <w:pPr>
+        <w:spacing w:after="0"/>
+      </w:pPr>
+      <w:r>
+        <w:t xml:space="preserve"> </w:t>
+      </w:r>
+    </w:p>
+    <w:p>
+      <w:pPr>
+        <w:spacing w:after="0"/>
+      </w:pPr>
+      <w:r>
+        <w:t xml:space="preserve"> </w:t>
+      </w:r>
+    </w:p>
+    <w:p>
+      <w:pPr>
+        <w:spacing w:after="0"/>
+      </w:pPr>
+      <w:r>
+        <w:t xml:space="preserve"> </w:t>
+      </w:r>
+    </w:p>
+    <w:p>
+      <w:pPr>
+        <w:spacing w:after="0"/>
+      </w:pPr>
+      <w:r>
+        <w:t xml:space="preserve"> </w:t>
+      </w:r>
+    </w:p>
+    <w:p>
+      <w:pPr>
+        <w:spacing w:after="200"/>
+        <w:jc w:val="center"/>
+      </w:pPr>
+      <w:r>
+        <w:drawing>
+          <wp:inline distT="0" distB="0" distL="0" distR="0">
+            <wp:extent cx="5715000" cy="3219450"/>
+            <wp:effectExtent t="0" r="0" b="0" l="0"/>
+            <wp:docPr id="1" name="cover" descr="Private Cloud Operations banner" title="Cover"/>
+            <wp:cNvGraphicFramePr>
+              <a:graphicFrameLocks xmlns:a="http://schemas.openxmlformats.org/drawingml/2006/main" noChangeAspect="1"/>
+            </wp:cNvGraphicFramePr>
+            <a:graphic xmlns:a="http://schemas.openxmlformats.org/drawingml/2006/main">
+              <a:graphicData uri="http://schemas.openxmlformats.org/drawingml/2006/picture">
+                <pic:pic xmlns:pic="http://schemas.openxmlformats.org/drawingml/2006/picture">
+                  <pic:nvPicPr>
+                    <pic:cNvPr id="0" name="" descr=""/>
+                    <pic:cNvPicPr>
+                      <a:picLocks noChangeAspect="1" noChangeArrowheads="1"/>
+                    </pic:cNvPicPr>
+                  </pic:nvPicPr>
+                  <pic:blipFill>
+                    <a:blip r:embed="rId9" cstate="none"/>
+                    <a:srcRect/>
+                    <a:stretch>
+                      <a:fillRect/>
+                    </a:stretch>
+                  </pic:blipFill>
+                  <pic:spPr bwMode="auto">
+                    <a:xfrm>
+                      <a:off x="0" y="0"/>
+                      <a:ext cx="5715000" cy="3219450"/>
+                    </a:xfrm>
+                    <a:prstGeom prst="rect">
+                      <a:avLst/>
+                    </a:prstGeom>
+                  </pic:spPr>
+                </pic:pic>
+              </a:graphicData>
+            </a:graphic>
+          </wp:inline>
+        </w:drawing>
+      </w:r>
+    </w:p>
+    <w:p>
+      <w:pPr>
+        <w:spacing w:after="80"/>
+        <w:jc w:val="center"/>
+      </w:pPr>
+      <w:r>
+        <w:rPr>
+          <w:rFonts w:ascii="Arial" w:cs="Arial" w:eastAsia="Arial" w:hAnsi="Arial"/>
+          <w:b/>
+          <w:bCs/>
+          <w:color w:val="5BA3E8"/>
+          <w:sz w:val="20"/>
+          <w:szCs w:val="20"/>
+        </w:rPr>
+        <w:t xml:space="preserve">TECHNICAL ADVISORY  ·  PRIVATE CLOUD OPERATIONS</w:t>
+      </w:r>
+    </w:p>
+    <w:p>
+      <w:pPr>
+        <w:spacing w:after="60"/>
+        <w:jc w:val="center"/>
+      </w:pPr>
+      <w:r>
+        <w:rPr>
+          <w:rFonts w:ascii="Arial" w:cs="Arial" w:eastAsia="Arial" w:hAnsi="Arial"/>
+          <w:b/>
+          <w:bCs/>
+          <w:color w:val="0A1F3D"/>
+          <w:sz w:val="48"/>
+          <w:szCs w:val="48"/>
+        </w:rPr>
+        <w:t xml:space="preserve">Adaptive Snapshot Cleanup</w:t>
+      </w:r>
+    </w:p>
+    <w:p>
+      <w:pPr>
         <w:spacing w:after="120"/>
-      </w:pPr>
-      <w:r>
+        <w:jc w:val="center"/>
+      </w:pPr>
+      <w:r>
+        <w:rPr>
+          <w:rFonts w:ascii="Arial" w:cs="Arial" w:eastAsia="Arial" w:hAnsi="Arial"/>
+          <w:b/>
+          <w:bCs/>
+          <w:color w:val="1565C0"/>
+          <w:sz w:val="30"/>
+          <w:szCs w:val="30"/>
+        </w:rPr>
+        <w:t xml:space="preserve">VCF 9.0.2 / VCF Automation 9.0.2</w:t>
+      </w:r>
+    </w:p>
+    <w:p>
+      <w:pPr>
+        <w:spacing w:after="0"/>
+      </w:pPr>
+      <w:r>
+        <w:rPr>
+          <w:sz w:val="22"/>
+          <w:szCs w:val="22"/>
+        </w:rPr>
         <w:t xml:space="preserve"> </w:t>
       </w:r>
     </w:p>
     <w:p>
       <w:pPr>
-        <w:spacing w:after="120"/>
-      </w:pPr>
-      <w:r>
-        <w:t xml:space="preserve"> </w:t>
-      </w:r>
-    </w:p>
-    <w:p>
-      <w:pPr>
-        <w:spacing w:after="120"/>
-      </w:pPr>
-      <w:r>
-        <w:t xml:space="preserve"> </w:t>
-      </w:r>
-    </w:p>
-    <w:p>
-      <w:pPr>
-        <w:spacing w:after="120"/>
-      </w:pPr>
-      <w:r>
-        <w:t xml:space="preserve"> </w:t>
-      </w:r>
-    </w:p>
-    <w:p>
-      <w:pPr>
-        <w:pStyle w:val="Title"/>
-        <w:spacing w:after="60"/>
-      </w:pPr>
-      <w:r>
-        <w:t xml:space="preserve">Adaptive Snapshot Cleanup</w:t>
-      </w:r>
-    </w:p>
-    <w:p>
-      <w:pPr>
-        <w:pStyle w:val="Subtitle"/>
-      </w:pPr>
-      <w:r>
+        <w:pBdr>
+          <w:bottom w:val="single" w:color="1565C0" w:sz="18" w:space="4"/>
+        </w:pBdr>
+        <w:spacing w:after="200"/>
+        <w:jc w:val="center"/>
+      </w:pPr>
+    </w:p>
+    <w:p>
+      <w:pPr>
+        <w:spacing w:after="200"/>
+        <w:jc w:val="center"/>
+      </w:pPr>
+      <w:r>
+        <w:rPr>
+          <w:rFonts w:ascii="Arial" w:cs="Arial" w:eastAsia="Arial" w:hAnsi="Arial"/>
+          <w:i/>
+          <w:iCs/>
+          <w:color w:val="404040"/>
+          <w:sz w:val="24"/>
+          <w:szCs w:val="24"/>
+        </w:rPr>
         <w:t xml:space="preserve">User Documentation</w:t>
       </w:r>
     </w:p>
     <w:p>
       <w:pPr>
-        <w:pBdr>
-          <w:bottom w:val="single" w:color="2E75B6" w:sz="18" w:space="6"/>
-        </w:pBdr>
-        <w:spacing w:after="360"/>
-      </w:pPr>
-    </w:p>
-    <w:tbl>
-      <w:tblPr>
-        <w:tblW w:type="dxa" w:w="9360"/>
-        <w:tblBorders>
-          <w:top w:val="single" w:color="auto" w:sz="4"/>
-          <w:left w:val="single" w:color="auto" w:sz="4"/>
-          <w:bottom w:val="single" w:color="auto" w:sz="4"/>
-          <w:right w:val="single" w:color="auto" w:sz="4"/>
-          <w:insideH w:val="single" w:color="auto" w:sz="4"/>
-          <w:insideV w:val="single" w:color="auto" w:sz="4"/>
-        </w:tblBorders>
-      </w:tblPr>
-      <w:tblGrid>
-        <w:gridCol w:w="2400"/>
-        <w:gridCol w:w="6960"/>
-      </w:tblGrid>
-      <w:tr>
-        <w:tc>
-          <w:tcPr>
-            <w:tcW w:type="dxa" w:w="2400"/>
-            <w:tcBorders>
-              <w:top w:val="none"/>
-              <w:left w:val="none"/>
-              <w:bottom w:val="none"/>
-              <w:right w:val="none"/>
-            </w:tcBorders>
-            <w:tcMar>
-              <w:top w:type="dxa" w:w="60"/>
-              <w:left w:type="dxa" w:w="0"/>
-              <w:bottom w:type="dxa" w:w="60"/>
-              <w:right w:type="dxa" w:w="100"/>
-            </w:tcMar>
-          </w:tcPr>
-          <w:p>
-            <w:pPr>
-              <w:spacing w:after="0"/>
-            </w:pPr>
-            <w:r>
-              <w:rPr>
-                <w:b/>
-                <w:bCs/>
-                <w:color w:val="595959"/>
-                <w:sz w:val="20"/>
-                <w:szCs w:val="20"/>
-              </w:rPr>
-              <w:t xml:space="preserve">Platform</w:t>
-            </w:r>
-          </w:p>
-        </w:tc>
-        <w:tc>
-          <w:tcPr>
-            <w:tcW w:type="dxa" w:w="6960"/>
-            <w:tcBorders>
-              <w:top w:val="none"/>
-              <w:left w:val="none"/>
-              <w:bottom w:val="none"/>
-              <w:right w:val="none"/>
-            </w:tcBorders>
-            <w:tcMar>
-              <w:top w:type="dxa" w:w="60"/>
-              <w:left w:type="dxa" w:w="0"/>
-              <w:bottom w:type="dxa" w:w="60"/>
-              <w:right w:type="dxa" w:w="0"/>
-            </w:tcMar>
-          </w:tcPr>
-          <w:p>
-            <w:pPr>
-              <w:spacing w:after="0"/>
-            </w:pPr>
-            <w:r>
-              <w:rPr>
-                <w:sz w:val="20"/>
-                <w:szCs w:val="20"/>
-              </w:rPr>
-              <w:t xml:space="preserve">VMware Cloud Foundation 9.0.2 / Embedded vRO 8.17.x</w:t>
-            </w:r>
-          </w:p>
-        </w:tc>
-      </w:tr>
-      <w:tr>
-        <w:tc>
-          <w:tcPr>
-            <w:tcW w:type="dxa" w:w="2400"/>
-            <w:tcBorders>
-              <w:top w:val="none"/>
-              <w:left w:val="none"/>
-              <w:bottom w:val="none"/>
-              <w:right w:val="none"/>
-            </w:tcBorders>
-            <w:tcMar>
-              <w:top w:type="dxa" w:w="60"/>
-              <w:left w:type="dxa" w:w="0"/>
-              <w:bottom w:type="dxa" w:w="60"/>
-              <w:right w:type="dxa" w:w="100"/>
-            </w:tcMar>
-          </w:tcPr>
-          <w:p>
-            <w:pPr>
-              <w:spacing w:after="0"/>
-            </w:pPr>
-            <w:r>
-              <w:rPr>
-                <w:b/>
-                <w:bCs/>
-                <w:color w:val="595959"/>
-                <w:sz w:val="20"/>
-                <w:szCs w:val="20"/>
-              </w:rPr>
-              <w:t xml:space="preserve">Document</w:t>
-            </w:r>
-          </w:p>
-        </w:tc>
-        <w:tc>
-          <w:tcPr>
-            <w:tcW w:type="dxa" w:w="6960"/>
-            <w:tcBorders>
-              <w:top w:val="none"/>
-              <w:left w:val="none"/>
-              <w:bottom w:val="none"/>
-              <w:right w:val="none"/>
-            </w:tcBorders>
-            <w:tcMar>
-              <w:top w:type="dxa" w:w="60"/>
-              <w:left w:type="dxa" w:w="0"/>
-              <w:bottom w:type="dxa" w:w="60"/>
-              <w:right w:type="dxa" w:w="0"/>
-            </w:tcMar>
-          </w:tcPr>
-          <w:p>
-            <w:pPr>
-              <w:spacing w:after="0"/>
-            </w:pPr>
-            <w:r>
-              <w:rPr>
-                <w:sz w:val="20"/>
-                <w:szCs w:val="20"/>
-              </w:rPr>
-              <w:t xml:space="preserve">User Documentation</w:t>
-            </w:r>
-          </w:p>
-        </w:tc>
-      </w:tr>
-      <w:tr>
-        <w:tc>
-          <w:tcPr>
-            <w:tcW w:type="dxa" w:w="2400"/>
-            <w:tcBorders>
-              <w:top w:val="none"/>
-              <w:left w:val="none"/>
-              <w:bottom w:val="none"/>
-              <w:right w:val="none"/>
-            </w:tcBorders>
-            <w:tcMar>
-              <w:top w:type="dxa" w:w="60"/>
-              <w:left w:type="dxa" w:w="0"/>
-              <w:bottom w:type="dxa" w:w="60"/>
-              <w:right w:type="dxa" w:w="100"/>
-            </w:tcMar>
-          </w:tcPr>
-          <w:p>
-            <w:pPr>
-              <w:spacing w:after="0"/>
-            </w:pPr>
-            <w:r>
-              <w:rPr>
-                <w:b/>
-                <w:bCs/>
-                <w:color w:val="595959"/>
-                <w:sz w:val="20"/>
-                <w:szCs w:val="20"/>
-              </w:rPr>
-              <w:t xml:space="preserve">Audience</w:t>
-            </w:r>
-          </w:p>
-        </w:tc>
-        <w:tc>
-          <w:tcPr>
-            <w:tcW w:type="dxa" w:w="6960"/>
-            <w:tcBorders>
-              <w:top w:val="none"/>
-              <w:left w:val="none"/>
-              <w:bottom w:val="none"/>
-              <w:right w:val="none"/>
-            </w:tcBorders>
-            <w:tcMar>
-              <w:top w:type="dxa" w:w="60"/>
-              <w:left w:type="dxa" w:w="0"/>
-              <w:bottom w:type="dxa" w:w="60"/>
-              <w:right w:type="dxa" w:w="0"/>
-            </w:tcMar>
-          </w:tcPr>
-          <w:p>
-            <w:pPr>
-              <w:spacing w:after="0"/>
-            </w:pPr>
-            <w:r>
-              <w:rPr>
-                <w:sz w:val="20"/>
-                <w:szCs w:val="20"/>
-              </w:rPr>
-              <w:t xml:space="preserve">Infrastructure Operators, VM Service Owners</w:t>
-            </w:r>
-          </w:p>
-        </w:tc>
-      </w:tr>
-      <w:tr>
-        <w:tc>
-          <w:tcPr>
-            <w:tcW w:type="dxa" w:w="2400"/>
-            <w:tcBorders>
-              <w:top w:val="none"/>
-              <w:left w:val="none"/>
-              <w:bottom w:val="none"/>
-              <w:right w:val="none"/>
-            </w:tcBorders>
-            <w:tcMar>
-              <w:top w:type="dxa" w:w="60"/>
-              <w:left w:type="dxa" w:w="0"/>
-              <w:bottom w:type="dxa" w:w="60"/>
-              <w:right w:type="dxa" w:w="100"/>
-            </w:tcMar>
-          </w:tcPr>
-          <w:p>
-            <w:pPr>
-              <w:spacing w:after="0"/>
-            </w:pPr>
-            <w:r>
-              <w:rPr>
-                <w:b/>
-                <w:bCs/>
-                <w:color w:val="595959"/>
-                <w:sz w:val="20"/>
-                <w:szCs w:val="20"/>
-              </w:rPr>
-              <w:t xml:space="preserve">Status</w:t>
-            </w:r>
-          </w:p>
-        </w:tc>
-        <w:tc>
-          <w:tcPr>
-            <w:tcW w:type="dxa" w:w="6960"/>
-            <w:tcBorders>
-              <w:top w:val="none"/>
-              <w:left w:val="none"/>
-              <w:bottom w:val="none"/>
-              <w:right w:val="none"/>
-            </w:tcBorders>
-            <w:tcMar>
-              <w:top w:type="dxa" w:w="60"/>
-              <w:left w:type="dxa" w:w="0"/>
-              <w:bottom w:type="dxa" w:w="60"/>
-              <w:right w:type="dxa" w:w="0"/>
-            </w:tcMar>
-          </w:tcPr>
-          <w:p>
-            <w:pPr>
-              <w:spacing w:after="0"/>
-            </w:pPr>
-            <w:r>
-              <w:rPr>
-                <w:sz w:val="20"/>
-                <w:szCs w:val="20"/>
-              </w:rPr>
-              <w:t xml:space="preserve">Release Candidate</w:t>
-            </w:r>
-          </w:p>
-        </w:tc>
-      </w:tr>
-      <w:tr>
-        <w:tc>
-          <w:tcPr>
-            <w:tcW w:type="dxa" w:w="2400"/>
-            <w:tcBorders>
-              <w:top w:val="none"/>
-              <w:left w:val="none"/>
-              <w:bottom w:val="none"/>
-              <w:right w:val="none"/>
-            </w:tcBorders>
-            <w:tcMar>
-              <w:top w:type="dxa" w:w="60"/>
-              <w:left w:type="dxa" w:w="0"/>
-              <w:bottom w:type="dxa" w:w="60"/>
-              <w:right w:type="dxa" w:w="100"/>
-            </w:tcMar>
-          </w:tcPr>
-          <w:p>
-            <w:pPr>
-              <w:spacing w:after="0"/>
-            </w:pPr>
-            <w:r>
-              <w:rPr>
-                <w:b/>
-                <w:bCs/>
-                <w:color w:val="595959"/>
-                <w:sz w:val="20"/>
-                <w:szCs w:val="20"/>
-              </w:rPr>
-              <w:t xml:space="preserve">Version</w:t>
-            </w:r>
-          </w:p>
-        </w:tc>
-        <w:tc>
-          <w:tcPr>
-            <w:tcW w:type="dxa" w:w="6960"/>
-            <w:tcBorders>
-              <w:top w:val="none"/>
-              <w:left w:val="none"/>
-              <w:bottom w:val="none"/>
-              <w:right w:val="none"/>
-            </w:tcBorders>
-            <w:tcMar>
-              <w:top w:type="dxa" w:w="60"/>
-              <w:left w:type="dxa" w:w="0"/>
-              <w:bottom w:type="dxa" w:w="60"/>
-              <w:right w:type="dxa" w:w="0"/>
-            </w:tcMar>
-          </w:tcPr>
-          <w:p>
-            <w:pPr>
-              <w:spacing w:after="0"/>
-            </w:pPr>
-            <w:r>
-              <w:rPr>
-                <w:sz w:val="20"/>
-                <w:szCs w:val="20"/>
-              </w:rPr>
-              <w:t xml:space="preserve">1.0</w:t>
-            </w:r>
-          </w:p>
-        </w:tc>
-      </w:tr>
-    </w:tbl>
+        <w:spacing w:after="0"/>
+        <w:jc w:val="center"/>
+      </w:pPr>
+      <w:r>
+        <w:rPr>
+          <w:rFonts w:ascii="Arial" w:cs="Arial" w:eastAsia="Arial" w:hAnsi="Arial"/>
+          <w:b/>
+          <w:bCs/>
+          <w:color w:val="404040"/>
+          <w:sz w:val="18"/>
+          <w:szCs w:val="18"/>
+        </w:rPr>
+        <w:t xml:space="preserve">PREPARED:  </w:t>
+      </w:r>
+      <w:r>
+        <w:rPr>
+          <w:rFonts w:ascii="Arial" w:cs="Arial" w:eastAsia="Arial" w:hAnsi="Arial"/>
+          <w:color w:val="707070"/>
+          <w:sz w:val="18"/>
+          <w:szCs w:val="18"/>
+        </w:rPr>
+        <w:t xml:space="preserve">April 2026</w:t>
+      </w:r>
+      <w:r>
+        <w:rPr>
+          <w:rFonts w:ascii="Arial" w:cs="Arial" w:eastAsia="Arial" w:hAnsi="Arial"/>
+          <w:color w:val="404040"/>
+          <w:sz w:val="18"/>
+          <w:szCs w:val="18"/>
+        </w:rPr>
+        <w:t xml:space="preserve">       ·       </w:t>
+      </w:r>
+      <w:r>
+        <w:rPr>
+          <w:rFonts w:ascii="Arial" w:cs="Arial" w:eastAsia="Arial" w:hAnsi="Arial"/>
+          <w:b/>
+          <w:bCs/>
+          <w:color w:val="404040"/>
+          <w:sz w:val="18"/>
+          <w:szCs w:val="18"/>
+        </w:rPr>
+        <w:t xml:space="preserve">AUDIENCE:  </w:t>
+      </w:r>
+      <w:r>
+        <w:rPr>
+          <w:rFonts w:ascii="Arial" w:cs="Arial" w:eastAsia="Arial" w:hAnsi="Arial"/>
+          <w:color w:val="707070"/>
+          <w:sz w:val="18"/>
+          <w:szCs w:val="18"/>
+        </w:rPr>
+        <w:t xml:space="preserve">Department of State, DT/EI/IM/CVS, IT Leadership, Infrastructure Management</w:t>
+      </w:r>
+    </w:p>
     <w:p>
       <w:r>
         <w:br w:type="page"/>
@@ -435,15 +268,7 @@
         <w:spacing w:after="80"/>
       </w:pPr>
       <w:r>
-        <w:t xml:space="preserve">VM service owners who want to know how to opt their machines out of cleanup, or understand why a snapshot they expected to live was removed.</w:t>
-      </w:r>
-    </w:p>
-    <w:p>
-      <w:pPr>
-        <w:spacing w:after="120"/>
-      </w:pPr>
-      <w:r>
-        <w:t xml:space="preserve">If you are deploying the workflow for the first time, see the Implementation Guide instead. If you are presenting the solution to leadership, see the Executive Summary.</w:t>
+        <w:t xml:space="preserve">VM service owners who want to know how to opt their machines out of cleanup, or understand why a snapshot was removed.</w:t>
       </w:r>
     </w:p>
     <w:p>
@@ -452,14 +277,6 @@
       </w:pPr>
       <w:r>
         <w:t xml:space="preserve">2. What the Workflow Does</w:t>
-      </w:r>
-    </w:p>
-    <w:p>
-      <w:pPr>
-        <w:spacing w:after="120"/>
-      </w:pPr>
-      <w:r>
-        <w:t xml:space="preserve">Once per day, the workflow:</w:t>
       </w:r>
     </w:p>
     <w:p>
@@ -485,7 +302,7 @@
         <w:spacing w:after="80"/>
       </w:pPr>
       <w:r>
-        <w:t xml:space="preserve">Lists every VM snapshot that is older than the configured age limit (default 7 days).</w:t>
+        <w:t xml:space="preserve">Lists every VM snapshot older than the configured age limit (default 7 days).</w:t>
       </w:r>
     </w:p>
     <w:p>
@@ -498,7 +315,7 @@
         <w:spacing w:after="80"/>
       </w:pPr>
       <w:r>
-        <w:t xml:space="preserve">Filters out anything you have explicitly opted out of cleanup (see Section 6).</w:t>
+        <w:t xml:space="preserve">Filters out any snapshot whose description contains one of the configured ignore strings.</w:t>
       </w:r>
     </w:p>
     <w:p>
@@ -511,7 +328,7 @@
         <w:spacing w:after="80"/>
       </w:pPr>
       <w:r>
-        <w:t xml:space="preserve">Sorts the remaining snapshots so the newest in each VM’s chain is removed first (vCenter requires this).</w:t>
+        <w:t xml:space="preserve">Sorts the remaining snapshots so the newest in each chain is removed first.</w:t>
       </w:r>
     </w:p>
     <w:p>
@@ -524,7 +341,7 @@
         <w:spacing w:after="80"/>
       </w:pPr>
       <w:r>
-        <w:t xml:space="preserve">Removes them, watching live storage performance and slowing itself down if it sees latency rising.</w:t>
+        <w:t xml:space="preserve">Removes them, watching live storage performance and slowing itself down if latency rises.</w:t>
       </w:r>
     </w:p>
     <w:p>
@@ -537,7 +354,7 @@
         <w:spacing w:after="80"/>
       </w:pPr>
       <w:r>
-        <w:t xml:space="preserve">Writes a single result summary to the workflow log, which appears in Aria Operations for Logs.</w:t>
+        <w:t xml:space="preserve">Writes a single result summary to the workflow log (visible in Aria Operations for Logs).</w:t>
       </w:r>
     </w:p>
     <w:p>
@@ -571,7 +388,7 @@
         <w:spacing w:after="80"/>
       </w:pPr>
       <w:r>
-        <w:t xml:space="preserve">The VM has another snapshot, backup, clone, migrate, or relocate operation already running.</w:t>
+        <w:t xml:space="preserve">The VM has another snapshot, backup, clone, migrate, or relocate operation running.</w:t>
       </w:r>
     </w:p>
     <w:p>
@@ -597,7 +414,7 @@
         <w:spacing w:after="80"/>
       </w:pPr>
       <w:r>
-        <w:t xml:space="preserve">The snapshot description contains the configured ignore string.</w:t>
+        <w:t xml:space="preserve">The snapshot’s description contains any of the configured ignore strings (descIgnoreStrings array).</w:t>
       </w:r>
     </w:p>
     <w:p>
@@ -610,7 +427,7 @@
         <w:spacing w:after="80"/>
       </w:pPr>
       <w:r>
-        <w:t xml:space="preserve">Storage on the VM’s datastores is too busy and stays too busy for the full governor wait window (default one hour).</w:t>
+        <w:t xml:space="preserve">Storage is too busy and stays busy for the full governor wait window (default one hour).</w:t>
       </w:r>
     </w:p>
     <w:p>
@@ -626,25 +443,25 @@
         <w:spacing w:after="120"/>
       </w:pPr>
       <w:r>
-        <w:t xml:space="preserve">Every run finishes with a single human-readable result block in the log. Search Aria Operations for Logs for </w:t>
+        <w:t xml:space="preserve">Search Aria Operations for Logs for </w:t>
       </w:r>
       <w:r>
         <w:rPr>
           <w:rFonts w:ascii="Consolas" w:cs="Consolas" w:eastAsia="Consolas" w:hAnsi="Consolas"/>
-          <w:sz w:val="22"/>
-          <w:szCs w:val="22"/>
+          <w:sz w:val="20"/>
+          <w:szCs w:val="20"/>
         </w:rPr>
         <w:t xml:space="preserve">[SNAPSHOT-CLEANUP] [RESULT]</w:t>
       </w:r>
       <w:r>
-        <w:t xml:space="preserve"> and you will see one block per run, like this:</w:t>
-      </w:r>
-    </w:p>
-    <w:p>
-      <w:pPr>
-        <w:pStyle w:val="Code"/>
+        <w:t xml:space="preserve"> to see one block per run:</w:t>
+      </w:r>
+    </w:p>
+    <w:p>
+      <w:pPr>
         <w:shd w:fill="F2F2F2" w:val="clear"/>
         <w:spacing w:after="0" w:before="0"/>
+        <w:ind w:left="360"/>
       </w:pPr>
       <w:r>
         <w:rPr>
@@ -657,9 +474,9 @@
     </w:p>
     <w:p>
       <w:pPr>
-        <w:pStyle w:val="Code"/>
         <w:shd w:fill="F2F2F2" w:val="clear"/>
         <w:spacing w:after="0" w:before="0"/>
+        <w:ind w:left="360"/>
       </w:pPr>
       <w:r>
         <w:rPr>
@@ -672,9 +489,9 @@
     </w:p>
     <w:p>
       <w:pPr>
-        <w:pStyle w:val="Code"/>
         <w:shd w:fill="F2F2F2" w:val="clear"/>
         <w:spacing w:after="0" w:before="0"/>
+        <w:ind w:left="360"/>
       </w:pPr>
       <w:r>
         <w:rPr>
@@ -687,9 +504,9 @@
     </w:p>
     <w:p>
       <w:pPr>
-        <w:pStyle w:val="Code"/>
         <w:shd w:fill="F2F2F2" w:val="clear"/>
         <w:spacing w:after="0" w:before="0"/>
+        <w:ind w:left="360"/>
       </w:pPr>
       <w:r>
         <w:rPr>
@@ -702,9 +519,9 @@
     </w:p>
     <w:p>
       <w:pPr>
-        <w:pStyle w:val="Code"/>
         <w:shd w:fill="F2F2F2" w:val="clear"/>
         <w:spacing w:after="0" w:before="0"/>
+        <w:ind w:left="360"/>
       </w:pPr>
       <w:r>
         <w:rPr>
@@ -717,9 +534,9 @@
     </w:p>
     <w:p>
       <w:pPr>
-        <w:pStyle w:val="Code"/>
         <w:shd w:fill="F2F2F2" w:val="clear"/>
         <w:spacing w:after="0" w:before="0"/>
+        <w:ind w:left="360"/>
       </w:pPr>
       <w:r>
         <w:rPr>
@@ -732,9 +549,9 @@
     </w:p>
     <w:p>
       <w:pPr>
-        <w:pStyle w:val="Code"/>
         <w:shd w:fill="F2F2F2" w:val="clear"/>
         <w:spacing w:after="0" w:before="0"/>
+        <w:ind w:left="360"/>
       </w:pPr>
       <w:r>
         <w:rPr>
@@ -747,9 +564,9 @@
     </w:p>
     <w:p>
       <w:pPr>
-        <w:pStyle w:val="Code"/>
         <w:shd w:fill="F2F2F2" w:val="clear"/>
         <w:spacing w:after="0" w:before="0"/>
+        <w:ind w:left="360"/>
       </w:pPr>
       <w:r>
         <w:rPr>
@@ -762,9 +579,9 @@
     </w:p>
     <w:p>
       <w:pPr>
-        <w:pStyle w:val="Code"/>
         <w:shd w:fill="F2F2F2" w:val="clear"/>
         <w:spacing w:after="0" w:before="0"/>
+        <w:ind w:left="360"/>
       </w:pPr>
       <w:r>
         <w:rPr>
@@ -772,14 +589,14 @@
           <w:sz w:val="18"/>
           <w:szCs w:val="18"/>
         </w:rPr>
-        <w:t xml:space="preserve">[SNAPSHOT-CLEANUP] [FINALISE] [RESULT]    Deferred     : 1 snapshot(s)  (storage too busy -- will retry next run)</w:t>
-      </w:r>
-    </w:p>
-    <w:p>
-      <w:pPr>
-        <w:pStyle w:val="Code"/>
+        <w:t xml:space="preserve">[SNAPSHOT-CLEANUP] [FINALISE] [RESULT]    Deferred     : 1 snapshot(s)  (storage too busy)</w:t>
+      </w:r>
+    </w:p>
+    <w:p>
+      <w:pPr>
         <w:shd w:fill="F2F2F2" w:val="clear"/>
         <w:spacing w:after="0" w:before="0"/>
+        <w:ind w:left="360"/>
       </w:pPr>
       <w:r>
         <w:rPr>
@@ -792,9 +609,9 @@
     </w:p>
     <w:p>
       <w:pPr>
-        <w:pStyle w:val="Code"/>
         <w:shd w:fill="F2F2F2" w:val="clear"/>
         <w:spacing w:after="0" w:before="0"/>
+        <w:ind w:left="360"/>
       </w:pPr>
       <w:r>
         <w:rPr>
@@ -807,9 +624,9 @@
     </w:p>
     <w:p>
       <w:pPr>
-        <w:pStyle w:val="Code"/>
         <w:shd w:fill="F2F2F2" w:val="clear"/>
         <w:spacing w:after="0" w:before="0"/>
+        <w:ind w:left="360"/>
       </w:pPr>
       <w:r>
         <w:rPr>
@@ -817,74 +634,14 @@
           <w:sz w:val="18"/>
           <w:szCs w:val="18"/>
         </w:rPr>
-        <w:t xml:space="preserve">[SNAPSHOT-CLEANUP] [FINALISE] [RESULT]    Name filter  : None</w:t>
-      </w:r>
-    </w:p>
-    <w:p>
-      <w:pPr>
-        <w:pStyle w:val="Code"/>
+        <w:t xml:space="preserve">[SNAPSHOT-CLEANUP] [FINALISE] [RESULT]    Desc ignore  : 3 keyword(s): BACKUP-DO-NOT-DELETE, DR-HOLD, KEEP</w:t>
+      </w:r>
+    </w:p>
+    <w:p>
+      <w:pPr>
         <w:shd w:fill="F2F2F2" w:val="clear"/>
         <w:spacing w:after="0" w:before="0"/>
-      </w:pPr>
-      <w:r>
-        <w:rPr>
-          <w:rFonts w:ascii="Consolas" w:cs="Consolas" w:eastAsia="Consolas" w:hAnsi="Consolas"/>
-          <w:sz w:val="18"/>
-          <w:szCs w:val="18"/>
-        </w:rPr>
-        <w:t xml:space="preserve">[SNAPSHOT-CLEANUP] [FINALISE] [RESULT]    Desc ignore  : 'BACKUP-DO-NOT-DELETE'</w:t>
-      </w:r>
-    </w:p>
-    <w:p>
-      <w:pPr>
-        <w:pStyle w:val="Code"/>
-        <w:shd w:fill="F2F2F2" w:val="clear"/>
-        <w:spacing w:after="0" w:before="0"/>
-      </w:pPr>
-      <w:r>
-        <w:rPr>
-          <w:rFonts w:ascii="Consolas" w:cs="Consolas" w:eastAsia="Consolas" w:hAnsi="Consolas"/>
-          <w:sz w:val="18"/>
-          <w:szCs w:val="18"/>
-        </w:rPr>
-        <w:t xml:space="preserve">[SNAPSHOT-CLEANUP] [FINALISE] [RESULT]    vCenters     : vc01.example.com, vc02.example.com</w:t>
-      </w:r>
-    </w:p>
-    <w:p>
-      <w:pPr>
-        <w:pStyle w:val="Code"/>
-        <w:shd w:fill="F2F2F2" w:val="clear"/>
-        <w:spacing w:after="0" w:before="0"/>
-      </w:pPr>
-      <w:r>
-        <w:rPr>
-          <w:rFonts w:ascii="Consolas" w:cs="Consolas" w:eastAsia="Consolas" w:hAnsi="Consolas"/>
-          <w:sz w:val="18"/>
-          <w:szCs w:val="18"/>
-        </w:rPr>
-        <w:t xml:space="preserve">[SNAPSHOT-CLEANUP] [FINALISE] [RESULT]    Datastores   : 14 datastore(s) evaluated</w:t>
-      </w:r>
-    </w:p>
-    <w:p>
-      <w:pPr>
-        <w:pStyle w:val="Code"/>
-        <w:shd w:fill="F2F2F2" w:val="clear"/>
-        <w:spacing w:after="0" w:before="0"/>
-      </w:pPr>
-      <w:r>
-        <w:rPr>
-          <w:rFonts w:ascii="Consolas" w:cs="Consolas" w:eastAsia="Consolas" w:hAnsi="Consolas"/>
-          <w:sz w:val="18"/>
-          <w:szCs w:val="18"/>
-        </w:rPr>
-        <w:t xml:space="preserve">[SNAPSHOT-CLEANUP] [FINALISE] [RESULT]    -- Status --</w:t>
-      </w:r>
-    </w:p>
-    <w:p>
-      <w:pPr>
-        <w:pStyle w:val="Code"/>
-        <w:shd w:fill="F2F2F2" w:val="clear"/>
-        <w:spacing w:after="0" w:before="0"/>
+        <w:ind w:left="360"/>
       </w:pPr>
       <w:r>
         <w:rPr>
@@ -897,9 +654,9 @@
     </w:p>
     <w:p>
       <w:pPr>
-        <w:pStyle w:val="Code"/>
         <w:shd w:fill="F2F2F2" w:val="clear"/>
         <w:spacing w:after="0" w:before="0"/>
+        <w:ind w:left="360"/>
       </w:pPr>
       <w:r>
         <w:rPr>
@@ -947,7 +704,7 @@
               <w:bottom w:val="single" w:color="BFBFBF" w:sz="4"/>
               <w:right w:val="single" w:color="BFBFBF" w:sz="4"/>
             </w:tcBorders>
-            <w:shd w:fill="1F3864" w:val="clear"/>
+            <w:shd w:fill="0A1F3D" w:val="clear"/>
             <w:tcMar>
               <w:top w:type="dxa" w:w="100"/>
               <w:left w:type="dxa" w:w="140"/>
@@ -961,11 +718,12 @@
             </w:pPr>
             <w:r>
               <w:rPr>
+                <w:rFonts w:ascii="Arial" w:cs="Arial" w:eastAsia="Arial" w:hAnsi="Arial"/>
                 <w:b/>
                 <w:bCs/>
                 <w:color w:val="FFFFFF"/>
-                <w:sz w:val="22"/>
-                <w:szCs w:val="22"/>
+                <w:sz w:val="20"/>
+                <w:szCs w:val="20"/>
               </w:rPr>
               <w:t xml:space="preserve">Line</w:t>
             </w:r>
@@ -980,7 +738,7 @@
               <w:bottom w:val="single" w:color="BFBFBF" w:sz="4"/>
               <w:right w:val="single" w:color="BFBFBF" w:sz="4"/>
             </w:tcBorders>
-            <w:shd w:fill="1F3864" w:val="clear"/>
+            <w:shd w:fill="0A1F3D" w:val="clear"/>
             <w:tcMar>
               <w:top w:type="dxa" w:w="100"/>
               <w:left w:type="dxa" w:w="140"/>
@@ -994,11 +752,12 @@
             </w:pPr>
             <w:r>
               <w:rPr>
+                <w:rFonts w:ascii="Arial" w:cs="Arial" w:eastAsia="Arial" w:hAnsi="Arial"/>
                 <w:b/>
                 <w:bCs/>
                 <w:color w:val="FFFFFF"/>
-                <w:sz w:val="22"/>
-                <w:szCs w:val="22"/>
+                <w:sz w:val="20"/>
+                <w:szCs w:val="20"/>
               </w:rPr>
               <w:t xml:space="preserve">Meaning</w:t>
             </w:r>
@@ -1062,7 +821,7 @@
                 <w:sz w:val="20"/>
                 <w:szCs w:val="20"/>
               </w:rPr>
-              <w:t xml:space="preserve">Unique identifier for this execution. Use it to filter the log down to one run’s lines: search for the run ID and you get every action that this run took.</w:t>
+              <w:t xml:space="preserve">Unique identifier for this execution. Use it to filter the log to one run.</w:t>
             </w:r>
           </w:p>
         </w:tc>
@@ -1124,7 +883,7 @@
                 <w:sz w:val="20"/>
                 <w:szCs w:val="20"/>
               </w:rPr>
-              <w:t xml:space="preserve">Outcome classifier. See Section 4 for the full list.</w:t>
+              <w:t xml:space="preserve">Outcome classifier. See Section 4.</w:t>
             </w:r>
           </w:p>
         </w:tc>
@@ -1186,7 +945,7 @@
                 <w:sz w:val="20"/>
                 <w:szCs w:val="20"/>
               </w:rPr>
-              <w:t xml:space="preserve">Live means snapshots were actually deleted. Dry run means the workflow simulated everything but deleted nothing.</w:t>
+              <w:t xml:space="preserve">Live = snapshots deleted. Dry run = simulated only.</w:t>
             </w:r>
           </w:p>
         </w:tc>
@@ -1248,7 +1007,7 @@
                 <w:sz w:val="20"/>
                 <w:szCs w:val="20"/>
               </w:rPr>
-              <w:t xml:space="preserve">Number of snapshots successfully removed. In dry-run mode this line is replaced with “Would delete”.</w:t>
+              <w:t xml:space="preserve">Number successfully removed. In dry-run mode shows “Would delete”.</w:t>
             </w:r>
           </w:p>
         </w:tc>
@@ -1310,7 +1069,7 @@
                 <w:sz w:val="20"/>
                 <w:szCs w:val="20"/>
               </w:rPr>
-              <w:t xml:space="preserve">Snapshots that the workflow declined to touch because of a safety check. Each one has a [SKIP] log line above the result block with the specific reason.</w:t>
+              <w:t xml:space="preserve">Snapshots declined due to a safety check. Each has a [SKIP] line.</w:t>
             </w:r>
           </w:p>
         </w:tc>
@@ -1372,7 +1131,7 @@
                 <w:sz w:val="20"/>
                 <w:szCs w:val="20"/>
               </w:rPr>
-              <w:t xml:space="preserve">Snapshots that storage was too busy to handle within the wait window. These are not lost — they will be reconsidered on the next scheduled run.</w:t>
+              <w:t xml:space="preserve">Storage too busy within the wait window. Retried next run.</w:t>
             </w:r>
           </w:p>
         </w:tc>
@@ -1404,7 +1163,7 @@
                 <w:sz w:val="20"/>
                 <w:szCs w:val="20"/>
               </w:rPr>
-              <w:t xml:space="preserve">Errors</w:t>
+              <w:t xml:space="preserve">Desc ignore</w:t>
             </w:r>
           </w:p>
         </w:tc>
@@ -1434,7 +1193,7 @@
                 <w:sz w:val="20"/>
                 <w:szCs w:val="20"/>
               </w:rPr>
-              <w:t xml:space="preserve">Snapshots whose deletion was attempted but failed. Each one has a [FAIL] log line with the error message. These will be retried on the next run.</w:t>
+              <w:t xml:space="preserve">Shows the active descIgnoreStrings array and how many keywords are configured.</w:t>
             </w:r>
           </w:p>
         </w:tc>
@@ -1466,7 +1225,7 @@
                 <w:sz w:val="20"/>
                 <w:szCs w:val="20"/>
               </w:rPr>
-              <w:t xml:space="preserve">Scan errors</w:t>
+              <w:t xml:space="preserve">Lock released</w:t>
             </w:r>
           </w:p>
         </w:tc>
@@ -1496,69 +1255,7 @@
                 <w:sz w:val="20"/>
                 <w:szCs w:val="20"/>
               </w:rPr>
-              <w:t xml:space="preserve">vCenters that could not be reached during enumeration. Other vCenters were still processed normally.</w:t>
-            </w:r>
-          </w:p>
-        </w:tc>
-      </w:tr>
-      <w:tr>
-        <w:tc>
-          <w:tcPr>
-            <w:tcW w:type="dxa" w:w="2400"/>
-            <w:tcBorders>
-              <w:top w:val="single" w:color="BFBFBF" w:sz="4"/>
-              <w:left w:val="single" w:color="BFBFBF" w:sz="4"/>
-              <w:bottom w:val="single" w:color="BFBFBF" w:sz="4"/>
-              <w:right w:val="single" w:color="BFBFBF" w:sz="4"/>
-            </w:tcBorders>
-            <w:shd w:fill="FFFFFF" w:val="clear"/>
-            <w:tcMar>
-              <w:top w:type="dxa" w:w="80"/>
-              <w:left w:type="dxa" w:w="140"/>
-              <w:bottom w:type="dxa" w:w="80"/>
-              <w:right w:type="dxa" w:w="140"/>
-            </w:tcMar>
-          </w:tcPr>
-          <w:p>
-            <w:pPr>
-              <w:spacing w:after="40"/>
-            </w:pPr>
-            <w:r>
-              <w:rPr>
-                <w:sz w:val="20"/>
-                <w:szCs w:val="20"/>
-              </w:rPr>
-              <w:t xml:space="preserve">Lock released</w:t>
-            </w:r>
-          </w:p>
-        </w:tc>
-        <w:tc>
-          <w:tcPr>
-            <w:tcW w:type="dxa" w:w="6960"/>
-            <w:tcBorders>
-              <w:top w:val="single" w:color="BFBFBF" w:sz="4"/>
-              <w:left w:val="single" w:color="BFBFBF" w:sz="4"/>
-              <w:bottom w:val="single" w:color="BFBFBF" w:sz="4"/>
-              <w:right w:val="single" w:color="BFBFBF" w:sz="4"/>
-            </w:tcBorders>
-            <w:shd w:fill="FFFFFF" w:val="clear"/>
-            <w:tcMar>
-              <w:top w:type="dxa" w:w="80"/>
-              <w:left w:type="dxa" w:w="140"/>
-              <w:bottom w:type="dxa" w:w="80"/>
-              <w:right w:type="dxa" w:w="140"/>
-            </w:tcMar>
-          </w:tcPr>
-          <w:p>
-            <w:pPr>
-              <w:spacing w:after="40"/>
-            </w:pPr>
-            <w:r>
-              <w:rPr>
-                <w:sz w:val="20"/>
-                <w:szCs w:val="20"/>
-              </w:rPr>
-              <w:t xml:space="preserve">Should always be Yes. If it shows NO -- MANUAL CLEAR REQUIRED, see Section 8.</w:t>
+              <w:t xml:space="preserve">Should be Yes. If NO, see Section 8.</w:t>
             </w:r>
           </w:p>
         </w:tc>
@@ -1566,7 +1263,7 @@
     </w:tbl>
     <w:p>
       <w:pPr>
-        <w:spacing w:after="120"/>
+        <w:spacing w:after="60"/>
       </w:pPr>
       <w:r>
         <w:t xml:space="preserve"> </w:t>
@@ -1578,14 +1275,6 @@
       </w:pPr>
       <w:r>
         <w:t xml:space="preserve">4. Outcome Classifiers</w:t>
-      </w:r>
-    </w:p>
-    <w:p>
-      <w:pPr>
-        <w:spacing w:after="120"/>
-      </w:pPr>
-      <w:r>
-        <w:t xml:space="preserve">Each run ends with one of the following Result values. Use this table to decide whether a run needs your attention.</w:t>
       </w:r>
     </w:p>
     <w:tbl>
@@ -1618,7 +1307,7 @@
               <w:bottom w:val="single" w:color="BFBFBF" w:sz="4"/>
               <w:right w:val="single" w:color="BFBFBF" w:sz="4"/>
             </w:tcBorders>
-            <w:shd w:fill="1F3864" w:val="clear"/>
+            <w:shd w:fill="0A1F3D" w:val="clear"/>
             <w:tcMar>
               <w:top w:type="dxa" w:w="100"/>
               <w:left w:type="dxa" w:w="140"/>
@@ -1632,11 +1321,12 @@
             </w:pPr>
             <w:r>
               <w:rPr>
+                <w:rFonts w:ascii="Arial" w:cs="Arial" w:eastAsia="Arial" w:hAnsi="Arial"/>
                 <w:b/>
                 <w:bCs/>
                 <w:color w:val="FFFFFF"/>
-                <w:sz w:val="22"/>
-                <w:szCs w:val="22"/>
+                <w:sz w:val="20"/>
+                <w:szCs w:val="20"/>
               </w:rPr>
               <w:t xml:space="preserve">Result</w:t>
             </w:r>
@@ -1651,7 +1341,7 @@
               <w:bottom w:val="single" w:color="BFBFBF" w:sz="4"/>
               <w:right w:val="single" w:color="BFBFBF" w:sz="4"/>
             </w:tcBorders>
-            <w:shd w:fill="1F3864" w:val="clear"/>
+            <w:shd w:fill="0A1F3D" w:val="clear"/>
             <w:tcMar>
               <w:top w:type="dxa" w:w="100"/>
               <w:left w:type="dxa" w:w="140"/>
@@ -1665,13 +1355,14 @@
             </w:pPr>
             <w:r>
               <w:rPr>
+                <w:rFonts w:ascii="Arial" w:cs="Arial" w:eastAsia="Arial" w:hAnsi="Arial"/>
                 <w:b/>
                 <w:bCs/>
                 <w:color w:val="FFFFFF"/>
-                <w:sz w:val="22"/>
-                <w:szCs w:val="22"/>
-              </w:rPr>
-              <w:t xml:space="preserve">Action needed?</w:t>
+                <w:sz w:val="20"/>
+                <w:szCs w:val="20"/>
+              </w:rPr>
+              <w:t xml:space="preserve">Action?</w:t>
             </w:r>
           </w:p>
         </w:tc>
@@ -1684,7 +1375,7 @@
               <w:bottom w:val="single" w:color="BFBFBF" w:sz="4"/>
               <w:right w:val="single" w:color="BFBFBF" w:sz="4"/>
             </w:tcBorders>
-            <w:shd w:fill="1F3864" w:val="clear"/>
+            <w:shd w:fill="0A1F3D" w:val="clear"/>
             <w:tcMar>
               <w:top w:type="dxa" w:w="100"/>
               <w:left w:type="dxa" w:w="140"/>
@@ -1698,13 +1389,14 @@
             </w:pPr>
             <w:r>
               <w:rPr>
+                <w:rFonts w:ascii="Arial" w:cs="Arial" w:eastAsia="Arial" w:hAnsi="Arial"/>
                 <w:b/>
                 <w:bCs/>
                 <w:color w:val="FFFFFF"/>
-                <w:sz w:val="22"/>
-                <w:szCs w:val="22"/>
-              </w:rPr>
-              <w:t xml:space="preserve">What it means</w:t>
+                <w:sz w:val="20"/>
+                <w:szCs w:val="20"/>
+              </w:rPr>
+              <w:t xml:space="preserve">Meaning</w:t>
             </w:r>
           </w:p>
         </w:tc>
@@ -1796,7 +1488,7 @@
                 <w:sz w:val="20"/>
                 <w:szCs w:val="20"/>
               </w:rPr>
-              <w:t xml:space="preserve">Everything that should have been deleted was deleted. Move on.</w:t>
+              <w:t xml:space="preserve">All eligible snapshots deleted.</w:t>
             </w:r>
           </w:p>
         </w:tc>
@@ -1858,7 +1550,7 @@
                 <w:sz w:val="20"/>
                 <w:szCs w:val="20"/>
               </w:rPr>
-              <w:t xml:space="preserve">No (informational)</w:t>
+              <w:t xml:space="preserve">No</w:t>
             </w:r>
           </w:p>
         </w:tc>
@@ -1888,7 +1580,7 @@
                 <w:sz w:val="20"/>
                 <w:szCs w:val="20"/>
               </w:rPr>
-              <w:t xml:space="preserve">Workflow ran in dry-run mode. Nothing was deleted. The Would delete count tells you what a live run would have removed.</w:t>
+              <w:t xml:space="preserve">Dry-run mode. Nothing deleted. Would-delete count is informational.</w:t>
             </w:r>
           </w:p>
         </w:tc>
@@ -1980,7 +1672,7 @@
                 <w:sz w:val="20"/>
                 <w:szCs w:val="20"/>
               </w:rPr>
-              <w:t xml:space="preserve">One or more snapshots could not be deleted because storage stayed busy for the entire wait window. Not a failure — the next run will pick them up. Investigate if the same snapshots defer for several runs in a row (suggests a sustained storage problem).</w:t>
+              <w:t xml:space="preserve">Some snapshots deferred because storage stayed busy. Next run retries. Investigate if same snapshots defer for several runs.</w:t>
             </w:r>
           </w:p>
         </w:tc>
@@ -2072,7 +1764,7 @@
                 <w:sz w:val="20"/>
                 <w:szCs w:val="20"/>
               </w:rPr>
-              <w:t xml:space="preserve">At least one deletion was attempted and rejected by vCenter. Search the log for [FAIL] entries to see the specific errors. Common causes: snapshot disappeared mid-run (harmless), VM was migrated (harmless), or a real consolidation failure (needs investigation).</w:t>
+              <w:t xml:space="preserve">One or more deletions rejected by vCenter. Search for [FAIL].</w:t>
             </w:r>
           </w:p>
         </w:tc>
@@ -2164,7 +1856,7 @@
                 <w:sz w:val="20"/>
                 <w:szCs w:val="20"/>
               </w:rPr>
-              <w:t xml:space="preserve">No snapshots matched the age and name filters. The environment is clean. This is the desired steady state.</w:t>
+              <w:t xml:space="preserve">No candidates matched. Environment is clean.</w:t>
             </w:r>
           </w:p>
         </w:tc>
@@ -2256,7 +1948,7 @@
                 <w:sz w:val="20"/>
                 <w:szCs w:val="20"/>
               </w:rPr>
-              <w:t xml:space="preserve">Another run was already in progress when this one started, so this run did nothing. If you are sure no other run is running, see Section 8 (Manual Lock Recovery).</w:t>
+              <w:t xml:space="preserve">Another run held the lock. If no run is active, see Section 8.</w:t>
             </w:r>
           </w:p>
         </w:tc>
@@ -2348,7 +2040,7 @@
                 <w:sz w:val="20"/>
                 <w:szCs w:val="20"/>
               </w:rPr>
-              <w:t xml:space="preserve">An unexpected exception stopped the workflow. The lock is released automatically (in most cases). Search the log for the [FAIL] line to see the error message and stack trace.</w:t>
+              <w:t xml:space="preserve">Unexpected exception. Lock released automatically in most cases. Search for [FAIL].</w:t>
             </w:r>
           </w:p>
         </w:tc>
@@ -2356,7 +2048,7 @@
     </w:tbl>
     <w:p>
       <w:pPr>
-        <w:spacing w:after="120"/>
+        <w:spacing w:after="60"/>
       </w:pPr>
       <w:r>
         <w:t xml:space="preserve"> </w:t>
@@ -2368,14 +2060,6 @@
       </w:pPr>
       <w:r>
         <w:t xml:space="preserve">5. Daily Review Routine</w:t>
-      </w:r>
-    </w:p>
-    <w:p>
-      <w:pPr>
-        <w:spacing w:after="120"/>
-      </w:pPr>
-      <w:r>
-        <w:t xml:space="preserve">In Aria Operations for Logs, save the following queries to a dashboard. Reviewing them once per business day takes under five minutes.</w:t>
       </w:r>
     </w:p>
     <w:tbl>
@@ -2407,7 +2091,7 @@
               <w:bottom w:val="single" w:color="BFBFBF" w:sz="4"/>
               <w:right w:val="single" w:color="BFBFBF" w:sz="4"/>
             </w:tcBorders>
-            <w:shd w:fill="1F3864" w:val="clear"/>
+            <w:shd w:fill="0A1F3D" w:val="clear"/>
             <w:tcMar>
               <w:top w:type="dxa" w:w="100"/>
               <w:left w:type="dxa" w:w="140"/>
@@ -2421,11 +2105,12 @@
             </w:pPr>
             <w:r>
               <w:rPr>
+                <w:rFonts w:ascii="Arial" w:cs="Arial" w:eastAsia="Arial" w:hAnsi="Arial"/>
                 <w:b/>
                 <w:bCs/>
                 <w:color w:val="FFFFFF"/>
-                <w:sz w:val="22"/>
-                <w:szCs w:val="22"/>
+                <w:sz w:val="20"/>
+                <w:szCs w:val="20"/>
               </w:rPr>
               <w:t xml:space="preserve">Query</w:t>
             </w:r>
@@ -2440,7 +2125,7 @@
               <w:bottom w:val="single" w:color="BFBFBF" w:sz="4"/>
               <w:right w:val="single" w:color="BFBFBF" w:sz="4"/>
             </w:tcBorders>
-            <w:shd w:fill="1F3864" w:val="clear"/>
+            <w:shd w:fill="0A1F3D" w:val="clear"/>
             <w:tcMar>
               <w:top w:type="dxa" w:w="100"/>
               <w:left w:type="dxa" w:w="140"/>
@@ -2454,11 +2139,12 @@
             </w:pPr>
             <w:r>
               <w:rPr>
+                <w:rFonts w:ascii="Arial" w:cs="Arial" w:eastAsia="Arial" w:hAnsi="Arial"/>
                 <w:b/>
                 <w:bCs/>
                 <w:color w:val="FFFFFF"/>
-                <w:sz w:val="22"/>
-                <w:szCs w:val="22"/>
+                <w:sz w:val="20"/>
+                <w:szCs w:val="20"/>
               </w:rPr>
               <w:t xml:space="preserve">What you are looking for</w:t>
             </w:r>
@@ -2522,7 +2208,7 @@
                 <w:sz w:val="20"/>
                 <w:szCs w:val="20"/>
               </w:rPr>
-              <w:t xml:space="preserve">The single result block from the most recent run. Confirm Result is SUCCESS or DRY RUN COMPLETE.</w:t>
+              <w:t xml:space="preserve">The result block from the most recent run. Confirm Result is SUCCESS or DRY RUN COMPLETE.</w:t>
             </w:r>
           </w:p>
         </w:tc>
@@ -2584,7 +2270,7 @@
                 <w:sz w:val="20"/>
                 <w:szCs w:val="20"/>
               </w:rPr>
-              <w:t xml:space="preserve">Should be empty. If not, drill in — each [FAIL] entry has a self-explanatory message and the offending VM and snapshot name.</w:t>
+              <w:t xml:space="preserve">Should be empty. If not, each [FAIL] entry has the VM, snapshot, and error message.</w:t>
             </w:r>
           </w:p>
         </w:tc>
@@ -2646,7 +2332,7 @@
                 <w:sz w:val="20"/>
                 <w:szCs w:val="20"/>
               </w:rPr>
-              <w:t xml:space="preserve">Should be sparse. Frequent HOLD entries mean storage is regularly under pressure during the cleanup window. Consider moving the schedule to a quieter hour, or relaxing latencyThresholdMs.</w:t>
+              <w:t xml:space="preserve">Frequent HOLD entries mean storage is under pressure. Consider moving the schedule or relaxing latencyThresholdMs.</w:t>
             </w:r>
           </w:p>
         </w:tc>
@@ -2708,7 +2394,7 @@
                 <w:sz w:val="20"/>
                 <w:szCs w:val="20"/>
               </w:rPr>
-              <w:t xml:space="preserve">Use the structured runSummaryJson output. A deferred count &gt; 0 for more than two consecutive days is a signal worth investigating.</w:t>
+              <w:t xml:space="preserve">Deferred count &gt; 0 for more than two consecutive days warrants investigation.</w:t>
             </w:r>
           </w:p>
         </w:tc>
@@ -2716,10 +2402,945 @@
     </w:tbl>
     <w:p>
       <w:pPr>
+        <w:spacing w:after="60"/>
+      </w:pPr>
+      <w:r>
+        <w:t xml:space="preserve"> </w:t>
+      </w:r>
+    </w:p>
+    <w:p>
+      <w:pPr>
+        <w:pStyle w:val="Heading1"/>
+      </w:pPr>
+      <w:r>
+        <w:t xml:space="preserve">6. Opting a VM’s Snapshot Out of Cleanup</w:t>
+      </w:r>
+    </w:p>
+    <w:p>
+      <w:pPr>
         <w:spacing w:after="120"/>
       </w:pPr>
       <w:r>
+        <w:t xml:space="preserve">The workflow uses a </w:t>
+      </w:r>
+      <w:r>
+        <w:rPr>
+          <w:rFonts w:ascii="Consolas" w:cs="Consolas" w:eastAsia="Consolas" w:hAnsi="Consolas"/>
+          <w:sz w:val="20"/>
+          <w:szCs w:val="20"/>
+        </w:rPr>
+        <w:t xml:space="preserve">descIgnoreStrings</w:t>
+      </w:r>
+      <w:r>
+        <w:t xml:space="preserve"> input parameter — a vRO </w:t>
+      </w:r>
+      <w:r>
+        <w:rPr>
+          <w:rFonts w:ascii="Consolas" w:cs="Consolas" w:eastAsia="Consolas" w:hAnsi="Consolas"/>
+          <w:sz w:val="20"/>
+          <w:szCs w:val="20"/>
+        </w:rPr>
+        <w:t xml:space="preserve">Array/string</w:t>
+      </w:r>
+      <w:r>
+        <w:t xml:space="preserve"> — containing one or more ignore keywords. If a snapshot’s description contains any one of these keywords as a case-insensitive substring, that snapshot is skipped during cleanup. This lets different teams and tools use different keywords without having to coordinate on a single string.</w:t>
+      </w:r>
+    </w:p>
+    <w:p>
+      <w:pPr>
+        <w:pStyle w:val="Heading2"/>
+      </w:pPr>
+      <w:r>
+        <w:t xml:space="preserve">6.1 How the matching works</w:t>
+      </w:r>
+    </w:p>
+    <w:p>
+      <w:pPr>
+        <w:pStyle w:val="ListParagraph"/>
+        <w:numPr>
+          <w:ilvl w:val="0"/>
+          <w:numId w:val="2"/>
+        </w:numPr>
+        <w:spacing w:after="80"/>
+      </w:pPr>
+      <w:r>
+        <w:t xml:space="preserve">Each element in the array is checked independently.</w:t>
+      </w:r>
+    </w:p>
+    <w:p>
+      <w:pPr>
+        <w:pStyle w:val="ListParagraph"/>
+        <w:numPr>
+          <w:ilvl w:val="0"/>
+          <w:numId w:val="2"/>
+        </w:numPr>
+        <w:spacing w:after="80"/>
+      </w:pPr>
+      <w:r>
+        <w:t xml:space="preserve">The check is case-insensitive: "BACKUP" matches "veeam Backup checkpoint".</w:t>
+      </w:r>
+    </w:p>
+    <w:p>
+      <w:pPr>
+        <w:pStyle w:val="ListParagraph"/>
+        <w:numPr>
+          <w:ilvl w:val="0"/>
+          <w:numId w:val="2"/>
+        </w:numPr>
+        <w:spacing w:after="80"/>
+      </w:pPr>
+      <w:r>
+        <w:t xml:space="preserve">The check is a substring match: "KEEP" matches "KEEP-30-DAYS" and "do-not-delete-KEEP".</w:t>
+      </w:r>
+    </w:p>
+    <w:p>
+      <w:pPr>
+        <w:pStyle w:val="ListParagraph"/>
+        <w:numPr>
+          <w:ilvl w:val="0"/>
+          <w:numId w:val="2"/>
+        </w:numPr>
+        <w:spacing w:after="80"/>
+      </w:pPr>
+      <w:r>
+        <w:t xml:space="preserve">A match on any single element is enough to skip the snapshot.</w:t>
+      </w:r>
+    </w:p>
+    <w:p>
+      <w:pPr>
+        <w:pStyle w:val="ListParagraph"/>
+        <w:numPr>
+          <w:ilvl w:val="0"/>
+          <w:numId w:val="2"/>
+        </w:numPr>
+        <w:spacing w:after="80"/>
+      </w:pPr>
+      <w:r>
+        <w:t xml:space="preserve">An empty array (the default) disables the filter — no descriptions are checked.</w:t>
+      </w:r>
+    </w:p>
+    <w:p>
+      <w:pPr>
+        <w:pStyle w:val="Heading2"/>
+      </w:pPr>
+      <w:r>
+        <w:t xml:space="preserve">6.2 Example: typical production array</w:t>
+      </w:r>
+    </w:p>
+    <w:p>
+      <w:pPr>
+        <w:shd w:fill="F2F2F2" w:val="clear"/>
+        <w:spacing w:after="0" w:before="0"/>
+        <w:ind w:left="360"/>
+      </w:pPr>
+      <w:r>
+        <w:rPr>
+          <w:rFonts w:ascii="Consolas" w:cs="Consolas" w:eastAsia="Consolas" w:hAnsi="Consolas"/>
+          <w:sz w:val="18"/>
+          <w:szCs w:val="18"/>
+        </w:rPr>
+        <w:t xml:space="preserve">["BACKUP-DO-NOT-DELETE", "DR-HOLD", "KEEP", "SRM-PROTECTED"]</w:t>
+      </w:r>
+    </w:p>
+    <w:p>
+      <w:pPr>
+        <w:spacing w:after="120"/>
+      </w:pPr>
+      <w:r>
+        <w:t xml:space="preserve">With this array configured, here is how various snapshot descriptions would be handled:</w:t>
+      </w:r>
+    </w:p>
+    <w:tbl>
+      <w:tblPr>
+        <w:tblW w:type="dxa" w:w="9360"/>
+        <w:tblBorders>
+          <w:top w:val="single" w:color="auto" w:sz="4"/>
+          <w:left w:val="single" w:color="auto" w:sz="4"/>
+          <w:bottom w:val="single" w:color="auto" w:sz="4"/>
+          <w:right w:val="single" w:color="auto" w:sz="4"/>
+          <w:insideH w:val="single" w:color="auto" w:sz="4"/>
+          <w:insideV w:val="single" w:color="auto" w:sz="4"/>
+        </w:tblBorders>
+      </w:tblPr>
+      <w:tblGrid>
+        <w:gridCol w:w="4500"/>
+        <w:gridCol w:w="1300"/>
+        <w:gridCol w:w="3560"/>
+      </w:tblGrid>
+      <w:tr>
+        <w:trPr>
+          <w:tblHeader/>
+        </w:trPr>
+        <w:tc>
+          <w:tcPr>
+            <w:tcW w:type="dxa" w:w="4500"/>
+            <w:tcBorders>
+              <w:top w:val="single" w:color="BFBFBF" w:sz="4"/>
+              <w:left w:val="single" w:color="BFBFBF" w:sz="4"/>
+              <w:bottom w:val="single" w:color="BFBFBF" w:sz="4"/>
+              <w:right w:val="single" w:color="BFBFBF" w:sz="4"/>
+            </w:tcBorders>
+            <w:shd w:fill="0A1F3D" w:val="clear"/>
+            <w:tcMar>
+              <w:top w:type="dxa" w:w="100"/>
+              <w:left w:type="dxa" w:w="140"/>
+              <w:bottom w:type="dxa" w:w="100"/>
+              <w:right w:type="dxa" w:w="140"/>
+            </w:tcMar>
+          </w:tcPr>
+          <w:p>
+            <w:pPr>
+              <w:spacing w:after="0"/>
+            </w:pPr>
+            <w:r>
+              <w:rPr>
+                <w:rFonts w:ascii="Arial" w:cs="Arial" w:eastAsia="Arial" w:hAnsi="Arial"/>
+                <w:b/>
+                <w:bCs/>
+                <w:color w:val="FFFFFF"/>
+                <w:sz w:val="20"/>
+                <w:szCs w:val="20"/>
+              </w:rPr>
+              <w:t xml:space="preserve">Snapshot description</w:t>
+            </w:r>
+          </w:p>
+        </w:tc>
+        <w:tc>
+          <w:tcPr>
+            <w:tcW w:type="dxa" w:w="1300"/>
+            <w:tcBorders>
+              <w:top w:val="single" w:color="BFBFBF" w:sz="4"/>
+              <w:left w:val="single" w:color="BFBFBF" w:sz="4"/>
+              <w:bottom w:val="single" w:color="BFBFBF" w:sz="4"/>
+              <w:right w:val="single" w:color="BFBFBF" w:sz="4"/>
+            </w:tcBorders>
+            <w:shd w:fill="0A1F3D" w:val="clear"/>
+            <w:tcMar>
+              <w:top w:type="dxa" w:w="100"/>
+              <w:left w:type="dxa" w:w="140"/>
+              <w:bottom w:type="dxa" w:w="100"/>
+              <w:right w:type="dxa" w:w="140"/>
+            </w:tcMar>
+          </w:tcPr>
+          <w:p>
+            <w:pPr>
+              <w:spacing w:after="0"/>
+            </w:pPr>
+            <w:r>
+              <w:rPr>
+                <w:rFonts w:ascii="Arial" w:cs="Arial" w:eastAsia="Arial" w:hAnsi="Arial"/>
+                <w:b/>
+                <w:bCs/>
+                <w:color w:val="FFFFFF"/>
+                <w:sz w:val="20"/>
+                <w:szCs w:val="20"/>
+              </w:rPr>
+              <w:t xml:space="preserve">Skipped?</w:t>
+            </w:r>
+          </w:p>
+        </w:tc>
+        <w:tc>
+          <w:tcPr>
+            <w:tcW w:type="dxa" w:w="3560"/>
+            <w:tcBorders>
+              <w:top w:val="single" w:color="BFBFBF" w:sz="4"/>
+              <w:left w:val="single" w:color="BFBFBF" w:sz="4"/>
+              <w:bottom w:val="single" w:color="BFBFBF" w:sz="4"/>
+              <w:right w:val="single" w:color="BFBFBF" w:sz="4"/>
+            </w:tcBorders>
+            <w:shd w:fill="0A1F3D" w:val="clear"/>
+            <w:tcMar>
+              <w:top w:type="dxa" w:w="100"/>
+              <w:left w:type="dxa" w:w="140"/>
+              <w:bottom w:type="dxa" w:w="100"/>
+              <w:right w:type="dxa" w:w="140"/>
+            </w:tcMar>
+          </w:tcPr>
+          <w:p>
+            <w:pPr>
+              <w:spacing w:after="0"/>
+            </w:pPr>
+            <w:r>
+              <w:rPr>
+                <w:rFonts w:ascii="Arial" w:cs="Arial" w:eastAsia="Arial" w:hAnsi="Arial"/>
+                <w:b/>
+                <w:bCs/>
+                <w:color w:val="FFFFFF"/>
+                <w:sz w:val="20"/>
+                <w:szCs w:val="20"/>
+              </w:rPr>
+              <w:t xml:space="preserve">Why</w:t>
+            </w:r>
+          </w:p>
+        </w:tc>
+      </w:tr>
+      <w:tr>
+        <w:tc>
+          <w:tcPr>
+            <w:tcW w:type="dxa" w:w="4500"/>
+            <w:tcBorders>
+              <w:top w:val="single" w:color="BFBFBF" w:sz="4"/>
+              <w:left w:val="single" w:color="BFBFBF" w:sz="4"/>
+              <w:bottom w:val="single" w:color="BFBFBF" w:sz="4"/>
+              <w:right w:val="single" w:color="BFBFBF" w:sz="4"/>
+            </w:tcBorders>
+            <w:shd w:fill="FFFFFF" w:val="clear"/>
+            <w:tcMar>
+              <w:top w:type="dxa" w:w="80"/>
+              <w:left w:type="dxa" w:w="140"/>
+              <w:bottom w:type="dxa" w:w="80"/>
+              <w:right w:type="dxa" w:w="140"/>
+            </w:tcMar>
+          </w:tcPr>
+          <w:p>
+            <w:pPr>
+              <w:spacing w:after="40"/>
+            </w:pPr>
+            <w:r>
+              <w:rPr>
+                <w:sz w:val="20"/>
+                <w:szCs w:val="20"/>
+              </w:rPr>
+              <w:t xml:space="preserve">BACKUP-DO-NOT-DELETE</w:t>
+            </w:r>
+          </w:p>
+        </w:tc>
+        <w:tc>
+          <w:tcPr>
+            <w:tcW w:type="dxa" w:w="1300"/>
+            <w:tcBorders>
+              <w:top w:val="single" w:color="BFBFBF" w:sz="4"/>
+              <w:left w:val="single" w:color="BFBFBF" w:sz="4"/>
+              <w:bottom w:val="single" w:color="BFBFBF" w:sz="4"/>
+              <w:right w:val="single" w:color="BFBFBF" w:sz="4"/>
+            </w:tcBorders>
+            <w:shd w:fill="FFFFFF" w:val="clear"/>
+            <w:tcMar>
+              <w:top w:type="dxa" w:w="80"/>
+              <w:left w:type="dxa" w:w="140"/>
+              <w:bottom w:type="dxa" w:w="80"/>
+              <w:right w:type="dxa" w:w="140"/>
+            </w:tcMar>
+          </w:tcPr>
+          <w:p>
+            <w:pPr>
+              <w:spacing w:after="40"/>
+            </w:pPr>
+            <w:r>
+              <w:rPr>
+                <w:sz w:val="20"/>
+                <w:szCs w:val="20"/>
+              </w:rPr>
+              <w:t xml:space="preserve">Yes</w:t>
+            </w:r>
+          </w:p>
+        </w:tc>
+        <w:tc>
+          <w:tcPr>
+            <w:tcW w:type="dxa" w:w="3560"/>
+            <w:tcBorders>
+              <w:top w:val="single" w:color="BFBFBF" w:sz="4"/>
+              <w:left w:val="single" w:color="BFBFBF" w:sz="4"/>
+              <w:bottom w:val="single" w:color="BFBFBF" w:sz="4"/>
+              <w:right w:val="single" w:color="BFBFBF" w:sz="4"/>
+            </w:tcBorders>
+            <w:shd w:fill="FFFFFF" w:val="clear"/>
+            <w:tcMar>
+              <w:top w:type="dxa" w:w="80"/>
+              <w:left w:type="dxa" w:w="140"/>
+              <w:bottom w:type="dxa" w:w="80"/>
+              <w:right w:type="dxa" w:w="140"/>
+            </w:tcMar>
+          </w:tcPr>
+          <w:p>
+            <w:pPr>
+              <w:spacing w:after="40"/>
+            </w:pPr>
+            <w:r>
+              <w:rPr>
+                <w:sz w:val="20"/>
+                <w:szCs w:val="20"/>
+              </w:rPr>
+              <w:t xml:space="preserve">Exact match on first element.</w:t>
+            </w:r>
+          </w:p>
+        </w:tc>
+      </w:tr>
+      <w:tr>
+        <w:tc>
+          <w:tcPr>
+            <w:tcW w:type="dxa" w:w="4500"/>
+            <w:tcBorders>
+              <w:top w:val="single" w:color="BFBFBF" w:sz="4"/>
+              <w:left w:val="single" w:color="BFBFBF" w:sz="4"/>
+              <w:bottom w:val="single" w:color="BFBFBF" w:sz="4"/>
+              <w:right w:val="single" w:color="BFBFBF" w:sz="4"/>
+            </w:tcBorders>
+            <w:shd w:fill="F2F2F2" w:val="clear"/>
+            <w:tcMar>
+              <w:top w:type="dxa" w:w="80"/>
+              <w:left w:type="dxa" w:w="140"/>
+              <w:bottom w:type="dxa" w:w="80"/>
+              <w:right w:type="dxa" w:w="140"/>
+            </w:tcMar>
+          </w:tcPr>
+          <w:p>
+            <w:pPr>
+              <w:spacing w:after="40"/>
+            </w:pPr>
+            <w:r>
+              <w:rPr>
+                <w:sz w:val="20"/>
+                <w:szCs w:val="20"/>
+              </w:rPr>
+              <w:t xml:space="preserve">Veeam: BACKUP-DO-NOT-DELETE 2026-04-21</w:t>
+            </w:r>
+          </w:p>
+        </w:tc>
+        <w:tc>
+          <w:tcPr>
+            <w:tcW w:type="dxa" w:w="1300"/>
+            <w:tcBorders>
+              <w:top w:val="single" w:color="BFBFBF" w:sz="4"/>
+              <w:left w:val="single" w:color="BFBFBF" w:sz="4"/>
+              <w:bottom w:val="single" w:color="BFBFBF" w:sz="4"/>
+              <w:right w:val="single" w:color="BFBFBF" w:sz="4"/>
+            </w:tcBorders>
+            <w:shd w:fill="F2F2F2" w:val="clear"/>
+            <w:tcMar>
+              <w:top w:type="dxa" w:w="80"/>
+              <w:left w:type="dxa" w:w="140"/>
+              <w:bottom w:type="dxa" w:w="80"/>
+              <w:right w:type="dxa" w:w="140"/>
+            </w:tcMar>
+          </w:tcPr>
+          <w:p>
+            <w:pPr>
+              <w:spacing w:after="40"/>
+            </w:pPr>
+            <w:r>
+              <w:rPr>
+                <w:sz w:val="20"/>
+                <w:szCs w:val="20"/>
+              </w:rPr>
+              <w:t xml:space="preserve">Yes</w:t>
+            </w:r>
+          </w:p>
+        </w:tc>
+        <w:tc>
+          <w:tcPr>
+            <w:tcW w:type="dxa" w:w="3560"/>
+            <w:tcBorders>
+              <w:top w:val="single" w:color="BFBFBF" w:sz="4"/>
+              <w:left w:val="single" w:color="BFBFBF" w:sz="4"/>
+              <w:bottom w:val="single" w:color="BFBFBF" w:sz="4"/>
+              <w:right w:val="single" w:color="BFBFBF" w:sz="4"/>
+            </w:tcBorders>
+            <w:shd w:fill="F2F2F2" w:val="clear"/>
+            <w:tcMar>
+              <w:top w:type="dxa" w:w="80"/>
+              <w:left w:type="dxa" w:w="140"/>
+              <w:bottom w:type="dxa" w:w="80"/>
+              <w:right w:type="dxa" w:w="140"/>
+            </w:tcMar>
+          </w:tcPr>
+          <w:p>
+            <w:pPr>
+              <w:spacing w:after="40"/>
+            </w:pPr>
+            <w:r>
+              <w:rPr>
+                <w:sz w:val="20"/>
+                <w:szCs w:val="20"/>
+              </w:rPr>
+              <w:t xml:space="preserve">Substring match on first element.</w:t>
+            </w:r>
+          </w:p>
+        </w:tc>
+      </w:tr>
+      <w:tr>
+        <w:tc>
+          <w:tcPr>
+            <w:tcW w:type="dxa" w:w="4500"/>
+            <w:tcBorders>
+              <w:top w:val="single" w:color="BFBFBF" w:sz="4"/>
+              <w:left w:val="single" w:color="BFBFBF" w:sz="4"/>
+              <w:bottom w:val="single" w:color="BFBFBF" w:sz="4"/>
+              <w:right w:val="single" w:color="BFBFBF" w:sz="4"/>
+            </w:tcBorders>
+            <w:shd w:fill="FFFFFF" w:val="clear"/>
+            <w:tcMar>
+              <w:top w:type="dxa" w:w="80"/>
+              <w:left w:type="dxa" w:w="140"/>
+              <w:bottom w:type="dxa" w:w="80"/>
+              <w:right w:type="dxa" w:w="140"/>
+            </w:tcMar>
+          </w:tcPr>
+          <w:p>
+            <w:pPr>
+              <w:spacing w:after="40"/>
+            </w:pPr>
+            <w:r>
+              <w:rPr>
+                <w:sz w:val="20"/>
+                <w:szCs w:val="20"/>
+              </w:rPr>
+              <w:t xml:space="preserve">pre-upgrade DR-hold checkpoint</w:t>
+            </w:r>
+          </w:p>
+        </w:tc>
+        <w:tc>
+          <w:tcPr>
+            <w:tcW w:type="dxa" w:w="1300"/>
+            <w:tcBorders>
+              <w:top w:val="single" w:color="BFBFBF" w:sz="4"/>
+              <w:left w:val="single" w:color="BFBFBF" w:sz="4"/>
+              <w:bottom w:val="single" w:color="BFBFBF" w:sz="4"/>
+              <w:right w:val="single" w:color="BFBFBF" w:sz="4"/>
+            </w:tcBorders>
+            <w:shd w:fill="FFFFFF" w:val="clear"/>
+            <w:tcMar>
+              <w:top w:type="dxa" w:w="80"/>
+              <w:left w:type="dxa" w:w="140"/>
+              <w:bottom w:type="dxa" w:w="80"/>
+              <w:right w:type="dxa" w:w="140"/>
+            </w:tcMar>
+          </w:tcPr>
+          <w:p>
+            <w:pPr>
+              <w:spacing w:after="40"/>
+            </w:pPr>
+            <w:r>
+              <w:rPr>
+                <w:sz w:val="20"/>
+                <w:szCs w:val="20"/>
+              </w:rPr>
+              <w:t xml:space="preserve">Yes</w:t>
+            </w:r>
+          </w:p>
+        </w:tc>
+        <w:tc>
+          <w:tcPr>
+            <w:tcW w:type="dxa" w:w="3560"/>
+            <w:tcBorders>
+              <w:top w:val="single" w:color="BFBFBF" w:sz="4"/>
+              <w:left w:val="single" w:color="BFBFBF" w:sz="4"/>
+              <w:bottom w:val="single" w:color="BFBFBF" w:sz="4"/>
+              <w:right w:val="single" w:color="BFBFBF" w:sz="4"/>
+            </w:tcBorders>
+            <w:shd w:fill="FFFFFF" w:val="clear"/>
+            <w:tcMar>
+              <w:top w:type="dxa" w:w="80"/>
+              <w:left w:type="dxa" w:w="140"/>
+              <w:bottom w:type="dxa" w:w="80"/>
+              <w:right w:type="dxa" w:w="140"/>
+            </w:tcMar>
+          </w:tcPr>
+          <w:p>
+            <w:pPr>
+              <w:spacing w:after="40"/>
+            </w:pPr>
+            <w:r>
+              <w:rPr>
+                <w:sz w:val="20"/>
+                <w:szCs w:val="20"/>
+              </w:rPr>
+              <w:t xml:space="preserve">Substring match on "DR-HOLD" (case-insensitive).</w:t>
+            </w:r>
+          </w:p>
+        </w:tc>
+      </w:tr>
+      <w:tr>
+        <w:tc>
+          <w:tcPr>
+            <w:tcW w:type="dxa" w:w="4500"/>
+            <w:tcBorders>
+              <w:top w:val="single" w:color="BFBFBF" w:sz="4"/>
+              <w:left w:val="single" w:color="BFBFBF" w:sz="4"/>
+              <w:bottom w:val="single" w:color="BFBFBF" w:sz="4"/>
+              <w:right w:val="single" w:color="BFBFBF" w:sz="4"/>
+            </w:tcBorders>
+            <w:shd w:fill="F2F2F2" w:val="clear"/>
+            <w:tcMar>
+              <w:top w:type="dxa" w:w="80"/>
+              <w:left w:type="dxa" w:w="140"/>
+              <w:bottom w:type="dxa" w:w="80"/>
+              <w:right w:type="dxa" w:w="140"/>
+            </w:tcMar>
+          </w:tcPr>
+          <w:p>
+            <w:pPr>
+              <w:spacing w:after="40"/>
+            </w:pPr>
+            <w:r>
+              <w:rPr>
+                <w:sz w:val="20"/>
+                <w:szCs w:val="20"/>
+              </w:rPr>
+              <w:t xml:space="preserve">SRM failover point — srm-protected</w:t>
+            </w:r>
+          </w:p>
+        </w:tc>
+        <w:tc>
+          <w:tcPr>
+            <w:tcW w:type="dxa" w:w="1300"/>
+            <w:tcBorders>
+              <w:top w:val="single" w:color="BFBFBF" w:sz="4"/>
+              <w:left w:val="single" w:color="BFBFBF" w:sz="4"/>
+              <w:bottom w:val="single" w:color="BFBFBF" w:sz="4"/>
+              <w:right w:val="single" w:color="BFBFBF" w:sz="4"/>
+            </w:tcBorders>
+            <w:shd w:fill="F2F2F2" w:val="clear"/>
+            <w:tcMar>
+              <w:top w:type="dxa" w:w="80"/>
+              <w:left w:type="dxa" w:w="140"/>
+              <w:bottom w:type="dxa" w:w="80"/>
+              <w:right w:type="dxa" w:w="140"/>
+            </w:tcMar>
+          </w:tcPr>
+          <w:p>
+            <w:pPr>
+              <w:spacing w:after="40"/>
+            </w:pPr>
+            <w:r>
+              <w:rPr>
+                <w:sz w:val="20"/>
+                <w:szCs w:val="20"/>
+              </w:rPr>
+              <w:t xml:space="preserve">Yes</w:t>
+            </w:r>
+          </w:p>
+        </w:tc>
+        <w:tc>
+          <w:tcPr>
+            <w:tcW w:type="dxa" w:w="3560"/>
+            <w:tcBorders>
+              <w:top w:val="single" w:color="BFBFBF" w:sz="4"/>
+              <w:left w:val="single" w:color="BFBFBF" w:sz="4"/>
+              <w:bottom w:val="single" w:color="BFBFBF" w:sz="4"/>
+              <w:right w:val="single" w:color="BFBFBF" w:sz="4"/>
+            </w:tcBorders>
+            <w:shd w:fill="F2F2F2" w:val="clear"/>
+            <w:tcMar>
+              <w:top w:type="dxa" w:w="80"/>
+              <w:left w:type="dxa" w:w="140"/>
+              <w:bottom w:type="dxa" w:w="80"/>
+              <w:right w:type="dxa" w:w="140"/>
+            </w:tcMar>
+          </w:tcPr>
+          <w:p>
+            <w:pPr>
+              <w:spacing w:after="40"/>
+            </w:pPr>
+            <w:r>
+              <w:rPr>
+                <w:sz w:val="20"/>
+                <w:szCs w:val="20"/>
+              </w:rPr>
+              <w:t xml:space="preserve">Substring match on "SRM-PROTECTED" (case-insensitive).</w:t>
+            </w:r>
+          </w:p>
+        </w:tc>
+      </w:tr>
+      <w:tr>
+        <w:tc>
+          <w:tcPr>
+            <w:tcW w:type="dxa" w:w="4500"/>
+            <w:tcBorders>
+              <w:top w:val="single" w:color="BFBFBF" w:sz="4"/>
+              <w:left w:val="single" w:color="BFBFBF" w:sz="4"/>
+              <w:bottom w:val="single" w:color="BFBFBF" w:sz="4"/>
+              <w:right w:val="single" w:color="BFBFBF" w:sz="4"/>
+            </w:tcBorders>
+            <w:shd w:fill="FFFFFF" w:val="clear"/>
+            <w:tcMar>
+              <w:top w:type="dxa" w:w="80"/>
+              <w:left w:type="dxa" w:w="140"/>
+              <w:bottom w:type="dxa" w:w="80"/>
+              <w:right w:type="dxa" w:w="140"/>
+            </w:tcMar>
+          </w:tcPr>
+          <w:p>
+            <w:pPr>
+              <w:spacing w:after="40"/>
+            </w:pPr>
+            <w:r>
+              <w:rPr>
+                <w:sz w:val="20"/>
+                <w:szCs w:val="20"/>
+              </w:rPr>
+              <w:t xml:space="preserve">KEEP until Q3 review</w:t>
+            </w:r>
+          </w:p>
+        </w:tc>
+        <w:tc>
+          <w:tcPr>
+            <w:tcW w:type="dxa" w:w="1300"/>
+            <w:tcBorders>
+              <w:top w:val="single" w:color="BFBFBF" w:sz="4"/>
+              <w:left w:val="single" w:color="BFBFBF" w:sz="4"/>
+              <w:bottom w:val="single" w:color="BFBFBF" w:sz="4"/>
+              <w:right w:val="single" w:color="BFBFBF" w:sz="4"/>
+            </w:tcBorders>
+            <w:shd w:fill="FFFFFF" w:val="clear"/>
+            <w:tcMar>
+              <w:top w:type="dxa" w:w="80"/>
+              <w:left w:type="dxa" w:w="140"/>
+              <w:bottom w:type="dxa" w:w="80"/>
+              <w:right w:type="dxa" w:w="140"/>
+            </w:tcMar>
+          </w:tcPr>
+          <w:p>
+            <w:pPr>
+              <w:spacing w:after="40"/>
+            </w:pPr>
+            <w:r>
+              <w:rPr>
+                <w:sz w:val="20"/>
+                <w:szCs w:val="20"/>
+              </w:rPr>
+              <w:t xml:space="preserve">Yes</w:t>
+            </w:r>
+          </w:p>
+        </w:tc>
+        <w:tc>
+          <w:tcPr>
+            <w:tcW w:type="dxa" w:w="3560"/>
+            <w:tcBorders>
+              <w:top w:val="single" w:color="BFBFBF" w:sz="4"/>
+              <w:left w:val="single" w:color="BFBFBF" w:sz="4"/>
+              <w:bottom w:val="single" w:color="BFBFBF" w:sz="4"/>
+              <w:right w:val="single" w:color="BFBFBF" w:sz="4"/>
+            </w:tcBorders>
+            <w:shd w:fill="FFFFFF" w:val="clear"/>
+            <w:tcMar>
+              <w:top w:type="dxa" w:w="80"/>
+              <w:left w:type="dxa" w:w="140"/>
+              <w:bottom w:type="dxa" w:w="80"/>
+              <w:right w:type="dxa" w:w="140"/>
+            </w:tcMar>
+          </w:tcPr>
+          <w:p>
+            <w:pPr>
+              <w:spacing w:after="40"/>
+            </w:pPr>
+            <w:r>
+              <w:rPr>
+                <w:sz w:val="20"/>
+                <w:szCs w:val="20"/>
+              </w:rPr>
+              <w:t xml:space="preserve">Substring match on "KEEP".</w:t>
+            </w:r>
+          </w:p>
+        </w:tc>
+      </w:tr>
+      <w:tr>
+        <w:tc>
+          <w:tcPr>
+            <w:tcW w:type="dxa" w:w="4500"/>
+            <w:tcBorders>
+              <w:top w:val="single" w:color="BFBFBF" w:sz="4"/>
+              <w:left w:val="single" w:color="BFBFBF" w:sz="4"/>
+              <w:bottom w:val="single" w:color="BFBFBF" w:sz="4"/>
+              <w:right w:val="single" w:color="BFBFBF" w:sz="4"/>
+            </w:tcBorders>
+            <w:shd w:fill="F2F2F2" w:val="clear"/>
+            <w:tcMar>
+              <w:top w:type="dxa" w:w="80"/>
+              <w:left w:type="dxa" w:w="140"/>
+              <w:bottom w:type="dxa" w:w="80"/>
+              <w:right w:type="dxa" w:w="140"/>
+            </w:tcMar>
+          </w:tcPr>
+          <w:p>
+            <w:pPr>
+              <w:spacing w:after="40"/>
+            </w:pPr>
+            <w:r>
+              <w:rPr>
+                <w:sz w:val="20"/>
+                <w:szCs w:val="20"/>
+              </w:rPr>
+              <w:t xml:space="preserve">pre-upgrade restore point</w:t>
+            </w:r>
+          </w:p>
+        </w:tc>
+        <w:tc>
+          <w:tcPr>
+            <w:tcW w:type="dxa" w:w="1300"/>
+            <w:tcBorders>
+              <w:top w:val="single" w:color="BFBFBF" w:sz="4"/>
+              <w:left w:val="single" w:color="BFBFBF" w:sz="4"/>
+              <w:bottom w:val="single" w:color="BFBFBF" w:sz="4"/>
+              <w:right w:val="single" w:color="BFBFBF" w:sz="4"/>
+            </w:tcBorders>
+            <w:shd w:fill="F2F2F2" w:val="clear"/>
+            <w:tcMar>
+              <w:top w:type="dxa" w:w="80"/>
+              <w:left w:type="dxa" w:w="140"/>
+              <w:bottom w:type="dxa" w:w="80"/>
+              <w:right w:type="dxa" w:w="140"/>
+            </w:tcMar>
+          </w:tcPr>
+          <w:p>
+            <w:pPr>
+              <w:spacing w:after="40"/>
+            </w:pPr>
+            <w:r>
+              <w:rPr>
+                <w:sz w:val="20"/>
+                <w:szCs w:val="20"/>
+              </w:rPr>
+              <w:t xml:space="preserve">No</w:t>
+            </w:r>
+          </w:p>
+        </w:tc>
+        <w:tc>
+          <w:tcPr>
+            <w:tcW w:type="dxa" w:w="3560"/>
+            <w:tcBorders>
+              <w:top w:val="single" w:color="BFBFBF" w:sz="4"/>
+              <w:left w:val="single" w:color="BFBFBF" w:sz="4"/>
+              <w:bottom w:val="single" w:color="BFBFBF" w:sz="4"/>
+              <w:right w:val="single" w:color="BFBFBF" w:sz="4"/>
+            </w:tcBorders>
+            <w:shd w:fill="F2F2F2" w:val="clear"/>
+            <w:tcMar>
+              <w:top w:type="dxa" w:w="80"/>
+              <w:left w:type="dxa" w:w="140"/>
+              <w:bottom w:type="dxa" w:w="80"/>
+              <w:right w:type="dxa" w:w="140"/>
+            </w:tcMar>
+          </w:tcPr>
+          <w:p>
+            <w:pPr>
+              <w:spacing w:after="40"/>
+            </w:pPr>
+            <w:r>
+              <w:rPr>
+                <w:sz w:val="20"/>
+                <w:szCs w:val="20"/>
+              </w:rPr>
+              <w:t xml:space="preserve">No element matched. Will be removed once it ages out.</w:t>
+            </w:r>
+          </w:p>
+        </w:tc>
+      </w:tr>
+      <w:tr>
+        <w:tc>
+          <w:tcPr>
+            <w:tcW w:type="dxa" w:w="4500"/>
+            <w:tcBorders>
+              <w:top w:val="single" w:color="BFBFBF" w:sz="4"/>
+              <w:left w:val="single" w:color="BFBFBF" w:sz="4"/>
+              <w:bottom w:val="single" w:color="BFBFBF" w:sz="4"/>
+              <w:right w:val="single" w:color="BFBFBF" w:sz="4"/>
+            </w:tcBorders>
+            <w:shd w:fill="FFFFFF" w:val="clear"/>
+            <w:tcMar>
+              <w:top w:type="dxa" w:w="80"/>
+              <w:left w:type="dxa" w:w="140"/>
+              <w:bottom w:type="dxa" w:w="80"/>
+              <w:right w:type="dxa" w:w="140"/>
+            </w:tcMar>
+          </w:tcPr>
+          <w:p>
+            <w:pPr>
+              <w:spacing w:after="40"/>
+            </w:pPr>
+            <w:r>
+              <w:rPr>
+                <w:sz w:val="20"/>
+                <w:szCs w:val="20"/>
+              </w:rPr>
+              <w:t xml:space="preserve">(empty description)</w:t>
+            </w:r>
+          </w:p>
+        </w:tc>
+        <w:tc>
+          <w:tcPr>
+            <w:tcW w:type="dxa" w:w="1300"/>
+            <w:tcBorders>
+              <w:top w:val="single" w:color="BFBFBF" w:sz="4"/>
+              <w:left w:val="single" w:color="BFBFBF" w:sz="4"/>
+              <w:bottom w:val="single" w:color="BFBFBF" w:sz="4"/>
+              <w:right w:val="single" w:color="BFBFBF" w:sz="4"/>
+            </w:tcBorders>
+            <w:shd w:fill="FFFFFF" w:val="clear"/>
+            <w:tcMar>
+              <w:top w:type="dxa" w:w="80"/>
+              <w:left w:type="dxa" w:w="140"/>
+              <w:bottom w:type="dxa" w:w="80"/>
+              <w:right w:type="dxa" w:w="140"/>
+            </w:tcMar>
+          </w:tcPr>
+          <w:p>
+            <w:pPr>
+              <w:spacing w:after="40"/>
+            </w:pPr>
+            <w:r>
+              <w:rPr>
+                <w:sz w:val="20"/>
+                <w:szCs w:val="20"/>
+              </w:rPr>
+              <w:t xml:space="preserve">No</w:t>
+            </w:r>
+          </w:p>
+        </w:tc>
+        <w:tc>
+          <w:tcPr>
+            <w:tcW w:type="dxa" w:w="3560"/>
+            <w:tcBorders>
+              <w:top w:val="single" w:color="BFBFBF" w:sz="4"/>
+              <w:left w:val="single" w:color="BFBFBF" w:sz="4"/>
+              <w:bottom w:val="single" w:color="BFBFBF" w:sz="4"/>
+              <w:right w:val="single" w:color="BFBFBF" w:sz="4"/>
+            </w:tcBorders>
+            <w:shd w:fill="FFFFFF" w:val="clear"/>
+            <w:tcMar>
+              <w:top w:type="dxa" w:w="80"/>
+              <w:left w:type="dxa" w:w="140"/>
+              <w:bottom w:type="dxa" w:w="80"/>
+              <w:right w:type="dxa" w:w="140"/>
+            </w:tcMar>
+          </w:tcPr>
+          <w:p>
+            <w:pPr>
+              <w:spacing w:after="40"/>
+            </w:pPr>
+            <w:r>
+              <w:rPr>
+                <w:sz w:val="20"/>
+                <w:szCs w:val="20"/>
+              </w:rPr>
+              <w:t xml:space="preserve">No element matched.</w:t>
+            </w:r>
+          </w:p>
+        </w:tc>
+      </w:tr>
+    </w:tbl>
+    <w:p>
+      <w:pPr>
+        <w:spacing w:after="60"/>
+      </w:pPr>
+      <w:r>
         <w:t xml:space="preserve"> </w:t>
+      </w:r>
+    </w:p>
+    <w:p>
+      <w:pPr>
+        <w:pStyle w:val="Heading2"/>
+      </w:pPr>
+      <w:r>
+        <w:t xml:space="preserve">6.3 How to opt out</w:t>
+      </w:r>
+    </w:p>
+    <w:p>
+      <w:pPr>
+        <w:spacing w:after="120"/>
+      </w:pPr>
+      <w:r>
+        <w:t xml:space="preserve">In vSphere Client: open the VM → Snapshots → select the snapshot → Edit → update the Description field to include one of the configured keywords → OK. The next scheduled run will respect the new description.</w:t>
       </w:r>
     </w:p>
     <w:tbl>
@@ -2748,7 +3369,7 @@
               <w:bottom w:val="none"/>
               <w:right w:val="none"/>
             </w:tcBorders>
-            <w:shd w:fill="2E75B6" w:val="clear"/>
+            <w:shd w:fill="1565C0" w:val="clear"/>
             <w:tcMar>
               <w:top w:type="dxa" w:w="0"/>
               <w:left w:type="dxa" w:w="0"/>
@@ -2790,11 +3411,10 @@
               <w:rPr>
                 <w:b/>
                 <w:bCs/>
-                <w:color w:val="1F1F1F"/>
                 <w:sz w:val="22"/>
                 <w:szCs w:val="22"/>
               </w:rPr>
-              <w:t xml:space="preserve">What “normal” looks like</w:t>
+              <w:t xml:space="preserve">Description filter beats age filter</w:t>
             </w:r>
           </w:p>
           <w:p>
@@ -2806,7 +3426,7 @@
                 <w:sz w:val="22"/>
                 <w:szCs w:val="22"/>
               </w:rPr>
-              <w:t xml:space="preserve">Once the environment is in steady state, most days should produce a Deleted count in the single digits (or zero), no errors, and either zero or one or two skipped/deferred items. A sudden spike in deletion count usually means someone created a lot of snapshots last week (release activity, troubleshooting); investigate if that does not match what you know happened.</w:t>
+              <w:t xml:space="preserve">If a snapshot description contains any of the configured keywords, it is skipped regardless of how old it is. The workflow treats the description as an explicit instruction from a human or a backup product.</w:t>
             </w:r>
           </w:p>
         </w:tc>
@@ -2814,10 +3434,120 @@
     </w:tbl>
     <w:p>
       <w:pPr>
+        <w:pStyle w:val="Heading2"/>
+      </w:pPr>
+      <w:r>
+        <w:t xml:space="preserve">6.4 Adding a new keyword</w:t>
+      </w:r>
+    </w:p>
+    <w:p>
+      <w:pPr>
+        <w:spacing w:after="120"/>
+      </w:pPr>
+      <w:r>
+        <w:t xml:space="preserve">To add a new ignore keyword (for example, a new DR tool or a temporary maintenance hold): ask your vRO administrator to edit the schedule’s descIgnoreStrings array input and append the new keyword. This takes effect on the next scheduled run — no workflow modification or redeployment is required.</w:t>
+      </w:r>
+    </w:p>
+    <w:p>
+      <w:pPr>
         <w:pStyle w:val="Heading1"/>
       </w:pPr>
       <w:r>
-        <w:t xml:space="preserve">6. Opting a VM’s Snapshot Out of Cleanup</w:t>
+        <w:t xml:space="preserve">7. Switching Dry Run On or Off</w:t>
+      </w:r>
+    </w:p>
+    <w:p>
+      <w:pPr>
+        <w:pStyle w:val="ListParagraph"/>
+        <w:numPr>
+          <w:ilvl w:val="0"/>
+          <w:numId w:val="3"/>
+        </w:numPr>
+        <w:spacing w:after="80"/>
+      </w:pPr>
+      <w:r>
+        <w:t xml:space="preserve">Per-run override (highest precedence) when starting manually.</w:t>
+      </w:r>
+    </w:p>
+    <w:p>
+      <w:pPr>
+        <w:pStyle w:val="ListParagraph"/>
+        <w:numPr>
+          <w:ilvl w:val="0"/>
+          <w:numId w:val="3"/>
+        </w:numPr>
+        <w:spacing w:after="80"/>
+      </w:pPr>
+      <w:r>
+        <w:t xml:space="preserve">Schedule-specific override on the schedule definition.</w:t>
+      </w:r>
+    </w:p>
+    <w:p>
+      <w:pPr>
+        <w:pStyle w:val="ListParagraph"/>
+        <w:numPr>
+          <w:ilvl w:val="0"/>
+          <w:numId w:val="3"/>
+        </w:numPr>
+        <w:spacing w:after="80"/>
+      </w:pPr>
+      <w:r>
+        <w:t xml:space="preserve">Workflow input default (fallback; should always be true).</w:t>
+      </w:r>
+    </w:p>
+    <w:p>
+      <w:pPr>
+        <w:pStyle w:val="Heading2"/>
+      </w:pPr>
+      <w:r>
+        <w:t xml:space="preserve">7.1 Switching the schedule from dry to live</w:t>
+      </w:r>
+    </w:p>
+    <w:p>
+      <w:pPr>
+        <w:pStyle w:val="ListParagraph"/>
+        <w:numPr>
+          <w:ilvl w:val="0"/>
+          <w:numId w:val="3"/>
+        </w:numPr>
+        <w:spacing w:after="80"/>
+      </w:pPr>
+      <w:r>
+        <w:t xml:space="preserve">Workflow → Schedule tab → active schedule entry.</w:t>
+      </w:r>
+    </w:p>
+    <w:p>
+      <w:pPr>
+        <w:pStyle w:val="ListParagraph"/>
+        <w:numPr>
+          <w:ilvl w:val="0"/>
+          <w:numId w:val="3"/>
+        </w:numPr>
+        <w:spacing w:after="80"/>
+      </w:pPr>
+      <w:r>
+        <w:t xml:space="preserve">Inputs tab → set dryRun = false.</w:t>
+      </w:r>
+    </w:p>
+    <w:p>
+      <w:pPr>
+        <w:pStyle w:val="ListParagraph"/>
+        <w:numPr>
+          <w:ilvl w:val="0"/>
+          <w:numId w:val="3"/>
+        </w:numPr>
+        <w:spacing w:after="80"/>
+      </w:pPr>
+      <w:r>
+        <w:t xml:space="preserve">Save.</w:t>
+      </w:r>
+    </w:p>
+    <w:p>
+      <w:pPr>
+        <w:pStyle w:val="Heading1"/>
+      </w:pPr>
+      <w:r>
+        <w:t xml:space="preserve">8. Manual Lock Recovery</w:t>
       </w:r>
     </w:p>
     <w:p>
@@ -2825,443 +3555,7 @@
         <w:spacing w:after="120"/>
       </w:pPr>
       <w:r>
-        <w:t xml:space="preserve">If you have a snapshot that must not be removed by automated cleanup — a backup checkpoint, a known-good restore point before a major change, a long-running troubleshooting freeze — add the configured ignore string to the snapshot’s description.</w:t>
-      </w:r>
-    </w:p>
-    <w:p>
-      <w:pPr>
-        <w:spacing w:after="120"/>
-      </w:pPr>
-      <w:r>
-        <w:t xml:space="preserve">Confirm the exact ignore string with your vRO administrator. A common convention is </w:t>
-      </w:r>
-      <w:r>
-        <w:rPr>
-          <w:rFonts w:ascii="Consolas" w:cs="Consolas" w:eastAsia="Consolas" w:hAnsi="Consolas"/>
-          <w:sz w:val="22"/>
-          <w:szCs w:val="22"/>
-        </w:rPr>
-        <w:t xml:space="preserve">BACKUP-DO-NOT-DELETE</w:t>
-      </w:r>
-      <w:r>
-        <w:t xml:space="preserve"> or </w:t>
-      </w:r>
-      <w:r>
-        <w:rPr>
-          <w:rFonts w:ascii="Consolas" w:cs="Consolas" w:eastAsia="Consolas" w:hAnsi="Consolas"/>
-          <w:sz w:val="22"/>
-          <w:szCs w:val="22"/>
-        </w:rPr>
-        <w:t xml:space="preserve">KEEP</w:t>
-      </w:r>
-      <w:r>
-        <w:t xml:space="preserve">. The match is case-insensitive and is a substring match, so this works:</w:t>
-      </w:r>
-    </w:p>
-    <w:tbl>
-      <w:tblPr>
-        <w:tblW w:type="dxa" w:w="9360"/>
-        <w:tblBorders>
-          <w:top w:val="single" w:color="auto" w:sz="4"/>
-          <w:left w:val="single" w:color="auto" w:sz="4"/>
-          <w:bottom w:val="single" w:color="auto" w:sz="4"/>
-          <w:right w:val="single" w:color="auto" w:sz="4"/>
-          <w:insideH w:val="single" w:color="auto" w:sz="4"/>
-          <w:insideV w:val="single" w:color="auto" w:sz="4"/>
-        </w:tblBorders>
-      </w:tblPr>
-      <w:tblGrid>
-        <w:gridCol w:w="4500"/>
-        <w:gridCol w:w="4860"/>
-      </w:tblGrid>
-      <w:tr>
-        <w:trPr>
-          <w:tblHeader/>
-        </w:trPr>
-        <w:tc>
-          <w:tcPr>
-            <w:tcW w:type="dxa" w:w="4500"/>
-            <w:tcBorders>
-              <w:top w:val="single" w:color="BFBFBF" w:sz="4"/>
-              <w:left w:val="single" w:color="BFBFBF" w:sz="4"/>
-              <w:bottom w:val="single" w:color="BFBFBF" w:sz="4"/>
-              <w:right w:val="single" w:color="BFBFBF" w:sz="4"/>
-            </w:tcBorders>
-            <w:shd w:fill="1F3864" w:val="clear"/>
-            <w:tcMar>
-              <w:top w:type="dxa" w:w="100"/>
-              <w:left w:type="dxa" w:w="140"/>
-              <w:bottom w:type="dxa" w:w="100"/>
-              <w:right w:type="dxa" w:w="140"/>
-            </w:tcMar>
-          </w:tcPr>
-          <w:p>
-            <w:pPr>
-              <w:spacing w:after="0"/>
-            </w:pPr>
-            <w:r>
-              <w:rPr>
-                <w:b/>
-                <w:bCs/>
-                <w:color w:val="FFFFFF"/>
-                <w:sz w:val="22"/>
-                <w:szCs w:val="22"/>
-              </w:rPr>
-              <w:t xml:space="preserve">Snapshot description</w:t>
-            </w:r>
-          </w:p>
-        </w:tc>
-        <w:tc>
-          <w:tcPr>
-            <w:tcW w:type="dxa" w:w="4860"/>
-            <w:tcBorders>
-              <w:top w:val="single" w:color="BFBFBF" w:sz="4"/>
-              <w:left w:val="single" w:color="BFBFBF" w:sz="4"/>
-              <w:bottom w:val="single" w:color="BFBFBF" w:sz="4"/>
-              <w:right w:val="single" w:color="BFBFBF" w:sz="4"/>
-            </w:tcBorders>
-            <w:shd w:fill="1F3864" w:val="clear"/>
-            <w:tcMar>
-              <w:top w:type="dxa" w:w="100"/>
-              <w:left w:type="dxa" w:w="140"/>
-              <w:bottom w:type="dxa" w:w="100"/>
-              <w:right w:type="dxa" w:w="140"/>
-            </w:tcMar>
-          </w:tcPr>
-          <w:p>
-            <w:pPr>
-              <w:spacing w:after="0"/>
-            </w:pPr>
-            <w:r>
-              <w:rPr>
-                <w:b/>
-                <w:bCs/>
-                <w:color w:val="FFFFFF"/>
-                <w:sz w:val="22"/>
-                <w:szCs w:val="22"/>
-              </w:rPr>
-              <w:t xml:space="preserve">Will be skipped?</w:t>
-            </w:r>
-          </w:p>
-        </w:tc>
-      </w:tr>
-      <w:tr>
-        <w:tc>
-          <w:tcPr>
-            <w:tcW w:type="dxa" w:w="4500"/>
-            <w:tcBorders>
-              <w:top w:val="single" w:color="BFBFBF" w:sz="4"/>
-              <w:left w:val="single" w:color="BFBFBF" w:sz="4"/>
-              <w:bottom w:val="single" w:color="BFBFBF" w:sz="4"/>
-              <w:right w:val="single" w:color="BFBFBF" w:sz="4"/>
-            </w:tcBorders>
-            <w:shd w:fill="FFFFFF" w:val="clear"/>
-            <w:tcMar>
-              <w:top w:type="dxa" w:w="80"/>
-              <w:left w:type="dxa" w:w="140"/>
-              <w:bottom w:type="dxa" w:w="80"/>
-              <w:right w:type="dxa" w:w="140"/>
-            </w:tcMar>
-          </w:tcPr>
-          <w:p>
-            <w:pPr>
-              <w:spacing w:after="40"/>
-            </w:pPr>
-            <w:r>
-              <w:rPr>
-                <w:sz w:val="20"/>
-                <w:szCs w:val="20"/>
-              </w:rPr>
-              <w:t xml:space="preserve">BACKUP-DO-NOT-DELETE</w:t>
-            </w:r>
-          </w:p>
-        </w:tc>
-        <w:tc>
-          <w:tcPr>
-            <w:tcW w:type="dxa" w:w="4860"/>
-            <w:tcBorders>
-              <w:top w:val="single" w:color="BFBFBF" w:sz="4"/>
-              <w:left w:val="single" w:color="BFBFBF" w:sz="4"/>
-              <w:bottom w:val="single" w:color="BFBFBF" w:sz="4"/>
-              <w:right w:val="single" w:color="BFBFBF" w:sz="4"/>
-            </w:tcBorders>
-            <w:shd w:fill="FFFFFF" w:val="clear"/>
-            <w:tcMar>
-              <w:top w:type="dxa" w:w="80"/>
-              <w:left w:type="dxa" w:w="140"/>
-              <w:bottom w:type="dxa" w:w="80"/>
-              <w:right w:type="dxa" w:w="140"/>
-            </w:tcMar>
-          </w:tcPr>
-          <w:p>
-            <w:pPr>
-              <w:spacing w:after="40"/>
-            </w:pPr>
-            <w:r>
-              <w:rPr>
-                <w:sz w:val="20"/>
-                <w:szCs w:val="20"/>
-              </w:rPr>
-              <w:t xml:space="preserve">Yes</w:t>
-            </w:r>
-          </w:p>
-        </w:tc>
-      </w:tr>
-      <w:tr>
-        <w:tc>
-          <w:tcPr>
-            <w:tcW w:type="dxa" w:w="4500"/>
-            <w:tcBorders>
-              <w:top w:val="single" w:color="BFBFBF" w:sz="4"/>
-              <w:left w:val="single" w:color="BFBFBF" w:sz="4"/>
-              <w:bottom w:val="single" w:color="BFBFBF" w:sz="4"/>
-              <w:right w:val="single" w:color="BFBFBF" w:sz="4"/>
-            </w:tcBorders>
-            <w:shd w:fill="F2F2F2" w:val="clear"/>
-            <w:tcMar>
-              <w:top w:type="dxa" w:w="80"/>
-              <w:left w:type="dxa" w:w="140"/>
-              <w:bottom w:type="dxa" w:w="80"/>
-              <w:right w:type="dxa" w:w="140"/>
-            </w:tcMar>
-          </w:tcPr>
-          <w:p>
-            <w:pPr>
-              <w:spacing w:after="40"/>
-            </w:pPr>
-            <w:r>
-              <w:rPr>
-                <w:sz w:val="20"/>
-                <w:szCs w:val="20"/>
-              </w:rPr>
-              <w:t xml:space="preserve">Veeam: BACKUP-DO-NOT-DELETE 2026-04-21</w:t>
-            </w:r>
-          </w:p>
-        </w:tc>
-        <w:tc>
-          <w:tcPr>
-            <w:tcW w:type="dxa" w:w="4860"/>
-            <w:tcBorders>
-              <w:top w:val="single" w:color="BFBFBF" w:sz="4"/>
-              <w:left w:val="single" w:color="BFBFBF" w:sz="4"/>
-              <w:bottom w:val="single" w:color="BFBFBF" w:sz="4"/>
-              <w:right w:val="single" w:color="BFBFBF" w:sz="4"/>
-            </w:tcBorders>
-            <w:shd w:fill="F2F2F2" w:val="clear"/>
-            <w:tcMar>
-              <w:top w:type="dxa" w:w="80"/>
-              <w:left w:type="dxa" w:w="140"/>
-              <w:bottom w:type="dxa" w:w="80"/>
-              <w:right w:type="dxa" w:w="140"/>
-            </w:tcMar>
-          </w:tcPr>
-          <w:p>
-            <w:pPr>
-              <w:spacing w:after="40"/>
-            </w:pPr>
-            <w:r>
-              <w:rPr>
-                <w:sz w:val="20"/>
-                <w:szCs w:val="20"/>
-              </w:rPr>
-              <w:t xml:space="preserve">Yes</w:t>
-            </w:r>
-          </w:p>
-        </w:tc>
-      </w:tr>
-      <w:tr>
-        <w:tc>
-          <w:tcPr>
-            <w:tcW w:type="dxa" w:w="4500"/>
-            <w:tcBorders>
-              <w:top w:val="single" w:color="BFBFBF" w:sz="4"/>
-              <w:left w:val="single" w:color="BFBFBF" w:sz="4"/>
-              <w:bottom w:val="single" w:color="BFBFBF" w:sz="4"/>
-              <w:right w:val="single" w:color="BFBFBF" w:sz="4"/>
-            </w:tcBorders>
-            <w:shd w:fill="FFFFFF" w:val="clear"/>
-            <w:tcMar>
-              <w:top w:type="dxa" w:w="80"/>
-              <w:left w:type="dxa" w:w="140"/>
-              <w:bottom w:type="dxa" w:w="80"/>
-              <w:right w:type="dxa" w:w="140"/>
-            </w:tcMar>
-          </w:tcPr>
-          <w:p>
-            <w:pPr>
-              <w:spacing w:after="40"/>
-            </w:pPr>
-            <w:r>
-              <w:rPr>
-                <w:sz w:val="20"/>
-                <w:szCs w:val="20"/>
-              </w:rPr>
-              <w:t xml:space="preserve">pre-upgrade restore point - backup-do-not-delete</w:t>
-            </w:r>
-          </w:p>
-        </w:tc>
-        <w:tc>
-          <w:tcPr>
-            <w:tcW w:type="dxa" w:w="4860"/>
-            <w:tcBorders>
-              <w:top w:val="single" w:color="BFBFBF" w:sz="4"/>
-              <w:left w:val="single" w:color="BFBFBF" w:sz="4"/>
-              <w:bottom w:val="single" w:color="BFBFBF" w:sz="4"/>
-              <w:right w:val="single" w:color="BFBFBF" w:sz="4"/>
-            </w:tcBorders>
-            <w:shd w:fill="FFFFFF" w:val="clear"/>
-            <w:tcMar>
-              <w:top w:type="dxa" w:w="80"/>
-              <w:left w:type="dxa" w:w="140"/>
-              <w:bottom w:type="dxa" w:w="80"/>
-              <w:right w:type="dxa" w:w="140"/>
-            </w:tcMar>
-          </w:tcPr>
-          <w:p>
-            <w:pPr>
-              <w:spacing w:after="40"/>
-            </w:pPr>
-            <w:r>
-              <w:rPr>
-                <w:sz w:val="20"/>
-                <w:szCs w:val="20"/>
-              </w:rPr>
-              <w:t xml:space="preserve">Yes (case-insensitive)</w:t>
-            </w:r>
-          </w:p>
-        </w:tc>
-      </w:tr>
-      <w:tr>
-        <w:tc>
-          <w:tcPr>
-            <w:tcW w:type="dxa" w:w="4500"/>
-            <w:tcBorders>
-              <w:top w:val="single" w:color="BFBFBF" w:sz="4"/>
-              <w:left w:val="single" w:color="BFBFBF" w:sz="4"/>
-              <w:bottom w:val="single" w:color="BFBFBF" w:sz="4"/>
-              <w:right w:val="single" w:color="BFBFBF" w:sz="4"/>
-            </w:tcBorders>
-            <w:shd w:fill="F2F2F2" w:val="clear"/>
-            <w:tcMar>
-              <w:top w:type="dxa" w:w="80"/>
-              <w:left w:type="dxa" w:w="140"/>
-              <w:bottom w:type="dxa" w:w="80"/>
-              <w:right w:type="dxa" w:w="140"/>
-            </w:tcMar>
-          </w:tcPr>
-          <w:p>
-            <w:pPr>
-              <w:spacing w:after="40"/>
-            </w:pPr>
-            <w:r>
-              <w:rPr>
-                <w:sz w:val="20"/>
-                <w:szCs w:val="20"/>
-              </w:rPr>
-              <w:t xml:space="preserve">pre-upgrade restore point</w:t>
-            </w:r>
-          </w:p>
-        </w:tc>
-        <w:tc>
-          <w:tcPr>
-            <w:tcW w:type="dxa" w:w="4860"/>
-            <w:tcBorders>
-              <w:top w:val="single" w:color="BFBFBF" w:sz="4"/>
-              <w:left w:val="single" w:color="BFBFBF" w:sz="4"/>
-              <w:bottom w:val="single" w:color="BFBFBF" w:sz="4"/>
-              <w:right w:val="single" w:color="BFBFBF" w:sz="4"/>
-            </w:tcBorders>
-            <w:shd w:fill="F2F2F2" w:val="clear"/>
-            <w:tcMar>
-              <w:top w:type="dxa" w:w="80"/>
-              <w:left w:type="dxa" w:w="140"/>
-              <w:bottom w:type="dxa" w:w="80"/>
-              <w:right w:type="dxa" w:w="140"/>
-            </w:tcMar>
-          </w:tcPr>
-          <w:p>
-            <w:pPr>
-              <w:spacing w:after="40"/>
-            </w:pPr>
-            <w:r>
-              <w:rPr>
-                <w:sz w:val="20"/>
-                <w:szCs w:val="20"/>
-              </w:rPr>
-              <w:t xml:space="preserve">No — this snapshot will be removed once it ages out</w:t>
-            </w:r>
-          </w:p>
-        </w:tc>
-      </w:tr>
-      <w:tr>
-        <w:tc>
-          <w:tcPr>
-            <w:tcW w:type="dxa" w:w="4500"/>
-            <w:tcBorders>
-              <w:top w:val="single" w:color="BFBFBF" w:sz="4"/>
-              <w:left w:val="single" w:color="BFBFBF" w:sz="4"/>
-              <w:bottom w:val="single" w:color="BFBFBF" w:sz="4"/>
-              <w:right w:val="single" w:color="BFBFBF" w:sz="4"/>
-            </w:tcBorders>
-            <w:shd w:fill="FFFFFF" w:val="clear"/>
-            <w:tcMar>
-              <w:top w:type="dxa" w:w="80"/>
-              <w:left w:type="dxa" w:w="140"/>
-              <w:bottom w:type="dxa" w:w="80"/>
-              <w:right w:type="dxa" w:w="140"/>
-            </w:tcMar>
-          </w:tcPr>
-          <w:p>
-            <w:pPr>
-              <w:spacing w:after="40"/>
-            </w:pPr>
-            <w:r>
-              <w:rPr>
-                <w:sz w:val="20"/>
-                <w:szCs w:val="20"/>
-              </w:rPr>
-              <w:t xml:space="preserve">(empty)</w:t>
-            </w:r>
-          </w:p>
-        </w:tc>
-        <w:tc>
-          <w:tcPr>
-            <w:tcW w:type="dxa" w:w="4860"/>
-            <w:tcBorders>
-              <w:top w:val="single" w:color="BFBFBF" w:sz="4"/>
-              <w:left w:val="single" w:color="BFBFBF" w:sz="4"/>
-              <w:bottom w:val="single" w:color="BFBFBF" w:sz="4"/>
-              <w:right w:val="single" w:color="BFBFBF" w:sz="4"/>
-            </w:tcBorders>
-            <w:shd w:fill="FFFFFF" w:val="clear"/>
-            <w:tcMar>
-              <w:top w:type="dxa" w:w="80"/>
-              <w:left w:type="dxa" w:w="140"/>
-              <w:bottom w:type="dxa" w:w="80"/>
-              <w:right w:type="dxa" w:w="140"/>
-            </w:tcMar>
-          </w:tcPr>
-          <w:p>
-            <w:pPr>
-              <w:spacing w:after="40"/>
-            </w:pPr>
-            <w:r>
-              <w:rPr>
-                <w:sz w:val="20"/>
-                <w:szCs w:val="20"/>
-              </w:rPr>
-              <w:t xml:space="preserve">No — this snapshot will be removed once it ages out</w:t>
-            </w:r>
-          </w:p>
-        </w:tc>
-      </w:tr>
-    </w:tbl>
-    <w:p>
-      <w:pPr>
-        <w:spacing w:after="120"/>
-      </w:pPr>
-      <w:r>
-        <w:t xml:space="preserve"> </w:t>
+        <w:t xml:space="preserve">Symptom: every run aborts with MUTEX_ABORT.</w:t>
       </w:r>
     </w:p>
     <w:tbl>
@@ -3290,7 +3584,7 @@
               <w:bottom w:val="none"/>
               <w:right w:val="none"/>
             </w:tcBorders>
-            <w:shd w:fill="2E75B6" w:val="clear"/>
+            <w:shd w:fill="BF8F00" w:val="clear"/>
             <w:tcMar>
               <w:top w:type="dxa" w:w="0"/>
               <w:left w:type="dxa" w:w="0"/>
@@ -3316,7 +3610,7 @@
               <w:bottom w:val="none"/>
               <w:right w:val="none"/>
             </w:tcBorders>
-            <w:shd w:fill="D5E8F0" w:val="clear"/>
+            <w:shd w:fill="FFF2CC" w:val="clear"/>
             <w:tcMar>
               <w:top w:type="dxa" w:w="140"/>
               <w:left w:type="dxa" w:w="200"/>
@@ -3332,11 +3626,10 @@
               <w:rPr>
                 <w:b/>
                 <w:bCs/>
-                <w:color w:val="1F1F1F"/>
                 <w:sz w:val="22"/>
                 <w:szCs w:val="22"/>
               </w:rPr>
-              <w:t xml:space="preserve">Description filter beats age filter</w:t>
+              <w:t xml:space="preserve">Always confirm first</w:t>
             </w:r>
           </w:p>
           <w:p>
@@ -3348,36 +3641,12 @@
                 <w:sz w:val="22"/>
                 <w:szCs w:val="22"/>
               </w:rPr>
-              <w:t xml:space="preserve">If a snapshot description contains the ignore string, it is skipped regardless of how old it is. This is by design — the workflow assumes the description is an explicit instruction from a human or a backup product.</w:t>
+              <w:t xml:space="preserve">Check the Runs tab. If a run shows state “running”, do not clear the lock — that run owns it.</w:t>
             </w:r>
           </w:p>
         </w:tc>
       </w:tr>
     </w:tbl>
-    <w:p>
-      <w:pPr>
-        <w:spacing w:after="120"/>
-      </w:pPr>
-      <w:r>
-        <w:t xml:space="preserve">To set or change a snapshot description in vSphere Client: open the VM → Snapshots → select the snapshot → Edit → update the Description field → OK. The next scheduled run will respect the new description.</w:t>
-      </w:r>
-    </w:p>
-    <w:p>
-      <w:pPr>
-        <w:pStyle w:val="Heading1"/>
-      </w:pPr>
-      <w:r>
-        <w:t xml:space="preserve">7. Switching Dry Run On or Off</w:t>
-      </w:r>
-    </w:p>
-    <w:p>
-      <w:pPr>
-        <w:spacing w:after="120"/>
-      </w:pPr>
-      <w:r>
-        <w:t xml:space="preserve">Dry run is controlled per execution by the dryRun input parameter. There are three places it can be set; they take precedence in this order:</w:t>
-      </w:r>
-    </w:p>
     <w:p>
       <w:pPr>
         <w:pStyle w:val="ListParagraph"/>
@@ -3388,7 +3657,7 @@
         <w:spacing w:after="80"/>
       </w:pPr>
       <w:r>
-        <w:t xml:space="preserve">Per-run override when starting the workflow manually — highest precedence.</w:t>
+        <w:t xml:space="preserve">Confirm no run is currently running.</w:t>
       </w:r>
     </w:p>
     <w:p>
@@ -3401,7 +3670,7 @@
         <w:spacing w:after="80"/>
       </w:pPr>
       <w:r>
-        <w:t xml:space="preserve">Schedule-specific override on the schedule definition — used by every scheduled run.</w:t>
+        <w:t xml:space="preserve">Design → Configurations → SnapshotCleanup → RuntimeState.</w:t>
       </w:r>
     </w:p>
     <w:p>
@@ -3414,15 +3683,7 @@
         <w:spacing w:after="80"/>
       </w:pPr>
       <w:r>
-        <w:t xml:space="preserve">Workflow input default — the fallback. Should always be true so manual runs are safe by default.</w:t>
-      </w:r>
-    </w:p>
-    <w:p>
-      <w:pPr>
-        <w:pStyle w:val="Heading2"/>
-      </w:pPr>
-      <w:r>
-        <w:t xml:space="preserve">7.1 Switching the schedule from dry to live</w:t>
+        <w:t xml:space="preserve">Set runLock to empty string. Save.</w:t>
       </w:r>
     </w:p>
     <w:p>
@@ -3435,46 +3696,15 @@
         <w:spacing w:after="80"/>
       </w:pPr>
       <w:r>
-        <w:t xml:space="preserve">Open the workflow in vRO Client → Schedule tab.</w:t>
-      </w:r>
-    </w:p>
-    <w:p>
-      <w:pPr>
-        <w:pStyle w:val="ListParagraph"/>
-        <w:numPr>
-          <w:ilvl w:val="0"/>
-          <w:numId w:val="3"/>
-        </w:numPr>
-        <w:spacing w:after="80"/>
-      </w:pPr>
-      <w:r>
-        <w:t xml:space="preserve">Click the active schedule entry.</w:t>
-      </w:r>
-    </w:p>
-    <w:p>
-      <w:pPr>
-        <w:pStyle w:val="ListParagraph"/>
-        <w:numPr>
-          <w:ilvl w:val="0"/>
-          <w:numId w:val="3"/>
-        </w:numPr>
-        <w:spacing w:after="80"/>
-      </w:pPr>
-      <w:r>
-        <w:t xml:space="preserve">On the Inputs tab, set dryRun = false.</w:t>
-      </w:r>
-    </w:p>
-    <w:p>
-      <w:pPr>
-        <w:pStyle w:val="ListParagraph"/>
-        <w:numPr>
-          <w:ilvl w:val="0"/>
-          <w:numId w:val="3"/>
-        </w:numPr>
-        <w:spacing w:after="80"/>
-      </w:pPr>
-      <w:r>
-        <w:t xml:space="preserve">Save.</w:t>
+        <w:t xml:space="preserve">Optionally trigger a manual dry run to verify recovery.</w:t>
+      </w:r>
+    </w:p>
+    <w:p>
+      <w:pPr>
+        <w:pStyle w:val="Heading2"/>
+      </w:pPr>
+      <w:r>
+        <w:t xml:space="preserve">8.1 Intentional disable</w:t>
       </w:r>
     </w:p>
     <w:p>
@@ -3482,229 +3712,18 @@
         <w:spacing w:after="120"/>
       </w:pPr>
       <w:r>
-        <w:t xml:space="preserve">The next scheduled run will be live. The workflow input default should remain true so any manual run started for testing is still safe.</w:t>
-      </w:r>
-    </w:p>
-    <w:p>
-      <w:pPr>
-        <w:pStyle w:val="Heading2"/>
-      </w:pPr>
-      <w:r>
-        <w:t xml:space="preserve">7.2 Switching back to dry run</w:t>
-      </w:r>
-    </w:p>
-    <w:p>
-      <w:pPr>
-        <w:spacing w:after="120"/>
-      </w:pPr>
-      <w:r>
-        <w:t xml:space="preserve">Same procedure, set dryRun = true. Useful while investigating after a problematic run, or before a known maintenance window where you want to see what the workflow would do without actually doing it.</w:t>
-      </w:r>
-    </w:p>
-    <w:p>
-      <w:pPr>
-        <w:pStyle w:val="Heading1"/>
-      </w:pPr>
-      <w:r>
-        <w:t xml:space="preserve">8. Manual Lock Recovery</w:t>
-      </w:r>
-    </w:p>
-    <w:p>
-      <w:pPr>
-        <w:spacing w:after="120"/>
-      </w:pPr>
-      <w:r>
-        <w:t xml:space="preserve">Symptom: every run aborts with MUTEX_ABORT and the log says “Another cleanup run is already in progress”. You believe no run is actually active.</w:t>
-      </w:r>
-    </w:p>
-    <w:tbl>
-      <w:tblPr>
-        <w:tblW w:type="dxa" w:w="9360"/>
-        <w:tblBorders>
-          <w:top w:val="single" w:color="auto" w:sz="4"/>
-          <w:left w:val="single" w:color="auto" w:sz="4"/>
-          <w:bottom w:val="single" w:color="auto" w:sz="4"/>
-          <w:right w:val="single" w:color="auto" w:sz="4"/>
-          <w:insideH w:val="single" w:color="auto" w:sz="4"/>
-          <w:insideV w:val="single" w:color="auto" w:sz="4"/>
-        </w:tblBorders>
-      </w:tblPr>
-      <w:tblGrid>
-        <w:gridCol w:w="120"/>
-        <w:gridCol w:w="9240"/>
-      </w:tblGrid>
-      <w:tr>
-        <w:tc>
-          <w:tcPr>
-            <w:tcW w:type="dxa" w:w="120"/>
-            <w:tcBorders>
-              <w:top w:val="none"/>
-              <w:left w:val="none"/>
-              <w:bottom w:val="none"/>
-              <w:right w:val="none"/>
-            </w:tcBorders>
-            <w:shd w:fill="BF8F00" w:val="clear"/>
-            <w:tcMar>
-              <w:top w:type="dxa" w:w="0"/>
-              <w:left w:type="dxa" w:w="0"/>
-              <w:bottom w:type="dxa" w:w="0"/>
-              <w:right w:type="dxa" w:w="0"/>
-            </w:tcMar>
-          </w:tcPr>
-          <w:p>
-            <w:pPr>
-              <w:spacing w:after="0"/>
-            </w:pPr>
-            <w:r>
-              <w:t xml:space="preserve"> </w:t>
-            </w:r>
-          </w:p>
-        </w:tc>
-        <w:tc>
-          <w:tcPr>
-            <w:tcW w:type="dxa" w:w="9240"/>
-            <w:tcBorders>
-              <w:top w:val="none"/>
-              <w:left w:val="none"/>
-              <w:bottom w:val="none"/>
-              <w:right w:val="none"/>
-            </w:tcBorders>
-            <w:shd w:fill="FFF2CC" w:val="clear"/>
-            <w:tcMar>
-              <w:top w:type="dxa" w:w="140"/>
-              <w:left w:type="dxa" w:w="200"/>
-              <w:bottom w:type="dxa" w:w="140"/>
-              <w:right w:type="dxa" w:w="200"/>
-            </w:tcMar>
-          </w:tcPr>
-          <w:p>
-            <w:pPr>
-              <w:spacing w:after="60"/>
-            </w:pPr>
-            <w:r>
-              <w:rPr>
-                <w:b/>
-                <w:bCs/>
-                <w:color w:val="1F1F1F"/>
-                <w:sz w:val="22"/>
-                <w:szCs w:val="22"/>
-              </w:rPr>
-              <w:t xml:space="preserve">Always confirm first</w:t>
-            </w:r>
-          </w:p>
-          <w:p>
-            <w:pPr>
-              <w:spacing w:after="0"/>
-            </w:pPr>
-            <w:r>
-              <w:rPr>
-                <w:sz w:val="22"/>
-                <w:szCs w:val="22"/>
-              </w:rPr>
-              <w:t xml:space="preserve">Before clearing the lock, confirm there really is no active run. In the vRO Client, open the workflow and check the Runs tab. If a run shows state “running”, do not clear the lock — that run owns it.</w:t>
-            </w:r>
-          </w:p>
-        </w:tc>
-      </w:tr>
-    </w:tbl>
-    <w:p>
-      <w:pPr>
-        <w:spacing w:after="120"/>
-      </w:pPr>
-      <w:r>
-        <w:t xml:space="preserve">Recovery procedure:</w:t>
-      </w:r>
-    </w:p>
-    <w:p>
-      <w:pPr>
-        <w:pStyle w:val="ListParagraph"/>
-        <w:numPr>
-          <w:ilvl w:val="0"/>
-          <w:numId w:val="3"/>
-        </w:numPr>
-        <w:spacing w:after="80"/>
-      </w:pPr>
-      <w:r>
-        <w:t xml:space="preserve">Open vRO Client → Inventory → your workflow → Runs tab. Confirm there is no run currently in state running.</w:t>
-      </w:r>
-    </w:p>
-    <w:p>
-      <w:pPr>
-        <w:pStyle w:val="ListParagraph"/>
-        <w:numPr>
-          <w:ilvl w:val="0"/>
-          <w:numId w:val="3"/>
-        </w:numPr>
-        <w:spacing w:after="80"/>
-      </w:pPr>
-      <w:r>
-        <w:t xml:space="preserve">Open Design → Configurations → SnapshotCleanup → RuntimeState.</w:t>
-      </w:r>
-    </w:p>
-    <w:p>
-      <w:pPr>
-        <w:pStyle w:val="ListParagraph"/>
-        <w:numPr>
-          <w:ilvl w:val="0"/>
-          <w:numId w:val="3"/>
-        </w:numPr>
-        <w:spacing w:after="80"/>
-      </w:pPr>
-      <w:r>
-        <w:t xml:space="preserve">Locate the runLock attribute. Its current value is the run ID that supposedly holds the lock.</w:t>
-      </w:r>
-    </w:p>
-    <w:p>
-      <w:pPr>
-        <w:pStyle w:val="ListParagraph"/>
-        <w:numPr>
-          <w:ilvl w:val="0"/>
-          <w:numId w:val="3"/>
-        </w:numPr>
-        <w:spacing w:after="80"/>
-      </w:pPr>
-      <w:r>
-        <w:t xml:space="preserve">Set the runLock value to an empty string. Save.</w:t>
-      </w:r>
-    </w:p>
-    <w:p>
-      <w:pPr>
-        <w:pStyle w:val="ListParagraph"/>
-        <w:numPr>
-          <w:ilvl w:val="0"/>
-          <w:numId w:val="3"/>
-        </w:numPr>
-        <w:spacing w:after="80"/>
-      </w:pPr>
-      <w:r>
-        <w:t xml:space="preserve">Optionally trigger a manual dry run to verify recovery. The next scheduled run will then proceed normally.</w:t>
-      </w:r>
-    </w:p>
-    <w:p>
-      <w:pPr>
-        <w:pStyle w:val="Heading2"/>
-      </w:pPr>
-      <w:r>
-        <w:t xml:space="preserve">8.1 Intentional disable</w:t>
-      </w:r>
-    </w:p>
-    <w:p>
-      <w:pPr>
-        <w:spacing w:after="120"/>
-      </w:pPr>
-      <w:r>
-        <w:t xml:space="preserve">To intentionally block all runs (for example during planned storage maintenance), set runLock to any non-empty non-run-ID value such as </w:t>
+        <w:t xml:space="preserve">Set runLock to </w:t>
       </w:r>
       <w:r>
         <w:rPr>
           <w:rFonts w:ascii="Consolas" w:cs="Consolas" w:eastAsia="Consolas" w:hAnsi="Consolas"/>
-          <w:sz w:val="22"/>
-          <w:szCs w:val="22"/>
+          <w:sz w:val="20"/>
+          <w:szCs w:val="20"/>
         </w:rPr>
         <w:t xml:space="preserve">MAINTENANCE</w:t>
       </w:r>
       <w:r>
-        <w:t xml:space="preserve">. Every run attempt will abort at the mutex check and log MUTEX_ABORT. Clear it back to empty string to re-enable.</w:t>
+        <w:t xml:space="preserve">. All runs will abort with MUTEX_ABORT until you clear it back to empty string.</w:t>
       </w:r>
     </w:p>
     <w:p>
@@ -3721,14 +3740,6 @@
       </w:pPr>
       <w:r>
         <w:t xml:space="preserve">9.1 Common skip reasons</w:t>
-      </w:r>
-    </w:p>
-    <w:p>
-      <w:pPr>
-        <w:spacing w:after="120"/>
-      </w:pPr>
-      <w:r>
-        <w:t xml:space="preserve">These appear as [SKIP] log lines. They are not failures; the workflow is doing its job.</w:t>
       </w:r>
     </w:p>
     <w:tbl>
@@ -3760,7 +3771,7 @@
               <w:bottom w:val="single" w:color="BFBFBF" w:sz="4"/>
               <w:right w:val="single" w:color="BFBFBF" w:sz="4"/>
             </w:tcBorders>
-            <w:shd w:fill="1F3864" w:val="clear"/>
+            <w:shd w:fill="0A1F3D" w:val="clear"/>
             <w:tcMar>
               <w:top w:type="dxa" w:w="100"/>
               <w:left w:type="dxa" w:w="140"/>
@@ -3774,11 +3785,12 @@
             </w:pPr>
             <w:r>
               <w:rPr>
+                <w:rFonts w:ascii="Arial" w:cs="Arial" w:eastAsia="Arial" w:hAnsi="Arial"/>
                 <w:b/>
                 <w:bCs/>
                 <w:color w:val="FFFFFF"/>
-                <w:sz w:val="22"/>
-                <w:szCs w:val="22"/>
+                <w:sz w:val="20"/>
+                <w:szCs w:val="20"/>
               </w:rPr>
               <w:t xml:space="preserve">Skip reason</w:t>
             </w:r>
@@ -3793,7 +3805,7 @@
               <w:bottom w:val="single" w:color="BFBFBF" w:sz="4"/>
               <w:right w:val="single" w:color="BFBFBF" w:sz="4"/>
             </w:tcBorders>
-            <w:shd w:fill="1F3864" w:val="clear"/>
+            <w:shd w:fill="0A1F3D" w:val="clear"/>
             <w:tcMar>
               <w:top w:type="dxa" w:w="100"/>
               <w:left w:type="dxa" w:w="140"/>
@@ -3807,11 +3819,12 @@
             </w:pPr>
             <w:r>
               <w:rPr>
+                <w:rFonts w:ascii="Arial" w:cs="Arial" w:eastAsia="Arial" w:hAnsi="Arial"/>
                 <w:b/>
                 <w:bCs/>
                 <w:color w:val="FFFFFF"/>
-                <w:sz w:val="22"/>
-                <w:szCs w:val="22"/>
+                <w:sz w:val="20"/>
+                <w:szCs w:val="20"/>
               </w:rPr>
               <w:t xml:space="preserve">What to do</w:t>
             </w:r>
@@ -3875,7 +3888,7 @@
                 <w:sz w:val="20"/>
                 <w:szCs w:val="20"/>
               </w:rPr>
-              <w:t xml:space="preserve">A backup product is currently snapshotting the VM. The cleanup will retry on the next run. No action.</w:t>
+              <w:t xml:space="preserve">Backup product is snapshotting the VM. Cleanup retries next run. No action.</w:t>
             </w:r>
           </w:p>
         </w:tc>
@@ -3907,7 +3920,7 @@
                 <w:sz w:val="20"/>
                 <w:szCs w:val="20"/>
               </w:rPr>
-              <w:t xml:space="preserve">Conflicting task active on VM (Clone Virtual Machine)</w:t>
+              <w:t xml:space="preserve">Host ... is disconnected</w:t>
             </w:r>
           </w:p>
         </w:tc>
@@ -3937,7 +3950,7 @@
                 <w:sz w:val="20"/>
                 <w:szCs w:val="20"/>
               </w:rPr>
-              <w:t xml:space="preserve">Someone is cloning the VM. Wait for the clone to finish; cleanup retries next run.</w:t>
+              <w:t xml:space="preserve">Investigate the host. Cleanup retries once the host is reconnected.</w:t>
             </w:r>
           </w:p>
         </w:tc>
@@ -3969,7 +3982,7 @@
                 <w:sz w:val="20"/>
                 <w:szCs w:val="20"/>
               </w:rPr>
-              <w:t xml:space="preserve">Conflicting task active on VM (Relocate VM)</w:t>
+              <w:t xml:space="preserve">Snapshot ... not found on VM ...</w:t>
             </w:r>
           </w:p>
         </w:tc>
@@ -3999,7 +4012,7 @@
                 <w:sz w:val="20"/>
                 <w:szCs w:val="20"/>
               </w:rPr>
-              <w:t xml:space="preserve">Storage vMotion in progress. Cleanup retries next run.</w:t>
+              <w:t xml:space="preserve">Someone else removed it between scan and delete. Harmless.</w:t>
             </w:r>
           </w:p>
         </w:tc>
@@ -4031,7 +4044,7 @@
                 <w:sz w:val="20"/>
                 <w:szCs w:val="20"/>
               </w:rPr>
-              <w:t xml:space="preserve">VM is a template -- templates are never modified</w:t>
+              <w:t xml:space="preserve">Description matches ignore keyword: BACKUP-DO-NOT-DELETE</w:t>
             </w:r>
           </w:p>
         </w:tc>
@@ -4061,131 +4074,7 @@
                 <w:sz w:val="20"/>
                 <w:szCs w:val="20"/>
               </w:rPr>
-              <w:t xml:space="preserve">Defensive check; templates are also filtered earlier. No action.</w:t>
-            </w:r>
-          </w:p>
-        </w:tc>
-      </w:tr>
-      <w:tr>
-        <w:tc>
-          <w:tcPr>
-            <w:tcW w:type="dxa" w:w="4200"/>
-            <w:tcBorders>
-              <w:top w:val="single" w:color="BFBFBF" w:sz="4"/>
-              <w:left w:val="single" w:color="BFBFBF" w:sz="4"/>
-              <w:bottom w:val="single" w:color="BFBFBF" w:sz="4"/>
-              <w:right w:val="single" w:color="BFBFBF" w:sz="4"/>
-            </w:tcBorders>
-            <w:shd w:fill="FFFFFF" w:val="clear"/>
-            <w:tcMar>
-              <w:top w:type="dxa" w:w="80"/>
-              <w:left w:type="dxa" w:w="140"/>
-              <w:bottom w:type="dxa" w:w="80"/>
-              <w:right w:type="dxa" w:w="140"/>
-            </w:tcMar>
-          </w:tcPr>
-          <w:p>
-            <w:pPr>
-              <w:spacing w:after="40"/>
-            </w:pPr>
-            <w:r>
-              <w:rPr>
-                <w:sz w:val="20"/>
-                <w:szCs w:val="20"/>
-              </w:rPr>
-              <w:t xml:space="preserve">Host ... is disconnected -- skipping to avoid data loss during possible HA event</w:t>
-            </w:r>
-          </w:p>
-        </w:tc>
-        <w:tc>
-          <w:tcPr>
-            <w:tcW w:type="dxa" w:w="5160"/>
-            <w:tcBorders>
-              <w:top w:val="single" w:color="BFBFBF" w:sz="4"/>
-              <w:left w:val="single" w:color="BFBFBF" w:sz="4"/>
-              <w:bottom w:val="single" w:color="BFBFBF" w:sz="4"/>
-              <w:right w:val="single" w:color="BFBFBF" w:sz="4"/>
-            </w:tcBorders>
-            <w:shd w:fill="FFFFFF" w:val="clear"/>
-            <w:tcMar>
-              <w:top w:type="dxa" w:w="80"/>
-              <w:left w:type="dxa" w:w="140"/>
-              <w:bottom w:type="dxa" w:w="80"/>
-              <w:right w:type="dxa" w:w="140"/>
-            </w:tcMar>
-          </w:tcPr>
-          <w:p>
-            <w:pPr>
-              <w:spacing w:after="40"/>
-            </w:pPr>
-            <w:r>
-              <w:rPr>
-                <w:sz w:val="20"/>
-                <w:szCs w:val="20"/>
-              </w:rPr>
-              <w:t xml:space="preserve">Host has connectivity issues. Investigate the host. Cleanup retries the next run once the host is reconnected.</w:t>
-            </w:r>
-          </w:p>
-        </w:tc>
-      </w:tr>
-      <w:tr>
-        <w:tc>
-          <w:tcPr>
-            <w:tcW w:type="dxa" w:w="4200"/>
-            <w:tcBorders>
-              <w:top w:val="single" w:color="BFBFBF" w:sz="4"/>
-              <w:left w:val="single" w:color="BFBFBF" w:sz="4"/>
-              <w:bottom w:val="single" w:color="BFBFBF" w:sz="4"/>
-              <w:right w:val="single" w:color="BFBFBF" w:sz="4"/>
-            </w:tcBorders>
-            <w:shd w:fill="F2F2F2" w:val="clear"/>
-            <w:tcMar>
-              <w:top w:type="dxa" w:w="80"/>
-              <w:left w:type="dxa" w:w="140"/>
-              <w:bottom w:type="dxa" w:w="80"/>
-              <w:right w:type="dxa" w:w="140"/>
-            </w:tcMar>
-          </w:tcPr>
-          <w:p>
-            <w:pPr>
-              <w:spacing w:after="40"/>
-            </w:pPr>
-            <w:r>
-              <w:rPr>
-                <w:sz w:val="20"/>
-                <w:szCs w:val="20"/>
-              </w:rPr>
-              <w:t xml:space="preserve">Snapshot ... not found on VM ... -- may have been deleted by a concurrent operation</w:t>
-            </w:r>
-          </w:p>
-        </w:tc>
-        <w:tc>
-          <w:tcPr>
-            <w:tcW w:type="dxa" w:w="5160"/>
-            <w:tcBorders>
-              <w:top w:val="single" w:color="BFBFBF" w:sz="4"/>
-              <w:left w:val="single" w:color="BFBFBF" w:sz="4"/>
-              <w:bottom w:val="single" w:color="BFBFBF" w:sz="4"/>
-              <w:right w:val="single" w:color="BFBFBF" w:sz="4"/>
-            </w:tcBorders>
-            <w:shd w:fill="F2F2F2" w:val="clear"/>
-            <w:tcMar>
-              <w:top w:type="dxa" w:w="80"/>
-              <w:left w:type="dxa" w:w="140"/>
-              <w:bottom w:type="dxa" w:w="80"/>
-              <w:right w:type="dxa" w:w="140"/>
-            </w:tcMar>
-          </w:tcPr>
-          <w:p>
-            <w:pPr>
-              <w:spacing w:after="40"/>
-            </w:pPr>
-            <w:r>
-              <w:rPr>
-                <w:sz w:val="20"/>
-                <w:szCs w:val="20"/>
-              </w:rPr>
-              <w:t xml:space="preserve">Someone or something else removed the snapshot between scan and delete. Harmless.</w:t>
+              <w:t xml:space="preserve">Working as intended. This snapshot’s description triggered the descIgnoreStrings filter.</w:t>
             </w:r>
           </w:p>
         </w:tc>
@@ -4193,7 +4082,7 @@
     </w:tbl>
     <w:p>
       <w:pPr>
-        <w:spacing w:after="120"/>
+        <w:spacing w:after="60"/>
       </w:pPr>
       <w:r>
         <w:t xml:space="preserve"> </w:t>
@@ -4205,14 +4094,6 @@
       </w:pPr>
       <w:r>
         <w:t xml:space="preserve">9.2 Common failure reasons</w:t>
-      </w:r>
-    </w:p>
-    <w:p>
-      <w:pPr>
-        <w:spacing w:after="120"/>
-      </w:pPr>
-      <w:r>
-        <w:t xml:space="preserve">These appear as [FAIL] log lines and contribute to the COMPLETED WITH ERRORS outcome.</w:t>
       </w:r>
     </w:p>
     <w:tbl>
@@ -4244,7 +4125,7 @@
               <w:bottom w:val="single" w:color="BFBFBF" w:sz="4"/>
               <w:right w:val="single" w:color="BFBFBF" w:sz="4"/>
             </w:tcBorders>
-            <w:shd w:fill="1F3864" w:val="clear"/>
+            <w:shd w:fill="0A1F3D" w:val="clear"/>
             <w:tcMar>
               <w:top w:type="dxa" w:w="100"/>
               <w:left w:type="dxa" w:w="140"/>
@@ -4258,11 +4139,12 @@
             </w:pPr>
             <w:r>
               <w:rPr>
+                <w:rFonts w:ascii="Arial" w:cs="Arial" w:eastAsia="Arial" w:hAnsi="Arial"/>
                 <w:b/>
                 <w:bCs/>
                 <w:color w:val="FFFFFF"/>
-                <w:sz w:val="22"/>
-                <w:szCs w:val="22"/>
+                <w:sz w:val="20"/>
+                <w:szCs w:val="20"/>
               </w:rPr>
               <w:t xml:space="preserve">Failure</w:t>
             </w:r>
@@ -4277,7 +4159,7 @@
               <w:bottom w:val="single" w:color="BFBFBF" w:sz="4"/>
               <w:right w:val="single" w:color="BFBFBF" w:sz="4"/>
             </w:tcBorders>
-            <w:shd w:fill="1F3864" w:val="clear"/>
+            <w:shd w:fill="0A1F3D" w:val="clear"/>
             <w:tcMar>
               <w:top w:type="dxa" w:w="100"/>
               <w:left w:type="dxa" w:w="140"/>
@@ -4291,11 +4173,12 @@
             </w:pPr>
             <w:r>
               <w:rPr>
+                <w:rFonts w:ascii="Arial" w:cs="Arial" w:eastAsia="Arial" w:hAnsi="Arial"/>
                 <w:b/>
                 <w:bCs/>
                 <w:color w:val="FFFFFF"/>
-                <w:sz w:val="22"/>
-                <w:szCs w:val="22"/>
+                <w:sz w:val="20"/>
+                <w:szCs w:val="20"/>
               </w:rPr>
               <w:t xml:space="preserve">Likely cause and action</w:t>
             </w:r>
@@ -4359,7 +4242,7 @@
                 <w:sz w:val="20"/>
                 <w:szCs w:val="20"/>
               </w:rPr>
-              <w:t xml:space="preserve">Consolidation took longer than the configured taskTimeoutSeconds. Usually means a very large changed-block delta. Check the snapshot size in vCenter; for unusually large snapshots, consider raising taskTimeoutSeconds for that schedule.</w:t>
+              <w:t xml:space="preserve">Very large snapshot. Consider raising taskTimeoutSeconds.</w:t>
             </w:r>
           </w:p>
         </w:tc>
@@ -4391,7 +4274,7 @@
                 <w:sz w:val="20"/>
                 <w:szCs w:val="20"/>
               </w:rPr>
-              <w:t xml:space="preserve">Could not scan vc01.example.com -- ...</w:t>
+              <w:t xml:space="preserve">Could not scan vc01...</w:t>
             </w:r>
           </w:p>
         </w:tc>
@@ -4421,7 +4304,7 @@
                 <w:sz w:val="20"/>
                 <w:szCs w:val="20"/>
               </w:rPr>
-              <w:t xml:space="preserve">vCenter unreachable from vRO. Check vCenter health and the SDK connection in vRO. Other vCenters are unaffected.</w:t>
+              <w:t xml:space="preserve">vCenter unreachable from vRO. Check health and SDK connection.</w:t>
             </w:r>
           </w:p>
         </w:tc>
@@ -4453,7 +4336,7 @@
                 <w:sz w:val="20"/>
                 <w:szCs w:val="20"/>
               </w:rPr>
-              <w:t xml:space="preserve">Cannot connect to vCenter '...' -- skipping all its snapshots</w:t>
+              <w:t xml:space="preserve">module not found (com.company.snapshotcleanup)</w:t>
             </w:r>
           </w:p>
         </w:tc>
@@ -4483,7 +4366,7 @@
                 <w:sz w:val="20"/>
                 <w:szCs w:val="20"/>
               </w:rPr>
-              <w:t xml:space="preserve">vRO inventory shows the vCenter but the live SDK connection failed during processing. Refresh the SDK connection.</w:t>
+              <w:t xml:space="preserve">Module-name fix not applied. See Implementation Guide §4.2.</w:t>
             </w:r>
           </w:p>
         </w:tc>
@@ -4515,7 +4398,7 @@
                 <w:sz w:val="20"/>
                 <w:szCs w:val="20"/>
               </w:rPr>
-              <w:t xml:space="preserve">module not found / no such method (any reference to com.company.snapshotcleanup)</w:t>
+              <w:t xml:space="preserve">Configuration element not found</w:t>
             </w:r>
           </w:p>
         </w:tc>
@@ -4545,131 +4428,7 @@
                 <w:sz w:val="20"/>
                 <w:szCs w:val="20"/>
               </w:rPr>
-              <w:t xml:space="preserve">The pre-deployment module-name fix was not applied. See Implementation Guide § 4.2.</w:t>
-            </w:r>
-          </w:p>
-        </w:tc>
-      </w:tr>
-      <w:tr>
-        <w:tc>
-          <w:tcPr>
-            <w:tcW w:type="dxa" w:w="4200"/>
-            <w:tcBorders>
-              <w:top w:val="single" w:color="BFBFBF" w:sz="4"/>
-              <w:left w:val="single" w:color="BFBFBF" w:sz="4"/>
-              <w:bottom w:val="single" w:color="BFBFBF" w:sz="4"/>
-              <w:right w:val="single" w:color="BFBFBF" w:sz="4"/>
-            </w:tcBorders>
-            <w:shd w:fill="FFFFFF" w:val="clear"/>
-            <w:tcMar>
-              <w:top w:type="dxa" w:w="80"/>
-              <w:left w:type="dxa" w:w="140"/>
-              <w:bottom w:type="dxa" w:w="80"/>
-              <w:right w:type="dxa" w:w="140"/>
-            </w:tcMar>
-          </w:tcPr>
-          <w:p>
-            <w:pPr>
-              <w:spacing w:after="40"/>
-            </w:pPr>
-            <w:r>
-              <w:rPr>
-                <w:sz w:val="20"/>
-                <w:szCs w:val="20"/>
-              </w:rPr>
-              <w:t xml:space="preserve">Configuration element not found</w:t>
-            </w:r>
-          </w:p>
-        </w:tc>
-        <w:tc>
-          <w:tcPr>
-            <w:tcW w:type="dxa" w:w="5160"/>
-            <w:tcBorders>
-              <w:top w:val="single" w:color="BFBFBF" w:sz="4"/>
-              <w:left w:val="single" w:color="BFBFBF" w:sz="4"/>
-              <w:bottom w:val="single" w:color="BFBFBF" w:sz="4"/>
-              <w:right w:val="single" w:color="BFBFBF" w:sz="4"/>
-            </w:tcBorders>
-            <w:shd w:fill="FFFFFF" w:val="clear"/>
-            <w:tcMar>
-              <w:top w:type="dxa" w:w="80"/>
-              <w:left w:type="dxa" w:w="140"/>
-              <w:bottom w:type="dxa" w:w="80"/>
-              <w:right w:type="dxa" w:w="140"/>
-            </w:tcMar>
-          </w:tcPr>
-          <w:p>
-            <w:pPr>
-              <w:spacing w:after="40"/>
-            </w:pPr>
-            <w:r>
-              <w:rPr>
-                <w:sz w:val="20"/>
-                <w:szCs w:val="20"/>
-              </w:rPr>
-              <w:t xml:space="preserve">SnapshotCleanup/RuntimeState is missing or in the wrong category. See Implementation Guide § 3.</w:t>
-            </w:r>
-          </w:p>
-        </w:tc>
-      </w:tr>
-      <w:tr>
-        <w:tc>
-          <w:tcPr>
-            <w:tcW w:type="dxa" w:w="4200"/>
-            <w:tcBorders>
-              <w:top w:val="single" w:color="BFBFBF" w:sz="4"/>
-              <w:left w:val="single" w:color="BFBFBF" w:sz="4"/>
-              <w:bottom w:val="single" w:color="BFBFBF" w:sz="4"/>
-              <w:right w:val="single" w:color="BFBFBF" w:sz="4"/>
-            </w:tcBorders>
-            <w:shd w:fill="F2F2F2" w:val="clear"/>
-            <w:tcMar>
-              <w:top w:type="dxa" w:w="80"/>
-              <w:left w:type="dxa" w:w="140"/>
-              <w:bottom w:type="dxa" w:w="80"/>
-              <w:right w:type="dxa" w:w="140"/>
-            </w:tcMar>
-          </w:tcPr>
-          <w:p>
-            <w:pPr>
-              <w:spacing w:after="40"/>
-            </w:pPr>
-            <w:r>
-              <w:rPr>
-                <w:sz w:val="20"/>
-                <w:szCs w:val="20"/>
-              </w:rPr>
-              <w:t xml:space="preserve">Could not release the lock automatically</w:t>
-            </w:r>
-          </w:p>
-        </w:tc>
-        <w:tc>
-          <w:tcPr>
-            <w:tcW w:type="dxa" w:w="5160"/>
-            <w:tcBorders>
-              <w:top w:val="single" w:color="BFBFBF" w:sz="4"/>
-              <w:left w:val="single" w:color="BFBFBF" w:sz="4"/>
-              <w:bottom w:val="single" w:color="BFBFBF" w:sz="4"/>
-              <w:right w:val="single" w:color="BFBFBF" w:sz="4"/>
-            </w:tcBorders>
-            <w:shd w:fill="F2F2F2" w:val="clear"/>
-            <w:tcMar>
-              <w:top w:type="dxa" w:w="80"/>
-              <w:left w:type="dxa" w:w="140"/>
-              <w:bottom w:type="dxa" w:w="80"/>
-              <w:right w:type="dxa" w:w="140"/>
-            </w:tcMar>
-          </w:tcPr>
-          <w:p>
-            <w:pPr>
-              <w:spacing w:after="40"/>
-            </w:pPr>
-            <w:r>
-              <w:rPr>
-                <w:sz w:val="20"/>
-                <w:szCs w:val="20"/>
-              </w:rPr>
-              <w:t xml:space="preserve">Manual lock clear required. See Section 8 of this document.</w:t>
+              <w:t xml:space="preserve">RuntimeState missing. See Implementation Guide §3.</w:t>
             </w:r>
           </w:p>
         </w:tc>
@@ -4677,7 +4436,7 @@
     </w:tbl>
     <w:p>
       <w:pPr>
-        <w:spacing w:after="120"/>
+        <w:spacing w:after="60"/>
       </w:pPr>
       <w:r>
         <w:t xml:space="preserve"> </w:t>
@@ -4688,23 +4447,7 @@
         <w:pStyle w:val="Heading2"/>
       </w:pPr>
       <w:r>
-        <w:t xml:space="preserve">9.3 Storage governor is holding too often</w:t>
-      </w:r>
-    </w:p>
-    <w:p>
-      <w:pPr>
-        <w:spacing w:after="120"/>
-      </w:pPr>
-      <w:r>
-        <w:t xml:space="preserve">Symptom: log is full of [HOLD] lines, runs frequently complete with deferrals.</w:t>
-      </w:r>
-    </w:p>
-    <w:p>
-      <w:pPr>
-        <w:spacing w:after="120"/>
-      </w:pPr>
-      <w:r>
-        <w:t xml:space="preserve">Possible causes and responses:</w:t>
+        <w:t xml:space="preserve">9.3 Storage governor holding too often</w:t>
       </w:r>
     </w:p>
     <w:p>
@@ -4717,7 +4460,7 @@
         <w:spacing w:after="80"/>
       </w:pPr>
       <w:r>
-        <w:t xml:space="preserve">Schedule is set to a busy hour. Move the schedule to a quieter time (typically 02:00–05:00 local).</w:t>
+        <w:t xml:space="preserve">Move the schedule to a quieter time (02:00–05:00).</w:t>
       </w:r>
     </w:p>
     <w:p>
@@ -4730,7 +4473,7 @@
         <w:spacing w:after="80"/>
       </w:pPr>
       <w:r>
-        <w:t xml:space="preserve">latencyThresholdMs is set lower than the storage’s normal baseline. If your VMFS datastores typically run at 25 ms read/write, a 30 ms ceiling leaves almost no headroom. Raise the threshold to roughly baseline + 50%, or address the underlying storage performance issue.</w:t>
+        <w:t xml:space="preserve">Raise latencyThresholdMs if baseline is close to the ceiling.</w:t>
       </w:r>
     </w:p>
     <w:p>
@@ -4743,20 +4486,119 @@
         <w:spacing w:after="80"/>
       </w:pPr>
       <w:r>
-        <w:t xml:space="preserve">vsanCongestionThresh of 50 is conservative. For a healthy vSAN cluster you can usually raise this to 80–100 without user-visible impact. Do not exceed 128 (which is the level vSAN itself considers serious congestion).</w:t>
-      </w:r>
-    </w:p>
-    <w:p>
-      <w:pPr>
-        <w:pStyle w:val="ListParagraph"/>
-        <w:numPr>
-          <w:ilvl w:val="0"/>
-          <w:numId w:val="2"/>
-        </w:numPr>
-        <w:spacing w:after="80"/>
-      </w:pPr>
-      <w:r>
-        <w:t xml:space="preserve">Snapshots are simply too large. Consider reducing the maxAgeMinutes so the workflow runs more often against smaller deltas.</w:t>
+        <w:t xml:space="preserve">Raise vsanCongestionThresh (safe up to 80–100; never exceed 128).</w:t>
+      </w:r>
+    </w:p>
+    <w:p>
+      <w:pPr>
+        <w:pStyle w:val="Heading1"/>
+      </w:pPr>
+      <w:r>
+        <w:t xml:space="preserve">10. FAQ</w:t>
+      </w:r>
+    </w:p>
+    <w:p>
+      <w:pPr>
+        <w:pStyle w:val="Heading3"/>
+      </w:pPr>
+      <w:r>
+        <w:t xml:space="preserve">Q. Can I use commas or special characters in an ignore keyword?</w:t>
+      </w:r>
+    </w:p>
+    <w:p>
+      <w:pPr>
+        <w:spacing w:after="120"/>
+      </w:pPr>
+      <w:r>
+        <w:t xml:space="preserve">Yes. Because descIgnoreStrings is a native vRO Array/string, each element can contain any character including commas, spaces, and special characters. No escaping is needed.</w:t>
+      </w:r>
+    </w:p>
+    <w:p>
+      <w:pPr>
+        <w:pStyle w:val="Heading3"/>
+      </w:pPr>
+      <w:r>
+        <w:t xml:space="preserve">Q. The workflow deleted a snapshot I needed. Can I recover it?</w:t>
+      </w:r>
+    </w:p>
+    <w:p>
+      <w:pPr>
+        <w:spacing w:after="120"/>
+      </w:pPr>
+      <w:r>
+        <w:t xml:space="preserve">Not from this workflow. Add one of the configured ignore keywords to the description of any snapshot you want to protect going forward.</w:t>
+      </w:r>
+    </w:p>
+    <w:p>
+      <w:pPr>
+        <w:pStyle w:val="Heading3"/>
+      </w:pPr>
+      <w:r>
+        <w:t xml:space="preserve">Q. Can I run cleanup on demand?</w:t>
+      </w:r>
+    </w:p>
+    <w:p>
+      <w:pPr>
+        <w:spacing w:after="120"/>
+      </w:pPr>
+      <w:r>
+        <w:t xml:space="preserve">Yes. Right-click the workflow → Run. Confirm dryRun and descIgnoreStrings before clicking Run.</w:t>
+      </w:r>
+    </w:p>
+    <w:p>
+      <w:pPr>
+        <w:pStyle w:val="Heading3"/>
+      </w:pPr>
+      <w:r>
+        <w:t xml:space="preserve">Q. Can two cleanup runs operate on different vCenters at the same time?</w:t>
+      </w:r>
+    </w:p>
+    <w:p>
+      <w:pPr>
+        <w:spacing w:after="120"/>
+      </w:pPr>
+      <w:r>
+        <w:t xml:space="preserve">No. The mutex is global. Shared storage makes a single coordinated run safer.</w:t>
+      </w:r>
+    </w:p>
+    <w:p>
+      <w:pPr>
+        <w:pStyle w:val="Heading3"/>
+      </w:pPr>
+      <w:r>
+        <w:t xml:space="preserve">Q. My backup tool doesn’t set a description. How do I protect its snapshots?</w:t>
+      </w:r>
+    </w:p>
+    <w:p>
+      <w:pPr>
+        <w:spacing w:after="120"/>
+      </w:pPr>
+      <w:r>
+        <w:t xml:space="preserve">If the backup tool creates snapshots with a known name pattern, use the nameMatchString input to restrict cleanup to only snapshots whose names match a specific pattern. Alternatively, request that the backup vendor include a configurable description string in their snapshots, and add that string to the descIgnoreStrings array.</w:t>
+      </w:r>
+    </w:p>
+    <w:p>
+      <w:pPr>
+        <w:pStyle w:val="Heading3"/>
+      </w:pPr>
+      <w:r>
+        <w:t xml:space="preserve">Q. Can different vCenters use different ignore strings?</w:t>
+      </w:r>
+    </w:p>
+    <w:p>
+      <w:pPr>
+        <w:spacing w:after="120"/>
+      </w:pPr>
+      <w:r>
+        <w:t xml:space="preserve">Not with the current design. descIgnoreStrings is global per run. However, because the filter is additive (any match skips the snapshot), you can simply include all needed keywords from all teams in the single array.</w:t>
+      </w:r>
+    </w:p>
+    <w:p>
+      <w:pPr>
+        <w:pStyle w:val="Heading1"/>
+      </w:pPr>
+      <w:r>
+        <w:t xml:space="preserve">11. Quick Reference Card</w:t>
       </w:r>
     </w:p>
     <w:p>
@@ -4764,203 +4606,7 @@
         <w:pStyle w:val="Heading2"/>
       </w:pPr>
       <w:r>
-        <w:t xml:space="preserve">9.4 Run never starts</w:t>
-      </w:r>
-    </w:p>
-    <w:p>
-      <w:pPr>
-        <w:spacing w:after="120"/>
-      </w:pPr>
-      <w:r>
-        <w:t xml:space="preserve">If the schedule fires but no log lines appear:</w:t>
-      </w:r>
-    </w:p>
-    <w:p>
-      <w:pPr>
-        <w:pStyle w:val="ListParagraph"/>
-        <w:numPr>
-          <w:ilvl w:val="0"/>
-          <w:numId w:val="3"/>
-        </w:numPr>
-        <w:spacing w:after="80"/>
-      </w:pPr>
-      <w:r>
-        <w:t xml:space="preserve">Check that the schedule is enabled and not paused.</w:t>
-      </w:r>
-    </w:p>
-    <w:p>
-      <w:pPr>
-        <w:pStyle w:val="ListParagraph"/>
-        <w:numPr>
-          <w:ilvl w:val="0"/>
-          <w:numId w:val="3"/>
-        </w:numPr>
-        <w:spacing w:after="80"/>
-      </w:pPr>
-      <w:r>
-        <w:t xml:space="preserve">Check the vRO Runs tab for a run in state “waiting” — this can mean the workflow is queued behind another long-running workflow.</w:t>
-      </w:r>
-    </w:p>
-    <w:p>
-      <w:pPr>
-        <w:pStyle w:val="ListParagraph"/>
-        <w:numPr>
-          <w:ilvl w:val="0"/>
-          <w:numId w:val="3"/>
-        </w:numPr>
-        <w:spacing w:after="80"/>
-      </w:pPr>
-      <w:r>
-        <w:t xml:space="preserve">Confirm the runLock value in the configuration element is empty. A stuck lock will cause the run to abort silently with MUTEX_ABORT.</w:t>
-      </w:r>
-    </w:p>
-    <w:p>
-      <w:pPr>
-        <w:pStyle w:val="ListParagraph"/>
-        <w:numPr>
-          <w:ilvl w:val="0"/>
-          <w:numId w:val="3"/>
-        </w:numPr>
-        <w:spacing w:after="80"/>
-      </w:pPr>
-      <w:r>
-        <w:t xml:space="preserve">Confirm vRO appliance health and that the vCenter SDK plugin is loaded.</w:t>
-      </w:r>
-    </w:p>
-    <w:p>
-      <w:pPr>
-        <w:pStyle w:val="Heading1"/>
-      </w:pPr>
-      <w:r>
-        <w:t xml:space="preserve">10. FAQ</w:t>
-      </w:r>
-    </w:p>
-    <w:p>
-      <w:pPr>
-        <w:pStyle w:val="Heading3"/>
-      </w:pPr>
-      <w:r>
-        <w:t xml:space="preserve">Q. The workflow deleted a snapshot I needed. Can I recover it?</w:t>
-      </w:r>
-    </w:p>
-    <w:p>
-      <w:pPr>
-        <w:spacing w:after="120"/>
-      </w:pPr>
-      <w:r>
-        <w:t xml:space="preserve">Not from this workflow. Snapshot deletion in vCenter is a consolidation, not a soft-delete — the snapshot data is merged into the live disk and the snapshot file is removed. Recovery requires your backup product. For future protection, add the ignore string to the description of any snapshot you want to keep (Section 6).</w:t>
-      </w:r>
-    </w:p>
-    <w:p>
-      <w:pPr>
-        <w:pStyle w:val="Heading3"/>
-      </w:pPr>
-      <w:r>
-        <w:t xml:space="preserve">Q. Can I run cleanup on demand instead of waiting for the schedule?</w:t>
-      </w:r>
-    </w:p>
-    <w:p>
-      <w:pPr>
-        <w:spacing w:after="120"/>
-      </w:pPr>
-      <w:r>
-        <w:t xml:space="preserve">Yes. In vRO Client → Inventory → your workflow → right-click → Run. Confirm the inputs (in particular dryRun) before clicking Run.</w:t>
-      </w:r>
-    </w:p>
-    <w:p>
-      <w:pPr>
-        <w:pStyle w:val="Heading3"/>
-      </w:pPr>
-      <w:r>
-        <w:t xml:space="preserve">Q. Can two cleanup runs operate on different vCenters at the same time?</w:t>
-      </w:r>
-    </w:p>
-    <w:p>
-      <w:pPr>
-        <w:spacing w:after="120"/>
-      </w:pPr>
-      <w:r>
-        <w:t xml:space="preserve">No. The mutex is global to this workflow. The design assumption is that storage is often shared (notably stretched vSAN clusters), so a single coordinated run is safer than parallel runs that cannot see each other.</w:t>
-      </w:r>
-    </w:p>
-    <w:p>
-      <w:pPr>
-        <w:pStyle w:val="Heading3"/>
-      </w:pPr>
-      <w:r>
-        <w:t xml:space="preserve">Q. Why did the workflow skip my powered-on VM but delete the snapshot on its powered-off sibling?</w:t>
-      </w:r>
-    </w:p>
-    <w:p>
-      <w:pPr>
-        <w:spacing w:after="120"/>
-      </w:pPr>
-      <w:r>
-        <w:t xml:space="preserve">Powered-on and powered-off VMs are processed by different lanes. The powered-on lane is throttled and respects per-VM serialisation; the powered-off lane is not throttled but still respects the storage governor. If your powered-on VM was on a busy datastore at the moment its turn came up, it can be deferred while the powered-off VM goes through.</w:t>
-      </w:r>
-    </w:p>
-    <w:p>
-      <w:pPr>
-        <w:pStyle w:val="Heading3"/>
-      </w:pPr>
-      <w:r>
-        <w:t xml:space="preserve">Q. Can I get an email when a run fails?</w:t>
-      </w:r>
-    </w:p>
-    <w:p>
-      <w:pPr>
-        <w:spacing w:after="120"/>
-      </w:pPr>
-      <w:r>
-        <w:t xml:space="preserve">vRO can send notifications on workflow failure via its built-in notification policies. Configure a policy to alert on any run of the Adaptive Snapshot Cleanup workflow that ends in state failed; the Exception Handler ensures real errors propagate as failed runs. For COMPLETED WITH ERRORS (which is a successful workflow run with non-zero error count inside it), use an Aria Operations for Logs alert keyed off the [FAIL] marker.</w:t>
-      </w:r>
-    </w:p>
-    <w:p>
-      <w:pPr>
-        <w:pStyle w:val="Heading3"/>
-      </w:pPr>
-      <w:r>
-        <w:t xml:space="preserve">Q. The workflow says “First task on these datastores -- no calibration data yet, proceeding”. Is that OK?</w:t>
-      </w:r>
-    </w:p>
-    <w:p>
-      <w:pPr>
-        <w:spacing w:after="120"/>
-      </w:pPr>
-      <w:r>
-        <w:t xml:space="preserve">Yes. The governor needs at least one completed consolidation before it can predict the impact of the next one. The first task on any datastore always proceeds without a delta check. Once it completes, every subsequent task on that datastore is governed normally.</w:t>
-      </w:r>
-    </w:p>
-    <w:p>
-      <w:pPr>
-        <w:pStyle w:val="Heading3"/>
-      </w:pPr>
-      <w:r>
-        <w:t xml:space="preserve">Q. My run shows lockReleased: false. What now?</w:t>
-      </w:r>
-    </w:p>
-    <w:p>
-      <w:pPr>
-        <w:spacing w:after="120"/>
-      </w:pPr>
-      <w:r>
-        <w:t xml:space="preserve">Follow the procedure in Section 8 to clear the lock manually. This is rare and usually indicates the configuration element became unreachable during shutdown (for example, the vRO appliance restarted mid-run).</w:t>
-      </w:r>
-    </w:p>
-    <w:p>
-      <w:pPr>
-        <w:pStyle w:val="Heading1"/>
-      </w:pPr>
-      <w:r>
-        <w:t xml:space="preserve">11. Quick Reference Card</w:t>
-      </w:r>
-    </w:p>
-    <w:p>
-      <w:pPr>
-        <w:pStyle w:val="Heading2"/>
-      </w:pPr>
-      <w:r>
-        <w:t xml:space="preserve">Search filters for Aria Operations for Logs</w:t>
+        <w:t xml:space="preserve">Aria Operations for Logs queries</w:t>
       </w:r>
     </w:p>
     <w:tbl>
@@ -4992,7 +4638,7 @@
               <w:bottom w:val="single" w:color="BFBFBF" w:sz="4"/>
               <w:right w:val="single" w:color="BFBFBF" w:sz="4"/>
             </w:tcBorders>
-            <w:shd w:fill="1F3864" w:val="clear"/>
+            <w:shd w:fill="0A1F3D" w:val="clear"/>
             <w:tcMar>
               <w:top w:type="dxa" w:w="100"/>
               <w:left w:type="dxa" w:w="140"/>
@@ -5006,11 +4652,12 @@
             </w:pPr>
             <w:r>
               <w:rPr>
+                <w:rFonts w:ascii="Arial" w:cs="Arial" w:eastAsia="Arial" w:hAnsi="Arial"/>
                 <w:b/>
                 <w:bCs/>
                 <w:color w:val="FFFFFF"/>
-                <w:sz w:val="22"/>
-                <w:szCs w:val="22"/>
+                <w:sz w:val="20"/>
+                <w:szCs w:val="20"/>
               </w:rPr>
               <w:t xml:space="preserve">Query</w:t>
             </w:r>
@@ -5025,7 +4672,7 @@
               <w:bottom w:val="single" w:color="BFBFBF" w:sz="4"/>
               <w:right w:val="single" w:color="BFBFBF" w:sz="4"/>
             </w:tcBorders>
-            <w:shd w:fill="1F3864" w:val="clear"/>
+            <w:shd w:fill="0A1F3D" w:val="clear"/>
             <w:tcMar>
               <w:top w:type="dxa" w:w="100"/>
               <w:left w:type="dxa" w:w="140"/>
@@ -5039,11 +4686,12 @@
             </w:pPr>
             <w:r>
               <w:rPr>
+                <w:rFonts w:ascii="Arial" w:cs="Arial" w:eastAsia="Arial" w:hAnsi="Arial"/>
                 <w:b/>
                 <w:bCs/>
                 <w:color w:val="FFFFFF"/>
-                <w:sz w:val="22"/>
-                <w:szCs w:val="22"/>
+                <w:sz w:val="20"/>
+                <w:szCs w:val="20"/>
               </w:rPr>
               <w:t xml:space="preserve">Returns</w:t>
             </w:r>
@@ -5169,7 +4817,7 @@
                 <w:sz w:val="20"/>
                 <w:szCs w:val="20"/>
               </w:rPr>
-              <w:t xml:space="preserve">One block per run — the operator’s daily review query</w:t>
+              <w:t xml:space="preserve">One block per run</w:t>
             </w:r>
           </w:p>
         </w:tc>
@@ -5293,7 +4941,7 @@
                 <w:sz w:val="20"/>
                 <w:szCs w:val="20"/>
               </w:rPr>
-              <w:t xml:space="preserve">Storage governor activity — useful when tuning thresholds</w:t>
+              <w:t xml:space="preserve">Governor activity (useful for threshold tuning)</w:t>
             </w:r>
           </w:p>
         </w:tc>
@@ -5355,7 +5003,7 @@
                 <w:sz w:val="20"/>
                 <w:szCs w:val="20"/>
               </w:rPr>
-              <w:t xml:space="preserve">Every line from one specific run (substitute the run ID)</w:t>
+              <w:t xml:space="preserve">Every line from one specific run</w:t>
             </w:r>
           </w:p>
         </w:tc>
@@ -5363,7 +5011,7 @@
     </w:tbl>
     <w:p>
       <w:pPr>
-        <w:spacing w:after="120"/>
+        <w:spacing w:after="60"/>
       </w:pPr>
       <w:r>
         <w:t xml:space="preserve"> </w:t>
@@ -5406,7 +5054,7 @@
               <w:bottom w:val="single" w:color="BFBFBF" w:sz="4"/>
               <w:right w:val="single" w:color="BFBFBF" w:sz="4"/>
             </w:tcBorders>
-            <w:shd w:fill="1F3864" w:val="clear"/>
+            <w:shd w:fill="0A1F3D" w:val="clear"/>
             <w:tcMar>
               <w:top w:type="dxa" w:w="100"/>
               <w:left w:type="dxa" w:w="140"/>
@@ -5420,11 +5068,12 @@
             </w:pPr>
             <w:r>
               <w:rPr>
+                <w:rFonts w:ascii="Arial" w:cs="Arial" w:eastAsia="Arial" w:hAnsi="Arial"/>
                 <w:b/>
                 <w:bCs/>
                 <w:color w:val="FFFFFF"/>
-                <w:sz w:val="22"/>
-                <w:szCs w:val="22"/>
+                <w:sz w:val="20"/>
+                <w:szCs w:val="20"/>
               </w:rPr>
               <w:t xml:space="preserve">Action</w:t>
             </w:r>
@@ -5439,7 +5088,7 @@
               <w:bottom w:val="single" w:color="BFBFBF" w:sz="4"/>
               <w:right w:val="single" w:color="BFBFBF" w:sz="4"/>
             </w:tcBorders>
-            <w:shd w:fill="1F3864" w:val="clear"/>
+            <w:shd w:fill="0A1F3D" w:val="clear"/>
             <w:tcMar>
               <w:top w:type="dxa" w:w="100"/>
               <w:left w:type="dxa" w:w="140"/>
@@ -5453,11 +5102,12 @@
             </w:pPr>
             <w:r>
               <w:rPr>
+                <w:rFonts w:ascii="Arial" w:cs="Arial" w:eastAsia="Arial" w:hAnsi="Arial"/>
                 <w:b/>
                 <w:bCs/>
                 <w:color w:val="FFFFFF"/>
-                <w:sz w:val="22"/>
-                <w:szCs w:val="22"/>
+                <w:sz w:val="20"/>
+                <w:szCs w:val="20"/>
               </w:rPr>
               <w:t xml:space="preserve">Where</w:t>
             </w:r>
@@ -5521,7 +5171,7 @@
                 <w:sz w:val="20"/>
                 <w:szCs w:val="20"/>
               </w:rPr>
-              <w:t xml:space="preserve">Aria Operations for Logs → [SNAPSHOT-CLEANUP] [RESULT] in past 24h</w:t>
+              <w:t xml:space="preserve">Aria Ops for Logs → [SNAPSHOT-CLEANUP] [RESULT] in past 24h</w:t>
             </w:r>
           </w:p>
         </w:tc>
@@ -5615,7 +5265,7 @@
                 <w:sz w:val="20"/>
                 <w:szCs w:val="20"/>
               </w:rPr>
-              <w:t xml:space="preserve">Switch schedule to live</w:t>
+              <w:t xml:space="preserve">Switch to live</w:t>
             </w:r>
           </w:p>
         </w:tc>
@@ -5645,7 +5295,7 @@
                 <w:sz w:val="20"/>
                 <w:szCs w:val="20"/>
               </w:rPr>
-              <w:t xml:space="preserve">vRO Client → workflow → Schedule tab → schedule entry → Inputs → dryRun = false</w:t>
+              <w:t xml:space="preserve">Schedule → Inputs → dryRun = false</w:t>
             </w:r>
           </w:p>
         </w:tc>
@@ -5677,7 +5327,7 @@
                 <w:sz w:val="20"/>
                 <w:szCs w:val="20"/>
               </w:rPr>
-              <w:t xml:space="preserve">Pause cleanup for maintenance</w:t>
+              <w:t xml:space="preserve">Pause cleanup</w:t>
             </w:r>
           </w:p>
         </w:tc>
@@ -5707,7 +5357,7 @@
                 <w:sz w:val="20"/>
                 <w:szCs w:val="20"/>
               </w:rPr>
-              <w:t xml:space="preserve">vRO Client → SnapshotCleanup/RuntimeState → set runLock = MAINTENANCE</w:t>
+              <w:t xml:space="preserve">RuntimeState → runLock = MAINTENANCE</w:t>
             </w:r>
           </w:p>
         </w:tc>
@@ -5739,7 +5389,7 @@
                 <w:sz w:val="20"/>
                 <w:szCs w:val="20"/>
               </w:rPr>
-              <w:t xml:space="preserve">Re-enable after maintenance</w:t>
+              <w:t xml:space="preserve">Re-enable</w:t>
             </w:r>
           </w:p>
         </w:tc>
@@ -5769,7 +5419,7 @@
                 <w:sz w:val="20"/>
                 <w:szCs w:val="20"/>
               </w:rPr>
-              <w:t xml:space="preserve">vRO Client → SnapshotCleanup/RuntimeState → set runLock = empty string</w:t>
+              <w:t xml:space="preserve">RuntimeState → runLock = (empty string)</w:t>
             </w:r>
           </w:p>
         </w:tc>
@@ -5801,7 +5451,7 @@
                 <w:sz w:val="20"/>
                 <w:szCs w:val="20"/>
               </w:rPr>
-              <w:t xml:space="preserve">Manually clear a stuck lock</w:t>
+              <w:t xml:space="preserve">Add an ignore keyword</w:t>
             </w:r>
           </w:p>
         </w:tc>
@@ -5831,7 +5481,7 @@
                 <w:sz w:val="20"/>
                 <w:szCs w:val="20"/>
               </w:rPr>
-              <w:t xml:space="preserve">Same as above (see Section 8 for the safety check first)</w:t>
+              <w:t xml:space="preserve">Schedule → Inputs → descIgnoreStrings → append new element</w:t>
             </w:r>
           </w:p>
         </w:tc>
@@ -5863,7 +5513,7 @@
                 <w:sz w:val="20"/>
                 <w:szCs w:val="20"/>
               </w:rPr>
-              <w:t xml:space="preserve">Opt a snapshot out of cleanup</w:t>
+              <w:t xml:space="preserve">Opt a snapshot out</w:t>
             </w:r>
           </w:p>
         </w:tc>
@@ -5893,7 +5543,7 @@
                 <w:sz w:val="20"/>
                 <w:szCs w:val="20"/>
               </w:rPr>
-              <w:t xml:space="preserve">vSphere Client → VM → Snapshots → Edit description, add the ignore string</w:t>
+              <w:t xml:space="preserve">vSphere Client → VM → Snapshots → Edit description, add any configured keyword</w:t>
             </w:r>
           </w:p>
         </w:tc>
@@ -5901,7 +5551,7 @@
     </w:tbl>
     <w:p>
       <w:pPr>
-        <w:spacing w:after="120"/>
+        <w:spacing w:after="60"/>
       </w:pPr>
       <w:r>
         <w:t xml:space="preserve"> </w:t>
@@ -5968,7 +5618,8 @@
     </w:pPr>
     <w:r>
       <w:rPr>
-        <w:color w:val="595959"/>
+        <w:rFonts w:ascii="Arial" w:cs="Arial" w:eastAsia="Arial" w:hAnsi="Arial"/>
+        <w:color w:val="404040"/>
         <w:sz w:val="18"/>
         <w:szCs w:val="18"/>
       </w:rPr>
@@ -5976,7 +5627,7 @@
     </w:r>
     <w:r>
       <w:rPr>
-        <w:color w:val="595959"/>
+        <w:color w:val="404040"/>
         <w:sz w:val="18"/>
         <w:szCs w:val="18"/>
       </w:rPr>
@@ -5987,7 +5638,8 @@
     </w:r>
     <w:r>
       <w:rPr>
-        <w:color w:val="595959"/>
+        <w:rFonts w:ascii="Arial" w:cs="Arial" w:eastAsia="Arial" w:hAnsi="Arial"/>
+        <w:color w:val="404040"/>
         <w:sz w:val="18"/>
         <w:szCs w:val="18"/>
       </w:rPr>
@@ -5995,7 +5647,7 @@
     </w:r>
     <w:r>
       <w:rPr>
-        <w:color w:val="595959"/>
+        <w:color w:val="404040"/>
         <w:sz w:val="18"/>
         <w:szCs w:val="18"/>
       </w:rPr>
@@ -6050,7 +5702,7 @@
   <w:p>
     <w:pPr>
       <w:pBdr>
-        <w:bottom w:val="single" w:color="2E75B6" w:sz="6" w:space="4"/>
+        <w:bottom w:val="single" w:color="BFBFBF" w:sz="4" w:space="4"/>
       </w:pBdr>
       <w:tabs>
         <w:tab w:val="right" w:pos="9026"/>
@@ -6058,7 +5710,8 @@
     </w:pPr>
     <w:r>
       <w:rPr>
-        <w:color w:val="595959"/>
+        <w:rFonts w:ascii="Arial" w:cs="Arial" w:eastAsia="Arial" w:hAnsi="Arial"/>
+        <w:color w:val="404040"/>
         <w:sz w:val="18"/>
         <w:szCs w:val="18"/>
       </w:rPr>
@@ -6066,9 +5719,10 @@
     </w:r>
     <w:r>
       <w:rPr>
+        <w:rFonts w:ascii="Arial" w:cs="Arial" w:eastAsia="Arial" w:hAnsi="Arial"/>
         <w:i/>
         <w:iCs/>
-        <w:color w:val="595959"/>
+        <w:color w:val="404040"/>
         <w:sz w:val="18"/>
         <w:szCs w:val="18"/>
       </w:rPr>
@@ -6223,7 +5877,8 @@
   <w:docDefaults>
     <w:rPrDefault>
       <w:rPr>
-        <w:rFonts w:ascii="Calibri" w:cs="Calibri" w:eastAsia="Calibri" w:hAnsi="Calibri"/>
+        <w:rFonts w:ascii="Arial" w:cs="Arial" w:eastAsia="Arial" w:hAnsi="Arial"/>
+        <w:color w:val="1F1F1F"/>
         <w:sz w:val="22"/>
         <w:szCs w:val="22"/>
       </w:rPr>
@@ -6401,39 +6056,6 @@
       <w:szCs w:val="20"/>
     </w:rPr>
   </w:style>
-  <w:style w:type="paragraph" w:styleId="Title">
-    <w:name w:val="Title"/>
-    <w:basedOn w:val="Normal"/>
-    <w:next w:val="Normal"/>
-    <w:qFormat/>
-    <w:pPr>
-      <w:spacing w:after="120" w:before="0"/>
-    </w:pPr>
-    <w:rPr>
-      <w:rFonts w:ascii="Calibri" w:cs="Calibri" w:eastAsia="Calibri" w:hAnsi="Calibri"/>
-      <w:b/>
-      <w:bCs/>
-      <w:color w:val="1F3864"/>
-      <w:sz w:val="56"/>
-      <w:szCs w:val="56"/>
-    </w:rPr>
-  </w:style>
-  <w:style w:type="paragraph" w:styleId="Subtitle">
-    <w:name w:val="Subtitle"/>
-    <w:basedOn w:val="Normal"/>
-    <w:next w:val="Normal"/>
-    <w:pPr>
-      <w:spacing w:after="480" w:before="0"/>
-    </w:pPr>
-    <w:rPr>
-      <w:rFonts w:ascii="Calibri" w:cs="Calibri" w:eastAsia="Calibri" w:hAnsi="Calibri"/>
-      <w:i/>
-      <w:iCs/>
-      <w:color w:val="595959"/>
-      <w:sz w:val="28"/>
-      <w:szCs w:val="28"/>
-    </w:rPr>
-  </w:style>
   <w:style w:type="paragraph" w:styleId="Heading1">
     <w:name w:val="Heading 1"/>
     <w:basedOn w:val="Normal"/>
@@ -6441,18 +6063,18 @@
     <w:qFormat/>
     <w:pPr>
       <w:pBdr>
-        <w:bottom w:val="single" w:color="2E75B6" w:sz="8" w:space="4"/>
+        <w:bottom w:val="single" w:color="1565C0" w:sz="6" w:space="4"/>
       </w:pBdr>
       <w:spacing w:after="180" w:before="360"/>
       <w:outlineLvl w:val="0"/>
     </w:pPr>
     <w:rPr>
-      <w:rFonts w:ascii="Calibri" w:cs="Calibri" w:eastAsia="Calibri" w:hAnsi="Calibri"/>
+      <w:rFonts w:ascii="Arial" w:cs="Arial" w:eastAsia="Arial" w:hAnsi="Arial"/>
       <w:b/>
       <w:bCs/>
-      <w:color w:val="1F3864"/>
-      <w:sz w:val="36"/>
-      <w:szCs w:val="36"/>
+      <w:color w:val="0A1F3D"/>
+      <w:sz w:val="32"/>
+      <w:szCs w:val="32"/>
     </w:rPr>
   </w:style>
   <w:style w:type="paragraph" w:styleId="Heading2">
@@ -6465,12 +6087,12 @@
       <w:outlineLvl w:val="1"/>
     </w:pPr>
     <w:rPr>
-      <w:rFonts w:ascii="Calibri" w:cs="Calibri" w:eastAsia="Calibri" w:hAnsi="Calibri"/>
+      <w:rFonts w:ascii="Arial" w:cs="Arial" w:eastAsia="Arial" w:hAnsi="Arial"/>
       <w:b/>
       <w:bCs/>
-      <w:color w:val="1F3864"/>
-      <w:sz w:val="28"/>
-      <w:szCs w:val="28"/>
+      <w:color w:val="0A1F3D"/>
+      <w:sz w:val="26"/>
+      <w:szCs w:val="26"/>
     </w:rPr>
   </w:style>
   <w:style w:type="paragraph" w:styleId="Heading3">
@@ -6483,26 +6105,12 @@
       <w:outlineLvl w:val="2"/>
     </w:pPr>
     <w:rPr>
-      <w:rFonts w:ascii="Calibri" w:cs="Calibri" w:eastAsia="Calibri" w:hAnsi="Calibri"/>
+      <w:rFonts w:ascii="Arial" w:cs="Arial" w:eastAsia="Arial" w:hAnsi="Arial"/>
       <w:b/>
       <w:bCs/>
-      <w:color w:val="2E75B6"/>
-      <w:sz w:val="24"/>
-      <w:szCs w:val="24"/>
-    </w:rPr>
-  </w:style>
-  <w:style w:type="paragraph" w:styleId="Code">
-    <w:name w:val="Code"/>
-    <w:basedOn w:val="Normal"/>
-    <w:next w:val="Normal"/>
-    <w:pPr>
-      <w:spacing w:after="80" w:before="80"/>
-    </w:pPr>
-    <w:rPr>
-      <w:rFonts w:ascii="Consolas" w:cs="Consolas" w:eastAsia="Consolas" w:hAnsi="Consolas"/>
-      <w:color w:val="1F1F1F"/>
-      <w:sz w:val="18"/>
-      <w:szCs w:val="18"/>
+      <w:color w:val="1565C0"/>
+      <w:sz w:val="22"/>
+      <w:szCs w:val="22"/>
     </w:rPr>
   </w:style>
 </w:styles>

--- a/OrchestratorWorkflows/vCenter/vms/snapshots/Documentation/04_User_Documentation.docx
+++ b/OrchestratorWorkflows/vCenter/vms/snapshots/Documentation/04_User_Documentation.docx
@@ -3,21 +3,25 @@
 <w:document xmlns:wpc="http://schemas.microsoft.com/office/word/2010/wordprocessingCanvas" xmlns:cx="http://schemas.microsoft.com/office/drawing/2014/chartex" xmlns:cx1="http://schemas.microsoft.com/office/drawing/2015/9/8/chartex" xmlns:cx2="http://schemas.microsoft.com/office/drawing/2015/10/21/chartex" xmlns:cx3="http://schemas.microsoft.com/office/drawing/2016/5/9/chartex" xmlns:cx4="http://schemas.microsoft.com/office/drawing/2016/5/10/chartex" xmlns:cx5="http://schemas.microsoft.com/office/drawing/2016/5/11/chartex" xmlns:cx6="http://schemas.microsoft.com/office/drawing/2016/5/12/chartex" xmlns:cx7="http://schemas.microsoft.com/office/drawing/2016/5/13/chartex" xmlns:cx8="http://schemas.microsoft.com/office/drawing/2016/5/14/chartex" xmlns:mc="http://schemas.openxmlformats.org/markup-compatibility/2006" xmlns:aink="http://schemas.microsoft.com/office/drawing/2016/ink" xmlns:am3d="http://schemas.microsoft.com/office/drawing/2017/model3d" xmlns:o="urn:schemas-microsoft-com:office:office" xmlns:oel="http://schemas.microsoft.com/office/2019/extlst" xmlns:r="http://schemas.openxmlformats.org/officeDocument/2006/relationships" xmlns:m="http://schemas.openxmlformats.org/officeDocument/2006/math" xmlns:v="urn:schemas-microsoft-com:vml" xmlns:wp14="http://schemas.microsoft.com/office/word/2010/wordprocessingDrawing" xmlns:wp="http://schemas.openxmlformats.org/drawingml/2006/wordprocessingDrawing" xmlns:w10="urn:schemas-microsoft-com:office:word" xmlns:w="http://schemas.openxmlformats.org/wordprocessingml/2006/main" xmlns:w14="http://schemas.microsoft.com/office/word/2010/wordml" xmlns:w15="http://schemas.microsoft.com/office/word/2012/wordml" xmlns:w16cex="http://schemas.microsoft.com/office/word/2018/wordml/cex" xmlns:w16cid="http://schemas.microsoft.com/office/word/2016/wordml/cid" xmlns:w16="http://schemas.microsoft.com/office/word/2018/wordml" xmlns:w16du="http://schemas.microsoft.com/office/word/2023/wordml/word16du" xmlns:w16sdtdh="http://schemas.microsoft.com/office/word/2020/wordml/sdtdatahash" xmlns:w16sdtfl="http://schemas.microsoft.com/office/word/2024/wordml/sdtformatlock" xmlns:w16se="http://schemas.microsoft.com/office/word/2015/wordml/symex" xmlns:wpg="http://schemas.microsoft.com/office/word/2010/wordprocessingGroup" xmlns:wpi="http://schemas.microsoft.com/office/word/2010/wordprocessingInk" xmlns:wne="http://schemas.microsoft.com/office/word/2006/wordml" xmlns:wps="http://schemas.microsoft.com/office/word/2010/wordprocessingShape" mc:Ignorable="w14 w15 w16se w16cid w16 w16cex w16sdtdh w16sdtfl w16du wp14">
   <w:body>
     <w:p>
+      <w:pPr>
+        <w:spacing w:after="120"/>
+      </w:pPr>
       <w:r>
         <w:t xml:space="preserve"> </w:t>
       </w:r>
     </w:p>
     <w:p>
+      <w:pPr>
+        <w:spacing w:after="120"/>
+      </w:pPr>
       <w:r>
         <w:t xml:space="preserve"> </w:t>
       </w:r>
     </w:p>
     <w:p>
-      <w:r>
-        <w:t xml:space="preserve"> </w:t>
-      </w:r>
-    </w:p>
-    <w:p>
+      <w:pPr>
+        <w:spacing w:after="120"/>
+      </w:pPr>
       <w:r>
         <w:t xml:space="preserve"> </w:t>
       </w:r>
@@ -26,16 +30,23 @@
       <w:pPr>
         <w:spacing w:after="200"/>
         <w:jc w:val="center"/>
-      </w:pPr>
+        <w:rPr>
+          <w:rFonts w:ascii="Arial" w:eastAsia="Arial" w:hAnsi="Arial" w:cs="Arial"/>
+          <w:color w:val="1F1F1F"/>
+        </w:rPr>
+      </w:pPr>
+      <w:r>
+        <w:t xml:space="preserve"> </w:t>
+      </w:r>
       <w:r>
         <w:rPr>
           <w:noProof/>
         </w:rPr>
         <w:drawing>
-          <wp:inline distT="0" distB="0" distL="0" distR="0" wp14:anchorId="032EB932" wp14:editId="3283690A">
+          <wp:inline distT="0" distB="0" distL="0" distR="0" wp14:anchorId="0C8A0427" wp14:editId="2121757E">
             <wp:extent cx="5715000" cy="3219450"/>
             <wp:effectExtent l="0" t="0" r="0" b="0"/>
-            <wp:docPr id="1" name="cover" descr="Private Cloud Operations banner" title="Cover"/>
+            <wp:docPr id="2110588686" name="drawing" title="Cover&#10;Private Cloud Operations banner"/>
             <wp:cNvGraphicFramePr>
               <a:graphicFrameLocks xmlns:a="http://schemas.openxmlformats.org/drawingml/2006/main" noChangeAspect="1"/>
             </wp:cNvGraphicFramePr>
@@ -43,19 +54,22 @@
               <a:graphicData uri="http://schemas.openxmlformats.org/drawingml/2006/picture">
                 <pic:pic xmlns:pic="http://schemas.openxmlformats.org/drawingml/2006/picture">
                   <pic:nvPicPr>
-                    <pic:cNvPr id="0" name=""/>
-                    <pic:cNvPicPr>
-                      <a:picLocks noChangeAspect="1" noChangeArrowheads="1"/>
-                    </pic:cNvPicPr>
+                    <pic:cNvPr id="2110588686" name="Picture 2110588686"/>
+                    <pic:cNvPicPr/>
                   </pic:nvPicPr>
                   <pic:blipFill>
-                    <a:blip r:embed="rId7"/>
-                    <a:srcRect/>
+                    <a:blip r:embed="rId10">
+                      <a:extLst>
+                        <a:ext uri="{28A0092B-C50C-407E-A947-70E740481C1C}">
+                          <a14:useLocalDpi xmlns:a14="http://schemas.microsoft.com/office/drawing/2010/main"/>
+                        </a:ext>
+                      </a:extLst>
+                    </a:blip>
                     <a:stretch>
                       <a:fillRect/>
                     </a:stretch>
                   </pic:blipFill>
-                  <pic:spPr bwMode="auto">
+                  <pic:spPr>
                     <a:xfrm>
                       <a:off x="0" y="0"/>
                       <a:ext cx="5715000" cy="3219450"/>
@@ -75,9 +89,16 @@
       <w:pPr>
         <w:spacing w:after="80"/>
         <w:jc w:val="center"/>
-      </w:pPr>
-      <w:r>
         <w:rPr>
+          <w:rFonts w:ascii="Arial" w:eastAsia="Arial" w:hAnsi="Arial" w:cs="Arial"/>
+          <w:color w:val="5BA3E8"/>
+          <w:sz w:val="20"/>
+          <w:szCs w:val="20"/>
+        </w:rPr>
+      </w:pPr>
+      <w:r>
+        <w:rPr>
+          <w:rFonts w:ascii="Arial" w:eastAsia="Arial" w:hAnsi="Arial" w:cs="Arial"/>
           <w:b/>
           <w:bCs/>
           <w:color w:val="5BA3E8"/>
@@ -91,9 +112,16 @@
       <w:pPr>
         <w:spacing w:after="60"/>
         <w:jc w:val="center"/>
-      </w:pPr>
-      <w:r>
         <w:rPr>
+          <w:rFonts w:ascii="Arial" w:eastAsia="Arial" w:hAnsi="Arial" w:cs="Arial"/>
+          <w:color w:val="0A1F3D"/>
+          <w:sz w:val="48"/>
+          <w:szCs w:val="48"/>
+        </w:rPr>
+      </w:pPr>
+      <w:r>
+        <w:rPr>
+          <w:rFonts w:ascii="Arial" w:eastAsia="Arial" w:hAnsi="Arial" w:cs="Arial"/>
           <w:b/>
           <w:bCs/>
           <w:color w:val="0A1F3D"/>
@@ -107,9 +135,16 @@
       <w:pPr>
         <w:spacing w:after="120"/>
         <w:jc w:val="center"/>
-      </w:pPr>
-      <w:r>
         <w:rPr>
+          <w:rFonts w:ascii="Arial" w:eastAsia="Arial" w:hAnsi="Arial" w:cs="Arial"/>
+          <w:color w:val="1565C0"/>
+          <w:sz w:val="30"/>
+          <w:szCs w:val="30"/>
+        </w:rPr>
+      </w:pPr>
+      <w:r>
+        <w:rPr>
+          <w:rFonts w:ascii="Arial" w:eastAsia="Arial" w:hAnsi="Arial" w:cs="Arial"/>
           <w:b/>
           <w:bCs/>
           <w:color w:val="1565C0"/>
@@ -120,7 +155,18 @@
       </w:r>
     </w:p>
     <w:p>
-      <w:r>
+      <w:pPr>
+        <w:spacing w:after="120"/>
+        <w:rPr>
+          <w:rFonts w:ascii="Arial" w:eastAsia="Arial" w:hAnsi="Arial" w:cs="Arial"/>
+          <w:color w:val="1F1F1F"/>
+        </w:rPr>
+      </w:pPr>
+      <w:r>
+        <w:rPr>
+          <w:rFonts w:ascii="Arial" w:eastAsia="Arial" w:hAnsi="Arial" w:cs="Arial"/>
+          <w:color w:val="1F1F1F"/>
+        </w:rPr>
         <w:t xml:space="preserve"> </w:t>
       </w:r>
     </w:p>
@@ -131,33 +177,54 @@
         </w:pBdr>
         <w:spacing w:after="200"/>
         <w:jc w:val="center"/>
+        <w:rPr>
+          <w:rFonts w:ascii="Arial" w:eastAsia="Arial" w:hAnsi="Arial" w:cs="Arial"/>
+          <w:color w:val="1F1F1F"/>
+        </w:rPr>
       </w:pPr>
     </w:p>
     <w:p>
       <w:pPr>
         <w:spacing w:after="200"/>
         <w:jc w:val="center"/>
-      </w:pPr>
-      <w:r>
         <w:rPr>
+          <w:rFonts w:ascii="Arial" w:eastAsia="Arial" w:hAnsi="Arial" w:cs="Arial"/>
           <w:i/>
           <w:iCs/>
-          <w:color w:val="404040"/>
+          <w:color w:val="404040" w:themeColor="text1" w:themeTint="BF"/>
           <w:sz w:val="24"/>
           <w:szCs w:val="24"/>
         </w:rPr>
-        <w:t>User Documentation</w:t>
-      </w:r>
-    </w:p>
-    <w:p>
-      <w:pPr>
+      </w:pPr>
+      <w:r>
+        <w:rPr>
+          <w:rFonts w:ascii="Arial" w:eastAsia="Arial" w:hAnsi="Arial" w:cs="Arial"/>
+          <w:i/>
+          <w:iCs/>
+          <w:color w:val="404040" w:themeColor="text1" w:themeTint="BF"/>
+          <w:sz w:val="24"/>
+          <w:szCs w:val="24"/>
+        </w:rPr>
+        <w:t>User Guide</w:t>
+      </w:r>
+    </w:p>
+    <w:p>
+      <w:pPr>
+        <w:spacing w:after="120"/>
         <w:jc w:val="center"/>
-      </w:pPr>
-      <w:r>
         <w:rPr>
+          <w:rFonts w:ascii="Arial" w:eastAsia="Arial" w:hAnsi="Arial" w:cs="Arial"/>
+          <w:color w:val="707070"/>
+          <w:sz w:val="18"/>
+          <w:szCs w:val="18"/>
+        </w:rPr>
+      </w:pPr>
+      <w:r>
+        <w:rPr>
+          <w:rFonts w:ascii="Arial" w:eastAsia="Arial" w:hAnsi="Arial" w:cs="Arial"/>
           <w:b/>
           <w:bCs/>
-          <w:color w:val="404040"/>
+          <w:color w:val="404040" w:themeColor="text1" w:themeTint="BF"/>
           <w:sz w:val="18"/>
           <w:szCs w:val="18"/>
         </w:rPr>
@@ -165,6 +232,7 @@
       </w:r>
       <w:r>
         <w:rPr>
+          <w:rFonts w:ascii="Arial" w:eastAsia="Arial" w:hAnsi="Arial" w:cs="Arial"/>
           <w:color w:val="707070"/>
           <w:sz w:val="18"/>
           <w:szCs w:val="18"/>
@@ -173,7 +241,8 @@
       </w:r>
       <w:r>
         <w:rPr>
-          <w:color w:val="404040"/>
+          <w:rFonts w:ascii="Arial" w:eastAsia="Arial" w:hAnsi="Arial" w:cs="Arial"/>
+          <w:color w:val="404040" w:themeColor="text1" w:themeTint="BF"/>
           <w:sz w:val="18"/>
           <w:szCs w:val="18"/>
         </w:rPr>
@@ -181,22 +250,69 @@
       </w:r>
       <w:r>
         <w:rPr>
+          <w:rFonts w:ascii="Arial" w:eastAsia="Arial" w:hAnsi="Arial" w:cs="Arial"/>
           <w:b/>
           <w:bCs/>
-          <w:color w:val="404040"/>
+          <w:color w:val="404040" w:themeColor="text1" w:themeTint="BF"/>
           <w:sz w:val="18"/>
           <w:szCs w:val="18"/>
         </w:rPr>
-        <w:t xml:space="preserve">AUDIENCE:  </w:t>
-      </w:r>
-      <w:r>
+        <w:t>AUDIENCE:  &lt;customer&gt;, &lt;groups&gt;</w:t>
+      </w:r>
+    </w:p>
+    <w:p>
+      <w:pPr>
+        <w:pBdr>
+          <w:bottom w:val="single" w:sz="18" w:space="4" w:color="1565C0"/>
+        </w:pBdr>
+        <w:spacing w:after="200"/>
+        <w:jc w:val="center"/>
         <w:rPr>
-          <w:color w:val="707070"/>
-          <w:sz w:val="18"/>
-          <w:szCs w:val="18"/>
+          <w:rFonts w:ascii="Arial" w:eastAsia="Arial" w:hAnsi="Arial" w:cs="Arial"/>
+          <w:color w:val="1F1F1F"/>
         </w:rPr>
-        <w:t>Department of State, DT/EI/IM/CVS, IT Leadership, Infrastructure Management</w:t>
-      </w:r>
+      </w:pPr>
+    </w:p>
+    <w:p>
+      <w:pPr>
+        <w:spacing w:after="120"/>
+        <w:rPr>
+          <w:rFonts w:ascii="Arial" w:eastAsia="Arial" w:hAnsi="Arial" w:cs="Arial"/>
+          <w:color w:val="1F1F1F"/>
+        </w:rPr>
+      </w:pPr>
+    </w:p>
+    <w:p>
+      <w:pPr>
+        <w:spacing w:after="120"/>
+        <w:rPr>
+          <w:rFonts w:ascii="Arial" w:eastAsia="Arial" w:hAnsi="Arial" w:cs="Arial"/>
+          <w:color w:val="1F1F1F"/>
+        </w:rPr>
+      </w:pPr>
+    </w:p>
+    <w:p>
+      <w:pPr>
+        <w:spacing w:after="120"/>
+        <w:rPr>
+          <w:rFonts w:ascii="Arial" w:eastAsia="Arial" w:hAnsi="Arial" w:cs="Arial"/>
+          <w:color w:val="1F1F1F"/>
+        </w:rPr>
+      </w:pPr>
+    </w:p>
+    <w:p>
+      <w:pPr>
+        <w:spacing w:after="120"/>
+        <w:rPr>
+          <w:rFonts w:ascii="Arial" w:eastAsia="Arial" w:hAnsi="Arial" w:cs="Arial"/>
+          <w:color w:val="1F1F1F"/>
+        </w:rPr>
+      </w:pPr>
+    </w:p>
+    <w:p>
+      <w:pPr>
+        <w:spacing w:after="120"/>
+      </w:pPr>
     </w:p>
     <w:p>
       <w:r>
@@ -205,7 +321,7 @@
     </w:p>
     <w:p>
       <w:pPr>
-        <w:pStyle w:val="Heading1"/>
+        <w:pStyle w:val="heading10"/>
       </w:pPr>
       <w:r>
         <w:lastRenderedPageBreak/>
@@ -243,15 +359,31 @@
         <w:spacing w:after="80"/>
       </w:pPr>
       <w:r>
-        <w:t>VM service owners who want to know how to opt their machines out of cleanup, or understand why a snapshot was removed.</w:t>
-      </w:r>
-    </w:p>
-    <w:p>
-      <w:pPr>
-        <w:pStyle w:val="Heading1"/>
+        <w:t>VM service owners who want to know how to opt their machines out of cleanup, or understand why a snapshot they expected to live was removed.</w:t>
+      </w:r>
+    </w:p>
+    <w:p>
+      <w:pPr>
+        <w:spacing w:after="120"/>
+      </w:pPr>
+      <w:r>
+        <w:t>If you are deploying the workflow for the first time, see the Implementation Guide instead. If you are presenting the solution to leadership, see the Executive Summary.</w:t>
+      </w:r>
+    </w:p>
+    <w:p>
+      <w:pPr>
+        <w:pStyle w:val="heading10"/>
       </w:pPr>
       <w:r>
         <w:t>2. What the Workflow Does</w:t>
+      </w:r>
+    </w:p>
+    <w:p>
+      <w:pPr>
+        <w:spacing w:after="120"/>
+      </w:pPr>
+      <w:r>
+        <w:t>Once per day, the workflow:</w:t>
       </w:r>
     </w:p>
     <w:p>
@@ -264,7 +396,13 @@
         <w:spacing w:after="80"/>
       </w:pPr>
       <w:r>
-        <w:t>Connects to every vCenter that vRO knows about.</w:t>
+        <w:t xml:space="preserve">Connects to every vCenter that </w:t>
+      </w:r>
+      <w:r>
+        <w:t>VCF Orchestrator</w:t>
+      </w:r>
+      <w:r>
+        <w:t xml:space="preserve"> knows about.</w:t>
       </w:r>
     </w:p>
     <w:p>
@@ -277,7 +415,7 @@
         <w:spacing w:after="80"/>
       </w:pPr>
       <w:r>
-        <w:t>Lists every VM snapshot older than the configured age limit (default 7 days).</w:t>
+        <w:t>Lists every VM snapshot that is older than the configured age limit (default 7 days).</w:t>
       </w:r>
     </w:p>
     <w:p>
@@ -290,7 +428,7 @@
         <w:spacing w:after="80"/>
       </w:pPr>
       <w:r>
-        <w:t>Filters out any snapshot whose description contains one of the configured ignore strings.</w:t>
+        <w:t>Filters out anything you have explicitly opted out of cleanup (see Section 6).</w:t>
       </w:r>
     </w:p>
     <w:p>
@@ -303,7 +441,7 @@
         <w:spacing w:after="80"/>
       </w:pPr>
       <w:r>
-        <w:t>Sorts the remaining snapshots so the newest in each chain is removed first.</w:t>
+        <w:t>Sorts the remaining snapshots so the newest in each VM’s chain is removed first (vCenter requires this).</w:t>
       </w:r>
     </w:p>
     <w:p>
@@ -316,7 +454,7 @@
         <w:spacing w:after="80"/>
       </w:pPr>
       <w:r>
-        <w:t>Removes them, watching live storage performance and slowing itself down if latency rises.</w:t>
+        <w:t>Removes them, watching live storage performance and slowing itself down if it sees latency rising.</w:t>
       </w:r>
     </w:p>
     <w:p>
@@ -329,7 +467,7 @@
         <w:spacing w:after="80"/>
       </w:pPr>
       <w:r>
-        <w:t>Writes a single result summary to the workflow log (visible in Aria Operations for Logs).</w:t>
+        <w:t>Writes a single result summary to the workflow log, which appears in Aria Operations for Logs.</w:t>
       </w:r>
     </w:p>
     <w:p>
@@ -363,7 +501,7 @@
         <w:spacing w:after="80"/>
       </w:pPr>
       <w:r>
-        <w:t>The VM has another snapshot, backup, clone, migrate, or relocate operation running.</w:t>
+        <w:t>The VM has another snapshot, backup, clone, migrate, or relocate operation already running.</w:t>
       </w:r>
     </w:p>
     <w:p>
@@ -389,7 +527,7 @@
         <w:spacing w:after="80"/>
       </w:pPr>
       <w:r>
-        <w:t>The snapshot’s description contains any of the configured ignore strings (descIgnoreStrings array).</w:t>
+        <w:t>The snapshot description contains the configured ignore string.</w:t>
       </w:r>
     </w:p>
     <w:p>
@@ -402,12 +540,12 @@
         <w:spacing w:after="80"/>
       </w:pPr>
       <w:r>
-        <w:t>Storage is too busy and stays busy for the full governor wait window (default one hour).</w:t>
-      </w:r>
-    </w:p>
-    <w:p>
-      <w:pPr>
-        <w:pStyle w:val="Heading1"/>
+        <w:t>Storage on the VM’s datastores is too busy and stays too busy for the full governor wait window (default one hour).</w:t>
+      </w:r>
+    </w:p>
+    <w:p>
+      <w:pPr>
+        <w:pStyle w:val="heading10"/>
       </w:pPr>
       <w:r>
         <w:t>3. Reading a Run Summary</w:t>
@@ -418,219 +556,202 @@
         <w:spacing w:after="120"/>
       </w:pPr>
       <w:r>
-        <w:t xml:space="preserve">Search Aria Operations for Logs for </w:t>
+        <w:t xml:space="preserve">Every run finishes with a single human-readable result block in the log. Search Aria Operations for Logs for </w:t>
       </w:r>
       <w:r>
         <w:rPr>
           <w:rFonts w:ascii="Consolas" w:eastAsia="Consolas" w:hAnsi="Consolas" w:cs="Consolas"/>
-          <w:sz w:val="20"/>
-          <w:szCs w:val="20"/>
         </w:rPr>
         <w:t>[SNAPSHOT-CLEANUP] [RESULT]</w:t>
       </w:r>
       <w:r>
-        <w:t xml:space="preserve"> to see one block per run:</w:t>
-      </w:r>
-    </w:p>
-    <w:p>
-      <w:pPr>
+        <w:t xml:space="preserve"> and you will see one block per run, like this:</w:t>
+      </w:r>
+    </w:p>
+    <w:p>
+      <w:pPr>
+        <w:pStyle w:val="Code"/>
         <w:shd w:val="clear" w:color="auto" w:fill="F2F2F2"/>
-        <w:ind w:left="360"/>
-      </w:pPr>
-      <w:r>
-        <w:rPr>
-          <w:rFonts w:ascii="Consolas" w:eastAsia="Consolas" w:hAnsi="Consolas" w:cs="Consolas"/>
-          <w:sz w:val="18"/>
-          <w:szCs w:val="18"/>
-        </w:rPr>
+        <w:spacing w:before="0" w:after="0"/>
+      </w:pPr>
+      <w:r>
         <w:t>[SNAPSHOT-CLEANUP] [FINALISE] [RESULT]  ================================================</w:t>
       </w:r>
     </w:p>
     <w:p>
       <w:pPr>
+        <w:pStyle w:val="Code"/>
         <w:shd w:val="clear" w:color="auto" w:fill="F2F2F2"/>
-        <w:ind w:left="360"/>
-      </w:pPr>
-      <w:r>
-        <w:rPr>
-          <w:rFonts w:ascii="Consolas" w:eastAsia="Consolas" w:hAnsi="Consolas" w:cs="Consolas"/>
-          <w:sz w:val="18"/>
-          <w:szCs w:val="18"/>
-        </w:rPr>
+        <w:spacing w:before="0" w:after="0"/>
+      </w:pPr>
+      <w:r>
         <w:t>[SNAPSHOT-CLEANUP] [FINALISE] [RESULT]    SNAPSHOT CLEANUP COMPLETE</w:t>
       </w:r>
     </w:p>
     <w:p>
       <w:pPr>
+        <w:pStyle w:val="Code"/>
         <w:shd w:val="clear" w:color="auto" w:fill="F2F2F2"/>
-        <w:ind w:left="360"/>
-      </w:pPr>
-      <w:r>
-        <w:rPr>
-          <w:rFonts w:ascii="Consolas" w:eastAsia="Consolas" w:hAnsi="Consolas" w:cs="Consolas"/>
-          <w:sz w:val="18"/>
-          <w:szCs w:val="18"/>
-        </w:rPr>
+        <w:spacing w:before="0" w:after="0"/>
+      </w:pPr>
+      <w:r>
         <w:t>[SNAPSHOT-CLEANUP] [FINALISE] [RESULT]    Run ID      : SCR-2026-04-22T03-00-00</w:t>
       </w:r>
     </w:p>
     <w:p>
       <w:pPr>
+        <w:pStyle w:val="Code"/>
         <w:shd w:val="clear" w:color="auto" w:fill="F2F2F2"/>
-        <w:ind w:left="360"/>
-      </w:pPr>
-      <w:r>
-        <w:rPr>
-          <w:rFonts w:ascii="Consolas" w:eastAsia="Consolas" w:hAnsi="Consolas" w:cs="Consolas"/>
-          <w:sz w:val="18"/>
-          <w:szCs w:val="18"/>
-        </w:rPr>
+        <w:spacing w:before="0" w:after="0"/>
+      </w:pPr>
+      <w:r>
         <w:t>[SNAPSHOT-CLEANUP] [FINALISE] [RESULT]    Result       : SUCCESS</w:t>
       </w:r>
     </w:p>
     <w:p>
       <w:pPr>
+        <w:pStyle w:val="Code"/>
         <w:shd w:val="clear" w:color="auto" w:fill="F2F2F2"/>
-        <w:ind w:left="360"/>
-      </w:pPr>
-      <w:r>
-        <w:rPr>
-          <w:rFonts w:ascii="Consolas" w:eastAsia="Consolas" w:hAnsi="Consolas" w:cs="Consolas"/>
-          <w:sz w:val="18"/>
-          <w:szCs w:val="18"/>
-        </w:rPr>
+        <w:spacing w:before="0" w:after="0"/>
+      </w:pPr>
+      <w:r>
         <w:t>[SNAPSHOT-CLEANUP] [FINALISE] [RESULT]    Mode         : Live</w:t>
       </w:r>
     </w:p>
     <w:p>
       <w:pPr>
+        <w:pStyle w:val="Code"/>
         <w:shd w:val="clear" w:color="auto" w:fill="F2F2F2"/>
-        <w:ind w:left="360"/>
-      </w:pPr>
-      <w:r>
-        <w:rPr>
-          <w:rFonts w:ascii="Consolas" w:eastAsia="Consolas" w:hAnsi="Consolas" w:cs="Consolas"/>
-          <w:sz w:val="18"/>
-          <w:szCs w:val="18"/>
-        </w:rPr>
+        <w:spacing w:before="0" w:after="0"/>
+      </w:pPr>
+      <w:r>
         <w:t>[SNAPSHOT-CLEANUP] [FINALISE] [RESULT]    -- What was done --</w:t>
       </w:r>
     </w:p>
     <w:p>
       <w:pPr>
+        <w:pStyle w:val="Code"/>
         <w:shd w:val="clear" w:color="auto" w:fill="F2F2F2"/>
-        <w:ind w:left="360"/>
-      </w:pPr>
-      <w:r>
-        <w:rPr>
-          <w:rFonts w:ascii="Consolas" w:eastAsia="Consolas" w:hAnsi="Consolas" w:cs="Consolas"/>
-          <w:sz w:val="18"/>
-          <w:szCs w:val="18"/>
-        </w:rPr>
+        <w:spacing w:before="0" w:after="0"/>
+      </w:pPr>
+      <w:r>
         <w:t>[SNAPSHOT-CLEANUP] [FINALISE] [RESULT]    Deleted      : 17 snapshot(s)</w:t>
       </w:r>
     </w:p>
     <w:p>
       <w:pPr>
+        <w:pStyle w:val="Code"/>
         <w:shd w:val="clear" w:color="auto" w:fill="F2F2F2"/>
-        <w:ind w:left="360"/>
-      </w:pPr>
-      <w:r>
-        <w:rPr>
-          <w:rFonts w:ascii="Consolas" w:eastAsia="Consolas" w:hAnsi="Consolas" w:cs="Consolas"/>
-          <w:sz w:val="18"/>
-          <w:szCs w:val="18"/>
-        </w:rPr>
+        <w:spacing w:before="0" w:after="0"/>
+      </w:pPr>
+      <w:r>
         <w:t>[SNAPSHOT-CLEANUP] [FINALISE] [RESULT]    Skipped      : 2 snapshot(s)  (protected or busy)</w:t>
       </w:r>
     </w:p>
     <w:p>
       <w:pPr>
+        <w:pStyle w:val="Code"/>
         <w:shd w:val="clear" w:color="auto" w:fill="F2F2F2"/>
-        <w:ind w:left="360"/>
-      </w:pPr>
-      <w:r>
-        <w:rPr>
-          <w:rFonts w:ascii="Consolas" w:eastAsia="Consolas" w:hAnsi="Consolas" w:cs="Consolas"/>
-          <w:sz w:val="18"/>
-          <w:szCs w:val="18"/>
-        </w:rPr>
-        <w:t>[SNAPSHOT-CLEANUP] [FINALISE] [RESULT]    Deferred     : 1 snapshot(s)  (storage too busy)</w:t>
-      </w:r>
-    </w:p>
-    <w:p>
-      <w:pPr>
+        <w:spacing w:before="0" w:after="0"/>
+      </w:pPr>
+      <w:r>
+        <w:lastRenderedPageBreak/>
+        <w:t>[SNAPSHOT-CLEANUP] [FINALISE] [RESULT]    Deferred     : 1 snapshot(s)  (storage too busy -- will retry next run)</w:t>
+      </w:r>
+    </w:p>
+    <w:p>
+      <w:pPr>
+        <w:pStyle w:val="Code"/>
         <w:shd w:val="clear" w:color="auto" w:fill="F2F2F2"/>
-        <w:ind w:left="360"/>
-      </w:pPr>
-      <w:r>
-        <w:rPr>
-          <w:rFonts w:ascii="Consolas" w:eastAsia="Consolas" w:hAnsi="Consolas" w:cs="Consolas"/>
-          <w:sz w:val="18"/>
-          <w:szCs w:val="18"/>
-        </w:rPr>
+        <w:spacing w:before="0" w:after="0"/>
+      </w:pPr>
+      <w:r>
         <w:t>[SNAPSHOT-CLEANUP] [FINALISE] [RESULT]    -- Scope --</w:t>
       </w:r>
     </w:p>
     <w:p>
       <w:pPr>
+        <w:pStyle w:val="Code"/>
         <w:shd w:val="clear" w:color="auto" w:fill="F2F2F2"/>
-        <w:ind w:left="360"/>
-      </w:pPr>
-      <w:r>
-        <w:rPr>
-          <w:rFonts w:ascii="Consolas" w:eastAsia="Consolas" w:hAnsi="Consolas" w:cs="Consolas"/>
-          <w:sz w:val="18"/>
-          <w:szCs w:val="18"/>
-        </w:rPr>
+        <w:spacing w:before="0" w:after="0"/>
+      </w:pPr>
+      <w:r>
         <w:t>[SNAPSHOT-CLEANUP] [FINALISE] [RESULT]    Age filter   : Snapshots older than 7 day(s)</w:t>
       </w:r>
     </w:p>
     <w:p>
       <w:pPr>
+        <w:pStyle w:val="Code"/>
         <w:shd w:val="clear" w:color="auto" w:fill="F2F2F2"/>
-        <w:ind w:left="360"/>
-      </w:pPr>
-      <w:r>
-        <w:rPr>
-          <w:rFonts w:ascii="Consolas" w:eastAsia="Consolas" w:hAnsi="Consolas" w:cs="Consolas"/>
-          <w:sz w:val="18"/>
-          <w:szCs w:val="18"/>
-        </w:rPr>
-        <w:t>[SNAPSHOT-CLEANUP] [FINALISE] [RESULT]    Desc ignore  : 3 keyword(s): BACKUP-DO-NOT-DELETE, DR-HOLD, KEEP</w:t>
-      </w:r>
-    </w:p>
-    <w:p>
-      <w:pPr>
+        <w:spacing w:before="0" w:after="0"/>
+      </w:pPr>
+      <w:r>
+        <w:t>[SNAPSHOT-CLEANUP] [FINALISE] [RESULT]    Name filter  : None</w:t>
+      </w:r>
+    </w:p>
+    <w:p>
+      <w:pPr>
+        <w:pStyle w:val="Code"/>
         <w:shd w:val="clear" w:color="auto" w:fill="F2F2F2"/>
-        <w:ind w:left="360"/>
-      </w:pPr>
-      <w:r>
-        <w:rPr>
-          <w:rFonts w:ascii="Consolas" w:eastAsia="Consolas" w:hAnsi="Consolas" w:cs="Consolas"/>
-          <w:sz w:val="18"/>
-          <w:szCs w:val="18"/>
-        </w:rPr>
+        <w:spacing w:before="0" w:after="0"/>
+      </w:pPr>
+      <w:r>
+        <w:t>[SNAPSHOT-CLEANUP] [FINALISE] [RESULT]    Desc ignore  : 'BACKUP-DO-NOT-DELETE'</w:t>
+      </w:r>
+    </w:p>
+    <w:p>
+      <w:pPr>
+        <w:pStyle w:val="Code"/>
+        <w:shd w:val="clear" w:color="auto" w:fill="F2F2F2"/>
+        <w:spacing w:before="0" w:after="0"/>
+      </w:pPr>
+      <w:r>
+        <w:t>[SNAPSHOT-CLEANUP] [FINALISE] [RESULT]    vCenters     : vc01.example.com, vc02.example.com</w:t>
+      </w:r>
+    </w:p>
+    <w:p>
+      <w:pPr>
+        <w:pStyle w:val="Code"/>
+        <w:shd w:val="clear" w:color="auto" w:fill="F2F2F2"/>
+        <w:spacing w:before="0" w:after="0"/>
+      </w:pPr>
+      <w:r>
+        <w:t>[SNAPSHOT-CLEANUP] [FINALISE] [RESULT]    Datastores   : 14 datastore(s) evaluated</w:t>
+      </w:r>
+    </w:p>
+    <w:p>
+      <w:pPr>
+        <w:pStyle w:val="Code"/>
+        <w:shd w:val="clear" w:color="auto" w:fill="F2F2F2"/>
+        <w:spacing w:before="0" w:after="0"/>
+      </w:pPr>
+      <w:r>
+        <w:t>[SNAPSHOT-CLEANUP] [FINALISE] [RESULT]    -- Status --</w:t>
+      </w:r>
+    </w:p>
+    <w:p>
+      <w:pPr>
+        <w:pStyle w:val="Code"/>
+        <w:shd w:val="clear" w:color="auto" w:fill="F2F2F2"/>
+        <w:spacing w:before="0" w:after="0"/>
+      </w:pPr>
+      <w:r>
         <w:t>[SNAPSHOT-CLEANUP] [FINALISE] [RESULT]    Lock released: Yes</w:t>
       </w:r>
     </w:p>
     <w:p>
       <w:pPr>
+        <w:pStyle w:val="Code"/>
         <w:shd w:val="clear" w:color="auto" w:fill="F2F2F2"/>
-        <w:ind w:left="360"/>
-      </w:pPr>
-      <w:r>
-        <w:rPr>
-          <w:rFonts w:ascii="Consolas" w:eastAsia="Consolas" w:hAnsi="Consolas" w:cs="Consolas"/>
-          <w:sz w:val="18"/>
-          <w:szCs w:val="18"/>
-        </w:rPr>
+        <w:spacing w:before="0" w:after="0"/>
+      </w:pPr>
+      <w:r>
         <w:t>[SNAPSHOT-CLEANUP] [FINALISE] [RESULT]  ================================================</w:t>
       </w:r>
     </w:p>
     <w:p>
       <w:pPr>
-        <w:pStyle w:val="Heading2"/>
+        <w:pStyle w:val="heading20"/>
       </w:pPr>
       <w:r>
         <w:t>3.1 What each line means</w:t>
@@ -639,6 +760,7 @@
     <w:tbl>
       <w:tblPr>
         <w:tblW w:w="9360" w:type="dxa"/>
+        <w:tblInd w:w="-3" w:type="dxa"/>
         <w:tblBorders>
           <w:top w:val="single" w:sz="4" w:space="0" w:color="auto"/>
           <w:left w:val="single" w:sz="4" w:space="0" w:color="auto"/>
@@ -651,19 +773,13 @@
           <w:left w:w="10" w:type="dxa"/>
           <w:right w:w="10" w:type="dxa"/>
         </w:tblCellMar>
-        <w:tblLook w:val="0000" w:firstRow="0" w:lastRow="0" w:firstColumn="0" w:lastColumn="0" w:noHBand="0" w:noVBand="0"/>
+        <w:tblLook w:val="04A0" w:firstRow="1" w:lastRow="0" w:firstColumn="1" w:lastColumn="0" w:noHBand="0" w:noVBand="1"/>
       </w:tblPr>
       <w:tblGrid>
         <w:gridCol w:w="2400"/>
         <w:gridCol w:w="6960"/>
       </w:tblGrid>
       <w:tr>
-        <w:tblPrEx>
-          <w:tblCellMar>
-            <w:top w:w="0" w:type="dxa"/>
-            <w:bottom w:w="0" w:type="dxa"/>
-          </w:tblCellMar>
-        </w:tblPrEx>
         <w:trPr>
           <w:tblHeader/>
         </w:trPr>
@@ -676,7 +792,7 @@
               <w:bottom w:val="single" w:sz="4" w:space="0" w:color="BFBFBF"/>
               <w:right w:val="single" w:sz="4" w:space="0" w:color="BFBFBF"/>
             </w:tcBorders>
-            <w:shd w:val="clear" w:color="auto" w:fill="0A1F3D"/>
+            <w:shd w:val="clear" w:color="auto" w:fill="1F3864"/>
             <w:tcMar>
               <w:top w:w="100" w:type="dxa"/>
               <w:left w:w="140" w:type="dxa"/>
@@ -690,10 +806,7 @@
                 <w:b/>
                 <w:bCs/>
                 <w:color w:val="FFFFFF"/>
-                <w:sz w:val="20"/>
-                <w:szCs w:val="20"/>
-              </w:rPr>
-              <w:lastRenderedPageBreak/>
+              </w:rPr>
               <w:t>Line</w:t>
             </w:r>
           </w:p>
@@ -707,7 +820,7 @@
               <w:bottom w:val="single" w:sz="4" w:space="0" w:color="BFBFBF"/>
               <w:right w:val="single" w:sz="4" w:space="0" w:color="BFBFBF"/>
             </w:tcBorders>
-            <w:shd w:val="clear" w:color="auto" w:fill="0A1F3D"/>
+            <w:shd w:val="clear" w:color="auto" w:fill="1F3864"/>
             <w:tcMar>
               <w:top w:w="100" w:type="dxa"/>
               <w:left w:w="140" w:type="dxa"/>
@@ -721,8 +834,6 @@
                 <w:b/>
                 <w:bCs/>
                 <w:color w:val="FFFFFF"/>
-                <w:sz w:val="20"/>
-                <w:szCs w:val="20"/>
               </w:rPr>
               <w:t>Meaning</w:t>
             </w:r>
@@ -730,12 +841,6 @@
         </w:tc>
       </w:tr>
       <w:tr>
-        <w:tblPrEx>
-          <w:tblCellMar>
-            <w:top w:w="0" w:type="dxa"/>
-            <w:bottom w:w="0" w:type="dxa"/>
-          </w:tblCellMar>
-        </w:tblPrEx>
         <w:tc>
           <w:tcPr>
             <w:tcW w:w="2400" w:type="dxa"/>
@@ -792,18 +897,12 @@
                 <w:sz w:val="20"/>
                 <w:szCs w:val="20"/>
               </w:rPr>
-              <w:t>Unique identifier for this execution. Use it to filter the log to one run.</w:t>
+              <w:t>Unique identifier for this execution. Use it to filter the log down to one run’s lines: search for the run ID and you get every action that this run took.</w:t>
             </w:r>
           </w:p>
         </w:tc>
       </w:tr>
       <w:tr>
-        <w:tblPrEx>
-          <w:tblCellMar>
-            <w:top w:w="0" w:type="dxa"/>
-            <w:bottom w:w="0" w:type="dxa"/>
-          </w:tblCellMar>
-        </w:tblPrEx>
         <w:tc>
           <w:tcPr>
             <w:tcW w:w="2400" w:type="dxa"/>
@@ -860,18 +959,12 @@
                 <w:sz w:val="20"/>
                 <w:szCs w:val="20"/>
               </w:rPr>
-              <w:t>Outcome classifier. See Section 4.</w:t>
+              <w:t>Outcome classifier. See Section 4 for the full list.</w:t>
             </w:r>
           </w:p>
         </w:tc>
       </w:tr>
       <w:tr>
-        <w:tblPrEx>
-          <w:tblCellMar>
-            <w:top w:w="0" w:type="dxa"/>
-            <w:bottom w:w="0" w:type="dxa"/>
-          </w:tblCellMar>
-        </w:tblPrEx>
         <w:tc>
           <w:tcPr>
             <w:tcW w:w="2400" w:type="dxa"/>
@@ -928,18 +1021,12 @@
                 <w:sz w:val="20"/>
                 <w:szCs w:val="20"/>
               </w:rPr>
-              <w:t>Live = snapshots deleted. Dry run = simulated only.</w:t>
+              <w:t>Live means snapshots were actually deleted. Dry run means the workflow simulated everything but deleted nothing.</w:t>
             </w:r>
           </w:p>
         </w:tc>
       </w:tr>
       <w:tr>
-        <w:tblPrEx>
-          <w:tblCellMar>
-            <w:top w:w="0" w:type="dxa"/>
-            <w:bottom w:w="0" w:type="dxa"/>
-          </w:tblCellMar>
-        </w:tblPrEx>
         <w:tc>
           <w:tcPr>
             <w:tcW w:w="2400" w:type="dxa"/>
@@ -990,24 +1077,22 @@
           <w:p>
             <w:pPr>
               <w:spacing w:after="40"/>
-            </w:pPr>
-            <w:r>
-              <w:rPr>
-                <w:sz w:val="20"/>
-                <w:szCs w:val="20"/>
-              </w:rPr>
-              <w:t>Number successfully removed. In dry-run mode shows “Would delete”.</w:t>
+              <w:rPr>
+                <w:sz w:val="20"/>
+                <w:szCs w:val="20"/>
+              </w:rPr>
+            </w:pPr>
+            <w:r>
+              <w:rPr>
+                <w:sz w:val="20"/>
+                <w:szCs w:val="20"/>
+              </w:rPr>
+              <w:t>Number of snapshots successfully removed. In dry-run mode this line is replaced with “Would delete”.</w:t>
             </w:r>
           </w:p>
         </w:tc>
       </w:tr>
       <w:tr>
-        <w:tblPrEx>
-          <w:tblCellMar>
-            <w:top w:w="0" w:type="dxa"/>
-            <w:bottom w:w="0" w:type="dxa"/>
-          </w:tblCellMar>
-        </w:tblPrEx>
         <w:tc>
           <w:tcPr>
             <w:tcW w:w="2400" w:type="dxa"/>
@@ -1064,18 +1149,12 @@
                 <w:sz w:val="20"/>
                 <w:szCs w:val="20"/>
               </w:rPr>
-              <w:t>Snapshots declined due to a safety check. Each has a [SKIP] line.</w:t>
+              <w:t>Snapshots that the workflow declined to touch because of a safety check. Each one has a [SKIP] log line above the result block with the specific reason.</w:t>
             </w:r>
           </w:p>
         </w:tc>
       </w:tr>
       <w:tr>
-        <w:tblPrEx>
-          <w:tblCellMar>
-            <w:top w:w="0" w:type="dxa"/>
-            <w:bottom w:w="0" w:type="dxa"/>
-          </w:tblCellMar>
-        </w:tblPrEx>
         <w:tc>
           <w:tcPr>
             <w:tcW w:w="2400" w:type="dxa"/>
@@ -1132,18 +1211,12 @@
                 <w:sz w:val="20"/>
                 <w:szCs w:val="20"/>
               </w:rPr>
-              <w:t>Storage too busy within the wait window. Retried next run.</w:t>
+              <w:t>Snapshots that storage was too busy to handle within the wait window. These are not lost — they will be reconsidered on the next scheduled run.</w:t>
             </w:r>
           </w:p>
         </w:tc>
       </w:tr>
       <w:tr>
-        <w:tblPrEx>
-          <w:tblCellMar>
-            <w:top w:w="0" w:type="dxa"/>
-            <w:bottom w:w="0" w:type="dxa"/>
-          </w:tblCellMar>
-        </w:tblPrEx>
         <w:tc>
           <w:tcPr>
             <w:tcW w:w="2400" w:type="dxa"/>
@@ -1170,7 +1243,7 @@
                 <w:sz w:val="20"/>
                 <w:szCs w:val="20"/>
               </w:rPr>
-              <w:t>Desc ignore</w:t>
+              <w:t>Errors</w:t>
             </w:r>
           </w:p>
         </w:tc>
@@ -1200,18 +1273,12 @@
                 <w:sz w:val="20"/>
                 <w:szCs w:val="20"/>
               </w:rPr>
-              <w:t>Shows the active descIgnoreStrings array and how many keywords are configured.</w:t>
+              <w:t>Snapshots whose deletion was attempted but failed. Each one has a [FAIL] log line with the error message. These will be retried on the next run.</w:t>
             </w:r>
           </w:p>
         </w:tc>
       </w:tr>
       <w:tr>
-        <w:tblPrEx>
-          <w:tblCellMar>
-            <w:top w:w="0" w:type="dxa"/>
-            <w:bottom w:w="0" w:type="dxa"/>
-          </w:tblCellMar>
-        </w:tblPrEx>
         <w:tc>
           <w:tcPr>
             <w:tcW w:w="2400" w:type="dxa"/>
@@ -1238,6 +1305,68 @@
                 <w:sz w:val="20"/>
                 <w:szCs w:val="20"/>
               </w:rPr>
+              <w:t>Scan errors</w:t>
+            </w:r>
+          </w:p>
+        </w:tc>
+        <w:tc>
+          <w:tcPr>
+            <w:tcW w:w="6960" w:type="dxa"/>
+            <w:tcBorders>
+              <w:top w:val="single" w:sz="4" w:space="0" w:color="BFBFBF"/>
+              <w:left w:val="single" w:sz="4" w:space="0" w:color="BFBFBF"/>
+              <w:bottom w:val="single" w:sz="4" w:space="0" w:color="BFBFBF"/>
+              <w:right w:val="single" w:sz="4" w:space="0" w:color="BFBFBF"/>
+            </w:tcBorders>
+            <w:shd w:val="clear" w:color="auto" w:fill="F2F2F2"/>
+            <w:tcMar>
+              <w:top w:w="80" w:type="dxa"/>
+              <w:left w:w="140" w:type="dxa"/>
+              <w:bottom w:w="80" w:type="dxa"/>
+              <w:right w:w="140" w:type="dxa"/>
+            </w:tcMar>
+          </w:tcPr>
+          <w:p>
+            <w:pPr>
+              <w:spacing w:after="40"/>
+            </w:pPr>
+            <w:r>
+              <w:rPr>
+                <w:sz w:val="20"/>
+                <w:szCs w:val="20"/>
+              </w:rPr>
+              <w:t>vCenters that could not be reached during enumeration. Other vCenters were still processed normally.</w:t>
+            </w:r>
+          </w:p>
+        </w:tc>
+      </w:tr>
+      <w:tr>
+        <w:tc>
+          <w:tcPr>
+            <w:tcW w:w="2400" w:type="dxa"/>
+            <w:tcBorders>
+              <w:top w:val="single" w:sz="4" w:space="0" w:color="BFBFBF"/>
+              <w:left w:val="single" w:sz="4" w:space="0" w:color="BFBFBF"/>
+              <w:bottom w:val="single" w:sz="4" w:space="0" w:color="BFBFBF"/>
+              <w:right w:val="single" w:sz="4" w:space="0" w:color="BFBFBF"/>
+            </w:tcBorders>
+            <w:shd w:val="clear" w:color="auto" w:fill="FFFFFF"/>
+            <w:tcMar>
+              <w:top w:w="80" w:type="dxa"/>
+              <w:left w:w="140" w:type="dxa"/>
+              <w:bottom w:w="80" w:type="dxa"/>
+              <w:right w:w="140" w:type="dxa"/>
+            </w:tcMar>
+          </w:tcPr>
+          <w:p>
+            <w:pPr>
+              <w:spacing w:after="40"/>
+            </w:pPr>
+            <w:r>
+              <w:rPr>
+                <w:sz w:val="20"/>
+                <w:szCs w:val="20"/>
+              </w:rPr>
               <w:t>Lock released</w:t>
             </w:r>
           </w:p>
@@ -1251,24 +1380,24 @@
               <w:bottom w:val="single" w:sz="4" w:space="0" w:color="BFBFBF"/>
               <w:right w:val="single" w:sz="4" w:space="0" w:color="BFBFBF"/>
             </w:tcBorders>
-            <w:shd w:val="clear" w:color="auto" w:fill="F2F2F2"/>
-            <w:tcMar>
-              <w:top w:w="80" w:type="dxa"/>
-              <w:left w:w="140" w:type="dxa"/>
-              <w:bottom w:w="80" w:type="dxa"/>
-              <w:right w:w="140" w:type="dxa"/>
-            </w:tcMar>
-          </w:tcPr>
-          <w:p>
-            <w:pPr>
-              <w:spacing w:after="40"/>
-            </w:pPr>
-            <w:r>
-              <w:rPr>
-                <w:sz w:val="20"/>
-                <w:szCs w:val="20"/>
-              </w:rPr>
-              <w:t>Should be Yes. If NO, see Section 8.</w:t>
+            <w:shd w:val="clear" w:color="auto" w:fill="FFFFFF"/>
+            <w:tcMar>
+              <w:top w:w="80" w:type="dxa"/>
+              <w:left w:w="140" w:type="dxa"/>
+              <w:bottom w:w="80" w:type="dxa"/>
+              <w:right w:w="140" w:type="dxa"/>
+            </w:tcMar>
+          </w:tcPr>
+          <w:p>
+            <w:pPr>
+              <w:spacing w:after="40"/>
+            </w:pPr>
+            <w:r>
+              <w:rPr>
+                <w:sz w:val="20"/>
+                <w:szCs w:val="20"/>
+              </w:rPr>
+              <w:t>Should always be Yes. If it shows NO -- MANUAL CLEAR REQUIRED, see Section 8.</w:t>
             </w:r>
           </w:p>
         </w:tc>
@@ -1276,7 +1405,7 @@
     </w:tbl>
     <w:p>
       <w:pPr>
-        <w:spacing w:after="60"/>
+        <w:spacing w:after="120"/>
       </w:pPr>
       <w:r>
         <w:t xml:space="preserve"> </w:t>
@@ -1284,15 +1413,24 @@
     </w:p>
     <w:p>
       <w:pPr>
-        <w:pStyle w:val="Heading1"/>
+        <w:pStyle w:val="heading10"/>
       </w:pPr>
       <w:r>
         <w:t>4. Outcome Classifiers</w:t>
+      </w:r>
+    </w:p>
+    <w:p>
+      <w:pPr>
+        <w:spacing w:after="120"/>
+      </w:pPr>
+      <w:r>
+        <w:t>Each run ends with one of the following Result values. Use this table to decide whether a run needs your attention.</w:t>
       </w:r>
     </w:p>
     <w:tbl>
       <w:tblPr>
         <w:tblW w:w="9360" w:type="dxa"/>
+        <w:tblInd w:w="-3" w:type="dxa"/>
         <w:tblBorders>
           <w:top w:val="single" w:sz="4" w:space="0" w:color="auto"/>
           <w:left w:val="single" w:sz="4" w:space="0" w:color="auto"/>
@@ -1305,20 +1443,14 @@
           <w:left w:w="10" w:type="dxa"/>
           <w:right w:w="10" w:type="dxa"/>
         </w:tblCellMar>
-        <w:tblLook w:val="0000" w:firstRow="0" w:lastRow="0" w:firstColumn="0" w:lastColumn="0" w:noHBand="0" w:noVBand="0"/>
+        <w:tblLook w:val="04A0" w:firstRow="1" w:lastRow="0" w:firstColumn="1" w:lastColumn="0" w:noHBand="0" w:noVBand="1"/>
       </w:tblPr>
       <w:tblGrid>
-        <w:gridCol w:w="2600"/>
-        <w:gridCol w:w="1200"/>
-        <w:gridCol w:w="5560"/>
+        <w:gridCol w:w="2547"/>
+        <w:gridCol w:w="1510"/>
+        <w:gridCol w:w="5303"/>
       </w:tblGrid>
       <w:tr>
-        <w:tblPrEx>
-          <w:tblCellMar>
-            <w:top w:w="0" w:type="dxa"/>
-            <w:bottom w:w="0" w:type="dxa"/>
-          </w:tblCellMar>
-        </w:tblPrEx>
         <w:trPr>
           <w:tblHeader/>
         </w:trPr>
@@ -1331,7 +1463,7 @@
               <w:bottom w:val="single" w:sz="4" w:space="0" w:color="BFBFBF"/>
               <w:right w:val="single" w:sz="4" w:space="0" w:color="BFBFBF"/>
             </w:tcBorders>
-            <w:shd w:val="clear" w:color="auto" w:fill="0A1F3D"/>
+            <w:shd w:val="clear" w:color="auto" w:fill="1F3864"/>
             <w:tcMar>
               <w:top w:w="100" w:type="dxa"/>
               <w:left w:w="140" w:type="dxa"/>
@@ -1345,8 +1477,6 @@
                 <w:b/>
                 <w:bCs/>
                 <w:color w:val="FFFFFF"/>
-                <w:sz w:val="20"/>
-                <w:szCs w:val="20"/>
               </w:rPr>
               <w:t>Result</w:t>
             </w:r>
@@ -1361,7 +1491,7 @@
               <w:bottom w:val="single" w:sz="4" w:space="0" w:color="BFBFBF"/>
               <w:right w:val="single" w:sz="4" w:space="0" w:color="BFBFBF"/>
             </w:tcBorders>
-            <w:shd w:val="clear" w:color="auto" w:fill="0A1F3D"/>
+            <w:shd w:val="clear" w:color="auto" w:fill="1F3864"/>
             <w:tcMar>
               <w:top w:w="100" w:type="dxa"/>
               <w:left w:w="140" w:type="dxa"/>
@@ -1375,10 +1505,8 @@
                 <w:b/>
                 <w:bCs/>
                 <w:color w:val="FFFFFF"/>
-                <w:sz w:val="20"/>
-                <w:szCs w:val="20"/>
-              </w:rPr>
-              <w:t>Action?</w:t>
+              </w:rPr>
+              <w:t>Action needed?</w:t>
             </w:r>
           </w:p>
         </w:tc>
@@ -1391,7 +1519,7 @@
               <w:bottom w:val="single" w:sz="4" w:space="0" w:color="BFBFBF"/>
               <w:right w:val="single" w:sz="4" w:space="0" w:color="BFBFBF"/>
             </w:tcBorders>
-            <w:shd w:val="clear" w:color="auto" w:fill="0A1F3D"/>
+            <w:shd w:val="clear" w:color="auto" w:fill="1F3864"/>
             <w:tcMar>
               <w:top w:w="100" w:type="dxa"/>
               <w:left w:w="140" w:type="dxa"/>
@@ -1405,21 +1533,13 @@
                 <w:b/>
                 <w:bCs/>
                 <w:color w:val="FFFFFF"/>
-                <w:sz w:val="20"/>
-                <w:szCs w:val="20"/>
-              </w:rPr>
-              <w:t>Meaning</w:t>
+              </w:rPr>
+              <w:t>What it means</w:t>
             </w:r>
           </w:p>
         </w:tc>
       </w:tr>
       <w:tr>
-        <w:tblPrEx>
-          <w:tblCellMar>
-            <w:top w:w="0" w:type="dxa"/>
-            <w:bottom w:w="0" w:type="dxa"/>
-          </w:tblCellMar>
-        </w:tblPrEx>
         <w:tc>
           <w:tcPr>
             <w:tcW w:w="2600" w:type="dxa"/>
@@ -1506,18 +1626,12 @@
                 <w:sz w:val="20"/>
                 <w:szCs w:val="20"/>
               </w:rPr>
-              <w:t>All eligible snapshots deleted.</w:t>
+              <w:t>Everything that should have been deleted was deleted. Move on.</w:t>
             </w:r>
           </w:p>
         </w:tc>
       </w:tr>
       <w:tr>
-        <w:tblPrEx>
-          <w:tblCellMar>
-            <w:top w:w="0" w:type="dxa"/>
-            <w:bottom w:w="0" w:type="dxa"/>
-          </w:tblCellMar>
-        </w:tblPrEx>
         <w:tc>
           <w:tcPr>
             <w:tcW w:w="2600" w:type="dxa"/>
@@ -1544,6 +1658,7 @@
                 <w:sz w:val="20"/>
                 <w:szCs w:val="20"/>
               </w:rPr>
+              <w:lastRenderedPageBreak/>
               <w:t>DRY RUN COMPLETE</w:t>
             </w:r>
           </w:p>
@@ -1574,7 +1689,7 @@
                 <w:sz w:val="20"/>
                 <w:szCs w:val="20"/>
               </w:rPr>
-              <w:t>No</w:t>
+              <w:t>No (informational)</w:t>
             </w:r>
           </w:p>
         </w:tc>
@@ -1604,18 +1719,12 @@
                 <w:sz w:val="20"/>
                 <w:szCs w:val="20"/>
               </w:rPr>
-              <w:t>Dry-run mode. Nothing deleted. Would-delete count is informational.</w:t>
+              <w:t>Workflow ran in dry-run mode. Nothing was deleted. The Would delete count tells you what a live run would have removed.</w:t>
             </w:r>
           </w:p>
         </w:tc>
       </w:tr>
       <w:tr>
-        <w:tblPrEx>
-          <w:tblCellMar>
-            <w:top w:w="0" w:type="dxa"/>
-            <w:bottom w:w="0" w:type="dxa"/>
-          </w:tblCellMar>
-        </w:tblPrEx>
         <w:tc>
           <w:tcPr>
             <w:tcW w:w="2600" w:type="dxa"/>
@@ -1702,18 +1811,12 @@
                 <w:sz w:val="20"/>
                 <w:szCs w:val="20"/>
               </w:rPr>
-              <w:t>Some snapshots deferred because storage stayed busy. Next run retries. Investigate if same snapshots defer for several runs.</w:t>
+              <w:t>One or more snapshots could not be deleted because storage stayed busy for the entire wait window. Not a failure — the next run will pick them up. Investigate if the same snapshots defer for several runs in a row (suggests a sustained storage problem).</w:t>
             </w:r>
           </w:p>
         </w:tc>
       </w:tr>
       <w:tr>
-        <w:tblPrEx>
-          <w:tblCellMar>
-            <w:top w:w="0" w:type="dxa"/>
-            <w:bottom w:w="0" w:type="dxa"/>
-          </w:tblCellMar>
-        </w:tblPrEx>
         <w:tc>
           <w:tcPr>
             <w:tcW w:w="2600" w:type="dxa"/>
@@ -1800,18 +1903,12 @@
                 <w:sz w:val="20"/>
                 <w:szCs w:val="20"/>
               </w:rPr>
-              <w:t>One or more deletions rejected by vCenter. Search for [FAIL].</w:t>
+              <w:t>At least one deletion was attempted and rejected by vCenter. Search the log for [FAIL] entries to see the specific errors. Common causes: snapshot disappeared mid-run (harmless), VM was migrated (harmless), or a real consolidation failure (needs investigation).</w:t>
             </w:r>
           </w:p>
         </w:tc>
       </w:tr>
       <w:tr>
-        <w:tblPrEx>
-          <w:tblCellMar>
-            <w:top w:w="0" w:type="dxa"/>
-            <w:bottom w:w="0" w:type="dxa"/>
-          </w:tblCellMar>
-        </w:tblPrEx>
         <w:tc>
           <w:tcPr>
             <w:tcW w:w="2600" w:type="dxa"/>
@@ -1898,18 +1995,12 @@
                 <w:sz w:val="20"/>
                 <w:szCs w:val="20"/>
               </w:rPr>
-              <w:t>No candidates matched. Environment is clean.</w:t>
+              <w:t>No snapshots matched the age and name filters. The environment is clean. This is the desired steady state.</w:t>
             </w:r>
           </w:p>
         </w:tc>
       </w:tr>
       <w:tr>
-        <w:tblPrEx>
-          <w:tblCellMar>
-            <w:top w:w="0" w:type="dxa"/>
-            <w:bottom w:w="0" w:type="dxa"/>
-          </w:tblCellMar>
-        </w:tblPrEx>
         <w:tc>
           <w:tcPr>
             <w:tcW w:w="2600" w:type="dxa"/>
@@ -1996,18 +2087,12 @@
                 <w:sz w:val="20"/>
                 <w:szCs w:val="20"/>
               </w:rPr>
-              <w:t>Another run held the lock. If no run is active, see Section 8.</w:t>
+              <w:t>Another run was already in progress when this one started, so this run did nothing. If you are sure no other run is running, see Section 8 (Manual Lock Recovery).</w:t>
             </w:r>
           </w:p>
         </w:tc>
       </w:tr>
       <w:tr>
-        <w:tblPrEx>
-          <w:tblCellMar>
-            <w:top w:w="0" w:type="dxa"/>
-            <w:bottom w:w="0" w:type="dxa"/>
-          </w:tblCellMar>
-        </w:tblPrEx>
         <w:tc>
           <w:tcPr>
             <w:tcW w:w="2600" w:type="dxa"/>
@@ -2094,7 +2179,7 @@
                 <w:sz w:val="20"/>
                 <w:szCs w:val="20"/>
               </w:rPr>
-              <w:t>Unexpected exception. Lock released automatically in most cases. Search for [FAIL].</w:t>
+              <w:t>An unexpected exception stopped the workflow. The lock is released automatically (in most cases). Search the log for the [FAIL] line to see the error message and stack trace.</w:t>
             </w:r>
           </w:p>
         </w:tc>
@@ -2102,7 +2187,7 @@
     </w:tbl>
     <w:p>
       <w:pPr>
-        <w:spacing w:after="60"/>
+        <w:spacing w:after="120"/>
       </w:pPr>
       <w:r>
         <w:t xml:space="preserve"> </w:t>
@@ -2110,15 +2195,24 @@
     </w:p>
     <w:p>
       <w:pPr>
-        <w:pStyle w:val="Heading1"/>
+        <w:pStyle w:val="heading10"/>
       </w:pPr>
       <w:r>
         <w:t>5. Daily Review Routine</w:t>
+      </w:r>
+    </w:p>
+    <w:p>
+      <w:pPr>
+        <w:spacing w:after="120"/>
+      </w:pPr>
+      <w:r>
+        <w:t>In Aria Operations for Logs, save the following queries to a dashboard. Reviewing them once per business day takes under five minutes.</w:t>
       </w:r>
     </w:p>
     <w:tbl>
       <w:tblPr>
         <w:tblW w:w="9360" w:type="dxa"/>
+        <w:tblInd w:w="-3" w:type="dxa"/>
         <w:tblBorders>
           <w:top w:val="single" w:sz="4" w:space="0" w:color="auto"/>
           <w:left w:val="single" w:sz="4" w:space="0" w:color="auto"/>
@@ -2131,19 +2225,13 @@
           <w:left w:w="10" w:type="dxa"/>
           <w:right w:w="10" w:type="dxa"/>
         </w:tblCellMar>
-        <w:tblLook w:val="0000" w:firstRow="0" w:lastRow="0" w:firstColumn="0" w:lastColumn="0" w:noHBand="0" w:noVBand="0"/>
+        <w:tblLook w:val="04A0" w:firstRow="1" w:lastRow="0" w:firstColumn="1" w:lastColumn="0" w:noHBand="0" w:noVBand="1"/>
       </w:tblPr>
       <w:tblGrid>
         <w:gridCol w:w="2400"/>
         <w:gridCol w:w="6960"/>
       </w:tblGrid>
       <w:tr>
-        <w:tblPrEx>
-          <w:tblCellMar>
-            <w:top w:w="0" w:type="dxa"/>
-            <w:bottom w:w="0" w:type="dxa"/>
-          </w:tblCellMar>
-        </w:tblPrEx>
         <w:trPr>
           <w:tblHeader/>
         </w:trPr>
@@ -2156,7 +2244,7 @@
               <w:bottom w:val="single" w:sz="4" w:space="0" w:color="BFBFBF"/>
               <w:right w:val="single" w:sz="4" w:space="0" w:color="BFBFBF"/>
             </w:tcBorders>
-            <w:shd w:val="clear" w:color="auto" w:fill="0A1F3D"/>
+            <w:shd w:val="clear" w:color="auto" w:fill="1F3864"/>
             <w:tcMar>
               <w:top w:w="100" w:type="dxa"/>
               <w:left w:w="140" w:type="dxa"/>
@@ -2170,8 +2258,6 @@
                 <w:b/>
                 <w:bCs/>
                 <w:color w:val="FFFFFF"/>
-                <w:sz w:val="20"/>
-                <w:szCs w:val="20"/>
               </w:rPr>
               <w:t>Query</w:t>
             </w:r>
@@ -2186,7 +2272,7 @@
               <w:bottom w:val="single" w:sz="4" w:space="0" w:color="BFBFBF"/>
               <w:right w:val="single" w:sz="4" w:space="0" w:color="BFBFBF"/>
             </w:tcBorders>
-            <w:shd w:val="clear" w:color="auto" w:fill="0A1F3D"/>
+            <w:shd w:val="clear" w:color="auto" w:fill="1F3864"/>
             <w:tcMar>
               <w:top w:w="100" w:type="dxa"/>
               <w:left w:w="140" w:type="dxa"/>
@@ -2200,8 +2286,6 @@
                 <w:b/>
                 <w:bCs/>
                 <w:color w:val="FFFFFF"/>
-                <w:sz w:val="20"/>
-                <w:szCs w:val="20"/>
               </w:rPr>
               <w:t>What you are looking for</w:t>
             </w:r>
@@ -2209,12 +2293,6 @@
         </w:tc>
       </w:tr>
       <w:tr>
-        <w:tblPrEx>
-          <w:tblCellMar>
-            <w:top w:w="0" w:type="dxa"/>
-            <w:bottom w:w="0" w:type="dxa"/>
-          </w:tblCellMar>
-        </w:tblPrEx>
         <w:tc>
           <w:tcPr>
             <w:tcW w:w="2400" w:type="dxa"/>
@@ -2271,18 +2349,12 @@
                 <w:sz w:val="20"/>
                 <w:szCs w:val="20"/>
               </w:rPr>
-              <w:t>The result block from the most recent run. Confirm Result is SUCCESS or DRY RUN COMPLETE.</w:t>
+              <w:t>The single result block from the most recent run. Confirm Result is SUCCESS or DRY RUN COMPLETE.</w:t>
             </w:r>
           </w:p>
         </w:tc>
       </w:tr>
       <w:tr>
-        <w:tblPrEx>
-          <w:tblCellMar>
-            <w:top w:w="0" w:type="dxa"/>
-            <w:bottom w:w="0" w:type="dxa"/>
-          </w:tblCellMar>
-        </w:tblPrEx>
         <w:tc>
           <w:tcPr>
             <w:tcW w:w="2400" w:type="dxa"/>
@@ -2309,7 +2381,6 @@
                 <w:sz w:val="20"/>
                 <w:szCs w:val="20"/>
               </w:rPr>
-              <w:lastRenderedPageBreak/>
               <w:t>[SNAPSHOT-CLEANUP] [FAIL] in past 24h</w:t>
             </w:r>
           </w:p>
@@ -2340,18 +2411,12 @@
                 <w:sz w:val="20"/>
                 <w:szCs w:val="20"/>
               </w:rPr>
-              <w:t>Should be empty. If not, each [FAIL] entry has the VM, snapshot, and error message.</w:t>
+              <w:t>Should be empty. If not, drill in — each [FAIL] entry has a self-explanatory message and the offending VM and snapshot name.</w:t>
             </w:r>
           </w:p>
         </w:tc>
       </w:tr>
       <w:tr>
-        <w:tblPrEx>
-          <w:tblCellMar>
-            <w:top w:w="0" w:type="dxa"/>
-            <w:bottom w:w="0" w:type="dxa"/>
-          </w:tblCellMar>
-        </w:tblPrEx>
         <w:tc>
           <w:tcPr>
             <w:tcW w:w="2400" w:type="dxa"/>
@@ -2408,18 +2473,12 @@
                 <w:sz w:val="20"/>
                 <w:szCs w:val="20"/>
               </w:rPr>
-              <w:t>Frequent HOLD entries mean storage is under pressure. Consider moving the schedule or relaxing latencyThresholdMs.</w:t>
+              <w:t>Should be sparse. Frequent HOLD entries mean storage is regularly under pressure during the cleanup window. Consider moving the schedule to a quieter hour, or relaxing latencyThresholdMs.</w:t>
             </w:r>
           </w:p>
         </w:tc>
       </w:tr>
       <w:tr>
-        <w:tblPrEx>
-          <w:tblCellMar>
-            <w:top w:w="0" w:type="dxa"/>
-            <w:bottom w:w="0" w:type="dxa"/>
-          </w:tblCellMar>
-        </w:tblPrEx>
         <w:tc>
           <w:tcPr>
             <w:tcW w:w="2400" w:type="dxa"/>
@@ -2476,7 +2535,7 @@
                 <w:sz w:val="20"/>
                 <w:szCs w:val="20"/>
               </w:rPr>
-              <w:t>Deferred count &gt; 0 for more than two consecutive days warrants investigation.</w:t>
+              <w:t>Use the structured runSummaryJson output. A deferred count &gt; 0 for more than two consecutive days is a signal worth investigating.</w:t>
             </w:r>
           </w:p>
         </w:tc>
@@ -2484,156 +2543,17 @@
     </w:tbl>
     <w:p>
       <w:pPr>
-        <w:spacing w:after="60"/>
-      </w:pPr>
-      <w:r>
+        <w:spacing w:after="120"/>
+      </w:pPr>
+      <w:r>
+        <w:lastRenderedPageBreak/>
         <w:t xml:space="preserve"> </w:t>
-      </w:r>
-    </w:p>
-    <w:p>
-      <w:pPr>
-        <w:pStyle w:val="Heading1"/>
-      </w:pPr>
-      <w:r>
-        <w:t>6. Opting a VM’s Snapshot Out of Cleanup</w:t>
-      </w:r>
-    </w:p>
-    <w:p>
-      <w:pPr>
-        <w:spacing w:after="120"/>
-      </w:pPr>
-      <w:r>
-        <w:t xml:space="preserve">The workflow uses a </w:t>
-      </w:r>
-      <w:r>
-        <w:rPr>
-          <w:rFonts w:ascii="Consolas" w:eastAsia="Consolas" w:hAnsi="Consolas" w:cs="Consolas"/>
-          <w:sz w:val="20"/>
-          <w:szCs w:val="20"/>
-        </w:rPr>
-        <w:t>descIgnoreStrings</w:t>
-      </w:r>
-      <w:r>
-        <w:t xml:space="preserve"> input parameter — a vRO </w:t>
-      </w:r>
-      <w:r>
-        <w:rPr>
-          <w:rFonts w:ascii="Consolas" w:eastAsia="Consolas" w:hAnsi="Consolas" w:cs="Consolas"/>
-          <w:sz w:val="20"/>
-          <w:szCs w:val="20"/>
-        </w:rPr>
-        <w:t>Array/string</w:t>
-      </w:r>
-      <w:r>
-        <w:t xml:space="preserve"> — containing one or more ignore keywords. If a snapshot’s description contains any one of these keywords as a case-insensitive substring, that snapshot is skipped during cleanup. This lets different teams and tools use different keywords without having to coordinate on a single string.</w:t>
-      </w:r>
-    </w:p>
-    <w:p>
-      <w:pPr>
-        <w:pStyle w:val="Heading2"/>
-      </w:pPr>
-      <w:r>
-        <w:t>6.1 How the matching works</w:t>
-      </w:r>
-    </w:p>
-    <w:p>
-      <w:pPr>
-        <w:pStyle w:val="ListParagraph"/>
-        <w:numPr>
-          <w:ilvl w:val="0"/>
-          <w:numId w:val="2"/>
-        </w:numPr>
-        <w:spacing w:after="80"/>
-      </w:pPr>
-      <w:r>
-        <w:t>Each element in the array is checked independently.</w:t>
-      </w:r>
-    </w:p>
-    <w:p>
-      <w:pPr>
-        <w:pStyle w:val="ListParagraph"/>
-        <w:numPr>
-          <w:ilvl w:val="0"/>
-          <w:numId w:val="2"/>
-        </w:numPr>
-        <w:spacing w:after="80"/>
-      </w:pPr>
-      <w:r>
-        <w:t>The check is case-insensitive: "BACKUP" matches "veeam Backup checkpoint".</w:t>
-      </w:r>
-    </w:p>
-    <w:p>
-      <w:pPr>
-        <w:pStyle w:val="ListParagraph"/>
-        <w:numPr>
-          <w:ilvl w:val="0"/>
-          <w:numId w:val="2"/>
-        </w:numPr>
-        <w:spacing w:after="80"/>
-      </w:pPr>
-      <w:r>
-        <w:t>The check is a substring match: "KEEP" matches "KEEP-30-DAYS" and "do-not-delete-KEEP".</w:t>
-      </w:r>
-    </w:p>
-    <w:p>
-      <w:pPr>
-        <w:pStyle w:val="ListParagraph"/>
-        <w:numPr>
-          <w:ilvl w:val="0"/>
-          <w:numId w:val="2"/>
-        </w:numPr>
-        <w:spacing w:after="80"/>
-      </w:pPr>
-      <w:r>
-        <w:t>A match on any single element is enough to skip the snapshot.</w:t>
-      </w:r>
-    </w:p>
-    <w:p>
-      <w:pPr>
-        <w:pStyle w:val="ListParagraph"/>
-        <w:numPr>
-          <w:ilvl w:val="0"/>
-          <w:numId w:val="2"/>
-        </w:numPr>
-        <w:spacing w:after="80"/>
-      </w:pPr>
-      <w:r>
-        <w:t>An empty array (the default) disables the filter — no descriptions are checked.</w:t>
-      </w:r>
-    </w:p>
-    <w:p>
-      <w:pPr>
-        <w:pStyle w:val="Heading2"/>
-      </w:pPr>
-      <w:r>
-        <w:t>6.2 Example: typical production array</w:t>
-      </w:r>
-    </w:p>
-    <w:p>
-      <w:pPr>
-        <w:shd w:val="clear" w:color="auto" w:fill="F2F2F2"/>
-        <w:ind w:left="360"/>
-      </w:pPr>
-      <w:r>
-        <w:rPr>
-          <w:rFonts w:ascii="Consolas" w:eastAsia="Consolas" w:hAnsi="Consolas" w:cs="Consolas"/>
-          <w:sz w:val="18"/>
-          <w:szCs w:val="18"/>
-        </w:rPr>
-        <w:t>["BACKUP-DO-NOT-DELETE", "DR-HOLD", "KEEP", "SRM-PROTECTED"]</w:t>
-      </w:r>
-    </w:p>
-    <w:p>
-      <w:pPr>
-        <w:spacing w:after="120"/>
-      </w:pPr>
-      <w:r>
-        <w:t>With this array configured, here is how various snapshot descriptions would be handled:</w:t>
       </w:r>
     </w:p>
     <w:tbl>
       <w:tblPr>
         <w:tblW w:w="9360" w:type="dxa"/>
+        <w:tblInd w:w="-3" w:type="dxa"/>
         <w:tblBorders>
           <w:top w:val="single" w:sz="4" w:space="0" w:color="auto"/>
           <w:left w:val="single" w:sz="4" w:space="0" w:color="auto"/>
@@ -2646,797 +2566,57 @@
           <w:left w:w="10" w:type="dxa"/>
           <w:right w:w="10" w:type="dxa"/>
         </w:tblCellMar>
-        <w:tblLook w:val="0000" w:firstRow="0" w:lastRow="0" w:firstColumn="0" w:lastColumn="0" w:noHBand="0" w:noVBand="0"/>
+        <w:tblLook w:val="04A0" w:firstRow="1" w:lastRow="0" w:firstColumn="1" w:lastColumn="0" w:noHBand="0" w:noVBand="1"/>
       </w:tblPr>
       <w:tblGrid>
-        <w:gridCol w:w="4500"/>
-        <w:gridCol w:w="1300"/>
-        <w:gridCol w:w="3560"/>
+        <w:gridCol w:w="120"/>
+        <w:gridCol w:w="9240"/>
       </w:tblGrid>
       <w:tr>
-        <w:tblPrEx>
-          <w:tblCellMar>
-            <w:top w:w="0" w:type="dxa"/>
-            <w:bottom w:w="0" w:type="dxa"/>
-          </w:tblCellMar>
-        </w:tblPrEx>
-        <w:trPr>
-          <w:tblHeader/>
-        </w:trPr>
-        <w:tc>
-          <w:tcPr>
-            <w:tcW w:w="4500" w:type="dxa"/>
-            <w:tcBorders>
-              <w:top w:val="single" w:sz="4" w:space="0" w:color="BFBFBF"/>
-              <w:left w:val="single" w:sz="4" w:space="0" w:color="BFBFBF"/>
-              <w:bottom w:val="single" w:sz="4" w:space="0" w:color="BFBFBF"/>
-              <w:right w:val="single" w:sz="4" w:space="0" w:color="BFBFBF"/>
-            </w:tcBorders>
-            <w:shd w:val="clear" w:color="auto" w:fill="0A1F3D"/>
-            <w:tcMar>
-              <w:top w:w="100" w:type="dxa"/>
-              <w:left w:w="140" w:type="dxa"/>
-              <w:bottom w:w="100" w:type="dxa"/>
-              <w:right w:w="140" w:type="dxa"/>
-            </w:tcMar>
-          </w:tcPr>
-          <w:p>
+        <w:tc>
+          <w:tcPr>
+            <w:tcW w:w="120" w:type="dxa"/>
+            <w:shd w:val="clear" w:color="auto" w:fill="2E75B6"/>
+            <w:tcMar>
+              <w:top w:w="0" w:type="dxa"/>
+              <w:left w:w="0" w:type="dxa"/>
+              <w:bottom w:w="0" w:type="dxa"/>
+              <w:right w:w="0" w:type="dxa"/>
+            </w:tcMar>
+          </w:tcPr>
+          <w:p>
+            <w:r>
+              <w:t xml:space="preserve"> </w:t>
+            </w:r>
+          </w:p>
+        </w:tc>
+        <w:tc>
+          <w:tcPr>
+            <w:tcW w:w="9240" w:type="dxa"/>
+            <w:shd w:val="clear" w:color="auto" w:fill="D5E8F0"/>
+            <w:tcMar>
+              <w:top w:w="140" w:type="dxa"/>
+              <w:left w:w="200" w:type="dxa"/>
+              <w:bottom w:w="140" w:type="dxa"/>
+              <w:right w:w="200" w:type="dxa"/>
+            </w:tcMar>
+          </w:tcPr>
+          <w:p>
+            <w:pPr>
+              <w:spacing w:after="60"/>
+            </w:pPr>
             <w:r>
               <w:rPr>
                 <w:b/>
                 <w:bCs/>
-                <w:color w:val="FFFFFF"/>
-                <w:sz w:val="20"/>
-                <w:szCs w:val="20"/>
-              </w:rPr>
-              <w:t>Snapshot description</w:t>
-            </w:r>
-          </w:p>
-        </w:tc>
-        <w:tc>
-          <w:tcPr>
-            <w:tcW w:w="1300" w:type="dxa"/>
-            <w:tcBorders>
-              <w:top w:val="single" w:sz="4" w:space="0" w:color="BFBFBF"/>
-              <w:left w:val="single" w:sz="4" w:space="0" w:color="BFBFBF"/>
-              <w:bottom w:val="single" w:sz="4" w:space="0" w:color="BFBFBF"/>
-              <w:right w:val="single" w:sz="4" w:space="0" w:color="BFBFBF"/>
-            </w:tcBorders>
-            <w:shd w:val="clear" w:color="auto" w:fill="0A1F3D"/>
-            <w:tcMar>
-              <w:top w:w="100" w:type="dxa"/>
-              <w:left w:w="140" w:type="dxa"/>
-              <w:bottom w:w="100" w:type="dxa"/>
-              <w:right w:w="140" w:type="dxa"/>
-            </w:tcMar>
-          </w:tcPr>
-          <w:p>
-            <w:r>
-              <w:rPr>
-                <w:b/>
-                <w:bCs/>
-                <w:color w:val="FFFFFF"/>
-                <w:sz w:val="20"/>
-                <w:szCs w:val="20"/>
-              </w:rPr>
-              <w:t>Skipped?</w:t>
-            </w:r>
-          </w:p>
-        </w:tc>
-        <w:tc>
-          <w:tcPr>
-            <w:tcW w:w="3560" w:type="dxa"/>
-            <w:tcBorders>
-              <w:top w:val="single" w:sz="4" w:space="0" w:color="BFBFBF"/>
-              <w:left w:val="single" w:sz="4" w:space="0" w:color="BFBFBF"/>
-              <w:bottom w:val="single" w:sz="4" w:space="0" w:color="BFBFBF"/>
-              <w:right w:val="single" w:sz="4" w:space="0" w:color="BFBFBF"/>
-            </w:tcBorders>
-            <w:shd w:val="clear" w:color="auto" w:fill="0A1F3D"/>
-            <w:tcMar>
-              <w:top w:w="100" w:type="dxa"/>
-              <w:left w:w="140" w:type="dxa"/>
-              <w:bottom w:w="100" w:type="dxa"/>
-              <w:right w:w="140" w:type="dxa"/>
-            </w:tcMar>
-          </w:tcPr>
-          <w:p>
-            <w:r>
-              <w:rPr>
-                <w:b/>
-                <w:bCs/>
-                <w:color w:val="FFFFFF"/>
-                <w:sz w:val="20"/>
-                <w:szCs w:val="20"/>
-              </w:rPr>
-              <w:t>Why</w:t>
-            </w:r>
-          </w:p>
-        </w:tc>
-      </w:tr>
-      <w:tr>
-        <w:tblPrEx>
-          <w:tblCellMar>
-            <w:top w:w="0" w:type="dxa"/>
-            <w:bottom w:w="0" w:type="dxa"/>
-          </w:tblCellMar>
-        </w:tblPrEx>
-        <w:tc>
-          <w:tcPr>
-            <w:tcW w:w="4500" w:type="dxa"/>
-            <w:tcBorders>
-              <w:top w:val="single" w:sz="4" w:space="0" w:color="BFBFBF"/>
-              <w:left w:val="single" w:sz="4" w:space="0" w:color="BFBFBF"/>
-              <w:bottom w:val="single" w:sz="4" w:space="0" w:color="BFBFBF"/>
-              <w:right w:val="single" w:sz="4" w:space="0" w:color="BFBFBF"/>
-            </w:tcBorders>
-            <w:shd w:val="clear" w:color="auto" w:fill="FFFFFF"/>
-            <w:tcMar>
-              <w:top w:w="80" w:type="dxa"/>
-              <w:left w:w="140" w:type="dxa"/>
-              <w:bottom w:w="80" w:type="dxa"/>
-              <w:right w:w="140" w:type="dxa"/>
-            </w:tcMar>
-          </w:tcPr>
-          <w:p>
-            <w:pPr>
-              <w:spacing w:after="40"/>
-            </w:pPr>
-            <w:r>
-              <w:rPr>
-                <w:sz w:val="20"/>
-                <w:szCs w:val="20"/>
-              </w:rPr>
-              <w:t>BACKUP-DO-NOT-DELETE</w:t>
-            </w:r>
-          </w:p>
-        </w:tc>
-        <w:tc>
-          <w:tcPr>
-            <w:tcW w:w="1300" w:type="dxa"/>
-            <w:tcBorders>
-              <w:top w:val="single" w:sz="4" w:space="0" w:color="BFBFBF"/>
-              <w:left w:val="single" w:sz="4" w:space="0" w:color="BFBFBF"/>
-              <w:bottom w:val="single" w:sz="4" w:space="0" w:color="BFBFBF"/>
-              <w:right w:val="single" w:sz="4" w:space="0" w:color="BFBFBF"/>
-            </w:tcBorders>
-            <w:shd w:val="clear" w:color="auto" w:fill="FFFFFF"/>
-            <w:tcMar>
-              <w:top w:w="80" w:type="dxa"/>
-              <w:left w:w="140" w:type="dxa"/>
-              <w:bottom w:w="80" w:type="dxa"/>
-              <w:right w:w="140" w:type="dxa"/>
-            </w:tcMar>
-          </w:tcPr>
-          <w:p>
-            <w:pPr>
-              <w:spacing w:after="40"/>
-            </w:pPr>
-            <w:r>
-              <w:rPr>
-                <w:sz w:val="20"/>
-                <w:szCs w:val="20"/>
-              </w:rPr>
-              <w:t>Yes</w:t>
-            </w:r>
-          </w:p>
-        </w:tc>
-        <w:tc>
-          <w:tcPr>
-            <w:tcW w:w="3560" w:type="dxa"/>
-            <w:tcBorders>
-              <w:top w:val="single" w:sz="4" w:space="0" w:color="BFBFBF"/>
-              <w:left w:val="single" w:sz="4" w:space="0" w:color="BFBFBF"/>
-              <w:bottom w:val="single" w:sz="4" w:space="0" w:color="BFBFBF"/>
-              <w:right w:val="single" w:sz="4" w:space="0" w:color="BFBFBF"/>
-            </w:tcBorders>
-            <w:shd w:val="clear" w:color="auto" w:fill="FFFFFF"/>
-            <w:tcMar>
-              <w:top w:w="80" w:type="dxa"/>
-              <w:left w:w="140" w:type="dxa"/>
-              <w:bottom w:w="80" w:type="dxa"/>
-              <w:right w:w="140" w:type="dxa"/>
-            </w:tcMar>
-          </w:tcPr>
-          <w:p>
-            <w:pPr>
-              <w:spacing w:after="40"/>
-            </w:pPr>
-            <w:r>
-              <w:rPr>
-                <w:sz w:val="20"/>
-                <w:szCs w:val="20"/>
-              </w:rPr>
-              <w:t>Exact match on first element.</w:t>
-            </w:r>
-          </w:p>
-        </w:tc>
-      </w:tr>
-      <w:tr>
-        <w:tblPrEx>
-          <w:tblCellMar>
-            <w:top w:w="0" w:type="dxa"/>
-            <w:bottom w:w="0" w:type="dxa"/>
-          </w:tblCellMar>
-        </w:tblPrEx>
-        <w:tc>
-          <w:tcPr>
-            <w:tcW w:w="4500" w:type="dxa"/>
-            <w:tcBorders>
-              <w:top w:val="single" w:sz="4" w:space="0" w:color="BFBFBF"/>
-              <w:left w:val="single" w:sz="4" w:space="0" w:color="BFBFBF"/>
-              <w:bottom w:val="single" w:sz="4" w:space="0" w:color="BFBFBF"/>
-              <w:right w:val="single" w:sz="4" w:space="0" w:color="BFBFBF"/>
-            </w:tcBorders>
-            <w:shd w:val="clear" w:color="auto" w:fill="F2F2F2"/>
-            <w:tcMar>
-              <w:top w:w="80" w:type="dxa"/>
-              <w:left w:w="140" w:type="dxa"/>
-              <w:bottom w:w="80" w:type="dxa"/>
-              <w:right w:w="140" w:type="dxa"/>
-            </w:tcMar>
-          </w:tcPr>
-          <w:p>
-            <w:pPr>
-              <w:spacing w:after="40"/>
-            </w:pPr>
-            <w:r>
-              <w:rPr>
-                <w:sz w:val="20"/>
-                <w:szCs w:val="20"/>
-              </w:rPr>
-              <w:t>Veeam: BACKUP-DO-NOT-DELETE 2026-04-21</w:t>
-            </w:r>
-          </w:p>
-        </w:tc>
-        <w:tc>
-          <w:tcPr>
-            <w:tcW w:w="1300" w:type="dxa"/>
-            <w:tcBorders>
-              <w:top w:val="single" w:sz="4" w:space="0" w:color="BFBFBF"/>
-              <w:left w:val="single" w:sz="4" w:space="0" w:color="BFBFBF"/>
-              <w:bottom w:val="single" w:sz="4" w:space="0" w:color="BFBFBF"/>
-              <w:right w:val="single" w:sz="4" w:space="0" w:color="BFBFBF"/>
-            </w:tcBorders>
-            <w:shd w:val="clear" w:color="auto" w:fill="F2F2F2"/>
-            <w:tcMar>
-              <w:top w:w="80" w:type="dxa"/>
-              <w:left w:w="140" w:type="dxa"/>
-              <w:bottom w:w="80" w:type="dxa"/>
-              <w:right w:w="140" w:type="dxa"/>
-            </w:tcMar>
-          </w:tcPr>
-          <w:p>
-            <w:pPr>
-              <w:spacing w:after="40"/>
-            </w:pPr>
-            <w:r>
-              <w:rPr>
-                <w:sz w:val="20"/>
-                <w:szCs w:val="20"/>
-              </w:rPr>
-              <w:t>Yes</w:t>
-            </w:r>
-          </w:p>
-        </w:tc>
-        <w:tc>
-          <w:tcPr>
-            <w:tcW w:w="3560" w:type="dxa"/>
-            <w:tcBorders>
-              <w:top w:val="single" w:sz="4" w:space="0" w:color="BFBFBF"/>
-              <w:left w:val="single" w:sz="4" w:space="0" w:color="BFBFBF"/>
-              <w:bottom w:val="single" w:sz="4" w:space="0" w:color="BFBFBF"/>
-              <w:right w:val="single" w:sz="4" w:space="0" w:color="BFBFBF"/>
-            </w:tcBorders>
-            <w:shd w:val="clear" w:color="auto" w:fill="F2F2F2"/>
-            <w:tcMar>
-              <w:top w:w="80" w:type="dxa"/>
-              <w:left w:w="140" w:type="dxa"/>
-              <w:bottom w:w="80" w:type="dxa"/>
-              <w:right w:w="140" w:type="dxa"/>
-            </w:tcMar>
-          </w:tcPr>
-          <w:p>
-            <w:pPr>
-              <w:spacing w:after="40"/>
-            </w:pPr>
-            <w:r>
-              <w:rPr>
-                <w:sz w:val="20"/>
-                <w:szCs w:val="20"/>
-              </w:rPr>
-              <w:t>Substring match on first element.</w:t>
-            </w:r>
-          </w:p>
-        </w:tc>
-      </w:tr>
-      <w:tr>
-        <w:tblPrEx>
-          <w:tblCellMar>
-            <w:top w:w="0" w:type="dxa"/>
-            <w:bottom w:w="0" w:type="dxa"/>
-          </w:tblCellMar>
-        </w:tblPrEx>
-        <w:tc>
-          <w:tcPr>
-            <w:tcW w:w="4500" w:type="dxa"/>
-            <w:tcBorders>
-              <w:top w:val="single" w:sz="4" w:space="0" w:color="BFBFBF"/>
-              <w:left w:val="single" w:sz="4" w:space="0" w:color="BFBFBF"/>
-              <w:bottom w:val="single" w:sz="4" w:space="0" w:color="BFBFBF"/>
-              <w:right w:val="single" w:sz="4" w:space="0" w:color="BFBFBF"/>
-            </w:tcBorders>
-            <w:shd w:val="clear" w:color="auto" w:fill="FFFFFF"/>
-            <w:tcMar>
-              <w:top w:w="80" w:type="dxa"/>
-              <w:left w:w="140" w:type="dxa"/>
-              <w:bottom w:w="80" w:type="dxa"/>
-              <w:right w:w="140" w:type="dxa"/>
-            </w:tcMar>
-          </w:tcPr>
-          <w:p>
-            <w:pPr>
-              <w:spacing w:after="40"/>
-            </w:pPr>
-            <w:r>
-              <w:rPr>
-                <w:sz w:val="20"/>
-                <w:szCs w:val="20"/>
-              </w:rPr>
-              <w:t>pre-upgrade DR-hold checkpoint</w:t>
-            </w:r>
-          </w:p>
-        </w:tc>
-        <w:tc>
-          <w:tcPr>
-            <w:tcW w:w="1300" w:type="dxa"/>
-            <w:tcBorders>
-              <w:top w:val="single" w:sz="4" w:space="0" w:color="BFBFBF"/>
-              <w:left w:val="single" w:sz="4" w:space="0" w:color="BFBFBF"/>
-              <w:bottom w:val="single" w:sz="4" w:space="0" w:color="BFBFBF"/>
-              <w:right w:val="single" w:sz="4" w:space="0" w:color="BFBFBF"/>
-            </w:tcBorders>
-            <w:shd w:val="clear" w:color="auto" w:fill="FFFFFF"/>
-            <w:tcMar>
-              <w:top w:w="80" w:type="dxa"/>
-              <w:left w:w="140" w:type="dxa"/>
-              <w:bottom w:w="80" w:type="dxa"/>
-              <w:right w:w="140" w:type="dxa"/>
-            </w:tcMar>
-          </w:tcPr>
-          <w:p>
-            <w:pPr>
-              <w:spacing w:after="40"/>
-            </w:pPr>
-            <w:r>
-              <w:rPr>
-                <w:sz w:val="20"/>
-                <w:szCs w:val="20"/>
-              </w:rPr>
-              <w:t>Yes</w:t>
-            </w:r>
-          </w:p>
-        </w:tc>
-        <w:tc>
-          <w:tcPr>
-            <w:tcW w:w="3560" w:type="dxa"/>
-            <w:tcBorders>
-              <w:top w:val="single" w:sz="4" w:space="0" w:color="BFBFBF"/>
-              <w:left w:val="single" w:sz="4" w:space="0" w:color="BFBFBF"/>
-              <w:bottom w:val="single" w:sz="4" w:space="0" w:color="BFBFBF"/>
-              <w:right w:val="single" w:sz="4" w:space="0" w:color="BFBFBF"/>
-            </w:tcBorders>
-            <w:shd w:val="clear" w:color="auto" w:fill="FFFFFF"/>
-            <w:tcMar>
-              <w:top w:w="80" w:type="dxa"/>
-              <w:left w:w="140" w:type="dxa"/>
-              <w:bottom w:w="80" w:type="dxa"/>
-              <w:right w:w="140" w:type="dxa"/>
-            </w:tcMar>
-          </w:tcPr>
-          <w:p>
-            <w:pPr>
-              <w:spacing w:after="40"/>
-            </w:pPr>
-            <w:r>
-              <w:rPr>
-                <w:sz w:val="20"/>
-                <w:szCs w:val="20"/>
-              </w:rPr>
-              <w:t>Substring match on "DR-HOLD" (case-insensitive).</w:t>
-            </w:r>
-          </w:p>
-        </w:tc>
-      </w:tr>
-      <w:tr>
-        <w:tblPrEx>
-          <w:tblCellMar>
-            <w:top w:w="0" w:type="dxa"/>
-            <w:bottom w:w="0" w:type="dxa"/>
-          </w:tblCellMar>
-        </w:tblPrEx>
-        <w:tc>
-          <w:tcPr>
-            <w:tcW w:w="4500" w:type="dxa"/>
-            <w:tcBorders>
-              <w:top w:val="single" w:sz="4" w:space="0" w:color="BFBFBF"/>
-              <w:left w:val="single" w:sz="4" w:space="0" w:color="BFBFBF"/>
-              <w:bottom w:val="single" w:sz="4" w:space="0" w:color="BFBFBF"/>
-              <w:right w:val="single" w:sz="4" w:space="0" w:color="BFBFBF"/>
-            </w:tcBorders>
-            <w:shd w:val="clear" w:color="auto" w:fill="F2F2F2"/>
-            <w:tcMar>
-              <w:top w:w="80" w:type="dxa"/>
-              <w:left w:w="140" w:type="dxa"/>
-              <w:bottom w:w="80" w:type="dxa"/>
-              <w:right w:w="140" w:type="dxa"/>
-            </w:tcMar>
-          </w:tcPr>
-          <w:p>
-            <w:pPr>
-              <w:spacing w:after="40"/>
-            </w:pPr>
-            <w:r>
-              <w:rPr>
-                <w:sz w:val="20"/>
-                <w:szCs w:val="20"/>
-              </w:rPr>
-              <w:t>SRM failover point — srm-protected</w:t>
-            </w:r>
-          </w:p>
-        </w:tc>
-        <w:tc>
-          <w:tcPr>
-            <w:tcW w:w="1300" w:type="dxa"/>
-            <w:tcBorders>
-              <w:top w:val="single" w:sz="4" w:space="0" w:color="BFBFBF"/>
-              <w:left w:val="single" w:sz="4" w:space="0" w:color="BFBFBF"/>
-              <w:bottom w:val="single" w:sz="4" w:space="0" w:color="BFBFBF"/>
-              <w:right w:val="single" w:sz="4" w:space="0" w:color="BFBFBF"/>
-            </w:tcBorders>
-            <w:shd w:val="clear" w:color="auto" w:fill="F2F2F2"/>
-            <w:tcMar>
-              <w:top w:w="80" w:type="dxa"/>
-              <w:left w:w="140" w:type="dxa"/>
-              <w:bottom w:w="80" w:type="dxa"/>
-              <w:right w:w="140" w:type="dxa"/>
-            </w:tcMar>
-          </w:tcPr>
-          <w:p>
-            <w:pPr>
-              <w:spacing w:after="40"/>
-            </w:pPr>
-            <w:r>
-              <w:rPr>
-                <w:sz w:val="20"/>
-                <w:szCs w:val="20"/>
-              </w:rPr>
-              <w:t>Yes</w:t>
-            </w:r>
-          </w:p>
-        </w:tc>
-        <w:tc>
-          <w:tcPr>
-            <w:tcW w:w="3560" w:type="dxa"/>
-            <w:tcBorders>
-              <w:top w:val="single" w:sz="4" w:space="0" w:color="BFBFBF"/>
-              <w:left w:val="single" w:sz="4" w:space="0" w:color="BFBFBF"/>
-              <w:bottom w:val="single" w:sz="4" w:space="0" w:color="BFBFBF"/>
-              <w:right w:val="single" w:sz="4" w:space="0" w:color="BFBFBF"/>
-            </w:tcBorders>
-            <w:shd w:val="clear" w:color="auto" w:fill="F2F2F2"/>
-            <w:tcMar>
-              <w:top w:w="80" w:type="dxa"/>
-              <w:left w:w="140" w:type="dxa"/>
-              <w:bottom w:w="80" w:type="dxa"/>
-              <w:right w:w="140" w:type="dxa"/>
-            </w:tcMar>
-          </w:tcPr>
-          <w:p>
-            <w:pPr>
-              <w:spacing w:after="40"/>
-            </w:pPr>
-            <w:r>
-              <w:rPr>
-                <w:sz w:val="20"/>
-                <w:szCs w:val="20"/>
-              </w:rPr>
-              <w:t>Substring match on "SRM-PROTECTED" (case-insensitive).</w:t>
-            </w:r>
-          </w:p>
-        </w:tc>
-      </w:tr>
-      <w:tr>
-        <w:tblPrEx>
-          <w:tblCellMar>
-            <w:top w:w="0" w:type="dxa"/>
-            <w:bottom w:w="0" w:type="dxa"/>
-          </w:tblCellMar>
-        </w:tblPrEx>
-        <w:tc>
-          <w:tcPr>
-            <w:tcW w:w="4500" w:type="dxa"/>
-            <w:tcBorders>
-              <w:top w:val="single" w:sz="4" w:space="0" w:color="BFBFBF"/>
-              <w:left w:val="single" w:sz="4" w:space="0" w:color="BFBFBF"/>
-              <w:bottom w:val="single" w:sz="4" w:space="0" w:color="BFBFBF"/>
-              <w:right w:val="single" w:sz="4" w:space="0" w:color="BFBFBF"/>
-            </w:tcBorders>
-            <w:shd w:val="clear" w:color="auto" w:fill="FFFFFF"/>
-            <w:tcMar>
-              <w:top w:w="80" w:type="dxa"/>
-              <w:left w:w="140" w:type="dxa"/>
-              <w:bottom w:w="80" w:type="dxa"/>
-              <w:right w:w="140" w:type="dxa"/>
-            </w:tcMar>
-          </w:tcPr>
-          <w:p>
-            <w:pPr>
-              <w:spacing w:after="40"/>
-            </w:pPr>
-            <w:r>
-              <w:rPr>
-                <w:sz w:val="20"/>
-                <w:szCs w:val="20"/>
-              </w:rPr>
-              <w:t>KEEP until Q3 review</w:t>
-            </w:r>
-          </w:p>
-        </w:tc>
-        <w:tc>
-          <w:tcPr>
-            <w:tcW w:w="1300" w:type="dxa"/>
-            <w:tcBorders>
-              <w:top w:val="single" w:sz="4" w:space="0" w:color="BFBFBF"/>
-              <w:left w:val="single" w:sz="4" w:space="0" w:color="BFBFBF"/>
-              <w:bottom w:val="single" w:sz="4" w:space="0" w:color="BFBFBF"/>
-              <w:right w:val="single" w:sz="4" w:space="0" w:color="BFBFBF"/>
-            </w:tcBorders>
-            <w:shd w:val="clear" w:color="auto" w:fill="FFFFFF"/>
-            <w:tcMar>
-              <w:top w:w="80" w:type="dxa"/>
-              <w:left w:w="140" w:type="dxa"/>
-              <w:bottom w:w="80" w:type="dxa"/>
-              <w:right w:w="140" w:type="dxa"/>
-            </w:tcMar>
-          </w:tcPr>
-          <w:p>
-            <w:pPr>
-              <w:spacing w:after="40"/>
-            </w:pPr>
-            <w:r>
-              <w:rPr>
-                <w:sz w:val="20"/>
-                <w:szCs w:val="20"/>
-              </w:rPr>
-              <w:t>Yes</w:t>
-            </w:r>
-          </w:p>
-        </w:tc>
-        <w:tc>
-          <w:tcPr>
-            <w:tcW w:w="3560" w:type="dxa"/>
-            <w:tcBorders>
-              <w:top w:val="single" w:sz="4" w:space="0" w:color="BFBFBF"/>
-              <w:left w:val="single" w:sz="4" w:space="0" w:color="BFBFBF"/>
-              <w:bottom w:val="single" w:sz="4" w:space="0" w:color="BFBFBF"/>
-              <w:right w:val="single" w:sz="4" w:space="0" w:color="BFBFBF"/>
-            </w:tcBorders>
-            <w:shd w:val="clear" w:color="auto" w:fill="FFFFFF"/>
-            <w:tcMar>
-              <w:top w:w="80" w:type="dxa"/>
-              <w:left w:w="140" w:type="dxa"/>
-              <w:bottom w:w="80" w:type="dxa"/>
-              <w:right w:w="140" w:type="dxa"/>
-            </w:tcMar>
-          </w:tcPr>
-          <w:p>
-            <w:pPr>
-              <w:spacing w:after="40"/>
-            </w:pPr>
-            <w:r>
-              <w:rPr>
-                <w:sz w:val="20"/>
-                <w:szCs w:val="20"/>
-              </w:rPr>
-              <w:t>Substring match on "KEEP".</w:t>
-            </w:r>
-          </w:p>
-        </w:tc>
-      </w:tr>
-      <w:tr>
-        <w:tblPrEx>
-          <w:tblCellMar>
-            <w:top w:w="0" w:type="dxa"/>
-            <w:bottom w:w="0" w:type="dxa"/>
-          </w:tblCellMar>
-        </w:tblPrEx>
-        <w:tc>
-          <w:tcPr>
-            <w:tcW w:w="4500" w:type="dxa"/>
-            <w:tcBorders>
-              <w:top w:val="single" w:sz="4" w:space="0" w:color="BFBFBF"/>
-              <w:left w:val="single" w:sz="4" w:space="0" w:color="BFBFBF"/>
-              <w:bottom w:val="single" w:sz="4" w:space="0" w:color="BFBFBF"/>
-              <w:right w:val="single" w:sz="4" w:space="0" w:color="BFBFBF"/>
-            </w:tcBorders>
-            <w:shd w:val="clear" w:color="auto" w:fill="F2F2F2"/>
-            <w:tcMar>
-              <w:top w:w="80" w:type="dxa"/>
-              <w:left w:w="140" w:type="dxa"/>
-              <w:bottom w:w="80" w:type="dxa"/>
-              <w:right w:w="140" w:type="dxa"/>
-            </w:tcMar>
-          </w:tcPr>
-          <w:p>
-            <w:pPr>
-              <w:spacing w:after="40"/>
-            </w:pPr>
-            <w:r>
-              <w:rPr>
-                <w:sz w:val="20"/>
-                <w:szCs w:val="20"/>
-              </w:rPr>
-              <w:lastRenderedPageBreak/>
-              <w:t>pre-upgrade restore point</w:t>
-            </w:r>
-          </w:p>
-        </w:tc>
-        <w:tc>
-          <w:tcPr>
-            <w:tcW w:w="1300" w:type="dxa"/>
-            <w:tcBorders>
-              <w:top w:val="single" w:sz="4" w:space="0" w:color="BFBFBF"/>
-              <w:left w:val="single" w:sz="4" w:space="0" w:color="BFBFBF"/>
-              <w:bottom w:val="single" w:sz="4" w:space="0" w:color="BFBFBF"/>
-              <w:right w:val="single" w:sz="4" w:space="0" w:color="BFBFBF"/>
-            </w:tcBorders>
-            <w:shd w:val="clear" w:color="auto" w:fill="F2F2F2"/>
-            <w:tcMar>
-              <w:top w:w="80" w:type="dxa"/>
-              <w:left w:w="140" w:type="dxa"/>
-              <w:bottom w:w="80" w:type="dxa"/>
-              <w:right w:w="140" w:type="dxa"/>
-            </w:tcMar>
-          </w:tcPr>
-          <w:p>
-            <w:pPr>
-              <w:spacing w:after="40"/>
-            </w:pPr>
-            <w:r>
-              <w:rPr>
-                <w:sz w:val="20"/>
-                <w:szCs w:val="20"/>
-              </w:rPr>
-              <w:t>No</w:t>
-            </w:r>
-          </w:p>
-        </w:tc>
-        <w:tc>
-          <w:tcPr>
-            <w:tcW w:w="3560" w:type="dxa"/>
-            <w:tcBorders>
-              <w:top w:val="single" w:sz="4" w:space="0" w:color="BFBFBF"/>
-              <w:left w:val="single" w:sz="4" w:space="0" w:color="BFBFBF"/>
-              <w:bottom w:val="single" w:sz="4" w:space="0" w:color="BFBFBF"/>
-              <w:right w:val="single" w:sz="4" w:space="0" w:color="BFBFBF"/>
-            </w:tcBorders>
-            <w:shd w:val="clear" w:color="auto" w:fill="F2F2F2"/>
-            <w:tcMar>
-              <w:top w:w="80" w:type="dxa"/>
-              <w:left w:w="140" w:type="dxa"/>
-              <w:bottom w:w="80" w:type="dxa"/>
-              <w:right w:w="140" w:type="dxa"/>
-            </w:tcMar>
-          </w:tcPr>
-          <w:p>
-            <w:pPr>
-              <w:spacing w:after="40"/>
-            </w:pPr>
-            <w:r>
-              <w:rPr>
-                <w:sz w:val="20"/>
-                <w:szCs w:val="20"/>
-              </w:rPr>
-              <w:t>No element matched. Will be removed once it ages out.</w:t>
-            </w:r>
-          </w:p>
-        </w:tc>
-      </w:tr>
-      <w:tr>
-        <w:tblPrEx>
-          <w:tblCellMar>
-            <w:top w:w="0" w:type="dxa"/>
-            <w:bottom w:w="0" w:type="dxa"/>
-          </w:tblCellMar>
-        </w:tblPrEx>
-        <w:tc>
-          <w:tcPr>
-            <w:tcW w:w="4500" w:type="dxa"/>
-            <w:tcBorders>
-              <w:top w:val="single" w:sz="4" w:space="0" w:color="BFBFBF"/>
-              <w:left w:val="single" w:sz="4" w:space="0" w:color="BFBFBF"/>
-              <w:bottom w:val="single" w:sz="4" w:space="0" w:color="BFBFBF"/>
-              <w:right w:val="single" w:sz="4" w:space="0" w:color="BFBFBF"/>
-            </w:tcBorders>
-            <w:shd w:val="clear" w:color="auto" w:fill="FFFFFF"/>
-            <w:tcMar>
-              <w:top w:w="80" w:type="dxa"/>
-              <w:left w:w="140" w:type="dxa"/>
-              <w:bottom w:w="80" w:type="dxa"/>
-              <w:right w:w="140" w:type="dxa"/>
-            </w:tcMar>
-          </w:tcPr>
-          <w:p>
-            <w:pPr>
-              <w:spacing w:after="40"/>
-            </w:pPr>
-            <w:r>
-              <w:rPr>
-                <w:sz w:val="20"/>
-                <w:szCs w:val="20"/>
-              </w:rPr>
-              <w:t>(empty description)</w:t>
-            </w:r>
-          </w:p>
-        </w:tc>
-        <w:tc>
-          <w:tcPr>
-            <w:tcW w:w="1300" w:type="dxa"/>
-            <w:tcBorders>
-              <w:top w:val="single" w:sz="4" w:space="0" w:color="BFBFBF"/>
-              <w:left w:val="single" w:sz="4" w:space="0" w:color="BFBFBF"/>
-              <w:bottom w:val="single" w:sz="4" w:space="0" w:color="BFBFBF"/>
-              <w:right w:val="single" w:sz="4" w:space="0" w:color="BFBFBF"/>
-            </w:tcBorders>
-            <w:shd w:val="clear" w:color="auto" w:fill="FFFFFF"/>
-            <w:tcMar>
-              <w:top w:w="80" w:type="dxa"/>
-              <w:left w:w="140" w:type="dxa"/>
-              <w:bottom w:w="80" w:type="dxa"/>
-              <w:right w:w="140" w:type="dxa"/>
-            </w:tcMar>
-          </w:tcPr>
-          <w:p>
-            <w:pPr>
-              <w:spacing w:after="40"/>
-            </w:pPr>
-            <w:r>
-              <w:rPr>
-                <w:sz w:val="20"/>
-                <w:szCs w:val="20"/>
-              </w:rPr>
-              <w:t>No</w:t>
-            </w:r>
-          </w:p>
-        </w:tc>
-        <w:tc>
-          <w:tcPr>
-            <w:tcW w:w="3560" w:type="dxa"/>
-            <w:tcBorders>
-              <w:top w:val="single" w:sz="4" w:space="0" w:color="BFBFBF"/>
-              <w:left w:val="single" w:sz="4" w:space="0" w:color="BFBFBF"/>
-              <w:bottom w:val="single" w:sz="4" w:space="0" w:color="BFBFBF"/>
-              <w:right w:val="single" w:sz="4" w:space="0" w:color="BFBFBF"/>
-            </w:tcBorders>
-            <w:shd w:val="clear" w:color="auto" w:fill="FFFFFF"/>
-            <w:tcMar>
-              <w:top w:w="80" w:type="dxa"/>
-              <w:left w:w="140" w:type="dxa"/>
-              <w:bottom w:w="80" w:type="dxa"/>
-              <w:right w:w="140" w:type="dxa"/>
-            </w:tcMar>
-          </w:tcPr>
-          <w:p>
-            <w:pPr>
-              <w:spacing w:after="40"/>
-            </w:pPr>
-            <w:r>
-              <w:rPr>
-                <w:sz w:val="20"/>
-                <w:szCs w:val="20"/>
-              </w:rPr>
-              <w:t>No element matched.</w:t>
+                <w:color w:val="1F1F1F"/>
+              </w:rPr>
+              <w:t>What “normal” looks like</w:t>
+            </w:r>
+          </w:p>
+          <w:p>
+            <w:r>
+              <w:t>Once the environment is in steady state, most days should produce a Deleted count in the single digits (or zero), no errors, and either zero or one or two skipped/deferred items. A sudden spike in deletion count usually means someone created a lot of snapshots last week (release activity, troubleshooting); investigate if that does not match what you know happened.</w:t>
             </w:r>
           </w:p>
         </w:tc>
@@ -3444,18 +2624,10 @@
     </w:tbl>
     <w:p>
       <w:pPr>
-        <w:spacing w:after="60"/>
-      </w:pPr>
-      <w:r>
-        <w:t xml:space="preserve"> </w:t>
-      </w:r>
-    </w:p>
-    <w:p>
-      <w:pPr>
-        <w:pStyle w:val="Heading2"/>
-      </w:pPr>
-      <w:r>
-        <w:t>6.3 How to opt out</w:t>
+        <w:pStyle w:val="heading10"/>
+      </w:pPr>
+      <w:r>
+        <w:t>6. Opting a VM’s Snapshot Out of Cleanup</w:t>
       </w:r>
     </w:p>
     <w:p>
@@ -3463,12 +2635,45 @@
         <w:spacing w:after="120"/>
       </w:pPr>
       <w:r>
-        <w:t>In vSphere Client: open the VM → Snapshots → select the snapshot → Edit → update the Description field to include one of the configured keywords → OK. The next scheduled run will respect the new description.</w:t>
+        <w:t>If you have a snapshot that must not be removed by automated cleanup — a backup checkpoint, a known-good restore point before a major change, a long-running troubleshooting freeze — add the configured ignore string to the snapshot’s description.</w:t>
+      </w:r>
+    </w:p>
+    <w:p>
+      <w:pPr>
+        <w:spacing w:after="120"/>
+      </w:pPr>
+      <w:r>
+        <w:t xml:space="preserve">Confirm the exact ignore string with your </w:t>
+      </w:r>
+      <w:r>
+        <w:t>VCF Orchestrator</w:t>
+      </w:r>
+      <w:r>
+        <w:t xml:space="preserve"> administrator. A common convention is </w:t>
+      </w:r>
+      <w:r>
+        <w:rPr>
+          <w:rFonts w:ascii="Consolas" w:eastAsia="Consolas" w:hAnsi="Consolas" w:cs="Consolas"/>
+        </w:rPr>
+        <w:t>BACKUP-DO-NOT-DELETE</w:t>
+      </w:r>
+      <w:r>
+        <w:t xml:space="preserve"> or </w:t>
+      </w:r>
+      <w:r>
+        <w:rPr>
+          <w:rFonts w:ascii="Consolas" w:eastAsia="Consolas" w:hAnsi="Consolas" w:cs="Consolas"/>
+        </w:rPr>
+        <w:t>KEEP</w:t>
+      </w:r>
+      <w:r>
+        <w:t>. The match is case-insensitive and is a substring match, so this works:</w:t>
       </w:r>
     </w:p>
     <w:tbl>
       <w:tblPr>
         <w:tblW w:w="9360" w:type="dxa"/>
+        <w:tblInd w:w="-3" w:type="dxa"/>
         <w:tblBorders>
           <w:top w:val="single" w:sz="4" w:space="0" w:color="auto"/>
           <w:left w:val="single" w:sz="4" w:space="0" w:color="auto"/>
@@ -3481,62 +2686,379 @@
           <w:left w:w="10" w:type="dxa"/>
           <w:right w:w="10" w:type="dxa"/>
         </w:tblCellMar>
-        <w:tblLook w:val="0000" w:firstRow="0" w:lastRow="0" w:firstColumn="0" w:lastColumn="0" w:noHBand="0" w:noVBand="0"/>
+        <w:tblLook w:val="04A0" w:firstRow="1" w:lastRow="0" w:firstColumn="1" w:lastColumn="0" w:noHBand="0" w:noVBand="1"/>
       </w:tblPr>
       <w:tblGrid>
-        <w:gridCol w:w="120"/>
-        <w:gridCol w:w="9240"/>
+        <w:gridCol w:w="4500"/>
+        <w:gridCol w:w="4860"/>
       </w:tblGrid>
       <w:tr>
-        <w:tblPrEx>
-          <w:tblCellMar>
-            <w:top w:w="0" w:type="dxa"/>
-            <w:bottom w:w="0" w:type="dxa"/>
-          </w:tblCellMar>
-        </w:tblPrEx>
-        <w:tc>
-          <w:tcPr>
-            <w:tcW w:w="120" w:type="dxa"/>
-            <w:shd w:val="clear" w:color="auto" w:fill="1565C0"/>
-            <w:tcMar>
-              <w:top w:w="0" w:type="dxa"/>
-              <w:left w:w="0" w:type="dxa"/>
-              <w:bottom w:w="0" w:type="dxa"/>
-              <w:right w:w="0" w:type="dxa"/>
-            </w:tcMar>
-          </w:tcPr>
-          <w:p>
-            <w:r>
-              <w:t xml:space="preserve"> </w:t>
-            </w:r>
-          </w:p>
-        </w:tc>
-        <w:tc>
-          <w:tcPr>
-            <w:tcW w:w="9240" w:type="dxa"/>
-            <w:shd w:val="clear" w:color="auto" w:fill="D5E8F0"/>
-            <w:tcMar>
-              <w:top w:w="140" w:type="dxa"/>
-              <w:left w:w="200" w:type="dxa"/>
-              <w:bottom w:w="140" w:type="dxa"/>
-              <w:right w:w="200" w:type="dxa"/>
-            </w:tcMar>
-          </w:tcPr>
-          <w:p>
-            <w:pPr>
-              <w:spacing w:after="60"/>
-            </w:pPr>
+        <w:trPr>
+          <w:tblHeader/>
+        </w:trPr>
+        <w:tc>
+          <w:tcPr>
+            <w:tcW w:w="4500" w:type="dxa"/>
+            <w:tcBorders>
+              <w:top w:val="single" w:sz="4" w:space="0" w:color="BFBFBF"/>
+              <w:left w:val="single" w:sz="4" w:space="0" w:color="BFBFBF"/>
+              <w:bottom w:val="single" w:sz="4" w:space="0" w:color="BFBFBF"/>
+              <w:right w:val="single" w:sz="4" w:space="0" w:color="BFBFBF"/>
+            </w:tcBorders>
+            <w:shd w:val="clear" w:color="auto" w:fill="1F3864"/>
+            <w:tcMar>
+              <w:top w:w="100" w:type="dxa"/>
+              <w:left w:w="140" w:type="dxa"/>
+              <w:bottom w:w="100" w:type="dxa"/>
+              <w:right w:w="140" w:type="dxa"/>
+            </w:tcMar>
+          </w:tcPr>
+          <w:p>
             <w:r>
               <w:rPr>
                 <w:b/>
                 <w:bCs/>
-              </w:rPr>
-              <w:t>Description filter beats age filter</w:t>
-            </w:r>
-          </w:p>
-          <w:p>
-            <w:r>
-              <w:t>If a snapshot description contains any of the configured keywords, it is skipped regardless of how old it is. The workflow treats the description as an explicit instruction from a human or a backup product.</w:t>
+                <w:color w:val="FFFFFF"/>
+              </w:rPr>
+              <w:t>Snapshot description</w:t>
+            </w:r>
+          </w:p>
+        </w:tc>
+        <w:tc>
+          <w:tcPr>
+            <w:tcW w:w="4860" w:type="dxa"/>
+            <w:tcBorders>
+              <w:top w:val="single" w:sz="4" w:space="0" w:color="BFBFBF"/>
+              <w:left w:val="single" w:sz="4" w:space="0" w:color="BFBFBF"/>
+              <w:bottom w:val="single" w:sz="4" w:space="0" w:color="BFBFBF"/>
+              <w:right w:val="single" w:sz="4" w:space="0" w:color="BFBFBF"/>
+            </w:tcBorders>
+            <w:shd w:val="clear" w:color="auto" w:fill="1F3864"/>
+            <w:tcMar>
+              <w:top w:w="100" w:type="dxa"/>
+              <w:left w:w="140" w:type="dxa"/>
+              <w:bottom w:w="100" w:type="dxa"/>
+              <w:right w:w="140" w:type="dxa"/>
+            </w:tcMar>
+          </w:tcPr>
+          <w:p>
+            <w:r>
+              <w:rPr>
+                <w:b/>
+                <w:bCs/>
+                <w:color w:val="FFFFFF"/>
+              </w:rPr>
+              <w:t>Will be skipped?</w:t>
+            </w:r>
+          </w:p>
+        </w:tc>
+      </w:tr>
+      <w:tr>
+        <w:tc>
+          <w:tcPr>
+            <w:tcW w:w="4500" w:type="dxa"/>
+            <w:tcBorders>
+              <w:top w:val="single" w:sz="4" w:space="0" w:color="BFBFBF"/>
+              <w:left w:val="single" w:sz="4" w:space="0" w:color="BFBFBF"/>
+              <w:bottom w:val="single" w:sz="4" w:space="0" w:color="BFBFBF"/>
+              <w:right w:val="single" w:sz="4" w:space="0" w:color="BFBFBF"/>
+            </w:tcBorders>
+            <w:shd w:val="clear" w:color="auto" w:fill="FFFFFF"/>
+            <w:tcMar>
+              <w:top w:w="80" w:type="dxa"/>
+              <w:left w:w="140" w:type="dxa"/>
+              <w:bottom w:w="80" w:type="dxa"/>
+              <w:right w:w="140" w:type="dxa"/>
+            </w:tcMar>
+          </w:tcPr>
+          <w:p>
+            <w:pPr>
+              <w:spacing w:after="40"/>
+            </w:pPr>
+            <w:r>
+              <w:rPr>
+                <w:sz w:val="20"/>
+                <w:szCs w:val="20"/>
+              </w:rPr>
+              <w:t>BACKUP-DO-NOT-DELETE</w:t>
+            </w:r>
+          </w:p>
+        </w:tc>
+        <w:tc>
+          <w:tcPr>
+            <w:tcW w:w="4860" w:type="dxa"/>
+            <w:tcBorders>
+              <w:top w:val="single" w:sz="4" w:space="0" w:color="BFBFBF"/>
+              <w:left w:val="single" w:sz="4" w:space="0" w:color="BFBFBF"/>
+              <w:bottom w:val="single" w:sz="4" w:space="0" w:color="BFBFBF"/>
+              <w:right w:val="single" w:sz="4" w:space="0" w:color="BFBFBF"/>
+            </w:tcBorders>
+            <w:shd w:val="clear" w:color="auto" w:fill="FFFFFF"/>
+            <w:tcMar>
+              <w:top w:w="80" w:type="dxa"/>
+              <w:left w:w="140" w:type="dxa"/>
+              <w:bottom w:w="80" w:type="dxa"/>
+              <w:right w:w="140" w:type="dxa"/>
+            </w:tcMar>
+          </w:tcPr>
+          <w:p>
+            <w:pPr>
+              <w:spacing w:after="40"/>
+            </w:pPr>
+            <w:r>
+              <w:rPr>
+                <w:sz w:val="20"/>
+                <w:szCs w:val="20"/>
+              </w:rPr>
+              <w:t>Yes</w:t>
+            </w:r>
+          </w:p>
+        </w:tc>
+      </w:tr>
+      <w:tr>
+        <w:tc>
+          <w:tcPr>
+            <w:tcW w:w="4500" w:type="dxa"/>
+            <w:tcBorders>
+              <w:top w:val="single" w:sz="4" w:space="0" w:color="BFBFBF"/>
+              <w:left w:val="single" w:sz="4" w:space="0" w:color="BFBFBF"/>
+              <w:bottom w:val="single" w:sz="4" w:space="0" w:color="BFBFBF"/>
+              <w:right w:val="single" w:sz="4" w:space="0" w:color="BFBFBF"/>
+            </w:tcBorders>
+            <w:shd w:val="clear" w:color="auto" w:fill="F2F2F2"/>
+            <w:tcMar>
+              <w:top w:w="80" w:type="dxa"/>
+              <w:left w:w="140" w:type="dxa"/>
+              <w:bottom w:w="80" w:type="dxa"/>
+              <w:right w:w="140" w:type="dxa"/>
+            </w:tcMar>
+          </w:tcPr>
+          <w:p>
+            <w:pPr>
+              <w:spacing w:after="40"/>
+            </w:pPr>
+            <w:r>
+              <w:rPr>
+                <w:sz w:val="20"/>
+                <w:szCs w:val="20"/>
+              </w:rPr>
+              <w:t>Veeam: BACKUP-DO-NOT-DELETE 2026-04-21</w:t>
+            </w:r>
+          </w:p>
+        </w:tc>
+        <w:tc>
+          <w:tcPr>
+            <w:tcW w:w="4860" w:type="dxa"/>
+            <w:tcBorders>
+              <w:top w:val="single" w:sz="4" w:space="0" w:color="BFBFBF"/>
+              <w:left w:val="single" w:sz="4" w:space="0" w:color="BFBFBF"/>
+              <w:bottom w:val="single" w:sz="4" w:space="0" w:color="BFBFBF"/>
+              <w:right w:val="single" w:sz="4" w:space="0" w:color="BFBFBF"/>
+            </w:tcBorders>
+            <w:shd w:val="clear" w:color="auto" w:fill="F2F2F2"/>
+            <w:tcMar>
+              <w:top w:w="80" w:type="dxa"/>
+              <w:left w:w="140" w:type="dxa"/>
+              <w:bottom w:w="80" w:type="dxa"/>
+              <w:right w:w="140" w:type="dxa"/>
+            </w:tcMar>
+          </w:tcPr>
+          <w:p>
+            <w:pPr>
+              <w:spacing w:after="40"/>
+            </w:pPr>
+            <w:r>
+              <w:rPr>
+                <w:sz w:val="20"/>
+                <w:szCs w:val="20"/>
+              </w:rPr>
+              <w:t>Yes</w:t>
+            </w:r>
+          </w:p>
+        </w:tc>
+      </w:tr>
+      <w:tr>
+        <w:tc>
+          <w:tcPr>
+            <w:tcW w:w="4500" w:type="dxa"/>
+            <w:tcBorders>
+              <w:top w:val="single" w:sz="4" w:space="0" w:color="BFBFBF"/>
+              <w:left w:val="single" w:sz="4" w:space="0" w:color="BFBFBF"/>
+              <w:bottom w:val="single" w:sz="4" w:space="0" w:color="BFBFBF"/>
+              <w:right w:val="single" w:sz="4" w:space="0" w:color="BFBFBF"/>
+            </w:tcBorders>
+            <w:shd w:val="clear" w:color="auto" w:fill="FFFFFF"/>
+            <w:tcMar>
+              <w:top w:w="80" w:type="dxa"/>
+              <w:left w:w="140" w:type="dxa"/>
+              <w:bottom w:w="80" w:type="dxa"/>
+              <w:right w:w="140" w:type="dxa"/>
+            </w:tcMar>
+          </w:tcPr>
+          <w:p>
+            <w:pPr>
+              <w:spacing w:after="40"/>
+            </w:pPr>
+            <w:r>
+              <w:rPr>
+                <w:sz w:val="20"/>
+                <w:szCs w:val="20"/>
+              </w:rPr>
+              <w:t>pre-upgrade restore point - backup-do-not-delete</w:t>
+            </w:r>
+          </w:p>
+        </w:tc>
+        <w:tc>
+          <w:tcPr>
+            <w:tcW w:w="4860" w:type="dxa"/>
+            <w:tcBorders>
+              <w:top w:val="single" w:sz="4" w:space="0" w:color="BFBFBF"/>
+              <w:left w:val="single" w:sz="4" w:space="0" w:color="BFBFBF"/>
+              <w:bottom w:val="single" w:sz="4" w:space="0" w:color="BFBFBF"/>
+              <w:right w:val="single" w:sz="4" w:space="0" w:color="BFBFBF"/>
+            </w:tcBorders>
+            <w:shd w:val="clear" w:color="auto" w:fill="FFFFFF"/>
+            <w:tcMar>
+              <w:top w:w="80" w:type="dxa"/>
+              <w:left w:w="140" w:type="dxa"/>
+              <w:bottom w:w="80" w:type="dxa"/>
+              <w:right w:w="140" w:type="dxa"/>
+            </w:tcMar>
+          </w:tcPr>
+          <w:p>
+            <w:pPr>
+              <w:spacing w:after="40"/>
+            </w:pPr>
+            <w:r>
+              <w:rPr>
+                <w:sz w:val="20"/>
+                <w:szCs w:val="20"/>
+              </w:rPr>
+              <w:t>Yes (case-insensitive)</w:t>
+            </w:r>
+          </w:p>
+        </w:tc>
+      </w:tr>
+      <w:tr>
+        <w:tc>
+          <w:tcPr>
+            <w:tcW w:w="4500" w:type="dxa"/>
+            <w:tcBorders>
+              <w:top w:val="single" w:sz="4" w:space="0" w:color="BFBFBF"/>
+              <w:left w:val="single" w:sz="4" w:space="0" w:color="BFBFBF"/>
+              <w:bottom w:val="single" w:sz="4" w:space="0" w:color="BFBFBF"/>
+              <w:right w:val="single" w:sz="4" w:space="0" w:color="BFBFBF"/>
+            </w:tcBorders>
+            <w:shd w:val="clear" w:color="auto" w:fill="F2F2F2"/>
+            <w:tcMar>
+              <w:top w:w="80" w:type="dxa"/>
+              <w:left w:w="140" w:type="dxa"/>
+              <w:bottom w:w="80" w:type="dxa"/>
+              <w:right w:w="140" w:type="dxa"/>
+            </w:tcMar>
+          </w:tcPr>
+          <w:p>
+            <w:pPr>
+              <w:spacing w:after="40"/>
+            </w:pPr>
+            <w:r>
+              <w:rPr>
+                <w:sz w:val="20"/>
+                <w:szCs w:val="20"/>
+              </w:rPr>
+              <w:t>pre-upgrade restore point</w:t>
+            </w:r>
+          </w:p>
+        </w:tc>
+        <w:tc>
+          <w:tcPr>
+            <w:tcW w:w="4860" w:type="dxa"/>
+            <w:tcBorders>
+              <w:top w:val="single" w:sz="4" w:space="0" w:color="BFBFBF"/>
+              <w:left w:val="single" w:sz="4" w:space="0" w:color="BFBFBF"/>
+              <w:bottom w:val="single" w:sz="4" w:space="0" w:color="BFBFBF"/>
+              <w:right w:val="single" w:sz="4" w:space="0" w:color="BFBFBF"/>
+            </w:tcBorders>
+            <w:shd w:val="clear" w:color="auto" w:fill="F2F2F2"/>
+            <w:tcMar>
+              <w:top w:w="80" w:type="dxa"/>
+              <w:left w:w="140" w:type="dxa"/>
+              <w:bottom w:w="80" w:type="dxa"/>
+              <w:right w:w="140" w:type="dxa"/>
+            </w:tcMar>
+          </w:tcPr>
+          <w:p>
+            <w:pPr>
+              <w:spacing w:after="40"/>
+            </w:pPr>
+            <w:r>
+              <w:rPr>
+                <w:sz w:val="20"/>
+                <w:szCs w:val="20"/>
+              </w:rPr>
+              <w:t>No — this snapshot will be removed once it ages out</w:t>
+            </w:r>
+          </w:p>
+        </w:tc>
+      </w:tr>
+      <w:tr>
+        <w:tc>
+          <w:tcPr>
+            <w:tcW w:w="4500" w:type="dxa"/>
+            <w:tcBorders>
+              <w:top w:val="single" w:sz="4" w:space="0" w:color="BFBFBF"/>
+              <w:left w:val="single" w:sz="4" w:space="0" w:color="BFBFBF"/>
+              <w:bottom w:val="single" w:sz="4" w:space="0" w:color="BFBFBF"/>
+              <w:right w:val="single" w:sz="4" w:space="0" w:color="BFBFBF"/>
+            </w:tcBorders>
+            <w:shd w:val="clear" w:color="auto" w:fill="FFFFFF"/>
+            <w:tcMar>
+              <w:top w:w="80" w:type="dxa"/>
+              <w:left w:w="140" w:type="dxa"/>
+              <w:bottom w:w="80" w:type="dxa"/>
+              <w:right w:w="140" w:type="dxa"/>
+            </w:tcMar>
+          </w:tcPr>
+          <w:p>
+            <w:pPr>
+              <w:spacing w:after="40"/>
+            </w:pPr>
+            <w:r>
+              <w:rPr>
+                <w:sz w:val="20"/>
+                <w:szCs w:val="20"/>
+              </w:rPr>
+              <w:t>(empty)</w:t>
+            </w:r>
+          </w:p>
+        </w:tc>
+        <w:tc>
+          <w:tcPr>
+            <w:tcW w:w="4860" w:type="dxa"/>
+            <w:tcBorders>
+              <w:top w:val="single" w:sz="4" w:space="0" w:color="BFBFBF"/>
+              <w:left w:val="single" w:sz="4" w:space="0" w:color="BFBFBF"/>
+              <w:bottom w:val="single" w:sz="4" w:space="0" w:color="BFBFBF"/>
+              <w:right w:val="single" w:sz="4" w:space="0" w:color="BFBFBF"/>
+            </w:tcBorders>
+            <w:shd w:val="clear" w:color="auto" w:fill="FFFFFF"/>
+            <w:tcMar>
+              <w:top w:w="80" w:type="dxa"/>
+              <w:left w:w="140" w:type="dxa"/>
+              <w:bottom w:w="80" w:type="dxa"/>
+              <w:right w:w="140" w:type="dxa"/>
+            </w:tcMar>
+          </w:tcPr>
+          <w:p>
+            <w:pPr>
+              <w:spacing w:after="40"/>
+            </w:pPr>
+            <w:r>
+              <w:rPr>
+                <w:sz w:val="20"/>
+                <w:szCs w:val="20"/>
+              </w:rPr>
+              <w:t>No — this snapshot will be removed once it ages out</w:t>
             </w:r>
           </w:p>
         </w:tc>
@@ -3544,133 +3066,16 @@
     </w:tbl>
     <w:p>
       <w:pPr>
-        <w:pStyle w:val="Heading2"/>
-      </w:pPr>
-      <w:r>
-        <w:t>6.4 Adding a new keyword</w:t>
-      </w:r>
-    </w:p>
-    <w:p>
-      <w:pPr>
         <w:spacing w:after="120"/>
       </w:pPr>
       <w:r>
-        <w:t>To add a new ignore keyword (for example, a new DR tool or a temporary maintenance hold): ask your vRO administrator to edit the schedule’s descIgnoreStrings array input and append the new keyword. This takes effect on the next scheduled run — no workflow modification or redeployment is required.</w:t>
-      </w:r>
-    </w:p>
-    <w:p>
-      <w:pPr>
-        <w:pStyle w:val="Heading1"/>
-      </w:pPr>
-      <w:r>
-        <w:t>7. Switching Dry Run On or Off</w:t>
-      </w:r>
-    </w:p>
-    <w:p>
-      <w:pPr>
-        <w:pStyle w:val="ListParagraph"/>
-        <w:numPr>
-          <w:ilvl w:val="0"/>
-          <w:numId w:val="3"/>
-        </w:numPr>
-        <w:spacing w:after="80"/>
-      </w:pPr>
-      <w:r>
-        <w:t>Per-run override (highest precedence) when starting manually.</w:t>
-      </w:r>
-    </w:p>
-    <w:p>
-      <w:pPr>
-        <w:pStyle w:val="ListParagraph"/>
-        <w:numPr>
-          <w:ilvl w:val="0"/>
-          <w:numId w:val="3"/>
-        </w:numPr>
-        <w:spacing w:after="80"/>
-      </w:pPr>
-      <w:r>
-        <w:t>Schedule-specific override on the schedule definition.</w:t>
-      </w:r>
-    </w:p>
-    <w:p>
-      <w:pPr>
-        <w:pStyle w:val="ListParagraph"/>
-        <w:numPr>
-          <w:ilvl w:val="0"/>
-          <w:numId w:val="3"/>
-        </w:numPr>
-        <w:spacing w:after="80"/>
-      </w:pPr>
-      <w:r>
-        <w:t>Workflow input default (fallback; should always be true).</w:t>
-      </w:r>
-    </w:p>
-    <w:p>
-      <w:pPr>
-        <w:pStyle w:val="Heading2"/>
-      </w:pPr>
-      <w:r>
-        <w:t>7.1 Switching the schedule from dry to live</w:t>
-      </w:r>
-    </w:p>
-    <w:p>
-      <w:pPr>
-        <w:pStyle w:val="ListParagraph"/>
-        <w:numPr>
-          <w:ilvl w:val="0"/>
-          <w:numId w:val="3"/>
-        </w:numPr>
-        <w:spacing w:after="80"/>
-      </w:pPr>
-      <w:r>
-        <w:t>Workflow → Schedule tab → active schedule entry.</w:t>
-      </w:r>
-    </w:p>
-    <w:p>
-      <w:pPr>
-        <w:pStyle w:val="ListParagraph"/>
-        <w:numPr>
-          <w:ilvl w:val="0"/>
-          <w:numId w:val="3"/>
-        </w:numPr>
-        <w:spacing w:after="80"/>
-      </w:pPr>
-      <w:r>
-        <w:t>Inputs tab → set dryRun = false.</w:t>
-      </w:r>
-    </w:p>
-    <w:p>
-      <w:pPr>
-        <w:pStyle w:val="ListParagraph"/>
-        <w:numPr>
-          <w:ilvl w:val="0"/>
-          <w:numId w:val="3"/>
-        </w:numPr>
-        <w:spacing w:after="80"/>
-      </w:pPr>
-      <w:r>
-        <w:t>Save.</w:t>
-      </w:r>
-    </w:p>
-    <w:p>
-      <w:pPr>
-        <w:pStyle w:val="Heading1"/>
-      </w:pPr>
-      <w:r>
-        <w:t>8. Manual Lock Recovery</w:t>
-      </w:r>
-    </w:p>
-    <w:p>
-      <w:pPr>
-        <w:spacing w:after="120"/>
-      </w:pPr>
-      <w:r>
-        <w:t>Symptom: every run aborts with MUTEX_ABORT.</w:t>
+        <w:t xml:space="preserve"> </w:t>
       </w:r>
     </w:p>
     <w:tbl>
       <w:tblPr>
         <w:tblW w:w="9360" w:type="dxa"/>
+        <w:tblInd w:w="-3" w:type="dxa"/>
         <w:tblBorders>
           <w:top w:val="single" w:sz="4" w:space="0" w:color="auto"/>
           <w:left w:val="single" w:sz="4" w:space="0" w:color="auto"/>
@@ -3683,23 +3088,17 @@
           <w:left w:w="10" w:type="dxa"/>
           <w:right w:w="10" w:type="dxa"/>
         </w:tblCellMar>
-        <w:tblLook w:val="0000" w:firstRow="0" w:lastRow="0" w:firstColumn="0" w:lastColumn="0" w:noHBand="0" w:noVBand="0"/>
+        <w:tblLook w:val="04A0" w:firstRow="1" w:lastRow="0" w:firstColumn="1" w:lastColumn="0" w:noHBand="0" w:noVBand="1"/>
       </w:tblPr>
       <w:tblGrid>
         <w:gridCol w:w="120"/>
         <w:gridCol w:w="9240"/>
       </w:tblGrid>
       <w:tr>
-        <w:tblPrEx>
-          <w:tblCellMar>
-            <w:top w:w="0" w:type="dxa"/>
-            <w:bottom w:w="0" w:type="dxa"/>
-          </w:tblCellMar>
-        </w:tblPrEx>
         <w:tc>
           <w:tcPr>
             <w:tcW w:w="120" w:type="dxa"/>
-            <w:shd w:val="clear" w:color="auto" w:fill="BF8F00"/>
+            <w:shd w:val="clear" w:color="auto" w:fill="2E75B6"/>
             <w:tcMar>
               <w:top w:w="0" w:type="dxa"/>
               <w:left w:w="0" w:type="dxa"/>
@@ -3716,7 +3115,7 @@
         <w:tc>
           <w:tcPr>
             <w:tcW w:w="9240" w:type="dxa"/>
-            <w:shd w:val="clear" w:color="auto" w:fill="FFF2CC"/>
+            <w:shd w:val="clear" w:color="auto" w:fill="D5E8F0"/>
             <w:tcMar>
               <w:top w:w="140" w:type="dxa"/>
               <w:left w:w="200" w:type="dxa"/>
@@ -3732,18 +3131,43 @@
               <w:rPr>
                 <w:b/>
                 <w:bCs/>
-              </w:rPr>
-              <w:t>Always confirm first</w:t>
-            </w:r>
-          </w:p>
-          <w:p>
-            <w:r>
-              <w:t>Check the Runs tab. If a run shows state “running”, do not clear the lock — that run owns it.</w:t>
+                <w:color w:val="1F1F1F"/>
+              </w:rPr>
+              <w:t>Description filter beats age filter</w:t>
+            </w:r>
+          </w:p>
+          <w:p>
+            <w:r>
+              <w:t>If a snapshot description contains the ignore string, it is skipped regardless of how old it is. This is by design — the workflow assumes the description is an explicit instruction from a human or a backup product.</w:t>
             </w:r>
           </w:p>
         </w:tc>
       </w:tr>
     </w:tbl>
+    <w:p>
+      <w:pPr>
+        <w:spacing w:after="120"/>
+      </w:pPr>
+      <w:r>
+        <w:t>To set or change a snapshot description in vSphere Client: open the VM → Snapshots → select the snapshot → Edit → update the Description field → OK. The next scheduled run will respect the new description.</w:t>
+      </w:r>
+    </w:p>
+    <w:p>
+      <w:pPr>
+        <w:pStyle w:val="heading10"/>
+      </w:pPr>
+      <w:r>
+        <w:t>7. Switching Dry Run On or Off</w:t>
+      </w:r>
+    </w:p>
+    <w:p>
+      <w:pPr>
+        <w:spacing w:after="120"/>
+      </w:pPr>
+      <w:r>
+        <w:t>Dry run is controlled per execution by the dryRun input parameter. There are three places it can be set; they take precedence in this order:</w:t>
+      </w:r>
+    </w:p>
     <w:p>
       <w:pPr>
         <w:pStyle w:val="ListParagraph"/>
@@ -3754,7 +3178,7 @@
         <w:spacing w:after="80"/>
       </w:pPr>
       <w:r>
-        <w:t>Confirm no run is currently running.</w:t>
+        <w:t>Per-run override when starting the workflow manually — highest precedence.</w:t>
       </w:r>
     </w:p>
     <w:p>
@@ -3767,8 +3191,7 @@
         <w:spacing w:after="80"/>
       </w:pPr>
       <w:r>
-        <w:lastRenderedPageBreak/>
-        <w:t>Design → Configurations → SnapshotCleanup → RuntimeState.</w:t>
+        <w:t>Schedule-specific override on the schedule definition — used by every scheduled run.</w:t>
       </w:r>
     </w:p>
     <w:p>
@@ -3781,7 +3204,16 @@
         <w:spacing w:after="80"/>
       </w:pPr>
       <w:r>
-        <w:t>Set runLock to empty string. Save.</w:t>
+        <w:lastRenderedPageBreak/>
+        <w:t>Workflow input default — the fallback. Should always be true so manual runs are safe by default.</w:t>
+      </w:r>
+    </w:p>
+    <w:p>
+      <w:pPr>
+        <w:pStyle w:val="heading20"/>
+      </w:pPr>
+      <w:r>
+        <w:t>7.1 Switching the schedule from dry to live</w:t>
       </w:r>
     </w:p>
     <w:p>
@@ -3794,15 +3226,74 @@
         <w:spacing w:after="80"/>
       </w:pPr>
       <w:r>
-        <w:t>Optionally trigger a manual dry run to verify recovery.</w:t>
-      </w:r>
-    </w:p>
-    <w:p>
-      <w:pPr>
-        <w:pStyle w:val="Heading2"/>
-      </w:pPr>
-      <w:r>
-        <w:t>8.1 Intentional disable</w:t>
+        <w:t xml:space="preserve">Open the workflow in </w:t>
+      </w:r>
+      <w:r>
+        <w:t>VCF Orchestrator</w:t>
+      </w:r>
+      <w:r>
+        <w:t xml:space="preserve"> → </w:t>
+      </w:r>
+      <w:r>
+        <w:t xml:space="preserve">Activity → </w:t>
+      </w:r>
+      <w:r>
+        <w:t>Schedule</w:t>
+      </w:r>
+      <w:r>
+        <w:t>d view.</w:t>
+      </w:r>
+    </w:p>
+    <w:p>
+      <w:pPr>
+        <w:pStyle w:val="ListParagraph"/>
+        <w:numPr>
+          <w:ilvl w:val="0"/>
+          <w:numId w:val="3"/>
+        </w:numPr>
+        <w:spacing w:after="80"/>
+      </w:pPr>
+      <w:r>
+        <w:t xml:space="preserve">Click </w:t>
+      </w:r>
+      <w:r>
+        <w:rPr>
+          <w:b/>
+          <w:bCs/>
+        </w:rPr>
+        <w:t>Open</w:t>
+      </w:r>
+      <w:r>
+        <w:t xml:space="preserve"> on </w:t>
+      </w:r>
+      <w:r>
+        <w:t>the active schedule entry.</w:t>
+      </w:r>
+    </w:p>
+    <w:p>
+      <w:pPr>
+        <w:pStyle w:val="ListParagraph"/>
+        <w:numPr>
+          <w:ilvl w:val="0"/>
+          <w:numId w:val="3"/>
+        </w:numPr>
+        <w:spacing w:after="80"/>
+      </w:pPr>
+      <w:r>
+        <w:t>On the Inputs tab, set dryRun = false.</w:t>
+      </w:r>
+    </w:p>
+    <w:p>
+      <w:pPr>
+        <w:pStyle w:val="ListParagraph"/>
+        <w:numPr>
+          <w:ilvl w:val="0"/>
+          <w:numId w:val="3"/>
+        </w:numPr>
+        <w:spacing w:after="80"/>
+      </w:pPr>
+      <w:r>
+        <w:t>Save.</w:t>
       </w:r>
     </w:p>
     <w:p>
@@ -3810,39 +3301,45 @@
         <w:spacing w:after="120"/>
       </w:pPr>
       <w:r>
-        <w:t xml:space="preserve">Set runLock to </w:t>
-      </w:r>
-      <w:r>
-        <w:rPr>
-          <w:rFonts w:ascii="Consolas" w:eastAsia="Consolas" w:hAnsi="Consolas" w:cs="Consolas"/>
-          <w:sz w:val="20"/>
-          <w:szCs w:val="20"/>
-        </w:rPr>
-        <w:t>MAINTENANCE</w:t>
-      </w:r>
-      <w:r>
-        <w:t>. All runs will abort with MUTEX_ABORT until you clear it back to empty string.</w:t>
-      </w:r>
-    </w:p>
-    <w:p>
-      <w:pPr>
-        <w:pStyle w:val="Heading1"/>
-      </w:pPr>
-      <w:r>
-        <w:t>9. Troubleshooting</w:t>
-      </w:r>
-    </w:p>
-    <w:p>
-      <w:pPr>
-        <w:pStyle w:val="Heading2"/>
-      </w:pPr>
-      <w:r>
-        <w:t>9.1 Common skip reasons</w:t>
+        <w:t>The next scheduled run will be live. The workflow input default should remain true so any manual run started for testing is still safe.</w:t>
+      </w:r>
+    </w:p>
+    <w:p>
+      <w:pPr>
+        <w:pStyle w:val="heading20"/>
+      </w:pPr>
+      <w:r>
+        <w:t>7.2 Switching back to dry run</w:t>
+      </w:r>
+    </w:p>
+    <w:p>
+      <w:pPr>
+        <w:spacing w:after="120"/>
+      </w:pPr>
+      <w:r>
+        <w:t>Same procedure, set dryRun = true. Useful while investigating after a problematic run, or before a known maintenance window where you want to see what the workflow would do without actually doing it.</w:t>
+      </w:r>
+    </w:p>
+    <w:p>
+      <w:pPr>
+        <w:pStyle w:val="heading10"/>
+      </w:pPr>
+      <w:r>
+        <w:t>8. Manual Lock Recovery</w:t>
+      </w:r>
+    </w:p>
+    <w:p>
+      <w:pPr>
+        <w:spacing w:after="120"/>
+      </w:pPr>
+      <w:r>
+        <w:t>Symptom: every run aborts with MUTEX_ABORT and the log says “Another cleanup run is already in progress”. You believe no run is actually active.</w:t>
       </w:r>
     </w:p>
     <w:tbl>
       <w:tblPr>
         <w:tblW w:w="9360" w:type="dxa"/>
+        <w:tblInd w:w="-3" w:type="dxa"/>
         <w:tblBorders>
           <w:top w:val="single" w:sz="4" w:space="0" w:color="auto"/>
           <w:left w:val="single" w:sz="4" w:space="0" w:color="auto"/>
@@ -3855,351 +3352,63 @@
           <w:left w:w="10" w:type="dxa"/>
           <w:right w:w="10" w:type="dxa"/>
         </w:tblCellMar>
-        <w:tblLook w:val="0000" w:firstRow="0" w:lastRow="0" w:firstColumn="0" w:lastColumn="0" w:noHBand="0" w:noVBand="0"/>
+        <w:tblLook w:val="04A0" w:firstRow="1" w:lastRow="0" w:firstColumn="1" w:lastColumn="0" w:noHBand="0" w:noVBand="1"/>
       </w:tblPr>
       <w:tblGrid>
-        <w:gridCol w:w="4200"/>
-        <w:gridCol w:w="5160"/>
+        <w:gridCol w:w="120"/>
+        <w:gridCol w:w="9240"/>
       </w:tblGrid>
       <w:tr>
-        <w:tblPrEx>
-          <w:tblCellMar>
-            <w:top w:w="0" w:type="dxa"/>
-            <w:bottom w:w="0" w:type="dxa"/>
-          </w:tblCellMar>
-        </w:tblPrEx>
-        <w:trPr>
-          <w:tblHeader/>
-        </w:trPr>
-        <w:tc>
-          <w:tcPr>
-            <w:tcW w:w="4200" w:type="dxa"/>
-            <w:tcBorders>
-              <w:top w:val="single" w:sz="4" w:space="0" w:color="BFBFBF"/>
-              <w:left w:val="single" w:sz="4" w:space="0" w:color="BFBFBF"/>
-              <w:bottom w:val="single" w:sz="4" w:space="0" w:color="BFBFBF"/>
-              <w:right w:val="single" w:sz="4" w:space="0" w:color="BFBFBF"/>
-            </w:tcBorders>
-            <w:shd w:val="clear" w:color="auto" w:fill="0A1F3D"/>
-            <w:tcMar>
-              <w:top w:w="100" w:type="dxa"/>
-              <w:left w:w="140" w:type="dxa"/>
-              <w:bottom w:w="100" w:type="dxa"/>
-              <w:right w:w="140" w:type="dxa"/>
-            </w:tcMar>
-          </w:tcPr>
-          <w:p>
+        <w:tc>
+          <w:tcPr>
+            <w:tcW w:w="120" w:type="dxa"/>
+            <w:shd w:val="clear" w:color="auto" w:fill="BF8F00" w:themeFill="accent4" w:themeFillShade="BF"/>
+            <w:tcMar>
+              <w:top w:w="0" w:type="dxa"/>
+              <w:left w:w="0" w:type="dxa"/>
+              <w:bottom w:w="0" w:type="dxa"/>
+              <w:right w:w="0" w:type="dxa"/>
+            </w:tcMar>
+          </w:tcPr>
+          <w:p>
+            <w:r>
+              <w:t xml:space="preserve"> </w:t>
+            </w:r>
+          </w:p>
+        </w:tc>
+        <w:tc>
+          <w:tcPr>
+            <w:tcW w:w="9240" w:type="dxa"/>
+            <w:shd w:val="clear" w:color="auto" w:fill="FFF2CC" w:themeFill="accent4" w:themeFillTint="33"/>
+            <w:tcMar>
+              <w:top w:w="140" w:type="dxa"/>
+              <w:left w:w="200" w:type="dxa"/>
+              <w:bottom w:w="140" w:type="dxa"/>
+              <w:right w:w="200" w:type="dxa"/>
+            </w:tcMar>
+          </w:tcPr>
+          <w:p>
+            <w:pPr>
+              <w:spacing w:after="60"/>
+            </w:pPr>
             <w:r>
               <w:rPr>
                 <w:b/>
                 <w:bCs/>
-                <w:color w:val="FFFFFF"/>
-                <w:sz w:val="20"/>
-                <w:szCs w:val="20"/>
-              </w:rPr>
-              <w:t>Skip reason</w:t>
-            </w:r>
-          </w:p>
-        </w:tc>
-        <w:tc>
-          <w:tcPr>
-            <w:tcW w:w="5160" w:type="dxa"/>
-            <w:tcBorders>
-              <w:top w:val="single" w:sz="4" w:space="0" w:color="BFBFBF"/>
-              <w:left w:val="single" w:sz="4" w:space="0" w:color="BFBFBF"/>
-              <w:bottom w:val="single" w:sz="4" w:space="0" w:color="BFBFBF"/>
-              <w:right w:val="single" w:sz="4" w:space="0" w:color="BFBFBF"/>
-            </w:tcBorders>
-            <w:shd w:val="clear" w:color="auto" w:fill="0A1F3D"/>
-            <w:tcMar>
-              <w:top w:w="100" w:type="dxa"/>
-              <w:left w:w="140" w:type="dxa"/>
-              <w:bottom w:w="100" w:type="dxa"/>
-              <w:right w:w="140" w:type="dxa"/>
-            </w:tcMar>
-          </w:tcPr>
-          <w:p>
-            <w:r>
-              <w:rPr>
-                <w:b/>
-                <w:bCs/>
-                <w:color w:val="FFFFFF"/>
-                <w:sz w:val="20"/>
-                <w:szCs w:val="20"/>
-              </w:rPr>
-              <w:t>What to do</w:t>
-            </w:r>
-          </w:p>
-        </w:tc>
-      </w:tr>
-      <w:tr>
-        <w:tblPrEx>
-          <w:tblCellMar>
-            <w:top w:w="0" w:type="dxa"/>
-            <w:bottom w:w="0" w:type="dxa"/>
-          </w:tblCellMar>
-        </w:tblPrEx>
-        <w:tc>
-          <w:tcPr>
-            <w:tcW w:w="4200" w:type="dxa"/>
-            <w:tcBorders>
-              <w:top w:val="single" w:sz="4" w:space="0" w:color="BFBFBF"/>
-              <w:left w:val="single" w:sz="4" w:space="0" w:color="BFBFBF"/>
-              <w:bottom w:val="single" w:sz="4" w:space="0" w:color="BFBFBF"/>
-              <w:right w:val="single" w:sz="4" w:space="0" w:color="BFBFBF"/>
-            </w:tcBorders>
-            <w:shd w:val="clear" w:color="auto" w:fill="FFFFFF"/>
-            <w:tcMar>
-              <w:top w:w="80" w:type="dxa"/>
-              <w:left w:w="140" w:type="dxa"/>
-              <w:bottom w:w="80" w:type="dxa"/>
-              <w:right w:w="140" w:type="dxa"/>
-            </w:tcMar>
-          </w:tcPr>
-          <w:p>
-            <w:pPr>
-              <w:spacing w:after="40"/>
-            </w:pPr>
-            <w:r>
-              <w:rPr>
-                <w:sz w:val="20"/>
-                <w:szCs w:val="20"/>
-              </w:rPr>
-              <w:t>Conflicting task active on VM (Backup VM)</w:t>
-            </w:r>
-          </w:p>
-        </w:tc>
-        <w:tc>
-          <w:tcPr>
-            <w:tcW w:w="5160" w:type="dxa"/>
-            <w:tcBorders>
-              <w:top w:val="single" w:sz="4" w:space="0" w:color="BFBFBF"/>
-              <w:left w:val="single" w:sz="4" w:space="0" w:color="BFBFBF"/>
-              <w:bottom w:val="single" w:sz="4" w:space="0" w:color="BFBFBF"/>
-              <w:right w:val="single" w:sz="4" w:space="0" w:color="BFBFBF"/>
-            </w:tcBorders>
-            <w:shd w:val="clear" w:color="auto" w:fill="FFFFFF"/>
-            <w:tcMar>
-              <w:top w:w="80" w:type="dxa"/>
-              <w:left w:w="140" w:type="dxa"/>
-              <w:bottom w:w="80" w:type="dxa"/>
-              <w:right w:w="140" w:type="dxa"/>
-            </w:tcMar>
-          </w:tcPr>
-          <w:p>
-            <w:pPr>
-              <w:spacing w:after="40"/>
-            </w:pPr>
-            <w:r>
-              <w:rPr>
-                <w:sz w:val="20"/>
-                <w:szCs w:val="20"/>
-              </w:rPr>
-              <w:t>Backup product is snapshotting the VM. Cleanup retries next run. No action.</w:t>
-            </w:r>
-          </w:p>
-        </w:tc>
-      </w:tr>
-      <w:tr>
-        <w:tblPrEx>
-          <w:tblCellMar>
-            <w:top w:w="0" w:type="dxa"/>
-            <w:bottom w:w="0" w:type="dxa"/>
-          </w:tblCellMar>
-        </w:tblPrEx>
-        <w:tc>
-          <w:tcPr>
-            <w:tcW w:w="4200" w:type="dxa"/>
-            <w:tcBorders>
-              <w:top w:val="single" w:sz="4" w:space="0" w:color="BFBFBF"/>
-              <w:left w:val="single" w:sz="4" w:space="0" w:color="BFBFBF"/>
-              <w:bottom w:val="single" w:sz="4" w:space="0" w:color="BFBFBF"/>
-              <w:right w:val="single" w:sz="4" w:space="0" w:color="BFBFBF"/>
-            </w:tcBorders>
-            <w:shd w:val="clear" w:color="auto" w:fill="F2F2F2"/>
-            <w:tcMar>
-              <w:top w:w="80" w:type="dxa"/>
-              <w:left w:w="140" w:type="dxa"/>
-              <w:bottom w:w="80" w:type="dxa"/>
-              <w:right w:w="140" w:type="dxa"/>
-            </w:tcMar>
-          </w:tcPr>
-          <w:p>
-            <w:pPr>
-              <w:spacing w:after="40"/>
-            </w:pPr>
-            <w:r>
-              <w:rPr>
-                <w:sz w:val="20"/>
-                <w:szCs w:val="20"/>
-              </w:rPr>
-              <w:t>Host ... is disconnected</w:t>
-            </w:r>
-          </w:p>
-        </w:tc>
-        <w:tc>
-          <w:tcPr>
-            <w:tcW w:w="5160" w:type="dxa"/>
-            <w:tcBorders>
-              <w:top w:val="single" w:sz="4" w:space="0" w:color="BFBFBF"/>
-              <w:left w:val="single" w:sz="4" w:space="0" w:color="BFBFBF"/>
-              <w:bottom w:val="single" w:sz="4" w:space="0" w:color="BFBFBF"/>
-              <w:right w:val="single" w:sz="4" w:space="0" w:color="BFBFBF"/>
-            </w:tcBorders>
-            <w:shd w:val="clear" w:color="auto" w:fill="F2F2F2"/>
-            <w:tcMar>
-              <w:top w:w="80" w:type="dxa"/>
-              <w:left w:w="140" w:type="dxa"/>
-              <w:bottom w:w="80" w:type="dxa"/>
-              <w:right w:w="140" w:type="dxa"/>
-            </w:tcMar>
-          </w:tcPr>
-          <w:p>
-            <w:pPr>
-              <w:spacing w:after="40"/>
-            </w:pPr>
-            <w:r>
-              <w:rPr>
-                <w:sz w:val="20"/>
-                <w:szCs w:val="20"/>
-              </w:rPr>
-              <w:t>Investigate the host. Cleanup retries once the host is reconnected.</w:t>
-            </w:r>
-          </w:p>
-        </w:tc>
-      </w:tr>
-      <w:tr>
-        <w:tblPrEx>
-          <w:tblCellMar>
-            <w:top w:w="0" w:type="dxa"/>
-            <w:bottom w:w="0" w:type="dxa"/>
-          </w:tblCellMar>
-        </w:tblPrEx>
-        <w:tc>
-          <w:tcPr>
-            <w:tcW w:w="4200" w:type="dxa"/>
-            <w:tcBorders>
-              <w:top w:val="single" w:sz="4" w:space="0" w:color="BFBFBF"/>
-              <w:left w:val="single" w:sz="4" w:space="0" w:color="BFBFBF"/>
-              <w:bottom w:val="single" w:sz="4" w:space="0" w:color="BFBFBF"/>
-              <w:right w:val="single" w:sz="4" w:space="0" w:color="BFBFBF"/>
-            </w:tcBorders>
-            <w:shd w:val="clear" w:color="auto" w:fill="FFFFFF"/>
-            <w:tcMar>
-              <w:top w:w="80" w:type="dxa"/>
-              <w:left w:w="140" w:type="dxa"/>
-              <w:bottom w:w="80" w:type="dxa"/>
-              <w:right w:w="140" w:type="dxa"/>
-            </w:tcMar>
-          </w:tcPr>
-          <w:p>
-            <w:pPr>
-              <w:spacing w:after="40"/>
-            </w:pPr>
-            <w:r>
-              <w:rPr>
-                <w:sz w:val="20"/>
-                <w:szCs w:val="20"/>
-              </w:rPr>
-              <w:t>Snapshot ... not found on VM ...</w:t>
-            </w:r>
-          </w:p>
-        </w:tc>
-        <w:tc>
-          <w:tcPr>
-            <w:tcW w:w="5160" w:type="dxa"/>
-            <w:tcBorders>
-              <w:top w:val="single" w:sz="4" w:space="0" w:color="BFBFBF"/>
-              <w:left w:val="single" w:sz="4" w:space="0" w:color="BFBFBF"/>
-              <w:bottom w:val="single" w:sz="4" w:space="0" w:color="BFBFBF"/>
-              <w:right w:val="single" w:sz="4" w:space="0" w:color="BFBFBF"/>
-            </w:tcBorders>
-            <w:shd w:val="clear" w:color="auto" w:fill="FFFFFF"/>
-            <w:tcMar>
-              <w:top w:w="80" w:type="dxa"/>
-              <w:left w:w="140" w:type="dxa"/>
-              <w:bottom w:w="80" w:type="dxa"/>
-              <w:right w:w="140" w:type="dxa"/>
-            </w:tcMar>
-          </w:tcPr>
-          <w:p>
-            <w:pPr>
-              <w:spacing w:after="40"/>
-            </w:pPr>
-            <w:r>
-              <w:rPr>
-                <w:sz w:val="20"/>
-                <w:szCs w:val="20"/>
-              </w:rPr>
-              <w:t>Someone else removed it between scan and delete. Harmless.</w:t>
-            </w:r>
-          </w:p>
-        </w:tc>
-      </w:tr>
-      <w:tr>
-        <w:tblPrEx>
-          <w:tblCellMar>
-            <w:top w:w="0" w:type="dxa"/>
-            <w:bottom w:w="0" w:type="dxa"/>
-          </w:tblCellMar>
-        </w:tblPrEx>
-        <w:tc>
-          <w:tcPr>
-            <w:tcW w:w="4200" w:type="dxa"/>
-            <w:tcBorders>
-              <w:top w:val="single" w:sz="4" w:space="0" w:color="BFBFBF"/>
-              <w:left w:val="single" w:sz="4" w:space="0" w:color="BFBFBF"/>
-              <w:bottom w:val="single" w:sz="4" w:space="0" w:color="BFBFBF"/>
-              <w:right w:val="single" w:sz="4" w:space="0" w:color="BFBFBF"/>
-            </w:tcBorders>
-            <w:shd w:val="clear" w:color="auto" w:fill="F2F2F2"/>
-            <w:tcMar>
-              <w:top w:w="80" w:type="dxa"/>
-              <w:left w:w="140" w:type="dxa"/>
-              <w:bottom w:w="80" w:type="dxa"/>
-              <w:right w:w="140" w:type="dxa"/>
-            </w:tcMar>
-          </w:tcPr>
-          <w:p>
-            <w:pPr>
-              <w:spacing w:after="40"/>
-            </w:pPr>
-            <w:r>
-              <w:rPr>
-                <w:sz w:val="20"/>
-                <w:szCs w:val="20"/>
-              </w:rPr>
-              <w:t>Description matches ignore keyword: BACKUP-DO-NOT-DELETE</w:t>
-            </w:r>
-          </w:p>
-        </w:tc>
-        <w:tc>
-          <w:tcPr>
-            <w:tcW w:w="5160" w:type="dxa"/>
-            <w:tcBorders>
-              <w:top w:val="single" w:sz="4" w:space="0" w:color="BFBFBF"/>
-              <w:left w:val="single" w:sz="4" w:space="0" w:color="BFBFBF"/>
-              <w:bottom w:val="single" w:sz="4" w:space="0" w:color="BFBFBF"/>
-              <w:right w:val="single" w:sz="4" w:space="0" w:color="BFBFBF"/>
-            </w:tcBorders>
-            <w:shd w:val="clear" w:color="auto" w:fill="F2F2F2"/>
-            <w:tcMar>
-              <w:top w:w="80" w:type="dxa"/>
-              <w:left w:w="140" w:type="dxa"/>
-              <w:bottom w:w="80" w:type="dxa"/>
-              <w:right w:w="140" w:type="dxa"/>
-            </w:tcMar>
-          </w:tcPr>
-          <w:p>
-            <w:pPr>
-              <w:spacing w:after="40"/>
-            </w:pPr>
-            <w:r>
-              <w:rPr>
-                <w:sz w:val="20"/>
-                <w:szCs w:val="20"/>
-              </w:rPr>
-              <w:t>Working as intended. This snapshot’s description triggered the descIgnoreStrings filter.</w:t>
+                <w:color w:val="1F1F1F"/>
+              </w:rPr>
+              <w:t>Always confirm first</w:t>
+            </w:r>
+          </w:p>
+          <w:p>
+            <w:r>
+              <w:t xml:space="preserve">Before clearing the lock, confirm there really is no active run. In the </w:t>
+            </w:r>
+            <w:r>
+              <w:t>VCF Orchestrator</w:t>
+            </w:r>
+            <w:r>
+              <w:t xml:space="preserve"> Client, open the workflow and check the Runs tab. If a run shows state “running”, do not clear the lock — that run owns it.</w:t>
             </w:r>
           </w:p>
         </w:tc>
@@ -4207,23 +3416,169 @@
     </w:tbl>
     <w:p>
       <w:pPr>
-        <w:spacing w:after="60"/>
-      </w:pPr>
-      <w:r>
-        <w:t xml:space="preserve"> </w:t>
-      </w:r>
-    </w:p>
-    <w:p>
-      <w:pPr>
-        <w:pStyle w:val="Heading2"/>
-      </w:pPr>
-      <w:r>
-        <w:t>9.2 Common failure reasons</w:t>
+        <w:spacing w:after="120"/>
+      </w:pPr>
+      <w:r>
+        <w:t>Recovery procedure:</w:t>
+      </w:r>
+    </w:p>
+    <w:p>
+      <w:pPr>
+        <w:pStyle w:val="ListParagraph"/>
+        <w:numPr>
+          <w:ilvl w:val="0"/>
+          <w:numId w:val="3"/>
+        </w:numPr>
+        <w:spacing w:after="80"/>
+      </w:pPr>
+      <w:r>
+        <w:t xml:space="preserve">Open </w:t>
+      </w:r>
+      <w:r>
+        <w:t>VCF Orchestrator</w:t>
+      </w:r>
+      <w:r>
+        <w:t xml:space="preserve"> → </w:t>
+      </w:r>
+      <w:r>
+        <w:t xml:space="preserve">Library and locate the workflow.  Select the workflow and click </w:t>
+      </w:r>
+      <w:r>
+        <w:rPr>
+          <w:b/>
+          <w:bCs/>
+        </w:rPr>
+        <w:t>All Runs</w:t>
+      </w:r>
+      <w:r>
+        <w:t>. Confirm there is no run currently in state running.</w:t>
+      </w:r>
+    </w:p>
+    <w:p>
+      <w:pPr>
+        <w:pStyle w:val="ListParagraph"/>
+        <w:numPr>
+          <w:ilvl w:val="0"/>
+          <w:numId w:val="3"/>
+        </w:numPr>
+        <w:spacing w:after="80"/>
+      </w:pPr>
+      <w:r>
+        <w:t xml:space="preserve">Navigate to Assets </w:t>
+      </w:r>
+      <w:r>
+        <w:t xml:space="preserve">→ Configurations </w:t>
+      </w:r>
+      <w:r>
+        <w:t>and locate the RuntimeState configuration element under the SnapshotCleanup folder.  Click on it</w:t>
+      </w:r>
+    </w:p>
+    <w:p>
+      <w:pPr>
+        <w:pStyle w:val="ListParagraph"/>
+        <w:numPr>
+          <w:ilvl w:val="0"/>
+          <w:numId w:val="3"/>
+        </w:numPr>
+        <w:spacing w:after="80"/>
+      </w:pPr>
+      <w:r>
+        <w:t xml:space="preserve">Click on the </w:t>
+      </w:r>
+      <w:r>
+        <w:t>→ SnapshotCleanup → RuntimeState.</w:t>
+      </w:r>
+    </w:p>
+    <w:p>
+      <w:pPr>
+        <w:pStyle w:val="ListParagraph"/>
+        <w:numPr>
+          <w:ilvl w:val="0"/>
+          <w:numId w:val="3"/>
+        </w:numPr>
+        <w:spacing w:after="80"/>
+      </w:pPr>
+      <w:r>
+        <w:t>Locate the runLock attribute. Its current value is the run ID that supposedly holds the lock.</w:t>
+      </w:r>
+      <w:r>
+        <w:t xml:space="preserve">  If there is a value on this attribute, edit the configuration element and set the runLock value to an empty string and click </w:t>
+      </w:r>
+      <w:r>
+        <w:rPr>
+          <w:b/>
+          <w:bCs/>
+        </w:rPr>
+        <w:t>Save.</w:t>
+      </w:r>
+    </w:p>
+    <w:p>
+      <w:pPr>
+        <w:pStyle w:val="ListParagraph"/>
+        <w:numPr>
+          <w:ilvl w:val="0"/>
+          <w:numId w:val="3"/>
+        </w:numPr>
+        <w:spacing w:after="80"/>
+      </w:pPr>
+      <w:r>
+        <w:t>Optionally trigger a manual dry run to verify recovery. The next scheduled run will then proceed normally.</w:t>
+      </w:r>
+    </w:p>
+    <w:p>
+      <w:pPr>
+        <w:pStyle w:val="heading20"/>
+      </w:pPr>
+      <w:r>
+        <w:t>8.1 Intentional disable</w:t>
+      </w:r>
+    </w:p>
+    <w:p>
+      <w:pPr>
+        <w:spacing w:after="120"/>
+      </w:pPr>
+      <w:r>
+        <w:t xml:space="preserve">To intentionally block all runs (for example during planned storage maintenance), set runLock to any non-empty non-run-ID value such as </w:t>
+      </w:r>
+      <w:r>
+        <w:rPr>
+          <w:rFonts w:ascii="Consolas" w:eastAsia="Consolas" w:hAnsi="Consolas" w:cs="Consolas"/>
+        </w:rPr>
+        <w:t>MAINTENANCE</w:t>
+      </w:r>
+      <w:r>
+        <w:t>. Every run attempt will abort at the mutex check and log MUTEX_ABORT. Clear it back to empty string to re-enable.</w:t>
+      </w:r>
+    </w:p>
+    <w:p>
+      <w:pPr>
+        <w:pStyle w:val="heading10"/>
+      </w:pPr>
+      <w:r>
+        <w:lastRenderedPageBreak/>
+        <w:t>9. Troubleshooting</w:t>
+      </w:r>
+    </w:p>
+    <w:p>
+      <w:pPr>
+        <w:pStyle w:val="heading20"/>
+      </w:pPr>
+      <w:r>
+        <w:t>9.1 Common skip reasons</w:t>
+      </w:r>
+    </w:p>
+    <w:p>
+      <w:pPr>
+        <w:spacing w:after="120"/>
+      </w:pPr>
+      <w:r>
+        <w:t>These appear as [SKIP] log lines. They are not failures; the workflow is doing its job.</w:t>
       </w:r>
     </w:p>
     <w:tbl>
       <w:tblPr>
         <w:tblW w:w="9360" w:type="dxa"/>
+        <w:tblInd w:w="-3" w:type="dxa"/>
         <w:tblBorders>
           <w:top w:val="single" w:sz="4" w:space="0" w:color="auto"/>
           <w:left w:val="single" w:sz="4" w:space="0" w:color="auto"/>
@@ -4236,19 +3591,13 @@
           <w:left w:w="10" w:type="dxa"/>
           <w:right w:w="10" w:type="dxa"/>
         </w:tblCellMar>
-        <w:tblLook w:val="0000" w:firstRow="0" w:lastRow="0" w:firstColumn="0" w:lastColumn="0" w:noHBand="0" w:noVBand="0"/>
+        <w:tblLook w:val="04A0" w:firstRow="1" w:lastRow="0" w:firstColumn="1" w:lastColumn="0" w:noHBand="0" w:noVBand="1"/>
       </w:tblPr>
       <w:tblGrid>
         <w:gridCol w:w="4200"/>
         <w:gridCol w:w="5160"/>
       </w:tblGrid>
       <w:tr>
-        <w:tblPrEx>
-          <w:tblCellMar>
-            <w:top w:w="0" w:type="dxa"/>
-            <w:bottom w:w="0" w:type="dxa"/>
-          </w:tblCellMar>
-        </w:tblPrEx>
         <w:trPr>
           <w:tblHeader/>
         </w:trPr>
@@ -4261,7 +3610,7 @@
               <w:bottom w:val="single" w:sz="4" w:space="0" w:color="BFBFBF"/>
               <w:right w:val="single" w:sz="4" w:space="0" w:color="BFBFBF"/>
             </w:tcBorders>
-            <w:shd w:val="clear" w:color="auto" w:fill="0A1F3D"/>
+            <w:shd w:val="clear" w:color="auto" w:fill="1F3864"/>
             <w:tcMar>
               <w:top w:w="100" w:type="dxa"/>
               <w:left w:w="140" w:type="dxa"/>
@@ -4275,10 +3624,8 @@
                 <w:b/>
                 <w:bCs/>
                 <w:color w:val="FFFFFF"/>
-                <w:sz w:val="20"/>
-                <w:szCs w:val="20"/>
-              </w:rPr>
-              <w:t>Failure</w:t>
+              </w:rPr>
+              <w:t>Skip reason</w:t>
             </w:r>
           </w:p>
         </w:tc>
@@ -4291,7 +3638,7 @@
               <w:bottom w:val="single" w:sz="4" w:space="0" w:color="BFBFBF"/>
               <w:right w:val="single" w:sz="4" w:space="0" w:color="BFBFBF"/>
             </w:tcBorders>
-            <w:shd w:val="clear" w:color="auto" w:fill="0A1F3D"/>
+            <w:shd w:val="clear" w:color="auto" w:fill="1F3864"/>
             <w:tcMar>
               <w:top w:w="100" w:type="dxa"/>
               <w:left w:w="140" w:type="dxa"/>
@@ -4305,21 +3652,13 @@
                 <w:b/>
                 <w:bCs/>
                 <w:color w:val="FFFFFF"/>
-                <w:sz w:val="20"/>
-                <w:szCs w:val="20"/>
-              </w:rPr>
-              <w:t>Likely cause and action</w:t>
+              </w:rPr>
+              <w:t>What to do</w:t>
             </w:r>
           </w:p>
         </w:tc>
       </w:tr>
       <w:tr>
-        <w:tblPrEx>
-          <w:tblCellMar>
-            <w:top w:w="0" w:type="dxa"/>
-            <w:bottom w:w="0" w:type="dxa"/>
-          </w:tblCellMar>
-        </w:tblPrEx>
         <w:tc>
           <w:tcPr>
             <w:tcW w:w="4200" w:type="dxa"/>
@@ -4346,7 +3685,7 @@
                 <w:sz w:val="20"/>
                 <w:szCs w:val="20"/>
               </w:rPr>
-              <w:t>Task timed out after 1800s</w:t>
+              <w:t>Conflicting task active on VM (Backup VM)</w:t>
             </w:r>
           </w:p>
         </w:tc>
@@ -4376,18 +3715,12 @@
                 <w:sz w:val="20"/>
                 <w:szCs w:val="20"/>
               </w:rPr>
-              <w:t>Very large snapshot. Consider raising taskTimeoutSeconds.</w:t>
+              <w:t>A backup product is currently snapshotting the VM. The cleanup will retry on the next run. No action.</w:t>
             </w:r>
           </w:p>
         </w:tc>
       </w:tr>
       <w:tr>
-        <w:tblPrEx>
-          <w:tblCellMar>
-            <w:top w:w="0" w:type="dxa"/>
-            <w:bottom w:w="0" w:type="dxa"/>
-          </w:tblCellMar>
-        </w:tblPrEx>
         <w:tc>
           <w:tcPr>
             <w:tcW w:w="4200" w:type="dxa"/>
@@ -4414,7 +3747,7 @@
                 <w:sz w:val="20"/>
                 <w:szCs w:val="20"/>
               </w:rPr>
-              <w:t>Could not scan vc01...</w:t>
+              <w:t>Conflicting task active on VM (Clone Virtual Machine)</w:t>
             </w:r>
           </w:p>
         </w:tc>
@@ -4444,18 +3777,12 @@
                 <w:sz w:val="20"/>
                 <w:szCs w:val="20"/>
               </w:rPr>
-              <w:t>vCenter unreachable from vRO. Check health and SDK connection.</w:t>
+              <w:t>Someone is cloning the VM. Wait for the clone to finish; cleanup retries next run.</w:t>
             </w:r>
           </w:p>
         </w:tc>
       </w:tr>
       <w:tr>
-        <w:tblPrEx>
-          <w:tblCellMar>
-            <w:top w:w="0" w:type="dxa"/>
-            <w:bottom w:w="0" w:type="dxa"/>
-          </w:tblCellMar>
-        </w:tblPrEx>
         <w:tc>
           <w:tcPr>
             <w:tcW w:w="4200" w:type="dxa"/>
@@ -4482,7 +3809,7 @@
                 <w:sz w:val="20"/>
                 <w:szCs w:val="20"/>
               </w:rPr>
-              <w:t>module not found (com.company.snapshotcleanup)</w:t>
+              <w:t>Conflicting task active on VM (Relocate VM)</w:t>
             </w:r>
           </w:p>
         </w:tc>
@@ -4512,18 +3839,12 @@
                 <w:sz w:val="20"/>
                 <w:szCs w:val="20"/>
               </w:rPr>
-              <w:t>Module-name fix not applied. See Implementation Guide §4.2.</w:t>
+              <w:t>Storage vMotion in progress. Cleanup retries next run.</w:t>
             </w:r>
           </w:p>
         </w:tc>
       </w:tr>
       <w:tr>
-        <w:tblPrEx>
-          <w:tblCellMar>
-            <w:top w:w="0" w:type="dxa"/>
-            <w:bottom w:w="0" w:type="dxa"/>
-          </w:tblCellMar>
-        </w:tblPrEx>
         <w:tc>
           <w:tcPr>
             <w:tcW w:w="4200" w:type="dxa"/>
@@ -4550,7 +3871,7 @@
                 <w:sz w:val="20"/>
                 <w:szCs w:val="20"/>
               </w:rPr>
-              <w:t>Configuration element not found</w:t>
+              <w:t>VM is a template -- templates are never modified</w:t>
             </w:r>
           </w:p>
         </w:tc>
@@ -4580,7 +3901,131 @@
                 <w:sz w:val="20"/>
                 <w:szCs w:val="20"/>
               </w:rPr>
-              <w:t>RuntimeState missing. See Implementation Guide §3.</w:t>
+              <w:t>Defensive check; templates are also filtered earlier. No action.</w:t>
+            </w:r>
+          </w:p>
+        </w:tc>
+      </w:tr>
+      <w:tr>
+        <w:tc>
+          <w:tcPr>
+            <w:tcW w:w="4200" w:type="dxa"/>
+            <w:tcBorders>
+              <w:top w:val="single" w:sz="4" w:space="0" w:color="BFBFBF"/>
+              <w:left w:val="single" w:sz="4" w:space="0" w:color="BFBFBF"/>
+              <w:bottom w:val="single" w:sz="4" w:space="0" w:color="BFBFBF"/>
+              <w:right w:val="single" w:sz="4" w:space="0" w:color="BFBFBF"/>
+            </w:tcBorders>
+            <w:shd w:val="clear" w:color="auto" w:fill="FFFFFF"/>
+            <w:tcMar>
+              <w:top w:w="80" w:type="dxa"/>
+              <w:left w:w="140" w:type="dxa"/>
+              <w:bottom w:w="80" w:type="dxa"/>
+              <w:right w:w="140" w:type="dxa"/>
+            </w:tcMar>
+          </w:tcPr>
+          <w:p>
+            <w:pPr>
+              <w:spacing w:after="40"/>
+            </w:pPr>
+            <w:r>
+              <w:rPr>
+                <w:sz w:val="20"/>
+                <w:szCs w:val="20"/>
+              </w:rPr>
+              <w:t>Host ... is disconnected -- skipping to avoid data loss during possible HA event</w:t>
+            </w:r>
+          </w:p>
+        </w:tc>
+        <w:tc>
+          <w:tcPr>
+            <w:tcW w:w="5160" w:type="dxa"/>
+            <w:tcBorders>
+              <w:top w:val="single" w:sz="4" w:space="0" w:color="BFBFBF"/>
+              <w:left w:val="single" w:sz="4" w:space="0" w:color="BFBFBF"/>
+              <w:bottom w:val="single" w:sz="4" w:space="0" w:color="BFBFBF"/>
+              <w:right w:val="single" w:sz="4" w:space="0" w:color="BFBFBF"/>
+            </w:tcBorders>
+            <w:shd w:val="clear" w:color="auto" w:fill="FFFFFF"/>
+            <w:tcMar>
+              <w:top w:w="80" w:type="dxa"/>
+              <w:left w:w="140" w:type="dxa"/>
+              <w:bottom w:w="80" w:type="dxa"/>
+              <w:right w:w="140" w:type="dxa"/>
+            </w:tcMar>
+          </w:tcPr>
+          <w:p>
+            <w:pPr>
+              <w:spacing w:after="40"/>
+            </w:pPr>
+            <w:r>
+              <w:rPr>
+                <w:sz w:val="20"/>
+                <w:szCs w:val="20"/>
+              </w:rPr>
+              <w:t>Host has connectivity issues. Investigate the host. Cleanup retries the next run once the host is reconnected.</w:t>
+            </w:r>
+          </w:p>
+        </w:tc>
+      </w:tr>
+      <w:tr>
+        <w:tc>
+          <w:tcPr>
+            <w:tcW w:w="4200" w:type="dxa"/>
+            <w:tcBorders>
+              <w:top w:val="single" w:sz="4" w:space="0" w:color="BFBFBF"/>
+              <w:left w:val="single" w:sz="4" w:space="0" w:color="BFBFBF"/>
+              <w:bottom w:val="single" w:sz="4" w:space="0" w:color="BFBFBF"/>
+              <w:right w:val="single" w:sz="4" w:space="0" w:color="BFBFBF"/>
+            </w:tcBorders>
+            <w:shd w:val="clear" w:color="auto" w:fill="F2F2F2"/>
+            <w:tcMar>
+              <w:top w:w="80" w:type="dxa"/>
+              <w:left w:w="140" w:type="dxa"/>
+              <w:bottom w:w="80" w:type="dxa"/>
+              <w:right w:w="140" w:type="dxa"/>
+            </w:tcMar>
+          </w:tcPr>
+          <w:p>
+            <w:pPr>
+              <w:spacing w:after="40"/>
+            </w:pPr>
+            <w:r>
+              <w:rPr>
+                <w:sz w:val="20"/>
+                <w:szCs w:val="20"/>
+              </w:rPr>
+              <w:t>Snapshot ... not found on VM ... -- may have been deleted by a concurrent operation</w:t>
+            </w:r>
+          </w:p>
+        </w:tc>
+        <w:tc>
+          <w:tcPr>
+            <w:tcW w:w="5160" w:type="dxa"/>
+            <w:tcBorders>
+              <w:top w:val="single" w:sz="4" w:space="0" w:color="BFBFBF"/>
+              <w:left w:val="single" w:sz="4" w:space="0" w:color="BFBFBF"/>
+              <w:bottom w:val="single" w:sz="4" w:space="0" w:color="BFBFBF"/>
+              <w:right w:val="single" w:sz="4" w:space="0" w:color="BFBFBF"/>
+            </w:tcBorders>
+            <w:shd w:val="clear" w:color="auto" w:fill="F2F2F2"/>
+            <w:tcMar>
+              <w:top w:w="80" w:type="dxa"/>
+              <w:left w:w="140" w:type="dxa"/>
+              <w:bottom w:w="80" w:type="dxa"/>
+              <w:right w:w="140" w:type="dxa"/>
+            </w:tcMar>
+          </w:tcPr>
+          <w:p>
+            <w:pPr>
+              <w:spacing w:after="40"/>
+            </w:pPr>
+            <w:r>
+              <w:rPr>
+                <w:sz w:val="20"/>
+                <w:szCs w:val="20"/>
+              </w:rPr>
+              <w:t>Someone or something else removed the snapshot between scan and delete. Harmless.</w:t>
             </w:r>
           </w:p>
         </w:tc>
@@ -4588,7 +4033,7 @@
     </w:tbl>
     <w:p>
       <w:pPr>
-        <w:spacing w:after="60"/>
+        <w:spacing w:after="120"/>
       </w:pPr>
       <w:r>
         <w:t xml:space="preserve"> </w:t>
@@ -4596,66 +4041,10 @@
     </w:p>
     <w:p>
       <w:pPr>
-        <w:pStyle w:val="Heading2"/>
-      </w:pPr>
-      <w:r>
-        <w:t>9.3 Storage governor holding too often</w:t>
-      </w:r>
-    </w:p>
-    <w:p>
-      <w:pPr>
-        <w:pStyle w:val="ListParagraph"/>
-        <w:numPr>
-          <w:ilvl w:val="0"/>
-          <w:numId w:val="2"/>
-        </w:numPr>
-        <w:spacing w:after="80"/>
-      </w:pPr>
-      <w:r>
-        <w:t>Move the schedule to a quieter time (02:00–05:00).</w:t>
-      </w:r>
-    </w:p>
-    <w:p>
-      <w:pPr>
-        <w:pStyle w:val="ListParagraph"/>
-        <w:numPr>
-          <w:ilvl w:val="0"/>
-          <w:numId w:val="2"/>
-        </w:numPr>
-        <w:spacing w:after="80"/>
-      </w:pPr>
-      <w:r>
-        <w:t>Raise latencyThresholdMs if baseline is close to the ceiling.</w:t>
-      </w:r>
-    </w:p>
-    <w:p>
-      <w:pPr>
-        <w:pStyle w:val="ListParagraph"/>
-        <w:numPr>
-          <w:ilvl w:val="0"/>
-          <w:numId w:val="2"/>
-        </w:numPr>
-        <w:spacing w:after="80"/>
-      </w:pPr>
-      <w:r>
-        <w:t>Raise vsanCongestionThresh (safe up to 80–100; never exceed 128).</w:t>
-      </w:r>
-    </w:p>
-    <w:p>
-      <w:pPr>
-        <w:pStyle w:val="Heading1"/>
-      </w:pPr>
-      <w:r>
-        <w:lastRenderedPageBreak/>
-        <w:t>10. FAQ</w:t>
-      </w:r>
-    </w:p>
-    <w:p>
-      <w:pPr>
-        <w:pStyle w:val="Heading3"/>
-      </w:pPr>
-      <w:r>
-        <w:t>Q. Can I use commas or special characters in an ignore keyword?</w:t>
+        <w:pStyle w:val="heading20"/>
+      </w:pPr>
+      <w:r>
+        <w:t>9.2 Common failure reasons</w:t>
       </w:r>
     </w:p>
     <w:p>
@@ -4663,108 +4052,13 @@
         <w:spacing w:after="120"/>
       </w:pPr>
       <w:r>
-        <w:t>Yes. Because descIgnoreStrings is a native vRO Array/string, each element can contain any character including commas, spaces, and special characters. No escaping is needed.</w:t>
-      </w:r>
-    </w:p>
-    <w:p>
-      <w:pPr>
-        <w:pStyle w:val="Heading3"/>
-      </w:pPr>
-      <w:r>
-        <w:t>Q. The workflow deleted a snapshot I needed. Can I recover it?</w:t>
-      </w:r>
-    </w:p>
-    <w:p>
-      <w:pPr>
-        <w:spacing w:after="120"/>
-      </w:pPr>
-      <w:r>
-        <w:t>Not from this workflow. Add one of the configured ignore keywords to the description of any snapshot you want to protect going forward.</w:t>
-      </w:r>
-    </w:p>
-    <w:p>
-      <w:pPr>
-        <w:pStyle w:val="Heading3"/>
-      </w:pPr>
-      <w:r>
-        <w:t>Q. Can I run cleanup on demand?</w:t>
-      </w:r>
-    </w:p>
-    <w:p>
-      <w:pPr>
-        <w:spacing w:after="120"/>
-      </w:pPr>
-      <w:r>
-        <w:t>Yes. Right-click the workflow → Run. Confirm dryRun and descIgnoreStrings before clicking Run.</w:t>
-      </w:r>
-    </w:p>
-    <w:p>
-      <w:pPr>
-        <w:pStyle w:val="Heading3"/>
-      </w:pPr>
-      <w:r>
-        <w:t>Q. Can two cleanup runs operate on different vCenters at the same time?</w:t>
-      </w:r>
-    </w:p>
-    <w:p>
-      <w:pPr>
-        <w:spacing w:after="120"/>
-      </w:pPr>
-      <w:r>
-        <w:t>No. The mutex is global. Shared storage makes a single coordinated run safer.</w:t>
-      </w:r>
-    </w:p>
-    <w:p>
-      <w:pPr>
-        <w:pStyle w:val="Heading3"/>
-      </w:pPr>
-      <w:r>
-        <w:t>Q. My backup tool doesn’t set a description. How do I protect its snapshots?</w:t>
-      </w:r>
-    </w:p>
-    <w:p>
-      <w:pPr>
-        <w:spacing w:after="120"/>
-      </w:pPr>
-      <w:r>
-        <w:t>If the backup tool creates snapshots with a known name pattern, use the nameMatchString input to restrict cleanup to only snapshots whose names match a specific pattern. Alternatively, request that the backup vendor include a configurable description string in their snapshots, and add that string to the descIgnoreStrings array.</w:t>
-      </w:r>
-    </w:p>
-    <w:p>
-      <w:pPr>
-        <w:pStyle w:val="Heading3"/>
-      </w:pPr>
-      <w:r>
-        <w:t>Q. Can different vCenters use different ignore strings?</w:t>
-      </w:r>
-    </w:p>
-    <w:p>
-      <w:pPr>
-        <w:spacing w:after="120"/>
-      </w:pPr>
-      <w:r>
-        <w:t>Not with the current design. descIgnoreStrings is global per run. However, because the filter is additive (any match skips the snapshot), you can simply include all needed keywords from all teams in the single array.</w:t>
-      </w:r>
-    </w:p>
-    <w:p>
-      <w:pPr>
-        <w:pStyle w:val="Heading1"/>
-      </w:pPr>
-      <w:r>
-        <w:t>11. Quick Reference Card</w:t>
-      </w:r>
-    </w:p>
-    <w:p>
-      <w:pPr>
-        <w:pStyle w:val="Heading2"/>
-      </w:pPr>
-      <w:r>
-        <w:t>Aria Operations for Logs queries</w:t>
+        <w:t>These appear as [FAIL] log lines and contribute to the COMPLETED WITH ERRORS outcome.</w:t>
       </w:r>
     </w:p>
     <w:tbl>
       <w:tblPr>
         <w:tblW w:w="9360" w:type="dxa"/>
+        <w:tblInd w:w="-3" w:type="dxa"/>
         <w:tblBorders>
           <w:top w:val="single" w:sz="4" w:space="0" w:color="auto"/>
           <w:left w:val="single" w:sz="4" w:space="0" w:color="auto"/>
@@ -4777,32 +4071,26 @@
           <w:left w:w="10" w:type="dxa"/>
           <w:right w:w="10" w:type="dxa"/>
         </w:tblCellMar>
-        <w:tblLook w:val="0000" w:firstRow="0" w:lastRow="0" w:firstColumn="0" w:lastColumn="0" w:noHBand="0" w:noVBand="0"/>
+        <w:tblLook w:val="04A0" w:firstRow="1" w:lastRow="0" w:firstColumn="1" w:lastColumn="0" w:noHBand="0" w:noVBand="1"/>
       </w:tblPr>
       <w:tblGrid>
-        <w:gridCol w:w="3500"/>
-        <w:gridCol w:w="5860"/>
+        <w:gridCol w:w="4200"/>
+        <w:gridCol w:w="5160"/>
       </w:tblGrid>
       <w:tr>
-        <w:tblPrEx>
-          <w:tblCellMar>
-            <w:top w:w="0" w:type="dxa"/>
-            <w:bottom w:w="0" w:type="dxa"/>
-          </w:tblCellMar>
-        </w:tblPrEx>
         <w:trPr>
           <w:tblHeader/>
         </w:trPr>
         <w:tc>
           <w:tcPr>
-            <w:tcW w:w="3500" w:type="dxa"/>
-            <w:tcBorders>
-              <w:top w:val="single" w:sz="4" w:space="0" w:color="BFBFBF"/>
-              <w:left w:val="single" w:sz="4" w:space="0" w:color="BFBFBF"/>
-              <w:bottom w:val="single" w:sz="4" w:space="0" w:color="BFBFBF"/>
-              <w:right w:val="single" w:sz="4" w:space="0" w:color="BFBFBF"/>
-            </w:tcBorders>
-            <w:shd w:val="clear" w:color="auto" w:fill="0A1F3D"/>
+            <w:tcW w:w="4200" w:type="dxa"/>
+            <w:tcBorders>
+              <w:top w:val="single" w:sz="4" w:space="0" w:color="BFBFBF" w:themeColor="background1" w:themeShade="BF"/>
+              <w:left w:val="single" w:sz="4" w:space="0" w:color="BFBFBF" w:themeColor="background1" w:themeShade="BF"/>
+              <w:bottom w:val="single" w:sz="4" w:space="0" w:color="BFBFBF" w:themeColor="background1" w:themeShade="BF"/>
+              <w:right w:val="single" w:sz="4" w:space="0" w:color="BFBFBF" w:themeColor="background1" w:themeShade="BF"/>
+            </w:tcBorders>
+            <w:shd w:val="clear" w:color="auto" w:fill="1F3864" w:themeFill="accent1" w:themeFillShade="80"/>
             <w:tcMar>
               <w:top w:w="100" w:type="dxa"/>
               <w:left w:w="140" w:type="dxa"/>
@@ -4816,23 +4104,21 @@
                 <w:b/>
                 <w:bCs/>
                 <w:color w:val="FFFFFF"/>
-                <w:sz w:val="20"/>
-                <w:szCs w:val="20"/>
-              </w:rPr>
-              <w:t>Query</w:t>
-            </w:r>
-          </w:p>
-        </w:tc>
-        <w:tc>
-          <w:tcPr>
-            <w:tcW w:w="5860" w:type="dxa"/>
-            <w:tcBorders>
-              <w:top w:val="single" w:sz="4" w:space="0" w:color="BFBFBF"/>
-              <w:left w:val="single" w:sz="4" w:space="0" w:color="BFBFBF"/>
-              <w:bottom w:val="single" w:sz="4" w:space="0" w:color="BFBFBF"/>
-              <w:right w:val="single" w:sz="4" w:space="0" w:color="BFBFBF"/>
-            </w:tcBorders>
-            <w:shd w:val="clear" w:color="auto" w:fill="0A1F3D"/>
+              </w:rPr>
+              <w:t>Failure</w:t>
+            </w:r>
+          </w:p>
+        </w:tc>
+        <w:tc>
+          <w:tcPr>
+            <w:tcW w:w="5160" w:type="dxa"/>
+            <w:tcBorders>
+              <w:top w:val="single" w:sz="4" w:space="0" w:color="BFBFBF" w:themeColor="background1" w:themeShade="BF"/>
+              <w:left w:val="single" w:sz="4" w:space="0" w:color="BFBFBF" w:themeColor="background1" w:themeShade="BF"/>
+              <w:bottom w:val="single" w:sz="4" w:space="0" w:color="BFBFBF" w:themeColor="background1" w:themeShade="BF"/>
+              <w:right w:val="single" w:sz="4" w:space="0" w:color="BFBFBF" w:themeColor="background1" w:themeShade="BF"/>
+            </w:tcBorders>
+            <w:shd w:val="clear" w:color="auto" w:fill="1F3864" w:themeFill="accent1" w:themeFillShade="80"/>
             <w:tcMar>
               <w:top w:w="100" w:type="dxa"/>
               <w:left w:w="140" w:type="dxa"/>
@@ -4846,350 +4132,424 @@
                 <w:b/>
                 <w:bCs/>
                 <w:color w:val="FFFFFF"/>
-                <w:sz w:val="20"/>
-                <w:szCs w:val="20"/>
-              </w:rPr>
-              <w:t>Returns</w:t>
+              </w:rPr>
+              <w:t>Likely cause and action</w:t>
             </w:r>
           </w:p>
         </w:tc>
       </w:tr>
       <w:tr>
-        <w:tblPrEx>
-          <w:tblCellMar>
-            <w:top w:w="0" w:type="dxa"/>
-            <w:bottom w:w="0" w:type="dxa"/>
-          </w:tblCellMar>
-        </w:tblPrEx>
-        <w:tc>
-          <w:tcPr>
-            <w:tcW w:w="3500" w:type="dxa"/>
-            <w:tcBorders>
-              <w:top w:val="single" w:sz="4" w:space="0" w:color="BFBFBF"/>
-              <w:left w:val="single" w:sz="4" w:space="0" w:color="BFBFBF"/>
-              <w:bottom w:val="single" w:sz="4" w:space="0" w:color="BFBFBF"/>
-              <w:right w:val="single" w:sz="4" w:space="0" w:color="BFBFBF"/>
-            </w:tcBorders>
-            <w:shd w:val="clear" w:color="auto" w:fill="FFFFFF"/>
-            <w:tcMar>
-              <w:top w:w="80" w:type="dxa"/>
-              <w:left w:w="140" w:type="dxa"/>
-              <w:bottom w:w="80" w:type="dxa"/>
-              <w:right w:w="140" w:type="dxa"/>
-            </w:tcMar>
-          </w:tcPr>
-          <w:p>
-            <w:pPr>
-              <w:spacing w:after="40"/>
-            </w:pPr>
-            <w:r>
-              <w:rPr>
-                <w:sz w:val="20"/>
-                <w:szCs w:val="20"/>
-              </w:rPr>
-              <w:t>[SNAPSHOT-CLEANUP]</w:t>
-            </w:r>
-          </w:p>
-        </w:tc>
-        <w:tc>
-          <w:tcPr>
-            <w:tcW w:w="5860" w:type="dxa"/>
-            <w:tcBorders>
-              <w:top w:val="single" w:sz="4" w:space="0" w:color="BFBFBF"/>
-              <w:left w:val="single" w:sz="4" w:space="0" w:color="BFBFBF"/>
-              <w:bottom w:val="single" w:sz="4" w:space="0" w:color="BFBFBF"/>
-              <w:right w:val="single" w:sz="4" w:space="0" w:color="BFBFBF"/>
-            </w:tcBorders>
-            <w:shd w:val="clear" w:color="auto" w:fill="FFFFFF"/>
-            <w:tcMar>
-              <w:top w:w="80" w:type="dxa"/>
-              <w:left w:w="140" w:type="dxa"/>
-              <w:bottom w:w="80" w:type="dxa"/>
-              <w:right w:w="140" w:type="dxa"/>
-            </w:tcMar>
-          </w:tcPr>
-          <w:p>
-            <w:pPr>
-              <w:spacing w:after="40"/>
-            </w:pPr>
-            <w:r>
-              <w:rPr>
-                <w:sz w:val="20"/>
-                <w:szCs w:val="20"/>
-              </w:rPr>
-              <w:t>Every line from every run</w:t>
+        <w:tc>
+          <w:tcPr>
+            <w:tcW w:w="4200" w:type="dxa"/>
+            <w:tcBorders>
+              <w:top w:val="single" w:sz="4" w:space="0" w:color="BFBFBF" w:themeColor="background1" w:themeShade="BF"/>
+              <w:left w:val="single" w:sz="4" w:space="0" w:color="BFBFBF" w:themeColor="background1" w:themeShade="BF"/>
+              <w:bottom w:val="single" w:sz="4" w:space="0" w:color="BFBFBF" w:themeColor="background1" w:themeShade="BF"/>
+              <w:right w:val="single" w:sz="4" w:space="0" w:color="BFBFBF" w:themeColor="background1" w:themeShade="BF"/>
+            </w:tcBorders>
+            <w:shd w:val="clear" w:color="auto" w:fill="FFFFFF" w:themeFill="background1"/>
+            <w:tcMar>
+              <w:top w:w="80" w:type="dxa"/>
+              <w:left w:w="140" w:type="dxa"/>
+              <w:bottom w:w="80" w:type="dxa"/>
+              <w:right w:w="140" w:type="dxa"/>
+            </w:tcMar>
+          </w:tcPr>
+          <w:p>
+            <w:pPr>
+              <w:spacing w:after="40"/>
+            </w:pPr>
+            <w:r>
+              <w:rPr>
+                <w:sz w:val="20"/>
+                <w:szCs w:val="20"/>
+              </w:rPr>
+              <w:t>Task timed out after 1800s</w:t>
+            </w:r>
+          </w:p>
+        </w:tc>
+        <w:tc>
+          <w:tcPr>
+            <w:tcW w:w="5160" w:type="dxa"/>
+            <w:tcBorders>
+              <w:top w:val="single" w:sz="4" w:space="0" w:color="BFBFBF" w:themeColor="background1" w:themeShade="BF"/>
+              <w:left w:val="single" w:sz="4" w:space="0" w:color="BFBFBF" w:themeColor="background1" w:themeShade="BF"/>
+              <w:bottom w:val="single" w:sz="4" w:space="0" w:color="BFBFBF" w:themeColor="background1" w:themeShade="BF"/>
+              <w:right w:val="single" w:sz="4" w:space="0" w:color="BFBFBF" w:themeColor="background1" w:themeShade="BF"/>
+            </w:tcBorders>
+            <w:shd w:val="clear" w:color="auto" w:fill="FFFFFF" w:themeFill="background1"/>
+            <w:tcMar>
+              <w:top w:w="80" w:type="dxa"/>
+              <w:left w:w="140" w:type="dxa"/>
+              <w:bottom w:w="80" w:type="dxa"/>
+              <w:right w:w="140" w:type="dxa"/>
+            </w:tcMar>
+          </w:tcPr>
+          <w:p>
+            <w:pPr>
+              <w:spacing w:after="40"/>
+            </w:pPr>
+            <w:r>
+              <w:rPr>
+                <w:sz w:val="20"/>
+                <w:szCs w:val="20"/>
+              </w:rPr>
+              <w:t>Consolidation took longer than the configured taskTimeoutSeconds. Usually means a very large changed-block delta. Check the snapshot size in vCenter; for unusually large snapshots, consider raising taskTimeoutSeconds for that schedule.</w:t>
             </w:r>
           </w:p>
         </w:tc>
       </w:tr>
       <w:tr>
-        <w:tblPrEx>
-          <w:tblCellMar>
-            <w:top w:w="0" w:type="dxa"/>
-            <w:bottom w:w="0" w:type="dxa"/>
-          </w:tblCellMar>
-        </w:tblPrEx>
-        <w:tc>
-          <w:tcPr>
-            <w:tcW w:w="3500" w:type="dxa"/>
-            <w:tcBorders>
-              <w:top w:val="single" w:sz="4" w:space="0" w:color="BFBFBF"/>
-              <w:left w:val="single" w:sz="4" w:space="0" w:color="BFBFBF"/>
-              <w:bottom w:val="single" w:sz="4" w:space="0" w:color="BFBFBF"/>
-              <w:right w:val="single" w:sz="4" w:space="0" w:color="BFBFBF"/>
-            </w:tcBorders>
-            <w:shd w:val="clear" w:color="auto" w:fill="F2F2F2"/>
-            <w:tcMar>
-              <w:top w:w="80" w:type="dxa"/>
-              <w:left w:w="140" w:type="dxa"/>
-              <w:bottom w:w="80" w:type="dxa"/>
-              <w:right w:w="140" w:type="dxa"/>
-            </w:tcMar>
-          </w:tcPr>
-          <w:p>
-            <w:pPr>
-              <w:spacing w:after="40"/>
-            </w:pPr>
-            <w:r>
-              <w:rPr>
-                <w:sz w:val="20"/>
-                <w:szCs w:val="20"/>
-              </w:rPr>
-              <w:t>[SNAPSHOT-CLEANUP] [RESULT]</w:t>
-            </w:r>
-          </w:p>
-        </w:tc>
-        <w:tc>
-          <w:tcPr>
-            <w:tcW w:w="5860" w:type="dxa"/>
-            <w:tcBorders>
-              <w:top w:val="single" w:sz="4" w:space="0" w:color="BFBFBF"/>
-              <w:left w:val="single" w:sz="4" w:space="0" w:color="BFBFBF"/>
-              <w:bottom w:val="single" w:sz="4" w:space="0" w:color="BFBFBF"/>
-              <w:right w:val="single" w:sz="4" w:space="0" w:color="BFBFBF"/>
-            </w:tcBorders>
-            <w:shd w:val="clear" w:color="auto" w:fill="F2F2F2"/>
-            <w:tcMar>
-              <w:top w:w="80" w:type="dxa"/>
-              <w:left w:w="140" w:type="dxa"/>
-              <w:bottom w:w="80" w:type="dxa"/>
-              <w:right w:w="140" w:type="dxa"/>
-            </w:tcMar>
-          </w:tcPr>
-          <w:p>
-            <w:pPr>
-              <w:spacing w:after="40"/>
-            </w:pPr>
-            <w:r>
-              <w:rPr>
-                <w:sz w:val="20"/>
-                <w:szCs w:val="20"/>
-              </w:rPr>
-              <w:t>One block per run</w:t>
+        <w:tc>
+          <w:tcPr>
+            <w:tcW w:w="4200" w:type="dxa"/>
+            <w:tcBorders>
+              <w:top w:val="single" w:sz="4" w:space="0" w:color="BFBFBF" w:themeColor="background1" w:themeShade="BF"/>
+              <w:left w:val="single" w:sz="4" w:space="0" w:color="BFBFBF" w:themeColor="background1" w:themeShade="BF"/>
+              <w:bottom w:val="single" w:sz="4" w:space="0" w:color="BFBFBF" w:themeColor="background1" w:themeShade="BF"/>
+              <w:right w:val="single" w:sz="4" w:space="0" w:color="BFBFBF" w:themeColor="background1" w:themeShade="BF"/>
+            </w:tcBorders>
+            <w:shd w:val="clear" w:color="auto" w:fill="F2F2F2" w:themeFill="background1" w:themeFillShade="F2"/>
+            <w:tcMar>
+              <w:top w:w="80" w:type="dxa"/>
+              <w:left w:w="140" w:type="dxa"/>
+              <w:bottom w:w="80" w:type="dxa"/>
+              <w:right w:w="140" w:type="dxa"/>
+            </w:tcMar>
+          </w:tcPr>
+          <w:p>
+            <w:pPr>
+              <w:spacing w:after="40"/>
+            </w:pPr>
+            <w:r>
+              <w:rPr>
+                <w:sz w:val="20"/>
+                <w:szCs w:val="20"/>
+              </w:rPr>
+              <w:t>Could not scan vc01.example.com -- ...</w:t>
+            </w:r>
+          </w:p>
+        </w:tc>
+        <w:tc>
+          <w:tcPr>
+            <w:tcW w:w="5160" w:type="dxa"/>
+            <w:tcBorders>
+              <w:top w:val="single" w:sz="4" w:space="0" w:color="BFBFBF" w:themeColor="background1" w:themeShade="BF"/>
+              <w:left w:val="single" w:sz="4" w:space="0" w:color="BFBFBF" w:themeColor="background1" w:themeShade="BF"/>
+              <w:bottom w:val="single" w:sz="4" w:space="0" w:color="BFBFBF" w:themeColor="background1" w:themeShade="BF"/>
+              <w:right w:val="single" w:sz="4" w:space="0" w:color="BFBFBF" w:themeColor="background1" w:themeShade="BF"/>
+            </w:tcBorders>
+            <w:shd w:val="clear" w:color="auto" w:fill="F2F2F2" w:themeFill="background1" w:themeFillShade="F2"/>
+            <w:tcMar>
+              <w:top w:w="80" w:type="dxa"/>
+              <w:left w:w="140" w:type="dxa"/>
+              <w:bottom w:w="80" w:type="dxa"/>
+              <w:right w:w="140" w:type="dxa"/>
+            </w:tcMar>
+          </w:tcPr>
+          <w:p>
+            <w:pPr>
+              <w:spacing w:after="40"/>
+              <w:rPr>
+                <w:sz w:val="20"/>
+                <w:szCs w:val="20"/>
+              </w:rPr>
+            </w:pPr>
+            <w:r>
+              <w:rPr>
+                <w:sz w:val="20"/>
+                <w:szCs w:val="20"/>
+              </w:rPr>
+              <w:t xml:space="preserve">vCenter unreachable from </w:t>
+            </w:r>
+            <w:r>
+              <w:rPr>
+                <w:sz w:val="20"/>
+                <w:szCs w:val="20"/>
+              </w:rPr>
+              <w:t>VCF Orchestrator</w:t>
+            </w:r>
+            <w:r>
+              <w:rPr>
+                <w:sz w:val="20"/>
+                <w:szCs w:val="20"/>
+              </w:rPr>
+              <w:t xml:space="preserve">. Check vCenter health and the SDK connection in </w:t>
+            </w:r>
+            <w:r>
+              <w:rPr>
+                <w:sz w:val="20"/>
+                <w:szCs w:val="20"/>
+              </w:rPr>
+              <w:t>VCF Orchestrator</w:t>
+            </w:r>
+            <w:r>
+              <w:rPr>
+                <w:sz w:val="20"/>
+                <w:szCs w:val="20"/>
+              </w:rPr>
+              <w:t>. Other vCenters are unaffected.</w:t>
             </w:r>
           </w:p>
         </w:tc>
       </w:tr>
       <w:tr>
-        <w:tblPrEx>
-          <w:tblCellMar>
-            <w:top w:w="0" w:type="dxa"/>
-            <w:bottom w:w="0" w:type="dxa"/>
-          </w:tblCellMar>
-        </w:tblPrEx>
-        <w:tc>
-          <w:tcPr>
-            <w:tcW w:w="3500" w:type="dxa"/>
-            <w:tcBorders>
-              <w:top w:val="single" w:sz="4" w:space="0" w:color="BFBFBF"/>
-              <w:left w:val="single" w:sz="4" w:space="0" w:color="BFBFBF"/>
-              <w:bottom w:val="single" w:sz="4" w:space="0" w:color="BFBFBF"/>
-              <w:right w:val="single" w:sz="4" w:space="0" w:color="BFBFBF"/>
-            </w:tcBorders>
-            <w:shd w:val="clear" w:color="auto" w:fill="FFFFFF"/>
-            <w:tcMar>
-              <w:top w:w="80" w:type="dxa"/>
-              <w:left w:w="140" w:type="dxa"/>
-              <w:bottom w:w="80" w:type="dxa"/>
-              <w:right w:w="140" w:type="dxa"/>
-            </w:tcMar>
-          </w:tcPr>
-          <w:p>
-            <w:pPr>
-              <w:spacing w:after="40"/>
-            </w:pPr>
-            <w:r>
-              <w:rPr>
-                <w:sz w:val="20"/>
-                <w:szCs w:val="20"/>
-              </w:rPr>
-              <w:t>[SNAPSHOT-CLEANUP] [FAIL]</w:t>
-            </w:r>
-          </w:p>
-        </w:tc>
-        <w:tc>
-          <w:tcPr>
-            <w:tcW w:w="5860" w:type="dxa"/>
-            <w:tcBorders>
-              <w:top w:val="single" w:sz="4" w:space="0" w:color="BFBFBF"/>
-              <w:left w:val="single" w:sz="4" w:space="0" w:color="BFBFBF"/>
-              <w:bottom w:val="single" w:sz="4" w:space="0" w:color="BFBFBF"/>
-              <w:right w:val="single" w:sz="4" w:space="0" w:color="BFBFBF"/>
-            </w:tcBorders>
-            <w:shd w:val="clear" w:color="auto" w:fill="FFFFFF"/>
-            <w:tcMar>
-              <w:top w:w="80" w:type="dxa"/>
-              <w:left w:w="140" w:type="dxa"/>
-              <w:bottom w:w="80" w:type="dxa"/>
-              <w:right w:w="140" w:type="dxa"/>
-            </w:tcMar>
-          </w:tcPr>
-          <w:p>
-            <w:pPr>
-              <w:spacing w:after="40"/>
-            </w:pPr>
-            <w:r>
-              <w:rPr>
-                <w:sz w:val="20"/>
-                <w:szCs w:val="20"/>
-              </w:rPr>
-              <w:t>Anything that needs investigation</w:t>
+        <w:tc>
+          <w:tcPr>
+            <w:tcW w:w="4200" w:type="dxa"/>
+            <w:tcBorders>
+              <w:top w:val="single" w:sz="4" w:space="0" w:color="BFBFBF" w:themeColor="background1" w:themeShade="BF"/>
+              <w:left w:val="single" w:sz="4" w:space="0" w:color="BFBFBF" w:themeColor="background1" w:themeShade="BF"/>
+              <w:bottom w:val="single" w:sz="4" w:space="0" w:color="BFBFBF" w:themeColor="background1" w:themeShade="BF"/>
+              <w:right w:val="single" w:sz="4" w:space="0" w:color="BFBFBF" w:themeColor="background1" w:themeShade="BF"/>
+            </w:tcBorders>
+            <w:shd w:val="clear" w:color="auto" w:fill="FFFFFF" w:themeFill="background1"/>
+            <w:tcMar>
+              <w:top w:w="80" w:type="dxa"/>
+              <w:left w:w="140" w:type="dxa"/>
+              <w:bottom w:w="80" w:type="dxa"/>
+              <w:right w:w="140" w:type="dxa"/>
+            </w:tcMar>
+          </w:tcPr>
+          <w:p>
+            <w:pPr>
+              <w:spacing w:after="40"/>
+            </w:pPr>
+            <w:r>
+              <w:rPr>
+                <w:sz w:val="20"/>
+                <w:szCs w:val="20"/>
+              </w:rPr>
+              <w:t>Cannot connect to vCenter '...' -- skipping all its snapshots</w:t>
+            </w:r>
+          </w:p>
+        </w:tc>
+        <w:tc>
+          <w:tcPr>
+            <w:tcW w:w="5160" w:type="dxa"/>
+            <w:tcBorders>
+              <w:top w:val="single" w:sz="4" w:space="0" w:color="BFBFBF" w:themeColor="background1" w:themeShade="BF"/>
+              <w:left w:val="single" w:sz="4" w:space="0" w:color="BFBFBF" w:themeColor="background1" w:themeShade="BF"/>
+              <w:bottom w:val="single" w:sz="4" w:space="0" w:color="BFBFBF" w:themeColor="background1" w:themeShade="BF"/>
+              <w:right w:val="single" w:sz="4" w:space="0" w:color="BFBFBF" w:themeColor="background1" w:themeShade="BF"/>
+            </w:tcBorders>
+            <w:shd w:val="clear" w:color="auto" w:fill="FFFFFF" w:themeFill="background1"/>
+            <w:tcMar>
+              <w:top w:w="80" w:type="dxa"/>
+              <w:left w:w="140" w:type="dxa"/>
+              <w:bottom w:w="80" w:type="dxa"/>
+              <w:right w:w="140" w:type="dxa"/>
+            </w:tcMar>
+          </w:tcPr>
+          <w:p>
+            <w:pPr>
+              <w:spacing w:after="40"/>
+              <w:rPr>
+                <w:sz w:val="20"/>
+                <w:szCs w:val="20"/>
+              </w:rPr>
+            </w:pPr>
+            <w:r>
+              <w:rPr>
+                <w:sz w:val="20"/>
+                <w:szCs w:val="20"/>
+              </w:rPr>
+              <w:t>VCF Orchestrator</w:t>
+            </w:r>
+            <w:r>
+              <w:rPr>
+                <w:sz w:val="20"/>
+                <w:szCs w:val="20"/>
+              </w:rPr>
+              <w:t xml:space="preserve"> inventory shows the vCenter but the live SDK connection failed during processing. Refresh the SDK connection.</w:t>
             </w:r>
           </w:p>
         </w:tc>
       </w:tr>
       <w:tr>
-        <w:tblPrEx>
-          <w:tblCellMar>
-            <w:top w:w="0" w:type="dxa"/>
-            <w:bottom w:w="0" w:type="dxa"/>
-          </w:tblCellMar>
-        </w:tblPrEx>
-        <w:tc>
-          <w:tcPr>
-            <w:tcW w:w="3500" w:type="dxa"/>
-            <w:tcBorders>
-              <w:top w:val="single" w:sz="4" w:space="0" w:color="BFBFBF"/>
-              <w:left w:val="single" w:sz="4" w:space="0" w:color="BFBFBF"/>
-              <w:bottom w:val="single" w:sz="4" w:space="0" w:color="BFBFBF"/>
-              <w:right w:val="single" w:sz="4" w:space="0" w:color="BFBFBF"/>
-            </w:tcBorders>
-            <w:shd w:val="clear" w:color="auto" w:fill="F2F2F2"/>
-            <w:tcMar>
-              <w:top w:w="80" w:type="dxa"/>
-              <w:left w:w="140" w:type="dxa"/>
-              <w:bottom w:w="80" w:type="dxa"/>
-              <w:right w:w="140" w:type="dxa"/>
-            </w:tcMar>
-          </w:tcPr>
-          <w:p>
-            <w:pPr>
-              <w:spacing w:after="40"/>
-            </w:pPr>
-            <w:r>
-              <w:rPr>
-                <w:sz w:val="20"/>
-                <w:szCs w:val="20"/>
-              </w:rPr>
-              <w:t>[SNAPSHOT-CLEANUP] [HOLD]</w:t>
-            </w:r>
-          </w:p>
-        </w:tc>
-        <w:tc>
-          <w:tcPr>
-            <w:tcW w:w="5860" w:type="dxa"/>
-            <w:tcBorders>
-              <w:top w:val="single" w:sz="4" w:space="0" w:color="BFBFBF"/>
-              <w:left w:val="single" w:sz="4" w:space="0" w:color="BFBFBF"/>
-              <w:bottom w:val="single" w:sz="4" w:space="0" w:color="BFBFBF"/>
-              <w:right w:val="single" w:sz="4" w:space="0" w:color="BFBFBF"/>
-            </w:tcBorders>
-            <w:shd w:val="clear" w:color="auto" w:fill="F2F2F2"/>
-            <w:tcMar>
-              <w:top w:w="80" w:type="dxa"/>
-              <w:left w:w="140" w:type="dxa"/>
-              <w:bottom w:w="80" w:type="dxa"/>
-              <w:right w:w="140" w:type="dxa"/>
-            </w:tcMar>
-          </w:tcPr>
-          <w:p>
-            <w:pPr>
-              <w:spacing w:after="40"/>
-            </w:pPr>
-            <w:r>
-              <w:rPr>
-                <w:sz w:val="20"/>
-                <w:szCs w:val="20"/>
-              </w:rPr>
-              <w:t>Governor activity (useful for threshold tuning)</w:t>
+        <w:tc>
+          <w:tcPr>
+            <w:tcW w:w="4200" w:type="dxa"/>
+            <w:tcBorders>
+              <w:top w:val="single" w:sz="4" w:space="0" w:color="BFBFBF" w:themeColor="background1" w:themeShade="BF"/>
+              <w:left w:val="single" w:sz="4" w:space="0" w:color="BFBFBF" w:themeColor="background1" w:themeShade="BF"/>
+              <w:bottom w:val="single" w:sz="4" w:space="0" w:color="BFBFBF" w:themeColor="background1" w:themeShade="BF"/>
+              <w:right w:val="single" w:sz="4" w:space="0" w:color="BFBFBF" w:themeColor="background1" w:themeShade="BF"/>
+            </w:tcBorders>
+            <w:shd w:val="clear" w:color="auto" w:fill="F2F2F2" w:themeFill="background1" w:themeFillShade="F2"/>
+            <w:tcMar>
+              <w:top w:w="80" w:type="dxa"/>
+              <w:left w:w="140" w:type="dxa"/>
+              <w:bottom w:w="80" w:type="dxa"/>
+              <w:right w:w="140" w:type="dxa"/>
+            </w:tcMar>
+          </w:tcPr>
+          <w:p>
+            <w:pPr>
+              <w:spacing w:after="40"/>
+            </w:pPr>
+            <w:r>
+              <w:rPr>
+                <w:sz w:val="20"/>
+                <w:szCs w:val="20"/>
+              </w:rPr>
+              <w:t>module not found / no such method (any reference to com.company.snapshotcleanup)</w:t>
+            </w:r>
+          </w:p>
+        </w:tc>
+        <w:tc>
+          <w:tcPr>
+            <w:tcW w:w="5160" w:type="dxa"/>
+            <w:tcBorders>
+              <w:top w:val="single" w:sz="4" w:space="0" w:color="BFBFBF" w:themeColor="background1" w:themeShade="BF"/>
+              <w:left w:val="single" w:sz="4" w:space="0" w:color="BFBFBF" w:themeColor="background1" w:themeShade="BF"/>
+              <w:bottom w:val="single" w:sz="4" w:space="0" w:color="BFBFBF" w:themeColor="background1" w:themeShade="BF"/>
+              <w:right w:val="single" w:sz="4" w:space="0" w:color="BFBFBF" w:themeColor="background1" w:themeShade="BF"/>
+            </w:tcBorders>
+            <w:shd w:val="clear" w:color="auto" w:fill="F2F2F2" w:themeFill="background1" w:themeFillShade="F2"/>
+            <w:tcMar>
+              <w:top w:w="80" w:type="dxa"/>
+              <w:left w:w="140" w:type="dxa"/>
+              <w:bottom w:w="80" w:type="dxa"/>
+              <w:right w:w="140" w:type="dxa"/>
+            </w:tcMar>
+          </w:tcPr>
+          <w:p>
+            <w:pPr>
+              <w:spacing w:after="40"/>
+            </w:pPr>
+            <w:r>
+              <w:rPr>
+                <w:sz w:val="20"/>
+                <w:szCs w:val="20"/>
+              </w:rPr>
+              <w:t>The pre-deployment module-name fix was not applied. See Implementation Guide § 4.2.</w:t>
             </w:r>
           </w:p>
         </w:tc>
       </w:tr>
       <w:tr>
-        <w:tblPrEx>
-          <w:tblCellMar>
-            <w:top w:w="0" w:type="dxa"/>
-            <w:bottom w:w="0" w:type="dxa"/>
-          </w:tblCellMar>
-        </w:tblPrEx>
-        <w:tc>
-          <w:tcPr>
-            <w:tcW w:w="3500" w:type="dxa"/>
-            <w:tcBorders>
-              <w:top w:val="single" w:sz="4" w:space="0" w:color="BFBFBF"/>
-              <w:left w:val="single" w:sz="4" w:space="0" w:color="BFBFBF"/>
-              <w:bottom w:val="single" w:sz="4" w:space="0" w:color="BFBFBF"/>
-              <w:right w:val="single" w:sz="4" w:space="0" w:color="BFBFBF"/>
-            </w:tcBorders>
-            <w:shd w:val="clear" w:color="auto" w:fill="FFFFFF"/>
-            <w:tcMar>
-              <w:top w:w="80" w:type="dxa"/>
-              <w:left w:w="140" w:type="dxa"/>
-              <w:bottom w:w="80" w:type="dxa"/>
-              <w:right w:w="140" w:type="dxa"/>
-            </w:tcMar>
-          </w:tcPr>
-          <w:p>
-            <w:pPr>
-              <w:spacing w:after="40"/>
-            </w:pPr>
-            <w:r>
-              <w:rPr>
-                <w:sz w:val="20"/>
-                <w:szCs w:val="20"/>
-              </w:rPr>
-              <w:t>[SNAPSHOT-CLEANUP] SCR-2026-04-22</w:t>
-            </w:r>
-          </w:p>
-        </w:tc>
-        <w:tc>
-          <w:tcPr>
-            <w:tcW w:w="5860" w:type="dxa"/>
-            <w:tcBorders>
-              <w:top w:val="single" w:sz="4" w:space="0" w:color="BFBFBF"/>
-              <w:left w:val="single" w:sz="4" w:space="0" w:color="BFBFBF"/>
-              <w:bottom w:val="single" w:sz="4" w:space="0" w:color="BFBFBF"/>
-              <w:right w:val="single" w:sz="4" w:space="0" w:color="BFBFBF"/>
-            </w:tcBorders>
-            <w:shd w:val="clear" w:color="auto" w:fill="FFFFFF"/>
-            <w:tcMar>
-              <w:top w:w="80" w:type="dxa"/>
-              <w:left w:w="140" w:type="dxa"/>
-              <w:bottom w:w="80" w:type="dxa"/>
-              <w:right w:w="140" w:type="dxa"/>
-            </w:tcMar>
-          </w:tcPr>
-          <w:p>
-            <w:pPr>
-              <w:spacing w:after="40"/>
-            </w:pPr>
-            <w:r>
-              <w:rPr>
-                <w:sz w:val="20"/>
-                <w:szCs w:val="20"/>
-              </w:rPr>
-              <w:t>Every line from one specific run</w:t>
+        <w:tc>
+          <w:tcPr>
+            <w:tcW w:w="4200" w:type="dxa"/>
+            <w:tcBorders>
+              <w:top w:val="single" w:sz="4" w:space="0" w:color="BFBFBF" w:themeColor="background1" w:themeShade="BF"/>
+              <w:left w:val="single" w:sz="4" w:space="0" w:color="BFBFBF" w:themeColor="background1" w:themeShade="BF"/>
+              <w:bottom w:val="single" w:sz="4" w:space="0" w:color="BFBFBF" w:themeColor="background1" w:themeShade="BF"/>
+              <w:right w:val="single" w:sz="4" w:space="0" w:color="BFBFBF" w:themeColor="background1" w:themeShade="BF"/>
+            </w:tcBorders>
+            <w:shd w:val="clear" w:color="auto" w:fill="FFFFFF" w:themeFill="background1"/>
+            <w:tcMar>
+              <w:top w:w="80" w:type="dxa"/>
+              <w:left w:w="140" w:type="dxa"/>
+              <w:bottom w:w="80" w:type="dxa"/>
+              <w:right w:w="140" w:type="dxa"/>
+            </w:tcMar>
+          </w:tcPr>
+          <w:p>
+            <w:pPr>
+              <w:spacing w:after="40"/>
+            </w:pPr>
+            <w:r>
+              <w:rPr>
+                <w:sz w:val="20"/>
+                <w:szCs w:val="20"/>
+              </w:rPr>
+              <w:t>Configuration element not found</w:t>
+            </w:r>
+          </w:p>
+        </w:tc>
+        <w:tc>
+          <w:tcPr>
+            <w:tcW w:w="5160" w:type="dxa"/>
+            <w:tcBorders>
+              <w:top w:val="single" w:sz="4" w:space="0" w:color="BFBFBF" w:themeColor="background1" w:themeShade="BF"/>
+              <w:left w:val="single" w:sz="4" w:space="0" w:color="BFBFBF" w:themeColor="background1" w:themeShade="BF"/>
+              <w:bottom w:val="single" w:sz="4" w:space="0" w:color="BFBFBF" w:themeColor="background1" w:themeShade="BF"/>
+              <w:right w:val="single" w:sz="4" w:space="0" w:color="BFBFBF" w:themeColor="background1" w:themeShade="BF"/>
+            </w:tcBorders>
+            <w:shd w:val="clear" w:color="auto" w:fill="FFFFFF" w:themeFill="background1"/>
+            <w:tcMar>
+              <w:top w:w="80" w:type="dxa"/>
+              <w:left w:w="140" w:type="dxa"/>
+              <w:bottom w:w="80" w:type="dxa"/>
+              <w:right w:w="140" w:type="dxa"/>
+            </w:tcMar>
+          </w:tcPr>
+          <w:p>
+            <w:pPr>
+              <w:spacing w:after="40"/>
+            </w:pPr>
+            <w:r>
+              <w:rPr>
+                <w:sz w:val="20"/>
+                <w:szCs w:val="20"/>
+              </w:rPr>
+              <w:t>SnapshotCleanup/RuntimeState is missing or in the wrong category. See Implementation Guide § 3.</w:t>
+            </w:r>
+          </w:p>
+        </w:tc>
+      </w:tr>
+      <w:tr>
+        <w:tc>
+          <w:tcPr>
+            <w:tcW w:w="4200" w:type="dxa"/>
+            <w:tcBorders>
+              <w:top w:val="single" w:sz="4" w:space="0" w:color="BFBFBF" w:themeColor="background1" w:themeShade="BF"/>
+              <w:left w:val="single" w:sz="4" w:space="0" w:color="BFBFBF" w:themeColor="background1" w:themeShade="BF"/>
+              <w:bottom w:val="single" w:sz="4" w:space="0" w:color="BFBFBF" w:themeColor="background1" w:themeShade="BF"/>
+              <w:right w:val="single" w:sz="4" w:space="0" w:color="BFBFBF" w:themeColor="background1" w:themeShade="BF"/>
+            </w:tcBorders>
+            <w:shd w:val="clear" w:color="auto" w:fill="F2F2F2" w:themeFill="background1" w:themeFillShade="F2"/>
+            <w:tcMar>
+              <w:top w:w="80" w:type="dxa"/>
+              <w:left w:w="140" w:type="dxa"/>
+              <w:bottom w:w="80" w:type="dxa"/>
+              <w:right w:w="140" w:type="dxa"/>
+            </w:tcMar>
+          </w:tcPr>
+          <w:p>
+            <w:pPr>
+              <w:spacing w:after="40"/>
+            </w:pPr>
+            <w:r>
+              <w:rPr>
+                <w:sz w:val="20"/>
+                <w:szCs w:val="20"/>
+              </w:rPr>
+              <w:lastRenderedPageBreak/>
+              <w:t>Could not release the lock automatically</w:t>
+            </w:r>
+          </w:p>
+        </w:tc>
+        <w:tc>
+          <w:tcPr>
+            <w:tcW w:w="5160" w:type="dxa"/>
+            <w:tcBorders>
+              <w:top w:val="single" w:sz="4" w:space="0" w:color="BFBFBF" w:themeColor="background1" w:themeShade="BF"/>
+              <w:left w:val="single" w:sz="4" w:space="0" w:color="BFBFBF" w:themeColor="background1" w:themeShade="BF"/>
+              <w:bottom w:val="single" w:sz="4" w:space="0" w:color="BFBFBF" w:themeColor="background1" w:themeShade="BF"/>
+              <w:right w:val="single" w:sz="4" w:space="0" w:color="BFBFBF" w:themeColor="background1" w:themeShade="BF"/>
+            </w:tcBorders>
+            <w:shd w:val="clear" w:color="auto" w:fill="F2F2F2" w:themeFill="background1" w:themeFillShade="F2"/>
+            <w:tcMar>
+              <w:top w:w="80" w:type="dxa"/>
+              <w:left w:w="140" w:type="dxa"/>
+              <w:bottom w:w="80" w:type="dxa"/>
+              <w:right w:w="140" w:type="dxa"/>
+            </w:tcMar>
+          </w:tcPr>
+          <w:p>
+            <w:pPr>
+              <w:spacing w:after="40"/>
+            </w:pPr>
+            <w:r>
+              <w:rPr>
+                <w:sz w:val="20"/>
+                <w:szCs w:val="20"/>
+              </w:rPr>
+              <w:t>Manual lock clear required. See Section 8 of this document.</w:t>
             </w:r>
           </w:p>
         </w:tc>
@@ -5197,7 +4557,7 @@
     </w:tbl>
     <w:p>
       <w:pPr>
-        <w:spacing w:after="60"/>
+        <w:spacing w:after="120"/>
       </w:pPr>
       <w:r>
         <w:t xml:space="preserve"> </w:t>
@@ -5205,15 +4565,316 @@
     </w:p>
     <w:p>
       <w:pPr>
-        <w:pStyle w:val="Heading2"/>
-      </w:pPr>
-      <w:r>
-        <w:t>Common operator actions</w:t>
+        <w:pStyle w:val="heading20"/>
+      </w:pPr>
+      <w:r>
+        <w:t>9.3 Storage governor is holding too often</w:t>
+      </w:r>
+    </w:p>
+    <w:p>
+      <w:pPr>
+        <w:spacing w:after="120"/>
+      </w:pPr>
+      <w:r>
+        <w:t>Symptom: log is full of [HOLD] lines, runs frequently complete with deferrals.</w:t>
+      </w:r>
+    </w:p>
+    <w:p>
+      <w:pPr>
+        <w:spacing w:after="120"/>
+      </w:pPr>
+      <w:r>
+        <w:t>Possible causes and responses:</w:t>
+      </w:r>
+    </w:p>
+    <w:p>
+      <w:pPr>
+        <w:pStyle w:val="ListParagraph"/>
+        <w:numPr>
+          <w:ilvl w:val="0"/>
+          <w:numId w:val="2"/>
+        </w:numPr>
+        <w:spacing w:after="80"/>
+      </w:pPr>
+      <w:r>
+        <w:t>Schedule is set to a busy hour. Move the schedule to a quieter time (typically 02:00–05:00 local).</w:t>
+      </w:r>
+    </w:p>
+    <w:p>
+      <w:pPr>
+        <w:pStyle w:val="ListParagraph"/>
+        <w:numPr>
+          <w:ilvl w:val="0"/>
+          <w:numId w:val="2"/>
+        </w:numPr>
+        <w:spacing w:after="80"/>
+      </w:pPr>
+      <w:r>
+        <w:t>latencyThresholdMs is set lower than the storage’s normal baseline. If your VMFS datastores typically run at 25 ms read/write, a 30 ms ceiling leaves almost no headroom. Raise the threshold to roughly baseline + 50%, or address the underlying storage performance issue.</w:t>
+      </w:r>
+    </w:p>
+    <w:p>
+      <w:pPr>
+        <w:pStyle w:val="ListParagraph"/>
+        <w:numPr>
+          <w:ilvl w:val="0"/>
+          <w:numId w:val="2"/>
+        </w:numPr>
+        <w:spacing w:after="80"/>
+      </w:pPr>
+      <w:r>
+        <w:t>vsanCongestionThresh of 50 is conservative. For a healthy vSAN cluster you can usually raise this to 80–100 without user-visible impact. Do not exceed 128 (which is the level vSAN itself considers serious congestion).</w:t>
+      </w:r>
+    </w:p>
+    <w:p>
+      <w:pPr>
+        <w:pStyle w:val="ListParagraph"/>
+        <w:numPr>
+          <w:ilvl w:val="0"/>
+          <w:numId w:val="2"/>
+        </w:numPr>
+        <w:spacing w:after="80"/>
+      </w:pPr>
+      <w:r>
+        <w:t>Snapshots are simply too large. Consider reducing the maxAgeMinutes so the workflow runs more often against smaller deltas.</w:t>
+      </w:r>
+    </w:p>
+    <w:p>
+      <w:pPr>
+        <w:pStyle w:val="heading20"/>
+      </w:pPr>
+      <w:r>
+        <w:t>9.4 Run never starts</w:t>
+      </w:r>
+    </w:p>
+    <w:p>
+      <w:pPr>
+        <w:spacing w:after="120"/>
+      </w:pPr>
+      <w:r>
+        <w:t>If the schedule fires but no log lines appear:</w:t>
+      </w:r>
+    </w:p>
+    <w:p>
+      <w:pPr>
+        <w:pStyle w:val="ListParagraph"/>
+        <w:numPr>
+          <w:ilvl w:val="0"/>
+          <w:numId w:val="3"/>
+        </w:numPr>
+        <w:spacing w:after="80"/>
+      </w:pPr>
+      <w:r>
+        <w:t>Check that the schedule is enabled and not paused.</w:t>
+      </w:r>
+    </w:p>
+    <w:p>
+      <w:pPr>
+        <w:pStyle w:val="ListParagraph"/>
+        <w:numPr>
+          <w:ilvl w:val="0"/>
+          <w:numId w:val="3"/>
+        </w:numPr>
+        <w:spacing w:after="80"/>
+      </w:pPr>
+      <w:r>
+        <w:t xml:space="preserve">Check the </w:t>
+      </w:r>
+      <w:r>
+        <w:t>VCF Orchestrator</w:t>
+      </w:r>
+      <w:r>
+        <w:t xml:space="preserve"> Runs tab for a run in state “waiting” — this can mean the workflow is queued behind another long-running workflow.</w:t>
+      </w:r>
+    </w:p>
+    <w:p>
+      <w:pPr>
+        <w:pStyle w:val="ListParagraph"/>
+        <w:numPr>
+          <w:ilvl w:val="0"/>
+          <w:numId w:val="3"/>
+        </w:numPr>
+        <w:spacing w:after="80"/>
+      </w:pPr>
+      <w:r>
+        <w:t>Confirm the runLock value in the configuration element is empty. A stuck lock will cause the run to abort silently with MUTEX_ABORT.</w:t>
+      </w:r>
+    </w:p>
+    <w:p>
+      <w:pPr>
+        <w:pStyle w:val="ListParagraph"/>
+        <w:numPr>
+          <w:ilvl w:val="0"/>
+          <w:numId w:val="3"/>
+        </w:numPr>
+        <w:spacing w:after="80"/>
+      </w:pPr>
+      <w:r>
+        <w:t xml:space="preserve">Confirm </w:t>
+      </w:r>
+      <w:r>
+        <w:t>VCF Orchestrator</w:t>
+      </w:r>
+      <w:r>
+        <w:t xml:space="preserve"> appliance health and that the vCenter SDK plugin is loaded.</w:t>
+      </w:r>
+    </w:p>
+    <w:p>
+      <w:pPr>
+        <w:pStyle w:val="heading10"/>
+      </w:pPr>
+      <w:r>
+        <w:t>10. FAQ</w:t>
+      </w:r>
+    </w:p>
+    <w:p>
+      <w:pPr>
+        <w:pStyle w:val="heading30"/>
+      </w:pPr>
+      <w:r>
+        <w:t>Q. The workflow deleted a snapshot I needed. Can I recover it?</w:t>
+      </w:r>
+    </w:p>
+    <w:p>
+      <w:pPr>
+        <w:spacing w:after="120"/>
+      </w:pPr>
+      <w:r>
+        <w:t>Not from this workflow. Snapshot deletion in vCenter is a consolidation, not a soft-delete — the snapshot data is merged into the live disk and the snapshot file is removed. Recovery requires your backup product. For future protection, add the ignore string to the description of any snapshot you want to keep (Section 6).</w:t>
+      </w:r>
+    </w:p>
+    <w:p>
+      <w:pPr>
+        <w:pStyle w:val="heading30"/>
+      </w:pPr>
+      <w:r>
+        <w:t>Q. Can I run cleanup on demand instead of waiting for the schedule?</w:t>
+      </w:r>
+    </w:p>
+    <w:p>
+      <w:pPr>
+        <w:spacing w:after="120"/>
+      </w:pPr>
+      <w:r>
+        <w:t xml:space="preserve">Yes. In </w:t>
+      </w:r>
+      <w:r>
+        <w:t>VCF Orchestrator</w:t>
+      </w:r>
+      <w:r>
+        <w:t xml:space="preserve"> Client → Inventory → your workflow → right-click → Run. Confirm the inputs (in particular dryRun) before clicking Run.</w:t>
+      </w:r>
+    </w:p>
+    <w:p>
+      <w:pPr>
+        <w:pStyle w:val="heading30"/>
+      </w:pPr>
+      <w:r>
+        <w:t>Q. Can two cleanup runs operate on different vCenters at the same time?</w:t>
+      </w:r>
+    </w:p>
+    <w:p>
+      <w:pPr>
+        <w:spacing w:after="120"/>
+      </w:pPr>
+      <w:r>
+        <w:lastRenderedPageBreak/>
+        <w:t>No. The mutex is global to this workflow. The design assumption is that storage is often shared (notably stretched vSAN clusters), so a single coordinated run is safer than parallel runs that cannot see each other.</w:t>
+      </w:r>
+    </w:p>
+    <w:p>
+      <w:pPr>
+        <w:pStyle w:val="heading30"/>
+      </w:pPr>
+      <w:r>
+        <w:t>Q. Why did the workflow skip my powered-on VM but delete the snapshot on its powered-off sibling?</w:t>
+      </w:r>
+    </w:p>
+    <w:p>
+      <w:pPr>
+        <w:spacing w:after="120"/>
+      </w:pPr>
+      <w:r>
+        <w:t>Powered-on and powered-off VMs are processed by different lanes. The powered-on lane is throttled and respects per-VM serialisation; the powered-off lane is not throttled but still respects the storage governor. If your powered-on VM was on a busy datastore at the moment its turn came up, it can be deferred while the powered-off VM goes through.</w:t>
+      </w:r>
+    </w:p>
+    <w:p>
+      <w:pPr>
+        <w:pStyle w:val="heading30"/>
+      </w:pPr>
+      <w:r>
+        <w:t>Q. Can I get an email when a run fails?</w:t>
+      </w:r>
+    </w:p>
+    <w:p>
+      <w:pPr>
+        <w:spacing w:after="120"/>
+      </w:pPr>
+      <w:r>
+        <w:t>VCF Orchestrator</w:t>
+      </w:r>
+      <w:r>
+        <w:t xml:space="preserve"> can send notifications on workflow failure via its built-in notification policies. Configure a policy to alert on any run of the Adaptive Snapshot Cleanup workflow that ends in state failed; the Exception Handler ensures real errors propagate as failed runs. For COMPLETED WITH ERRORS (which is a successful workflow run with non-zero error count inside it), use an Aria Operations for Logs alert keyed off the [FAIL] marker.</w:t>
+      </w:r>
+    </w:p>
+    <w:p>
+      <w:pPr>
+        <w:pStyle w:val="heading30"/>
+      </w:pPr>
+      <w:r>
+        <w:t>Q. The workflow says “First task on these datastores -- no calibration data yet, proceeding”. Is that OK?</w:t>
+      </w:r>
+    </w:p>
+    <w:p>
+      <w:pPr>
+        <w:spacing w:after="120"/>
+      </w:pPr>
+      <w:r>
+        <w:t>Yes. The governor needs at least one completed consolidation before it can predict the impact of the next one. The first task on any datastore always proceeds without a delta check. Once it completes, every subsequent task on that datastore is governed normally.</w:t>
+      </w:r>
+    </w:p>
+    <w:p>
+      <w:pPr>
+        <w:pStyle w:val="heading30"/>
+      </w:pPr>
+      <w:r>
+        <w:t>Q. My run shows lockReleased: false. What now?</w:t>
+      </w:r>
+    </w:p>
+    <w:p>
+      <w:pPr>
+        <w:spacing w:after="120"/>
+      </w:pPr>
+      <w:r>
+        <w:t xml:space="preserve">Follow the procedure in Section 8 to clear the lock manually. This is rare and usually indicates the configuration element became unreachable during shutdown (for example, the </w:t>
+      </w:r>
+      <w:r>
+        <w:t>VCF Orchestrator</w:t>
+      </w:r>
+      <w:r>
+        <w:t xml:space="preserve"> appliance restarted mid-run).</w:t>
+      </w:r>
+    </w:p>
+    <w:p>
+      <w:pPr>
+        <w:pStyle w:val="heading10"/>
+      </w:pPr>
+      <w:r>
+        <w:t>11. Quick Reference Card</w:t>
+      </w:r>
+    </w:p>
+    <w:p>
+      <w:pPr>
+        <w:pStyle w:val="heading20"/>
+      </w:pPr>
+      <w:r>
+        <w:t>Search filters for Aria Operations for Logs</w:t>
       </w:r>
     </w:p>
     <w:tbl>
       <w:tblPr>
         <w:tblW w:w="9360" w:type="dxa"/>
+        <w:tblInd w:w="-3" w:type="dxa"/>
         <w:tblBorders>
           <w:top w:val="single" w:sz="4" w:space="0" w:color="auto"/>
           <w:left w:val="single" w:sz="4" w:space="0" w:color="auto"/>
@@ -5226,19 +4887,424 @@
           <w:left w:w="10" w:type="dxa"/>
           <w:right w:w="10" w:type="dxa"/>
         </w:tblCellMar>
-        <w:tblLook w:val="0000" w:firstRow="0" w:lastRow="0" w:firstColumn="0" w:lastColumn="0" w:noHBand="0" w:noVBand="0"/>
+        <w:tblLook w:val="04A0" w:firstRow="1" w:lastRow="0" w:firstColumn="1" w:lastColumn="0" w:noHBand="0" w:noVBand="1"/>
+      </w:tblPr>
+      <w:tblGrid>
+        <w:gridCol w:w="3500"/>
+        <w:gridCol w:w="5860"/>
+      </w:tblGrid>
+      <w:tr>
+        <w:trPr>
+          <w:tblHeader/>
+        </w:trPr>
+        <w:tc>
+          <w:tcPr>
+            <w:tcW w:w="3500" w:type="dxa"/>
+            <w:tcBorders>
+              <w:top w:val="single" w:sz="4" w:space="0" w:color="BFBFBF"/>
+              <w:left w:val="single" w:sz="4" w:space="0" w:color="BFBFBF"/>
+              <w:bottom w:val="single" w:sz="4" w:space="0" w:color="BFBFBF"/>
+              <w:right w:val="single" w:sz="4" w:space="0" w:color="BFBFBF"/>
+            </w:tcBorders>
+            <w:shd w:val="clear" w:color="auto" w:fill="1F3864"/>
+            <w:tcMar>
+              <w:top w:w="100" w:type="dxa"/>
+              <w:left w:w="140" w:type="dxa"/>
+              <w:bottom w:w="100" w:type="dxa"/>
+              <w:right w:w="140" w:type="dxa"/>
+            </w:tcMar>
+          </w:tcPr>
+          <w:p>
+            <w:r>
+              <w:rPr>
+                <w:b/>
+                <w:bCs/>
+                <w:color w:val="FFFFFF"/>
+              </w:rPr>
+              <w:t>Query</w:t>
+            </w:r>
+          </w:p>
+        </w:tc>
+        <w:tc>
+          <w:tcPr>
+            <w:tcW w:w="5860" w:type="dxa"/>
+            <w:tcBorders>
+              <w:top w:val="single" w:sz="4" w:space="0" w:color="BFBFBF"/>
+              <w:left w:val="single" w:sz="4" w:space="0" w:color="BFBFBF"/>
+              <w:bottom w:val="single" w:sz="4" w:space="0" w:color="BFBFBF"/>
+              <w:right w:val="single" w:sz="4" w:space="0" w:color="BFBFBF"/>
+            </w:tcBorders>
+            <w:shd w:val="clear" w:color="auto" w:fill="1F3864"/>
+            <w:tcMar>
+              <w:top w:w="100" w:type="dxa"/>
+              <w:left w:w="140" w:type="dxa"/>
+              <w:bottom w:w="100" w:type="dxa"/>
+              <w:right w:w="140" w:type="dxa"/>
+            </w:tcMar>
+          </w:tcPr>
+          <w:p>
+            <w:r>
+              <w:rPr>
+                <w:b/>
+                <w:bCs/>
+                <w:color w:val="FFFFFF"/>
+              </w:rPr>
+              <w:t>Returns</w:t>
+            </w:r>
+          </w:p>
+        </w:tc>
+      </w:tr>
+      <w:tr>
+        <w:tc>
+          <w:tcPr>
+            <w:tcW w:w="3500" w:type="dxa"/>
+            <w:tcBorders>
+              <w:top w:val="single" w:sz="4" w:space="0" w:color="BFBFBF"/>
+              <w:left w:val="single" w:sz="4" w:space="0" w:color="BFBFBF"/>
+              <w:bottom w:val="single" w:sz="4" w:space="0" w:color="BFBFBF"/>
+              <w:right w:val="single" w:sz="4" w:space="0" w:color="BFBFBF"/>
+            </w:tcBorders>
+            <w:shd w:val="clear" w:color="auto" w:fill="FFFFFF"/>
+            <w:tcMar>
+              <w:top w:w="80" w:type="dxa"/>
+              <w:left w:w="140" w:type="dxa"/>
+              <w:bottom w:w="80" w:type="dxa"/>
+              <w:right w:w="140" w:type="dxa"/>
+            </w:tcMar>
+          </w:tcPr>
+          <w:p>
+            <w:pPr>
+              <w:spacing w:after="40"/>
+            </w:pPr>
+            <w:r>
+              <w:rPr>
+                <w:sz w:val="20"/>
+                <w:szCs w:val="20"/>
+              </w:rPr>
+              <w:t>[SNAPSHOT-CLEANUP]</w:t>
+            </w:r>
+          </w:p>
+        </w:tc>
+        <w:tc>
+          <w:tcPr>
+            <w:tcW w:w="5860" w:type="dxa"/>
+            <w:tcBorders>
+              <w:top w:val="single" w:sz="4" w:space="0" w:color="BFBFBF"/>
+              <w:left w:val="single" w:sz="4" w:space="0" w:color="BFBFBF"/>
+              <w:bottom w:val="single" w:sz="4" w:space="0" w:color="BFBFBF"/>
+              <w:right w:val="single" w:sz="4" w:space="0" w:color="BFBFBF"/>
+            </w:tcBorders>
+            <w:shd w:val="clear" w:color="auto" w:fill="FFFFFF"/>
+            <w:tcMar>
+              <w:top w:w="80" w:type="dxa"/>
+              <w:left w:w="140" w:type="dxa"/>
+              <w:bottom w:w="80" w:type="dxa"/>
+              <w:right w:w="140" w:type="dxa"/>
+            </w:tcMar>
+          </w:tcPr>
+          <w:p>
+            <w:pPr>
+              <w:spacing w:after="40"/>
+            </w:pPr>
+            <w:r>
+              <w:rPr>
+                <w:sz w:val="20"/>
+                <w:szCs w:val="20"/>
+              </w:rPr>
+              <w:t>Every line from every run</w:t>
+            </w:r>
+          </w:p>
+        </w:tc>
+      </w:tr>
+      <w:tr>
+        <w:tc>
+          <w:tcPr>
+            <w:tcW w:w="3500" w:type="dxa"/>
+            <w:tcBorders>
+              <w:top w:val="single" w:sz="4" w:space="0" w:color="BFBFBF"/>
+              <w:left w:val="single" w:sz="4" w:space="0" w:color="BFBFBF"/>
+              <w:bottom w:val="single" w:sz="4" w:space="0" w:color="BFBFBF"/>
+              <w:right w:val="single" w:sz="4" w:space="0" w:color="BFBFBF"/>
+            </w:tcBorders>
+            <w:shd w:val="clear" w:color="auto" w:fill="F2F2F2"/>
+            <w:tcMar>
+              <w:top w:w="80" w:type="dxa"/>
+              <w:left w:w="140" w:type="dxa"/>
+              <w:bottom w:w="80" w:type="dxa"/>
+              <w:right w:w="140" w:type="dxa"/>
+            </w:tcMar>
+          </w:tcPr>
+          <w:p>
+            <w:pPr>
+              <w:spacing w:after="40"/>
+            </w:pPr>
+            <w:r>
+              <w:rPr>
+                <w:sz w:val="20"/>
+                <w:szCs w:val="20"/>
+              </w:rPr>
+              <w:t>[SNAPSHOT-CLEANUP] [RESULT]</w:t>
+            </w:r>
+          </w:p>
+        </w:tc>
+        <w:tc>
+          <w:tcPr>
+            <w:tcW w:w="5860" w:type="dxa"/>
+            <w:tcBorders>
+              <w:top w:val="single" w:sz="4" w:space="0" w:color="BFBFBF"/>
+              <w:left w:val="single" w:sz="4" w:space="0" w:color="BFBFBF"/>
+              <w:bottom w:val="single" w:sz="4" w:space="0" w:color="BFBFBF"/>
+              <w:right w:val="single" w:sz="4" w:space="0" w:color="BFBFBF"/>
+            </w:tcBorders>
+            <w:shd w:val="clear" w:color="auto" w:fill="F2F2F2"/>
+            <w:tcMar>
+              <w:top w:w="80" w:type="dxa"/>
+              <w:left w:w="140" w:type="dxa"/>
+              <w:bottom w:w="80" w:type="dxa"/>
+              <w:right w:w="140" w:type="dxa"/>
+            </w:tcMar>
+          </w:tcPr>
+          <w:p>
+            <w:pPr>
+              <w:spacing w:after="40"/>
+            </w:pPr>
+            <w:r>
+              <w:rPr>
+                <w:sz w:val="20"/>
+                <w:szCs w:val="20"/>
+              </w:rPr>
+              <w:t>One block per run — the operator’s daily review query</w:t>
+            </w:r>
+          </w:p>
+        </w:tc>
+      </w:tr>
+      <w:tr>
+        <w:tc>
+          <w:tcPr>
+            <w:tcW w:w="3500" w:type="dxa"/>
+            <w:tcBorders>
+              <w:top w:val="single" w:sz="4" w:space="0" w:color="BFBFBF"/>
+              <w:left w:val="single" w:sz="4" w:space="0" w:color="BFBFBF"/>
+              <w:bottom w:val="single" w:sz="4" w:space="0" w:color="BFBFBF"/>
+              <w:right w:val="single" w:sz="4" w:space="0" w:color="BFBFBF"/>
+            </w:tcBorders>
+            <w:shd w:val="clear" w:color="auto" w:fill="FFFFFF"/>
+            <w:tcMar>
+              <w:top w:w="80" w:type="dxa"/>
+              <w:left w:w="140" w:type="dxa"/>
+              <w:bottom w:w="80" w:type="dxa"/>
+              <w:right w:w="140" w:type="dxa"/>
+            </w:tcMar>
+          </w:tcPr>
+          <w:p>
+            <w:pPr>
+              <w:spacing w:after="40"/>
+            </w:pPr>
+            <w:r>
+              <w:rPr>
+                <w:sz w:val="20"/>
+                <w:szCs w:val="20"/>
+              </w:rPr>
+              <w:t>[SNAPSHOT-CLEANUP] [FAIL]</w:t>
+            </w:r>
+          </w:p>
+        </w:tc>
+        <w:tc>
+          <w:tcPr>
+            <w:tcW w:w="5860" w:type="dxa"/>
+            <w:tcBorders>
+              <w:top w:val="single" w:sz="4" w:space="0" w:color="BFBFBF"/>
+              <w:left w:val="single" w:sz="4" w:space="0" w:color="BFBFBF"/>
+              <w:bottom w:val="single" w:sz="4" w:space="0" w:color="BFBFBF"/>
+              <w:right w:val="single" w:sz="4" w:space="0" w:color="BFBFBF"/>
+            </w:tcBorders>
+            <w:shd w:val="clear" w:color="auto" w:fill="FFFFFF"/>
+            <w:tcMar>
+              <w:top w:w="80" w:type="dxa"/>
+              <w:left w:w="140" w:type="dxa"/>
+              <w:bottom w:w="80" w:type="dxa"/>
+              <w:right w:w="140" w:type="dxa"/>
+            </w:tcMar>
+          </w:tcPr>
+          <w:p>
+            <w:pPr>
+              <w:spacing w:after="40"/>
+            </w:pPr>
+            <w:r>
+              <w:rPr>
+                <w:sz w:val="20"/>
+                <w:szCs w:val="20"/>
+              </w:rPr>
+              <w:t>Anything that needs investigation</w:t>
+            </w:r>
+          </w:p>
+        </w:tc>
+      </w:tr>
+      <w:tr>
+        <w:tc>
+          <w:tcPr>
+            <w:tcW w:w="3500" w:type="dxa"/>
+            <w:tcBorders>
+              <w:top w:val="single" w:sz="4" w:space="0" w:color="BFBFBF"/>
+              <w:left w:val="single" w:sz="4" w:space="0" w:color="BFBFBF"/>
+              <w:bottom w:val="single" w:sz="4" w:space="0" w:color="BFBFBF"/>
+              <w:right w:val="single" w:sz="4" w:space="0" w:color="BFBFBF"/>
+            </w:tcBorders>
+            <w:shd w:val="clear" w:color="auto" w:fill="F2F2F2"/>
+            <w:tcMar>
+              <w:top w:w="80" w:type="dxa"/>
+              <w:left w:w="140" w:type="dxa"/>
+              <w:bottom w:w="80" w:type="dxa"/>
+              <w:right w:w="140" w:type="dxa"/>
+            </w:tcMar>
+          </w:tcPr>
+          <w:p>
+            <w:pPr>
+              <w:spacing w:after="40"/>
+            </w:pPr>
+            <w:r>
+              <w:rPr>
+                <w:sz w:val="20"/>
+                <w:szCs w:val="20"/>
+              </w:rPr>
+              <w:t>[SNAPSHOT-CLEANUP] [HOLD]</w:t>
+            </w:r>
+          </w:p>
+        </w:tc>
+        <w:tc>
+          <w:tcPr>
+            <w:tcW w:w="5860" w:type="dxa"/>
+            <w:tcBorders>
+              <w:top w:val="single" w:sz="4" w:space="0" w:color="BFBFBF"/>
+              <w:left w:val="single" w:sz="4" w:space="0" w:color="BFBFBF"/>
+              <w:bottom w:val="single" w:sz="4" w:space="0" w:color="BFBFBF"/>
+              <w:right w:val="single" w:sz="4" w:space="0" w:color="BFBFBF"/>
+            </w:tcBorders>
+            <w:shd w:val="clear" w:color="auto" w:fill="F2F2F2"/>
+            <w:tcMar>
+              <w:top w:w="80" w:type="dxa"/>
+              <w:left w:w="140" w:type="dxa"/>
+              <w:bottom w:w="80" w:type="dxa"/>
+              <w:right w:w="140" w:type="dxa"/>
+            </w:tcMar>
+          </w:tcPr>
+          <w:p>
+            <w:pPr>
+              <w:spacing w:after="40"/>
+            </w:pPr>
+            <w:r>
+              <w:rPr>
+                <w:sz w:val="20"/>
+                <w:szCs w:val="20"/>
+              </w:rPr>
+              <w:t>Storage governor activity — useful when tuning thresholds</w:t>
+            </w:r>
+          </w:p>
+        </w:tc>
+      </w:tr>
+      <w:tr>
+        <w:tc>
+          <w:tcPr>
+            <w:tcW w:w="3500" w:type="dxa"/>
+            <w:tcBorders>
+              <w:top w:val="single" w:sz="4" w:space="0" w:color="BFBFBF"/>
+              <w:left w:val="single" w:sz="4" w:space="0" w:color="BFBFBF"/>
+              <w:bottom w:val="single" w:sz="4" w:space="0" w:color="BFBFBF"/>
+              <w:right w:val="single" w:sz="4" w:space="0" w:color="BFBFBF"/>
+            </w:tcBorders>
+            <w:shd w:val="clear" w:color="auto" w:fill="FFFFFF"/>
+            <w:tcMar>
+              <w:top w:w="80" w:type="dxa"/>
+              <w:left w:w="140" w:type="dxa"/>
+              <w:bottom w:w="80" w:type="dxa"/>
+              <w:right w:w="140" w:type="dxa"/>
+            </w:tcMar>
+          </w:tcPr>
+          <w:p>
+            <w:pPr>
+              <w:spacing w:after="40"/>
+            </w:pPr>
+            <w:r>
+              <w:rPr>
+                <w:sz w:val="20"/>
+                <w:szCs w:val="20"/>
+              </w:rPr>
+              <w:t>[SNAPSHOT-CLEANUP] SCR-2026-04-22</w:t>
+            </w:r>
+          </w:p>
+        </w:tc>
+        <w:tc>
+          <w:tcPr>
+            <w:tcW w:w="5860" w:type="dxa"/>
+            <w:tcBorders>
+              <w:top w:val="single" w:sz="4" w:space="0" w:color="BFBFBF"/>
+              <w:left w:val="single" w:sz="4" w:space="0" w:color="BFBFBF"/>
+              <w:bottom w:val="single" w:sz="4" w:space="0" w:color="BFBFBF"/>
+              <w:right w:val="single" w:sz="4" w:space="0" w:color="BFBFBF"/>
+            </w:tcBorders>
+            <w:shd w:val="clear" w:color="auto" w:fill="FFFFFF"/>
+            <w:tcMar>
+              <w:top w:w="80" w:type="dxa"/>
+              <w:left w:w="140" w:type="dxa"/>
+              <w:bottom w:w="80" w:type="dxa"/>
+              <w:right w:w="140" w:type="dxa"/>
+            </w:tcMar>
+          </w:tcPr>
+          <w:p>
+            <w:pPr>
+              <w:spacing w:after="40"/>
+            </w:pPr>
+            <w:r>
+              <w:rPr>
+                <w:sz w:val="20"/>
+                <w:szCs w:val="20"/>
+              </w:rPr>
+              <w:t>Every line from one specific run (substitute the run ID)</w:t>
+            </w:r>
+          </w:p>
+        </w:tc>
+      </w:tr>
+    </w:tbl>
+    <w:p>
+      <w:pPr>
+        <w:spacing w:after="120"/>
+      </w:pPr>
+      <w:r>
+        <w:t xml:space="preserve"> </w:t>
+      </w:r>
+    </w:p>
+    <w:p>
+      <w:pPr>
+        <w:pStyle w:val="heading20"/>
+      </w:pPr>
+      <w:r>
+        <w:lastRenderedPageBreak/>
+        <w:t>Common operator actions</w:t>
+      </w:r>
+    </w:p>
+    <w:tbl>
+      <w:tblPr>
+        <w:tblW w:w="9360" w:type="dxa"/>
+        <w:tblInd w:w="-3" w:type="dxa"/>
+        <w:tblBorders>
+          <w:top w:val="single" w:sz="4" w:space="0" w:color="auto"/>
+          <w:left w:val="single" w:sz="4" w:space="0" w:color="auto"/>
+          <w:bottom w:val="single" w:sz="4" w:space="0" w:color="auto"/>
+          <w:right w:val="single" w:sz="4" w:space="0" w:color="auto"/>
+          <w:insideH w:val="single" w:sz="4" w:space="0" w:color="auto"/>
+          <w:insideV w:val="single" w:sz="4" w:space="0" w:color="auto"/>
+        </w:tblBorders>
+        <w:tblCellMar>
+          <w:left w:w="10" w:type="dxa"/>
+          <w:right w:w="10" w:type="dxa"/>
+        </w:tblCellMar>
+        <w:tblLook w:val="04A0" w:firstRow="1" w:lastRow="0" w:firstColumn="1" w:lastColumn="0" w:noHBand="0" w:noVBand="1"/>
       </w:tblPr>
       <w:tblGrid>
         <w:gridCol w:w="3000"/>
         <w:gridCol w:w="6360"/>
       </w:tblGrid>
       <w:tr>
-        <w:tblPrEx>
-          <w:tblCellMar>
-            <w:top w:w="0" w:type="dxa"/>
-            <w:bottom w:w="0" w:type="dxa"/>
-          </w:tblCellMar>
-        </w:tblPrEx>
         <w:trPr>
           <w:tblHeader/>
         </w:trPr>
@@ -5246,12 +5312,12 @@
           <w:tcPr>
             <w:tcW w:w="3000" w:type="dxa"/>
             <w:tcBorders>
-              <w:top w:val="single" w:sz="4" w:space="0" w:color="BFBFBF"/>
-              <w:left w:val="single" w:sz="4" w:space="0" w:color="BFBFBF"/>
-              <w:bottom w:val="single" w:sz="4" w:space="0" w:color="BFBFBF"/>
-              <w:right w:val="single" w:sz="4" w:space="0" w:color="BFBFBF"/>
-            </w:tcBorders>
-            <w:shd w:val="clear" w:color="auto" w:fill="0A1F3D"/>
+              <w:top w:val="single" w:sz="4" w:space="0" w:color="BFBFBF" w:themeColor="background1" w:themeShade="BF"/>
+              <w:left w:val="single" w:sz="4" w:space="0" w:color="BFBFBF" w:themeColor="background1" w:themeShade="BF"/>
+              <w:bottom w:val="single" w:sz="4" w:space="0" w:color="BFBFBF" w:themeColor="background1" w:themeShade="BF"/>
+              <w:right w:val="single" w:sz="4" w:space="0" w:color="BFBFBF" w:themeColor="background1" w:themeShade="BF"/>
+            </w:tcBorders>
+            <w:shd w:val="clear" w:color="auto" w:fill="1F3864" w:themeFill="accent1" w:themeFillShade="80"/>
             <w:tcMar>
               <w:top w:w="100" w:type="dxa"/>
               <w:left w:w="140" w:type="dxa"/>
@@ -5265,10 +5331,7 @@
                 <w:b/>
                 <w:bCs/>
                 <w:color w:val="FFFFFF"/>
-                <w:sz w:val="20"/>
-                <w:szCs w:val="20"/>
-              </w:rPr>
-              <w:lastRenderedPageBreak/>
+              </w:rPr>
               <w:t>Action</w:t>
             </w:r>
           </w:p>
@@ -5277,12 +5340,12 @@
           <w:tcPr>
             <w:tcW w:w="6360" w:type="dxa"/>
             <w:tcBorders>
-              <w:top w:val="single" w:sz="4" w:space="0" w:color="BFBFBF"/>
-              <w:left w:val="single" w:sz="4" w:space="0" w:color="BFBFBF"/>
-              <w:bottom w:val="single" w:sz="4" w:space="0" w:color="BFBFBF"/>
-              <w:right w:val="single" w:sz="4" w:space="0" w:color="BFBFBF"/>
-            </w:tcBorders>
-            <w:shd w:val="clear" w:color="auto" w:fill="0A1F3D"/>
+              <w:top w:val="single" w:sz="4" w:space="0" w:color="BFBFBF" w:themeColor="background1" w:themeShade="BF"/>
+              <w:left w:val="single" w:sz="4" w:space="0" w:color="BFBFBF" w:themeColor="background1" w:themeShade="BF"/>
+              <w:bottom w:val="single" w:sz="4" w:space="0" w:color="BFBFBF" w:themeColor="background1" w:themeShade="BF"/>
+              <w:right w:val="single" w:sz="4" w:space="0" w:color="BFBFBF" w:themeColor="background1" w:themeShade="BF"/>
+            </w:tcBorders>
+            <w:shd w:val="clear" w:color="auto" w:fill="1F3864" w:themeFill="accent1" w:themeFillShade="80"/>
             <w:tcMar>
               <w:top w:w="100" w:type="dxa"/>
               <w:left w:w="140" w:type="dxa"/>
@@ -5291,13 +5354,18 @@
             </w:tcMar>
           </w:tcPr>
           <w:p>
-            <w:r>
+            <w:pPr>
               <w:rPr>
                 <w:b/>
                 <w:bCs/>
                 <w:color w:val="FFFFFF"/>
-                <w:sz w:val="20"/>
-                <w:szCs w:val="20"/>
+              </w:rPr>
+            </w:pPr>
+            <w:r>
+              <w:rPr>
+                <w:b/>
+                <w:bCs/>
+                <w:color w:val="FFFFFF"/>
               </w:rPr>
               <w:t>Where</w:t>
             </w:r>
@@ -5305,22 +5373,16 @@
         </w:tc>
       </w:tr>
       <w:tr>
-        <w:tblPrEx>
-          <w:tblCellMar>
-            <w:top w:w="0" w:type="dxa"/>
-            <w:bottom w:w="0" w:type="dxa"/>
-          </w:tblCellMar>
-        </w:tblPrEx>
         <w:tc>
           <w:tcPr>
             <w:tcW w:w="3000" w:type="dxa"/>
             <w:tcBorders>
-              <w:top w:val="single" w:sz="4" w:space="0" w:color="BFBFBF"/>
-              <w:left w:val="single" w:sz="4" w:space="0" w:color="BFBFBF"/>
-              <w:bottom w:val="single" w:sz="4" w:space="0" w:color="BFBFBF"/>
-              <w:right w:val="single" w:sz="4" w:space="0" w:color="BFBFBF"/>
-            </w:tcBorders>
-            <w:shd w:val="clear" w:color="auto" w:fill="FFFFFF"/>
+              <w:top w:val="single" w:sz="4" w:space="0" w:color="BFBFBF" w:themeColor="background1" w:themeShade="BF"/>
+              <w:left w:val="single" w:sz="4" w:space="0" w:color="BFBFBF" w:themeColor="background1" w:themeShade="BF"/>
+              <w:bottom w:val="single" w:sz="4" w:space="0" w:color="BFBFBF" w:themeColor="background1" w:themeShade="BF"/>
+              <w:right w:val="single" w:sz="4" w:space="0" w:color="BFBFBF" w:themeColor="background1" w:themeShade="BF"/>
+            </w:tcBorders>
+            <w:shd w:val="clear" w:color="auto" w:fill="FFFFFF" w:themeFill="background1"/>
             <w:tcMar>
               <w:top w:w="80" w:type="dxa"/>
               <w:left w:w="140" w:type="dxa"/>
@@ -5345,50 +5407,44 @@
           <w:tcPr>
             <w:tcW w:w="6360" w:type="dxa"/>
             <w:tcBorders>
-              <w:top w:val="single" w:sz="4" w:space="0" w:color="BFBFBF"/>
-              <w:left w:val="single" w:sz="4" w:space="0" w:color="BFBFBF"/>
-              <w:bottom w:val="single" w:sz="4" w:space="0" w:color="BFBFBF"/>
-              <w:right w:val="single" w:sz="4" w:space="0" w:color="BFBFBF"/>
-            </w:tcBorders>
-            <w:shd w:val="clear" w:color="auto" w:fill="FFFFFF"/>
-            <w:tcMar>
-              <w:top w:w="80" w:type="dxa"/>
-              <w:left w:w="140" w:type="dxa"/>
-              <w:bottom w:w="80" w:type="dxa"/>
-              <w:right w:w="140" w:type="dxa"/>
-            </w:tcMar>
-          </w:tcPr>
-          <w:p>
-            <w:pPr>
-              <w:spacing w:after="40"/>
-            </w:pPr>
-            <w:r>
-              <w:rPr>
-                <w:sz w:val="20"/>
-                <w:szCs w:val="20"/>
-              </w:rPr>
-              <w:t>Aria Ops for Logs → [SNAPSHOT-CLEANUP] [RESULT] in past 24h</w:t>
+              <w:top w:val="single" w:sz="4" w:space="0" w:color="BFBFBF" w:themeColor="background1" w:themeShade="BF"/>
+              <w:left w:val="single" w:sz="4" w:space="0" w:color="BFBFBF" w:themeColor="background1" w:themeShade="BF"/>
+              <w:bottom w:val="single" w:sz="4" w:space="0" w:color="BFBFBF" w:themeColor="background1" w:themeShade="BF"/>
+              <w:right w:val="single" w:sz="4" w:space="0" w:color="BFBFBF" w:themeColor="background1" w:themeShade="BF"/>
+            </w:tcBorders>
+            <w:shd w:val="clear" w:color="auto" w:fill="FFFFFF" w:themeFill="background1"/>
+            <w:tcMar>
+              <w:top w:w="80" w:type="dxa"/>
+              <w:left w:w="140" w:type="dxa"/>
+              <w:bottom w:w="80" w:type="dxa"/>
+              <w:right w:w="140" w:type="dxa"/>
+            </w:tcMar>
+          </w:tcPr>
+          <w:p>
+            <w:pPr>
+              <w:spacing w:after="40"/>
+            </w:pPr>
+            <w:r>
+              <w:rPr>
+                <w:sz w:val="20"/>
+                <w:szCs w:val="20"/>
+              </w:rPr>
+              <w:t>Aria Operations for Logs → [SNAPSHOT-CLEANUP] [RESULT] in past 24h</w:t>
             </w:r>
           </w:p>
         </w:tc>
       </w:tr>
       <w:tr>
-        <w:tblPrEx>
-          <w:tblCellMar>
-            <w:top w:w="0" w:type="dxa"/>
-            <w:bottom w:w="0" w:type="dxa"/>
-          </w:tblCellMar>
-        </w:tblPrEx>
         <w:tc>
           <w:tcPr>
             <w:tcW w:w="3000" w:type="dxa"/>
             <w:tcBorders>
-              <w:top w:val="single" w:sz="4" w:space="0" w:color="BFBFBF"/>
-              <w:left w:val="single" w:sz="4" w:space="0" w:color="BFBFBF"/>
-              <w:bottom w:val="single" w:sz="4" w:space="0" w:color="BFBFBF"/>
-              <w:right w:val="single" w:sz="4" w:space="0" w:color="BFBFBF"/>
-            </w:tcBorders>
-            <w:shd w:val="clear" w:color="auto" w:fill="F2F2F2"/>
+              <w:top w:val="single" w:sz="4" w:space="0" w:color="BFBFBF" w:themeColor="background1" w:themeShade="BF"/>
+              <w:left w:val="single" w:sz="4" w:space="0" w:color="BFBFBF" w:themeColor="background1" w:themeShade="BF"/>
+              <w:bottom w:val="single" w:sz="4" w:space="0" w:color="BFBFBF" w:themeColor="background1" w:themeShade="BF"/>
+              <w:right w:val="single" w:sz="4" w:space="0" w:color="BFBFBF" w:themeColor="background1" w:themeShade="BF"/>
+            </w:tcBorders>
+            <w:shd w:val="clear" w:color="auto" w:fill="F2F2F2" w:themeFill="background1" w:themeFillShade="F2"/>
             <w:tcMar>
               <w:top w:w="80" w:type="dxa"/>
               <w:left w:w="140" w:type="dxa"/>
@@ -5413,67 +5469,72 @@
           <w:tcPr>
             <w:tcW w:w="6360" w:type="dxa"/>
             <w:tcBorders>
-              <w:top w:val="single" w:sz="4" w:space="0" w:color="BFBFBF"/>
-              <w:left w:val="single" w:sz="4" w:space="0" w:color="BFBFBF"/>
-              <w:bottom w:val="single" w:sz="4" w:space="0" w:color="BFBFBF"/>
-              <w:right w:val="single" w:sz="4" w:space="0" w:color="BFBFBF"/>
-            </w:tcBorders>
-            <w:shd w:val="clear" w:color="auto" w:fill="F2F2F2"/>
-            <w:tcMar>
-              <w:top w:w="80" w:type="dxa"/>
-              <w:left w:w="140" w:type="dxa"/>
-              <w:bottom w:w="80" w:type="dxa"/>
-              <w:right w:w="140" w:type="dxa"/>
-            </w:tcMar>
-          </w:tcPr>
-          <w:p>
-            <w:pPr>
-              <w:spacing w:after="40"/>
-            </w:pPr>
-            <w:r>
-              <w:rPr>
-                <w:sz w:val="20"/>
-                <w:szCs w:val="20"/>
-              </w:rPr>
-              <w:t>vRO Client → workflow → right-click → Run</w:t>
+              <w:top w:val="single" w:sz="4" w:space="0" w:color="BFBFBF" w:themeColor="background1" w:themeShade="BF"/>
+              <w:left w:val="single" w:sz="4" w:space="0" w:color="BFBFBF" w:themeColor="background1" w:themeShade="BF"/>
+              <w:bottom w:val="single" w:sz="4" w:space="0" w:color="BFBFBF" w:themeColor="background1" w:themeShade="BF"/>
+              <w:right w:val="single" w:sz="4" w:space="0" w:color="BFBFBF" w:themeColor="background1" w:themeShade="BF"/>
+            </w:tcBorders>
+            <w:shd w:val="clear" w:color="auto" w:fill="F2F2F2" w:themeFill="background1" w:themeFillShade="F2"/>
+            <w:tcMar>
+              <w:top w:w="80" w:type="dxa"/>
+              <w:left w:w="140" w:type="dxa"/>
+              <w:bottom w:w="80" w:type="dxa"/>
+              <w:right w:w="140" w:type="dxa"/>
+            </w:tcMar>
+          </w:tcPr>
+          <w:p>
+            <w:pPr>
+              <w:spacing w:after="40"/>
+              <w:rPr>
+                <w:sz w:val="20"/>
+                <w:szCs w:val="20"/>
+              </w:rPr>
+            </w:pPr>
+            <w:r>
+              <w:rPr>
+                <w:sz w:val="20"/>
+                <w:szCs w:val="20"/>
+              </w:rPr>
+              <w:t>VCF Orchestrator</w:t>
+            </w:r>
+            <w:r>
+              <w:rPr>
+                <w:sz w:val="20"/>
+                <w:szCs w:val="20"/>
+              </w:rPr>
+              <w:t xml:space="preserve"> Client → workflow → right-click → Run</w:t>
             </w:r>
           </w:p>
         </w:tc>
       </w:tr>
       <w:tr>
-        <w:tblPrEx>
-          <w:tblCellMar>
-            <w:top w:w="0" w:type="dxa"/>
-            <w:bottom w:w="0" w:type="dxa"/>
-          </w:tblCellMar>
-        </w:tblPrEx>
         <w:tc>
           <w:tcPr>
             <w:tcW w:w="3000" w:type="dxa"/>
             <w:tcBorders>
-              <w:top w:val="single" w:sz="4" w:space="0" w:color="BFBFBF"/>
-              <w:left w:val="single" w:sz="4" w:space="0" w:color="BFBFBF"/>
-              <w:bottom w:val="single" w:sz="4" w:space="0" w:color="BFBFBF"/>
-              <w:right w:val="single" w:sz="4" w:space="0" w:color="BFBFBF"/>
-            </w:tcBorders>
-            <w:shd w:val="clear" w:color="auto" w:fill="FFFFFF"/>
-            <w:tcMar>
-              <w:top w:w="80" w:type="dxa"/>
-              <w:left w:w="140" w:type="dxa"/>
-              <w:bottom w:w="80" w:type="dxa"/>
-              <w:right w:w="140" w:type="dxa"/>
-            </w:tcMar>
-          </w:tcPr>
-          <w:p>
-            <w:pPr>
-              <w:spacing w:after="40"/>
-            </w:pPr>
-            <w:r>
-              <w:rPr>
-                <w:sz w:val="20"/>
-                <w:szCs w:val="20"/>
-              </w:rPr>
-              <w:t>Switch to live</w:t>
+              <w:top w:val="single" w:sz="4" w:space="0" w:color="BFBFBF" w:themeColor="background1" w:themeShade="BF"/>
+              <w:left w:val="single" w:sz="4" w:space="0" w:color="BFBFBF" w:themeColor="background1" w:themeShade="BF"/>
+              <w:bottom w:val="single" w:sz="4" w:space="0" w:color="BFBFBF" w:themeColor="background1" w:themeShade="BF"/>
+              <w:right w:val="single" w:sz="4" w:space="0" w:color="BFBFBF" w:themeColor="background1" w:themeShade="BF"/>
+            </w:tcBorders>
+            <w:shd w:val="clear" w:color="auto" w:fill="FFFFFF" w:themeFill="background1"/>
+            <w:tcMar>
+              <w:top w:w="80" w:type="dxa"/>
+              <w:left w:w="140" w:type="dxa"/>
+              <w:bottom w:w="80" w:type="dxa"/>
+              <w:right w:w="140" w:type="dxa"/>
+            </w:tcMar>
+          </w:tcPr>
+          <w:p>
+            <w:pPr>
+              <w:spacing w:after="40"/>
+            </w:pPr>
+            <w:r>
+              <w:rPr>
+                <w:sz w:val="20"/>
+                <w:szCs w:val="20"/>
+              </w:rPr>
+              <w:t>Switch schedule to live</w:t>
             </w:r>
           </w:p>
         </w:tc>
@@ -5481,67 +5542,72 @@
           <w:tcPr>
             <w:tcW w:w="6360" w:type="dxa"/>
             <w:tcBorders>
-              <w:top w:val="single" w:sz="4" w:space="0" w:color="BFBFBF"/>
-              <w:left w:val="single" w:sz="4" w:space="0" w:color="BFBFBF"/>
-              <w:bottom w:val="single" w:sz="4" w:space="0" w:color="BFBFBF"/>
-              <w:right w:val="single" w:sz="4" w:space="0" w:color="BFBFBF"/>
-            </w:tcBorders>
-            <w:shd w:val="clear" w:color="auto" w:fill="FFFFFF"/>
-            <w:tcMar>
-              <w:top w:w="80" w:type="dxa"/>
-              <w:left w:w="140" w:type="dxa"/>
-              <w:bottom w:w="80" w:type="dxa"/>
-              <w:right w:w="140" w:type="dxa"/>
-            </w:tcMar>
-          </w:tcPr>
-          <w:p>
-            <w:pPr>
-              <w:spacing w:after="40"/>
-            </w:pPr>
-            <w:r>
-              <w:rPr>
-                <w:sz w:val="20"/>
-                <w:szCs w:val="20"/>
-              </w:rPr>
-              <w:t>Schedule → Inputs → dryRun = false</w:t>
+              <w:top w:val="single" w:sz="4" w:space="0" w:color="BFBFBF" w:themeColor="background1" w:themeShade="BF"/>
+              <w:left w:val="single" w:sz="4" w:space="0" w:color="BFBFBF" w:themeColor="background1" w:themeShade="BF"/>
+              <w:bottom w:val="single" w:sz="4" w:space="0" w:color="BFBFBF" w:themeColor="background1" w:themeShade="BF"/>
+              <w:right w:val="single" w:sz="4" w:space="0" w:color="BFBFBF" w:themeColor="background1" w:themeShade="BF"/>
+            </w:tcBorders>
+            <w:shd w:val="clear" w:color="auto" w:fill="FFFFFF" w:themeFill="background1"/>
+            <w:tcMar>
+              <w:top w:w="80" w:type="dxa"/>
+              <w:left w:w="140" w:type="dxa"/>
+              <w:bottom w:w="80" w:type="dxa"/>
+              <w:right w:w="140" w:type="dxa"/>
+            </w:tcMar>
+          </w:tcPr>
+          <w:p>
+            <w:pPr>
+              <w:spacing w:after="40"/>
+              <w:rPr>
+                <w:sz w:val="20"/>
+                <w:szCs w:val="20"/>
+              </w:rPr>
+            </w:pPr>
+            <w:r>
+              <w:rPr>
+                <w:sz w:val="20"/>
+                <w:szCs w:val="20"/>
+              </w:rPr>
+              <w:t>VCF Orchestrator</w:t>
+            </w:r>
+            <w:r>
+              <w:rPr>
+                <w:sz w:val="20"/>
+                <w:szCs w:val="20"/>
+              </w:rPr>
+              <w:t xml:space="preserve"> Client → workflow → Schedule tab → schedule entry → Inputs → dryRun = false</w:t>
             </w:r>
           </w:p>
         </w:tc>
       </w:tr>
       <w:tr>
-        <w:tblPrEx>
-          <w:tblCellMar>
-            <w:top w:w="0" w:type="dxa"/>
-            <w:bottom w:w="0" w:type="dxa"/>
-          </w:tblCellMar>
-        </w:tblPrEx>
         <w:tc>
           <w:tcPr>
             <w:tcW w:w="3000" w:type="dxa"/>
             <w:tcBorders>
-              <w:top w:val="single" w:sz="4" w:space="0" w:color="BFBFBF"/>
-              <w:left w:val="single" w:sz="4" w:space="0" w:color="BFBFBF"/>
-              <w:bottom w:val="single" w:sz="4" w:space="0" w:color="BFBFBF"/>
-              <w:right w:val="single" w:sz="4" w:space="0" w:color="BFBFBF"/>
-            </w:tcBorders>
-            <w:shd w:val="clear" w:color="auto" w:fill="F2F2F2"/>
-            <w:tcMar>
-              <w:top w:w="80" w:type="dxa"/>
-              <w:left w:w="140" w:type="dxa"/>
-              <w:bottom w:w="80" w:type="dxa"/>
-              <w:right w:w="140" w:type="dxa"/>
-            </w:tcMar>
-          </w:tcPr>
-          <w:p>
-            <w:pPr>
-              <w:spacing w:after="40"/>
-            </w:pPr>
-            <w:r>
-              <w:rPr>
-                <w:sz w:val="20"/>
-                <w:szCs w:val="20"/>
-              </w:rPr>
-              <w:t>Pause cleanup</w:t>
+              <w:top w:val="single" w:sz="4" w:space="0" w:color="BFBFBF" w:themeColor="background1" w:themeShade="BF"/>
+              <w:left w:val="single" w:sz="4" w:space="0" w:color="BFBFBF" w:themeColor="background1" w:themeShade="BF"/>
+              <w:bottom w:val="single" w:sz="4" w:space="0" w:color="BFBFBF" w:themeColor="background1" w:themeShade="BF"/>
+              <w:right w:val="single" w:sz="4" w:space="0" w:color="BFBFBF" w:themeColor="background1" w:themeShade="BF"/>
+            </w:tcBorders>
+            <w:shd w:val="clear" w:color="auto" w:fill="F2F2F2" w:themeFill="background1" w:themeFillShade="F2"/>
+            <w:tcMar>
+              <w:top w:w="80" w:type="dxa"/>
+              <w:left w:w="140" w:type="dxa"/>
+              <w:bottom w:w="80" w:type="dxa"/>
+              <w:right w:w="140" w:type="dxa"/>
+            </w:tcMar>
+          </w:tcPr>
+          <w:p>
+            <w:pPr>
+              <w:spacing w:after="40"/>
+            </w:pPr>
+            <w:r>
+              <w:rPr>
+                <w:sz w:val="20"/>
+                <w:szCs w:val="20"/>
+              </w:rPr>
+              <w:t>Pause cleanup for maintenance</w:t>
             </w:r>
           </w:p>
         </w:tc>
@@ -5549,67 +5615,72 @@
           <w:tcPr>
             <w:tcW w:w="6360" w:type="dxa"/>
             <w:tcBorders>
-              <w:top w:val="single" w:sz="4" w:space="0" w:color="BFBFBF"/>
-              <w:left w:val="single" w:sz="4" w:space="0" w:color="BFBFBF"/>
-              <w:bottom w:val="single" w:sz="4" w:space="0" w:color="BFBFBF"/>
-              <w:right w:val="single" w:sz="4" w:space="0" w:color="BFBFBF"/>
-            </w:tcBorders>
-            <w:shd w:val="clear" w:color="auto" w:fill="F2F2F2"/>
-            <w:tcMar>
-              <w:top w:w="80" w:type="dxa"/>
-              <w:left w:w="140" w:type="dxa"/>
-              <w:bottom w:w="80" w:type="dxa"/>
-              <w:right w:w="140" w:type="dxa"/>
-            </w:tcMar>
-          </w:tcPr>
-          <w:p>
-            <w:pPr>
-              <w:spacing w:after="40"/>
-            </w:pPr>
-            <w:r>
-              <w:rPr>
-                <w:sz w:val="20"/>
-                <w:szCs w:val="20"/>
-              </w:rPr>
-              <w:t>RuntimeState → runLock = MAINTENANCE</w:t>
+              <w:top w:val="single" w:sz="4" w:space="0" w:color="BFBFBF" w:themeColor="background1" w:themeShade="BF"/>
+              <w:left w:val="single" w:sz="4" w:space="0" w:color="BFBFBF" w:themeColor="background1" w:themeShade="BF"/>
+              <w:bottom w:val="single" w:sz="4" w:space="0" w:color="BFBFBF" w:themeColor="background1" w:themeShade="BF"/>
+              <w:right w:val="single" w:sz="4" w:space="0" w:color="BFBFBF" w:themeColor="background1" w:themeShade="BF"/>
+            </w:tcBorders>
+            <w:shd w:val="clear" w:color="auto" w:fill="F2F2F2" w:themeFill="background1" w:themeFillShade="F2"/>
+            <w:tcMar>
+              <w:top w:w="80" w:type="dxa"/>
+              <w:left w:w="140" w:type="dxa"/>
+              <w:bottom w:w="80" w:type="dxa"/>
+              <w:right w:w="140" w:type="dxa"/>
+            </w:tcMar>
+          </w:tcPr>
+          <w:p>
+            <w:pPr>
+              <w:spacing w:after="40"/>
+              <w:rPr>
+                <w:sz w:val="20"/>
+                <w:szCs w:val="20"/>
+              </w:rPr>
+            </w:pPr>
+            <w:r>
+              <w:rPr>
+                <w:sz w:val="20"/>
+                <w:szCs w:val="20"/>
+              </w:rPr>
+              <w:t>VCF Orchestrator</w:t>
+            </w:r>
+            <w:r>
+              <w:rPr>
+                <w:sz w:val="20"/>
+                <w:szCs w:val="20"/>
+              </w:rPr>
+              <w:t xml:space="preserve"> Client → SnapshotCleanup/RuntimeState → set runLock = MAINTENANCE</w:t>
             </w:r>
           </w:p>
         </w:tc>
       </w:tr>
       <w:tr>
-        <w:tblPrEx>
-          <w:tblCellMar>
-            <w:top w:w="0" w:type="dxa"/>
-            <w:bottom w:w="0" w:type="dxa"/>
-          </w:tblCellMar>
-        </w:tblPrEx>
         <w:tc>
           <w:tcPr>
             <w:tcW w:w="3000" w:type="dxa"/>
             <w:tcBorders>
-              <w:top w:val="single" w:sz="4" w:space="0" w:color="BFBFBF"/>
-              <w:left w:val="single" w:sz="4" w:space="0" w:color="BFBFBF"/>
-              <w:bottom w:val="single" w:sz="4" w:space="0" w:color="BFBFBF"/>
-              <w:right w:val="single" w:sz="4" w:space="0" w:color="BFBFBF"/>
-            </w:tcBorders>
-            <w:shd w:val="clear" w:color="auto" w:fill="FFFFFF"/>
-            <w:tcMar>
-              <w:top w:w="80" w:type="dxa"/>
-              <w:left w:w="140" w:type="dxa"/>
-              <w:bottom w:w="80" w:type="dxa"/>
-              <w:right w:w="140" w:type="dxa"/>
-            </w:tcMar>
-          </w:tcPr>
-          <w:p>
-            <w:pPr>
-              <w:spacing w:after="40"/>
-            </w:pPr>
-            <w:r>
-              <w:rPr>
-                <w:sz w:val="20"/>
-                <w:szCs w:val="20"/>
-              </w:rPr>
-              <w:t>Re-enable</w:t>
+              <w:top w:val="single" w:sz="4" w:space="0" w:color="BFBFBF" w:themeColor="background1" w:themeShade="BF"/>
+              <w:left w:val="single" w:sz="4" w:space="0" w:color="BFBFBF" w:themeColor="background1" w:themeShade="BF"/>
+              <w:bottom w:val="single" w:sz="4" w:space="0" w:color="BFBFBF" w:themeColor="background1" w:themeShade="BF"/>
+              <w:right w:val="single" w:sz="4" w:space="0" w:color="BFBFBF" w:themeColor="background1" w:themeShade="BF"/>
+            </w:tcBorders>
+            <w:shd w:val="clear" w:color="auto" w:fill="FFFFFF" w:themeFill="background1"/>
+            <w:tcMar>
+              <w:top w:w="80" w:type="dxa"/>
+              <w:left w:w="140" w:type="dxa"/>
+              <w:bottom w:w="80" w:type="dxa"/>
+              <w:right w:w="140" w:type="dxa"/>
+            </w:tcMar>
+          </w:tcPr>
+          <w:p>
+            <w:pPr>
+              <w:spacing w:after="40"/>
+            </w:pPr>
+            <w:r>
+              <w:rPr>
+                <w:sz w:val="20"/>
+                <w:szCs w:val="20"/>
+              </w:rPr>
+              <w:t>Re-enable after maintenance</w:t>
             </w:r>
           </w:p>
         </w:tc>
@@ -5617,67 +5688,72 @@
           <w:tcPr>
             <w:tcW w:w="6360" w:type="dxa"/>
             <w:tcBorders>
-              <w:top w:val="single" w:sz="4" w:space="0" w:color="BFBFBF"/>
-              <w:left w:val="single" w:sz="4" w:space="0" w:color="BFBFBF"/>
-              <w:bottom w:val="single" w:sz="4" w:space="0" w:color="BFBFBF"/>
-              <w:right w:val="single" w:sz="4" w:space="0" w:color="BFBFBF"/>
-            </w:tcBorders>
-            <w:shd w:val="clear" w:color="auto" w:fill="FFFFFF"/>
-            <w:tcMar>
-              <w:top w:w="80" w:type="dxa"/>
-              <w:left w:w="140" w:type="dxa"/>
-              <w:bottom w:w="80" w:type="dxa"/>
-              <w:right w:w="140" w:type="dxa"/>
-            </w:tcMar>
-          </w:tcPr>
-          <w:p>
-            <w:pPr>
-              <w:spacing w:after="40"/>
-            </w:pPr>
-            <w:r>
-              <w:rPr>
-                <w:sz w:val="20"/>
-                <w:szCs w:val="20"/>
-              </w:rPr>
-              <w:t>RuntimeState → runLock = (empty string)</w:t>
+              <w:top w:val="single" w:sz="4" w:space="0" w:color="BFBFBF" w:themeColor="background1" w:themeShade="BF"/>
+              <w:left w:val="single" w:sz="4" w:space="0" w:color="BFBFBF" w:themeColor="background1" w:themeShade="BF"/>
+              <w:bottom w:val="single" w:sz="4" w:space="0" w:color="BFBFBF" w:themeColor="background1" w:themeShade="BF"/>
+              <w:right w:val="single" w:sz="4" w:space="0" w:color="BFBFBF" w:themeColor="background1" w:themeShade="BF"/>
+            </w:tcBorders>
+            <w:shd w:val="clear" w:color="auto" w:fill="FFFFFF" w:themeFill="background1"/>
+            <w:tcMar>
+              <w:top w:w="80" w:type="dxa"/>
+              <w:left w:w="140" w:type="dxa"/>
+              <w:bottom w:w="80" w:type="dxa"/>
+              <w:right w:w="140" w:type="dxa"/>
+            </w:tcMar>
+          </w:tcPr>
+          <w:p>
+            <w:pPr>
+              <w:spacing w:after="40"/>
+              <w:rPr>
+                <w:sz w:val="20"/>
+                <w:szCs w:val="20"/>
+              </w:rPr>
+            </w:pPr>
+            <w:r>
+              <w:rPr>
+                <w:sz w:val="20"/>
+                <w:szCs w:val="20"/>
+              </w:rPr>
+              <w:t>VCF Orchestrator</w:t>
+            </w:r>
+            <w:r>
+              <w:rPr>
+                <w:sz w:val="20"/>
+                <w:szCs w:val="20"/>
+              </w:rPr>
+              <w:t xml:space="preserve"> Client → SnapshotCleanup/RuntimeState → set runLock = empty string</w:t>
             </w:r>
           </w:p>
         </w:tc>
       </w:tr>
       <w:tr>
-        <w:tblPrEx>
-          <w:tblCellMar>
-            <w:top w:w="0" w:type="dxa"/>
-            <w:bottom w:w="0" w:type="dxa"/>
-          </w:tblCellMar>
-        </w:tblPrEx>
         <w:tc>
           <w:tcPr>
             <w:tcW w:w="3000" w:type="dxa"/>
             <w:tcBorders>
-              <w:top w:val="single" w:sz="4" w:space="0" w:color="BFBFBF"/>
-              <w:left w:val="single" w:sz="4" w:space="0" w:color="BFBFBF"/>
-              <w:bottom w:val="single" w:sz="4" w:space="0" w:color="BFBFBF"/>
-              <w:right w:val="single" w:sz="4" w:space="0" w:color="BFBFBF"/>
-            </w:tcBorders>
-            <w:shd w:val="clear" w:color="auto" w:fill="F2F2F2"/>
-            <w:tcMar>
-              <w:top w:w="80" w:type="dxa"/>
-              <w:left w:w="140" w:type="dxa"/>
-              <w:bottom w:w="80" w:type="dxa"/>
-              <w:right w:w="140" w:type="dxa"/>
-            </w:tcMar>
-          </w:tcPr>
-          <w:p>
-            <w:pPr>
-              <w:spacing w:after="40"/>
-            </w:pPr>
-            <w:r>
-              <w:rPr>
-                <w:sz w:val="20"/>
-                <w:szCs w:val="20"/>
-              </w:rPr>
-              <w:t>Add an ignore keyword</w:t>
+              <w:top w:val="single" w:sz="4" w:space="0" w:color="BFBFBF" w:themeColor="background1" w:themeShade="BF"/>
+              <w:left w:val="single" w:sz="4" w:space="0" w:color="BFBFBF" w:themeColor="background1" w:themeShade="BF"/>
+              <w:bottom w:val="single" w:sz="4" w:space="0" w:color="BFBFBF" w:themeColor="background1" w:themeShade="BF"/>
+              <w:right w:val="single" w:sz="4" w:space="0" w:color="BFBFBF" w:themeColor="background1" w:themeShade="BF"/>
+            </w:tcBorders>
+            <w:shd w:val="clear" w:color="auto" w:fill="F2F2F2" w:themeFill="background1" w:themeFillShade="F2"/>
+            <w:tcMar>
+              <w:top w:w="80" w:type="dxa"/>
+              <w:left w:w="140" w:type="dxa"/>
+              <w:bottom w:w="80" w:type="dxa"/>
+              <w:right w:w="140" w:type="dxa"/>
+            </w:tcMar>
+          </w:tcPr>
+          <w:p>
+            <w:pPr>
+              <w:spacing w:after="40"/>
+            </w:pPr>
+            <w:r>
+              <w:rPr>
+                <w:sz w:val="20"/>
+                <w:szCs w:val="20"/>
+              </w:rPr>
+              <w:t>Manually clear a stuck lock</w:t>
             </w:r>
           </w:p>
         </w:tc>
@@ -5685,67 +5761,61 @@
           <w:tcPr>
             <w:tcW w:w="6360" w:type="dxa"/>
             <w:tcBorders>
-              <w:top w:val="single" w:sz="4" w:space="0" w:color="BFBFBF"/>
-              <w:left w:val="single" w:sz="4" w:space="0" w:color="BFBFBF"/>
-              <w:bottom w:val="single" w:sz="4" w:space="0" w:color="BFBFBF"/>
-              <w:right w:val="single" w:sz="4" w:space="0" w:color="BFBFBF"/>
-            </w:tcBorders>
-            <w:shd w:val="clear" w:color="auto" w:fill="F2F2F2"/>
-            <w:tcMar>
-              <w:top w:w="80" w:type="dxa"/>
-              <w:left w:w="140" w:type="dxa"/>
-              <w:bottom w:w="80" w:type="dxa"/>
-              <w:right w:w="140" w:type="dxa"/>
-            </w:tcMar>
-          </w:tcPr>
-          <w:p>
-            <w:pPr>
-              <w:spacing w:after="40"/>
-            </w:pPr>
-            <w:r>
-              <w:rPr>
-                <w:sz w:val="20"/>
-                <w:szCs w:val="20"/>
-              </w:rPr>
-              <w:t>Schedule → Inputs → descIgnoreStrings → append new element</w:t>
+              <w:top w:val="single" w:sz="4" w:space="0" w:color="BFBFBF" w:themeColor="background1" w:themeShade="BF"/>
+              <w:left w:val="single" w:sz="4" w:space="0" w:color="BFBFBF" w:themeColor="background1" w:themeShade="BF"/>
+              <w:bottom w:val="single" w:sz="4" w:space="0" w:color="BFBFBF" w:themeColor="background1" w:themeShade="BF"/>
+              <w:right w:val="single" w:sz="4" w:space="0" w:color="BFBFBF" w:themeColor="background1" w:themeShade="BF"/>
+            </w:tcBorders>
+            <w:shd w:val="clear" w:color="auto" w:fill="F2F2F2" w:themeFill="background1" w:themeFillShade="F2"/>
+            <w:tcMar>
+              <w:top w:w="80" w:type="dxa"/>
+              <w:left w:w="140" w:type="dxa"/>
+              <w:bottom w:w="80" w:type="dxa"/>
+              <w:right w:w="140" w:type="dxa"/>
+            </w:tcMar>
+          </w:tcPr>
+          <w:p>
+            <w:pPr>
+              <w:spacing w:after="40"/>
+            </w:pPr>
+            <w:r>
+              <w:rPr>
+                <w:sz w:val="20"/>
+                <w:szCs w:val="20"/>
+              </w:rPr>
+              <w:t>Same as above (see Section 8 for the safety check first)</w:t>
             </w:r>
           </w:p>
         </w:tc>
       </w:tr>
       <w:tr>
-        <w:tblPrEx>
-          <w:tblCellMar>
-            <w:top w:w="0" w:type="dxa"/>
-            <w:bottom w:w="0" w:type="dxa"/>
-          </w:tblCellMar>
-        </w:tblPrEx>
         <w:tc>
           <w:tcPr>
             <w:tcW w:w="3000" w:type="dxa"/>
             <w:tcBorders>
-              <w:top w:val="single" w:sz="4" w:space="0" w:color="BFBFBF"/>
-              <w:left w:val="single" w:sz="4" w:space="0" w:color="BFBFBF"/>
-              <w:bottom w:val="single" w:sz="4" w:space="0" w:color="BFBFBF"/>
-              <w:right w:val="single" w:sz="4" w:space="0" w:color="BFBFBF"/>
-            </w:tcBorders>
-            <w:shd w:val="clear" w:color="auto" w:fill="FFFFFF"/>
-            <w:tcMar>
-              <w:top w:w="80" w:type="dxa"/>
-              <w:left w:w="140" w:type="dxa"/>
-              <w:bottom w:w="80" w:type="dxa"/>
-              <w:right w:w="140" w:type="dxa"/>
-            </w:tcMar>
-          </w:tcPr>
-          <w:p>
-            <w:pPr>
-              <w:spacing w:after="40"/>
-            </w:pPr>
-            <w:r>
-              <w:rPr>
-                <w:sz w:val="20"/>
-                <w:szCs w:val="20"/>
-              </w:rPr>
-              <w:t>Opt a snapshot out</w:t>
+              <w:top w:val="single" w:sz="4" w:space="0" w:color="BFBFBF" w:themeColor="background1" w:themeShade="BF"/>
+              <w:left w:val="single" w:sz="4" w:space="0" w:color="BFBFBF" w:themeColor="background1" w:themeShade="BF"/>
+              <w:bottom w:val="single" w:sz="4" w:space="0" w:color="BFBFBF" w:themeColor="background1" w:themeShade="BF"/>
+              <w:right w:val="single" w:sz="4" w:space="0" w:color="BFBFBF" w:themeColor="background1" w:themeShade="BF"/>
+            </w:tcBorders>
+            <w:shd w:val="clear" w:color="auto" w:fill="FFFFFF" w:themeFill="background1"/>
+            <w:tcMar>
+              <w:top w:w="80" w:type="dxa"/>
+              <w:left w:w="140" w:type="dxa"/>
+              <w:bottom w:w="80" w:type="dxa"/>
+              <w:right w:w="140" w:type="dxa"/>
+            </w:tcMar>
+          </w:tcPr>
+          <w:p>
+            <w:pPr>
+              <w:spacing w:after="40"/>
+            </w:pPr>
+            <w:r>
+              <w:rPr>
+                <w:sz w:val="20"/>
+                <w:szCs w:val="20"/>
+              </w:rPr>
+              <w:t>Opt a snapshot out of cleanup</w:t>
             </w:r>
           </w:p>
         </w:tc>
@@ -5753,29 +5823,29 @@
           <w:tcPr>
             <w:tcW w:w="6360" w:type="dxa"/>
             <w:tcBorders>
-              <w:top w:val="single" w:sz="4" w:space="0" w:color="BFBFBF"/>
-              <w:left w:val="single" w:sz="4" w:space="0" w:color="BFBFBF"/>
-              <w:bottom w:val="single" w:sz="4" w:space="0" w:color="BFBFBF"/>
-              <w:right w:val="single" w:sz="4" w:space="0" w:color="BFBFBF"/>
-            </w:tcBorders>
-            <w:shd w:val="clear" w:color="auto" w:fill="FFFFFF"/>
-            <w:tcMar>
-              <w:top w:w="80" w:type="dxa"/>
-              <w:left w:w="140" w:type="dxa"/>
-              <w:bottom w:w="80" w:type="dxa"/>
-              <w:right w:w="140" w:type="dxa"/>
-            </w:tcMar>
-          </w:tcPr>
-          <w:p>
-            <w:pPr>
-              <w:spacing w:after="40"/>
-            </w:pPr>
-            <w:r>
-              <w:rPr>
-                <w:sz w:val="20"/>
-                <w:szCs w:val="20"/>
-              </w:rPr>
-              <w:t>vSphere Client → VM → Snapshots → Edit description, add any configured keyword</w:t>
+              <w:top w:val="single" w:sz="4" w:space="0" w:color="BFBFBF" w:themeColor="background1" w:themeShade="BF"/>
+              <w:left w:val="single" w:sz="4" w:space="0" w:color="BFBFBF" w:themeColor="background1" w:themeShade="BF"/>
+              <w:bottom w:val="single" w:sz="4" w:space="0" w:color="BFBFBF" w:themeColor="background1" w:themeShade="BF"/>
+              <w:right w:val="single" w:sz="4" w:space="0" w:color="BFBFBF" w:themeColor="background1" w:themeShade="BF"/>
+            </w:tcBorders>
+            <w:shd w:val="clear" w:color="auto" w:fill="FFFFFF" w:themeFill="background1"/>
+            <w:tcMar>
+              <w:top w:w="80" w:type="dxa"/>
+              <w:left w:w="140" w:type="dxa"/>
+              <w:bottom w:w="80" w:type="dxa"/>
+              <w:right w:w="140" w:type="dxa"/>
+            </w:tcMar>
+          </w:tcPr>
+          <w:p>
+            <w:pPr>
+              <w:spacing w:after="40"/>
+            </w:pPr>
+            <w:r>
+              <w:rPr>
+                <w:sz w:val="20"/>
+                <w:szCs w:val="20"/>
+              </w:rPr>
+              <w:t>vSphere Client → VM → Snapshots → Edit description, add the ignore string</w:t>
             </w:r>
           </w:p>
         </w:tc>
@@ -5783,15 +5853,15 @@
     </w:tbl>
     <w:p>
       <w:pPr>
-        <w:spacing w:after="60"/>
+        <w:spacing w:after="120"/>
       </w:pPr>
       <w:r>
         <w:t xml:space="preserve"> </w:t>
       </w:r>
     </w:p>
     <w:sectPr>
-      <w:headerReference w:type="default" r:id="rId8"/>
-      <w:footerReference w:type="default" r:id="rId9"/>
+      <w:headerReference w:type="default" r:id="rId11"/>
+      <w:footerReference w:type="default" r:id="rId12"/>
       <w:pgSz w:w="12240" w:h="15840"/>
       <w:pgMar w:top="1440" w:right="1440" w:bottom="1440" w:left="1440" w:header="708" w:footer="708" w:gutter="0"/>
       <w:cols w:space="720"/>
@@ -5828,7 +5898,7 @@
     </w:pPr>
     <w:r>
       <w:rPr>
-        <w:color w:val="404040"/>
+        <w:color w:val="595959"/>
         <w:sz w:val="18"/>
         <w:szCs w:val="18"/>
       </w:rPr>
@@ -5836,7 +5906,7 @@
     </w:r>
     <w:r>
       <w:rPr>
-        <w:color w:val="404040"/>
+        <w:color w:val="595959"/>
         <w:sz w:val="18"/>
         <w:szCs w:val="18"/>
       </w:rPr>
@@ -5844,7 +5914,7 @@
     </w:r>
     <w:r>
       <w:rPr>
-        <w:color w:val="404040"/>
+        <w:color w:val="595959"/>
         <w:sz w:val="18"/>
         <w:szCs w:val="18"/>
       </w:rPr>
@@ -5852,7 +5922,7 @@
     </w:r>
     <w:r>
       <w:rPr>
-        <w:color w:val="404040"/>
+        <w:color w:val="595959"/>
         <w:sz w:val="18"/>
         <w:szCs w:val="18"/>
       </w:rPr>
@@ -5861,7 +5931,7 @@
     <w:r>
       <w:rPr>
         <w:noProof/>
-        <w:color w:val="404040"/>
+        <w:color w:val="595959"/>
         <w:sz w:val="18"/>
         <w:szCs w:val="18"/>
       </w:rPr>
@@ -5869,7 +5939,7 @@
     </w:r>
     <w:r>
       <w:rPr>
-        <w:color w:val="404040"/>
+        <w:color w:val="595959"/>
         <w:sz w:val="18"/>
         <w:szCs w:val="18"/>
       </w:rPr>
@@ -5877,7 +5947,7 @@
     </w:r>
     <w:r>
       <w:rPr>
-        <w:color w:val="404040"/>
+        <w:color w:val="595959"/>
         <w:sz w:val="18"/>
         <w:szCs w:val="18"/>
       </w:rPr>
@@ -5885,7 +5955,7 @@
     </w:r>
     <w:r>
       <w:rPr>
-        <w:color w:val="404040"/>
+        <w:color w:val="595959"/>
         <w:sz w:val="18"/>
         <w:szCs w:val="18"/>
       </w:rPr>
@@ -5893,7 +5963,7 @@
     </w:r>
     <w:r>
       <w:rPr>
-        <w:color w:val="404040"/>
+        <w:color w:val="595959"/>
         <w:sz w:val="18"/>
         <w:szCs w:val="18"/>
       </w:rPr>
@@ -5901,7 +5971,7 @@
     </w:r>
     <w:r>
       <w:rPr>
-        <w:color w:val="404040"/>
+        <w:color w:val="595959"/>
         <w:sz w:val="18"/>
         <w:szCs w:val="18"/>
       </w:rPr>
@@ -5910,7 +5980,7 @@
     <w:r>
       <w:rPr>
         <w:noProof/>
-        <w:color w:val="404040"/>
+        <w:color w:val="595959"/>
         <w:sz w:val="18"/>
         <w:szCs w:val="18"/>
       </w:rPr>
@@ -5918,7 +5988,7 @@
     </w:r>
     <w:r>
       <w:rPr>
-        <w:color w:val="404040"/>
+        <w:color w:val="595959"/>
         <w:sz w:val="18"/>
         <w:szCs w:val="18"/>
       </w:rPr>
@@ -5952,7 +6022,7 @@
   <w:p>
     <w:pPr>
       <w:pBdr>
-        <w:bottom w:val="single" w:sz="4" w:space="4" w:color="BFBFBF"/>
+        <w:bottom w:val="single" w:sz="6" w:space="4" w:color="2E75B6"/>
       </w:pBdr>
       <w:tabs>
         <w:tab w:val="right" w:pos="9026"/>
@@ -5960,7 +6030,7 @@
     </w:pPr>
     <w:r>
       <w:rPr>
-        <w:color w:val="404040"/>
+        <w:color w:val="595959"/>
         <w:sz w:val="18"/>
         <w:szCs w:val="18"/>
       </w:rPr>
@@ -5970,7 +6040,7 @@
       <w:rPr>
         <w:i/>
         <w:iCs/>
-        <w:color w:val="404040"/>
+        <w:color w:val="595959"/>
         <w:sz w:val="18"/>
         <w:szCs w:val="18"/>
       </w:rPr>
@@ -5984,217 +6054,217 @@
 <file path=word/numbering.xml><?xml version="1.0" encoding="utf-8"?>
 <w:numbering xmlns:wpc="http://schemas.microsoft.com/office/word/2010/wordprocessingCanvas" xmlns:cx="http://schemas.microsoft.com/office/drawing/2014/chartex" xmlns:cx1="http://schemas.microsoft.com/office/drawing/2015/9/8/chartex" xmlns:cx2="http://schemas.microsoft.com/office/drawing/2015/10/21/chartex" xmlns:cx3="http://schemas.microsoft.com/office/drawing/2016/5/9/chartex" xmlns:cx4="http://schemas.microsoft.com/office/drawing/2016/5/10/chartex" xmlns:cx5="http://schemas.microsoft.com/office/drawing/2016/5/11/chartex" xmlns:cx6="http://schemas.microsoft.com/office/drawing/2016/5/12/chartex" xmlns:cx7="http://schemas.microsoft.com/office/drawing/2016/5/13/chartex" xmlns:cx8="http://schemas.microsoft.com/office/drawing/2016/5/14/chartex" xmlns:mc="http://schemas.openxmlformats.org/markup-compatibility/2006" xmlns:aink="http://schemas.microsoft.com/office/drawing/2016/ink" xmlns:am3d="http://schemas.microsoft.com/office/drawing/2017/model3d" xmlns:o="urn:schemas-microsoft-com:office:office" xmlns:oel="http://schemas.microsoft.com/office/2019/extlst" xmlns:r="http://schemas.openxmlformats.org/officeDocument/2006/relationships" xmlns:m="http://schemas.openxmlformats.org/officeDocument/2006/math" xmlns:v="urn:schemas-microsoft-com:vml" xmlns:wp14="http://schemas.microsoft.com/office/word/2010/wordprocessingDrawing" xmlns:wp="http://schemas.openxmlformats.org/drawingml/2006/wordprocessingDrawing" xmlns:w10="urn:schemas-microsoft-com:office:word" xmlns:w="http://schemas.openxmlformats.org/wordprocessingml/2006/main" xmlns:w14="http://schemas.microsoft.com/office/word/2010/wordml" xmlns:w15="http://schemas.microsoft.com/office/word/2012/wordml" xmlns:w16cex="http://schemas.microsoft.com/office/word/2018/wordml/cex" xmlns:w16cid="http://schemas.microsoft.com/office/word/2016/wordml/cid" xmlns:w16="http://schemas.microsoft.com/office/word/2018/wordml" xmlns:w16du="http://schemas.microsoft.com/office/word/2023/wordml/word16du" xmlns:w16sdtdh="http://schemas.microsoft.com/office/word/2020/wordml/sdtdatahash" xmlns:w16sdtfl="http://schemas.microsoft.com/office/word/2024/wordml/sdtformatlock" xmlns:w16se="http://schemas.microsoft.com/office/word/2015/wordml/symex" xmlns:wpg="http://schemas.microsoft.com/office/word/2010/wordprocessingGroup" xmlns:wpi="http://schemas.microsoft.com/office/word/2010/wordprocessingInk" xmlns:wne="http://schemas.microsoft.com/office/word/2006/wordml" xmlns:wps="http://schemas.microsoft.com/office/word/2010/wordprocessingShape" mc:Ignorable="w14 w15 w16se w16cid w16 w16cex w16sdtdh w16sdtfl w16du wp14">
   <w:abstractNum w:abstractNumId="0" w15:restartNumberingAfterBreak="0">
-    <w:nsid w:val="2F2A2060"/>
+    <w:nsid w:val="2F88A788"/>
     <w:multiLevelType w:val="hybridMultilevel"/>
-    <w:tmpl w:val="7D06C35A"/>
-    <w:lvl w:ilvl="0" w:tplc="D96490B6">
+    <w:tmpl w:val="FFFFFFFF"/>
+    <w:lvl w:ilvl="0" w:tplc="C9C66C84">
       <w:start w:val="1"/>
       <w:numFmt w:val="bullet"/>
-      <w:lvlText w:val="●"/>
+      <w:lvlText w:val="•"/>
       <w:lvlJc w:val="left"/>
       <w:pPr>
         <w:ind w:left="720" w:hanging="360"/>
       </w:pPr>
     </w:lvl>
-    <w:lvl w:ilvl="1" w:tplc="02A27FC8">
+    <w:lvl w:ilvl="1" w:tplc="68448298">
       <w:start w:val="1"/>
       <w:numFmt w:val="bullet"/>
-      <w:lvlText w:val="○"/>
+      <w:lvlText w:val="◦"/>
       <w:lvlJc w:val="left"/>
       <w:pPr>
         <w:ind w:left="1440" w:hanging="360"/>
       </w:pPr>
     </w:lvl>
-    <w:lvl w:ilvl="2" w:tplc="84F04FF2">
-      <w:start w:val="1"/>
-      <w:numFmt w:val="bullet"/>
-      <w:lvlText w:val="■"/>
-      <w:lvlJc w:val="left"/>
-      <w:pPr>
-        <w:ind w:left="2160" w:hanging="360"/>
-      </w:pPr>
-    </w:lvl>
-    <w:lvl w:ilvl="3" w:tplc="5C06A7D6">
-      <w:start w:val="1"/>
-      <w:numFmt w:val="bullet"/>
-      <w:lvlText w:val="●"/>
-      <w:lvlJc w:val="left"/>
-      <w:pPr>
-        <w:ind w:left="2880" w:hanging="360"/>
-      </w:pPr>
-    </w:lvl>
-    <w:lvl w:ilvl="4" w:tplc="29A27BAC">
-      <w:start w:val="1"/>
-      <w:numFmt w:val="bullet"/>
-      <w:lvlText w:val="○"/>
-      <w:lvlJc w:val="left"/>
-      <w:pPr>
-        <w:ind w:left="3600" w:hanging="360"/>
-      </w:pPr>
-    </w:lvl>
-    <w:lvl w:ilvl="5" w:tplc="D2409EDC">
-      <w:start w:val="1"/>
-      <w:numFmt w:val="bullet"/>
-      <w:lvlText w:val="■"/>
-      <w:lvlJc w:val="left"/>
-      <w:pPr>
-        <w:ind w:left="4320" w:hanging="360"/>
-      </w:pPr>
-    </w:lvl>
-    <w:lvl w:ilvl="6" w:tplc="F30A89A0">
-      <w:start w:val="1"/>
-      <w:numFmt w:val="bullet"/>
-      <w:lvlText w:val="●"/>
-      <w:lvlJc w:val="left"/>
-      <w:pPr>
-        <w:ind w:left="5040" w:hanging="360"/>
-      </w:pPr>
-    </w:lvl>
-    <w:lvl w:ilvl="7" w:tplc="56243F7A">
-      <w:start w:val="1"/>
-      <w:numFmt w:val="bullet"/>
-      <w:lvlText w:val="●"/>
-      <w:lvlJc w:val="left"/>
-      <w:pPr>
-        <w:ind w:left="5760" w:hanging="360"/>
-      </w:pPr>
-    </w:lvl>
-    <w:lvl w:ilvl="8" w:tplc="7B7A9E1E">
-      <w:start w:val="1"/>
-      <w:numFmt w:val="bullet"/>
-      <w:lvlText w:val="●"/>
-      <w:lvlJc w:val="left"/>
-      <w:pPr>
-        <w:ind w:left="6480" w:hanging="360"/>
-      </w:pPr>
-    </w:lvl>
-  </w:abstractNum>
-  <w:abstractNum w:abstractNumId="1" w15:restartNumberingAfterBreak="0">
-    <w:nsid w:val="4EB54A90"/>
-    <w:multiLevelType w:val="hybridMultilevel"/>
-    <w:tmpl w:val="76C03286"/>
-    <w:lvl w:ilvl="0" w:tplc="CE08A35E">
-      <w:start w:val="1"/>
-      <w:numFmt w:val="decimal"/>
-      <w:lvlText w:val="%1."/>
-      <w:lvlJc w:val="left"/>
-      <w:pPr>
-        <w:ind w:left="720" w:hanging="360"/>
-      </w:pPr>
-    </w:lvl>
-    <w:lvl w:ilvl="1" w:tplc="CCDEFC14">
+    <w:lvl w:ilvl="2" w:tplc="A7C012F0">
       <w:numFmt w:val="decimal"/>
       <w:lvlText w:val=""/>
       <w:lvlJc w:val="left"/>
     </w:lvl>
-    <w:lvl w:ilvl="2" w:tplc="2D1E2374">
+    <w:lvl w:ilvl="3" w:tplc="C178CA7A">
       <w:numFmt w:val="decimal"/>
       <w:lvlText w:val=""/>
       <w:lvlJc w:val="left"/>
     </w:lvl>
-    <w:lvl w:ilvl="3" w:tplc="A1EC6A92">
+    <w:lvl w:ilvl="4" w:tplc="487ADE36">
       <w:numFmt w:val="decimal"/>
       <w:lvlText w:val=""/>
       <w:lvlJc w:val="left"/>
     </w:lvl>
-    <w:lvl w:ilvl="4" w:tplc="E6AC1778">
+    <w:lvl w:ilvl="5" w:tplc="4648851E">
       <w:numFmt w:val="decimal"/>
       <w:lvlText w:val=""/>
       <w:lvlJc w:val="left"/>
     </w:lvl>
-    <w:lvl w:ilvl="5" w:tplc="DC8ED864">
+    <w:lvl w:ilvl="6" w:tplc="41DE3E66">
       <w:numFmt w:val="decimal"/>
       <w:lvlText w:val=""/>
       <w:lvlJc w:val="left"/>
     </w:lvl>
-    <w:lvl w:ilvl="6" w:tplc="F704E3B0">
+    <w:lvl w:ilvl="7" w:tplc="309AD7B4">
       <w:numFmt w:val="decimal"/>
       <w:lvlText w:val=""/>
       <w:lvlJc w:val="left"/>
     </w:lvl>
-    <w:lvl w:ilvl="7" w:tplc="67406E4C">
-      <w:numFmt w:val="decimal"/>
-      <w:lvlText w:val=""/>
-      <w:lvlJc w:val="left"/>
-    </w:lvl>
-    <w:lvl w:ilvl="8" w:tplc="CF823EDA">
+    <w:lvl w:ilvl="8" w:tplc="C2386454">
       <w:numFmt w:val="decimal"/>
       <w:lvlText w:val=""/>
       <w:lvlJc w:val="left"/>
     </w:lvl>
   </w:abstractNum>
-  <w:abstractNum w:abstractNumId="2" w15:restartNumberingAfterBreak="0">
-    <w:nsid w:val="642D6EC4"/>
+  <w:abstractNum w:abstractNumId="1" w15:restartNumberingAfterBreak="0">
+    <w:nsid w:val="5CC77720"/>
     <w:multiLevelType w:val="hybridMultilevel"/>
-    <w:tmpl w:val="3D542332"/>
-    <w:lvl w:ilvl="0" w:tplc="BADAB5B6">
+    <w:tmpl w:val="FFFFFFFF"/>
+    <w:lvl w:ilvl="0" w:tplc="255EE33A">
       <w:start w:val="1"/>
       <w:numFmt w:val="bullet"/>
-      <w:lvlText w:val="•"/>
+      <w:lvlText w:val="●"/>
       <w:lvlJc w:val="left"/>
       <w:pPr>
         <w:ind w:left="720" w:hanging="360"/>
       </w:pPr>
     </w:lvl>
-    <w:lvl w:ilvl="1" w:tplc="B28C50E4">
+    <w:lvl w:ilvl="1" w:tplc="CAC0C342">
       <w:start w:val="1"/>
       <w:numFmt w:val="bullet"/>
-      <w:lvlText w:val="◦"/>
+      <w:lvlText w:val="○"/>
       <w:lvlJc w:val="left"/>
       <w:pPr>
         <w:ind w:left="1440" w:hanging="360"/>
       </w:pPr>
     </w:lvl>
-    <w:lvl w:ilvl="2" w:tplc="B128E2F4">
+    <w:lvl w:ilvl="2" w:tplc="56A0B3FA">
+      <w:start w:val="1"/>
+      <w:numFmt w:val="bullet"/>
+      <w:lvlText w:val="■"/>
+      <w:lvlJc w:val="left"/>
+      <w:pPr>
+        <w:ind w:left="2160" w:hanging="360"/>
+      </w:pPr>
+    </w:lvl>
+    <w:lvl w:ilvl="3" w:tplc="0E925E0A">
+      <w:start w:val="1"/>
+      <w:numFmt w:val="bullet"/>
+      <w:lvlText w:val="●"/>
+      <w:lvlJc w:val="left"/>
+      <w:pPr>
+        <w:ind w:left="2880" w:hanging="360"/>
+      </w:pPr>
+    </w:lvl>
+    <w:lvl w:ilvl="4" w:tplc="350A4B0E">
+      <w:start w:val="1"/>
+      <w:numFmt w:val="bullet"/>
+      <w:lvlText w:val="○"/>
+      <w:lvlJc w:val="left"/>
+      <w:pPr>
+        <w:ind w:left="3600" w:hanging="360"/>
+      </w:pPr>
+    </w:lvl>
+    <w:lvl w:ilvl="5" w:tplc="DA0473D2">
+      <w:start w:val="1"/>
+      <w:numFmt w:val="bullet"/>
+      <w:lvlText w:val="■"/>
+      <w:lvlJc w:val="left"/>
+      <w:pPr>
+        <w:ind w:left="4320" w:hanging="360"/>
+      </w:pPr>
+    </w:lvl>
+    <w:lvl w:ilvl="6" w:tplc="E14E2BD6">
+      <w:start w:val="1"/>
+      <w:numFmt w:val="bullet"/>
+      <w:lvlText w:val="●"/>
+      <w:lvlJc w:val="left"/>
+      <w:pPr>
+        <w:ind w:left="5040" w:hanging="360"/>
+      </w:pPr>
+    </w:lvl>
+    <w:lvl w:ilvl="7" w:tplc="29AC34A8">
+      <w:start w:val="1"/>
+      <w:numFmt w:val="bullet"/>
+      <w:lvlText w:val="●"/>
+      <w:lvlJc w:val="left"/>
+      <w:pPr>
+        <w:ind w:left="5760" w:hanging="360"/>
+      </w:pPr>
+    </w:lvl>
+    <w:lvl w:ilvl="8" w:tplc="73A4C88E">
+      <w:start w:val="1"/>
+      <w:numFmt w:val="bullet"/>
+      <w:lvlText w:val="●"/>
+      <w:lvlJc w:val="left"/>
+      <w:pPr>
+        <w:ind w:left="6480" w:hanging="360"/>
+      </w:pPr>
+    </w:lvl>
+  </w:abstractNum>
+  <w:abstractNum w:abstractNumId="2" w15:restartNumberingAfterBreak="0">
+    <w:nsid w:val="7C2F7B8E"/>
+    <w:multiLevelType w:val="hybridMultilevel"/>
+    <w:tmpl w:val="FFFFFFFF"/>
+    <w:lvl w:ilvl="0" w:tplc="3140E07C">
+      <w:start w:val="1"/>
+      <w:numFmt w:val="decimal"/>
+      <w:lvlText w:val="%1."/>
+      <w:lvlJc w:val="left"/>
+      <w:pPr>
+        <w:ind w:left="720" w:hanging="360"/>
+      </w:pPr>
+    </w:lvl>
+    <w:lvl w:ilvl="1" w:tplc="8CA2B1EE">
       <w:numFmt w:val="decimal"/>
       <w:lvlText w:val=""/>
       <w:lvlJc w:val="left"/>
     </w:lvl>
-    <w:lvl w:ilvl="3" w:tplc="5EA2E0E0">
+    <w:lvl w:ilvl="2" w:tplc="8EC8F01C">
       <w:numFmt w:val="decimal"/>
       <w:lvlText w:val=""/>
       <w:lvlJc w:val="left"/>
     </w:lvl>
-    <w:lvl w:ilvl="4" w:tplc="6D003398">
+    <w:lvl w:ilvl="3" w:tplc="099296EA">
       <w:numFmt w:val="decimal"/>
       <w:lvlText w:val=""/>
       <w:lvlJc w:val="left"/>
     </w:lvl>
-    <w:lvl w:ilvl="5" w:tplc="C52CDFAA">
+    <w:lvl w:ilvl="4" w:tplc="011273C2">
       <w:numFmt w:val="decimal"/>
       <w:lvlText w:val=""/>
       <w:lvlJc w:val="left"/>
     </w:lvl>
-    <w:lvl w:ilvl="6" w:tplc="416AED3A">
+    <w:lvl w:ilvl="5" w:tplc="6A966D4C">
       <w:numFmt w:val="decimal"/>
       <w:lvlText w:val=""/>
       <w:lvlJc w:val="left"/>
     </w:lvl>
-    <w:lvl w:ilvl="7" w:tplc="7340ED98">
+    <w:lvl w:ilvl="6" w:tplc="602CEE3E">
       <w:numFmt w:val="decimal"/>
       <w:lvlText w:val=""/>
       <w:lvlJc w:val="left"/>
     </w:lvl>
-    <w:lvl w:ilvl="8" w:tplc="A1EC7E60">
+    <w:lvl w:ilvl="7" w:tplc="4B3A6FE6">
+      <w:numFmt w:val="decimal"/>
+      <w:lvlText w:val=""/>
+      <w:lvlJc w:val="left"/>
+    </w:lvl>
+    <w:lvl w:ilvl="8" w:tplc="6C28A862">
       <w:numFmt w:val="decimal"/>
       <w:lvlText w:val=""/>
       <w:lvlJc w:val="left"/>
     </w:lvl>
   </w:abstractNum>
-  <w:num w:numId="1" w16cid:durableId="1167939817">
+  <w:num w:numId="1" w16cid:durableId="1883663430">
+    <w:abstractNumId w:val="1"/>
+    <w:lvlOverride w:ilvl="0">
+      <w:startOverride w:val="1"/>
+    </w:lvlOverride>
+  </w:num>
+  <w:num w:numId="2" w16cid:durableId="708339806">
     <w:abstractNumId w:val="0"/>
     <w:lvlOverride w:ilvl="0">
       <w:startOverride w:val="1"/>
     </w:lvlOverride>
   </w:num>
-  <w:num w:numId="2" w16cid:durableId="468280585">
+  <w:num w:numId="3" w16cid:durableId="195509845">
     <w:abstractNumId w:val="2"/>
-    <w:lvlOverride w:ilvl="0">
-      <w:startOverride w:val="1"/>
-    </w:lvlOverride>
-  </w:num>
-  <w:num w:numId="3" w16cid:durableId="1254508112">
-    <w:abstractNumId w:val="1"/>
     <w:lvlOverride w:ilvl="0">
       <w:startOverride w:val="1"/>
     </w:lvlOverride>
@@ -6207,11 +6277,10 @@
   <w:docDefaults>
     <w:rPrDefault>
       <w:rPr>
-        <w:rFonts w:ascii="Arial" w:eastAsia="Arial" w:hAnsi="Arial" w:cs="Arial"/>
-        <w:color w:val="1F1F1F"/>
+        <w:rFonts w:ascii="Calibri" w:eastAsia="Calibri" w:hAnsi="Calibri" w:cs="Calibri"/>
         <w:sz w:val="22"/>
         <w:szCs w:val="22"/>
-        <w:lang w:val="en-US" w:eastAsia="en-US" w:bidi="ar-SA"/>
+        <w:lang w:val="en-US" w:eastAsia="ja-JP" w:bidi="ar-SA"/>
       </w:rPr>
     </w:rPrDefault>
     <w:pPrDefault/>
@@ -6603,16 +6672,10 @@
     <w:uiPriority w:val="9"/>
     <w:qFormat/>
     <w:pPr>
-      <w:pBdr>
-        <w:bottom w:val="single" w:sz="6" w:space="4" w:color="1565C0"/>
-      </w:pBdr>
-      <w:spacing w:before="360" w:after="180"/>
       <w:outlineLvl w:val="0"/>
     </w:pPr>
     <w:rPr>
-      <w:b/>
-      <w:bCs/>
-      <w:color w:val="0A1F3D"/>
+      <w:color w:val="2E74B5"/>
       <w:sz w:val="32"/>
       <w:szCs w:val="32"/>
     </w:rPr>
@@ -6620,16 +6683,14 @@
   <w:style w:type="paragraph" w:styleId="Heading2">
     <w:name w:val="heading 2"/>
     <w:uiPriority w:val="9"/>
+    <w:semiHidden/>
     <w:unhideWhenUsed/>
     <w:qFormat/>
     <w:pPr>
-      <w:spacing w:before="280" w:after="120"/>
       <w:outlineLvl w:val="1"/>
     </w:pPr>
     <w:rPr>
-      <w:b/>
-      <w:bCs/>
-      <w:color w:val="0A1F3D"/>
+      <w:color w:val="2E74B5"/>
       <w:sz w:val="26"/>
       <w:szCs w:val="26"/>
     </w:rPr>
@@ -6637,16 +6698,16 @@
   <w:style w:type="paragraph" w:styleId="Heading3">
     <w:name w:val="heading 3"/>
     <w:uiPriority w:val="9"/>
+    <w:semiHidden/>
     <w:unhideWhenUsed/>
     <w:qFormat/>
     <w:pPr>
-      <w:spacing w:before="220" w:after="80"/>
       <w:outlineLvl w:val="2"/>
     </w:pPr>
     <w:rPr>
-      <w:b/>
-      <w:bCs/>
-      <w:color w:val="1565C0"/>
+      <w:color w:val="1F4D78"/>
+      <w:sz w:val="24"/>
+      <w:szCs w:val="24"/>
     </w:rPr>
   </w:style>
   <w:style w:type="paragraph" w:styleId="Heading4">
@@ -6693,7 +6754,6 @@
   <w:style w:type="character" w:default="1" w:styleId="DefaultParagraphFont">
     <w:name w:val="Default Paragraph Font"/>
     <w:uiPriority w:val="1"/>
-    <w:semiHidden/>
     <w:unhideWhenUsed/>
   </w:style>
   <w:style w:type="table" w:default="1" w:styleId="TableNormal">
@@ -6809,6 +6869,95 @@
       <w:szCs w:val="20"/>
     </w:rPr>
   </w:style>
+  <w:style w:type="paragraph" w:customStyle="1" w:styleId="Title0">
+    <w:name w:val="Title0"/>
+    <w:qFormat/>
+    <w:pPr>
+      <w:spacing w:after="120"/>
+    </w:pPr>
+    <w:rPr>
+      <w:b/>
+      <w:bCs/>
+      <w:color w:val="1F3864"/>
+      <w:sz w:val="56"/>
+      <w:szCs w:val="56"/>
+    </w:rPr>
+  </w:style>
+  <w:style w:type="paragraph" w:styleId="Subtitle">
+    <w:name w:val="Subtitle"/>
+    <w:uiPriority w:val="11"/>
+    <w:qFormat/>
+    <w:pPr>
+      <w:spacing w:after="480"/>
+    </w:pPr>
+    <w:rPr>
+      <w:i/>
+      <w:iCs/>
+      <w:color w:val="595959"/>
+      <w:sz w:val="28"/>
+      <w:szCs w:val="28"/>
+    </w:rPr>
+  </w:style>
+  <w:style w:type="paragraph" w:customStyle="1" w:styleId="heading10">
+    <w:name w:val="heading 10"/>
+    <w:qFormat/>
+    <w:pPr>
+      <w:pBdr>
+        <w:bottom w:val="single" w:sz="8" w:space="4" w:color="2E75B6"/>
+      </w:pBdr>
+      <w:spacing w:before="360" w:after="180"/>
+      <w:outlineLvl w:val="0"/>
+    </w:pPr>
+    <w:rPr>
+      <w:b/>
+      <w:bCs/>
+      <w:color w:val="1F3864"/>
+      <w:sz w:val="36"/>
+      <w:szCs w:val="36"/>
+    </w:rPr>
+  </w:style>
+  <w:style w:type="paragraph" w:customStyle="1" w:styleId="heading20">
+    <w:name w:val="heading 20"/>
+    <w:qFormat/>
+    <w:pPr>
+      <w:spacing w:before="280" w:after="120"/>
+      <w:outlineLvl w:val="1"/>
+    </w:pPr>
+    <w:rPr>
+      <w:b/>
+      <w:bCs/>
+      <w:color w:val="1F3864"/>
+      <w:sz w:val="28"/>
+      <w:szCs w:val="28"/>
+    </w:rPr>
+  </w:style>
+  <w:style w:type="paragraph" w:customStyle="1" w:styleId="heading30">
+    <w:name w:val="heading 30"/>
+    <w:qFormat/>
+    <w:pPr>
+      <w:spacing w:before="220" w:after="80"/>
+      <w:outlineLvl w:val="2"/>
+    </w:pPr>
+    <w:rPr>
+      <w:b/>
+      <w:bCs/>
+      <w:color w:val="2E75B6"/>
+      <w:sz w:val="24"/>
+      <w:szCs w:val="24"/>
+    </w:rPr>
+  </w:style>
+  <w:style w:type="paragraph" w:customStyle="1" w:styleId="Code">
+    <w:name w:val="Code"/>
+    <w:pPr>
+      <w:spacing w:before="80" w:after="80"/>
+    </w:pPr>
+    <w:rPr>
+      <w:rFonts w:ascii="Consolas" w:eastAsia="Consolas" w:hAnsi="Consolas" w:cs="Consolas"/>
+      <w:color w:val="1F1F1F"/>
+      <w:sz w:val="18"/>
+      <w:szCs w:val="18"/>
+    </w:rPr>
+  </w:style>
 </w:styles>
 </file>
 
@@ -6823,39 +6972,39 @@
         <a:sysClr val="window" lastClr="FFFFFF"/>
       </a:lt1>
       <a:dk2>
-        <a:srgbClr val="0E2841"/>
+        <a:srgbClr val="44546A"/>
       </a:dk2>
       <a:lt2>
-        <a:srgbClr val="E8E8E8"/>
+        <a:srgbClr val="E7E6E6"/>
       </a:lt2>
       <a:accent1>
-        <a:srgbClr val="156082"/>
+        <a:srgbClr val="4472C4"/>
       </a:accent1>
       <a:accent2>
-        <a:srgbClr val="E97132"/>
+        <a:srgbClr val="ED7D31"/>
       </a:accent2>
       <a:accent3>
-        <a:srgbClr val="196B24"/>
+        <a:srgbClr val="A5A5A5"/>
       </a:accent3>
       <a:accent4>
-        <a:srgbClr val="0F9ED5"/>
+        <a:srgbClr val="FFC000"/>
       </a:accent4>
       <a:accent5>
-        <a:srgbClr val="A02B93"/>
+        <a:srgbClr val="5B9BD5"/>
       </a:accent5>
       <a:accent6>
-        <a:srgbClr val="4EA72E"/>
+        <a:srgbClr val="70AD47"/>
       </a:accent6>
       <a:hlink>
-        <a:srgbClr val="467886"/>
+        <a:srgbClr val="0563C1"/>
       </a:hlink>
       <a:folHlink>
-        <a:srgbClr val="96607D"/>
+        <a:srgbClr val="954F72"/>
       </a:folHlink>
     </a:clrScheme>
     <a:fontScheme name="Office">
       <a:majorFont>
-        <a:latin typeface="Aptos Display" panose="02110004020202020204"/>
+        <a:latin typeface="Calibri Light" panose="020F0302020204030204"/>
         <a:ea typeface=""/>
         <a:cs typeface=""/>
         <a:font script="Jpan" typeface="游ゴシック Light"/>
@@ -6907,7 +7056,7 @@
         <a:font script="Tfng" typeface="Ebrima"/>
       </a:majorFont>
       <a:minorFont>
-        <a:latin typeface="Aptos" panose="02110004020202020204"/>
+        <a:latin typeface="Calibri" panose="020F0502020204030204"/>
         <a:ea typeface=""/>
         <a:cs typeface=""/>
         <a:font script="Jpan" typeface="游明朝"/>
@@ -7018,6 +7167,13 @@
         </a:gradFill>
       </a:fillStyleLst>
       <a:lnStyleLst>
+        <a:ln w="6350" cap="flat" cmpd="sng" algn="ctr">
+          <a:solidFill>
+            <a:schemeClr val="phClr"/>
+          </a:solidFill>
+          <a:prstDash val="solid"/>
+          <a:miter lim="800000"/>
+        </a:ln>
         <a:ln w="12700" cap="flat" cmpd="sng" algn="ctr">
           <a:solidFill>
             <a:schemeClr val="phClr"/>
@@ -7026,13 +7182,6 @@
           <a:miter lim="800000"/>
         </a:ln>
         <a:ln w="19050" cap="flat" cmpd="sng" algn="ctr">
-          <a:solidFill>
-            <a:schemeClr val="phClr"/>
-          </a:solidFill>
-          <a:prstDash val="solid"/>
-          <a:miter lim="800000"/>
-        </a:ln>
-        <a:ln w="25400" cap="flat" cmpd="sng" algn="ctr">
           <a:solidFill>
             <a:schemeClr val="phClr"/>
           </a:solidFill>
@@ -7097,32 +7246,200 @@
       </a:bgFillStyleLst>
     </a:fmtScheme>
   </a:themeElements>
-  <a:objectDefaults>
-    <a:lnDef>
-      <a:spPr/>
-      <a:bodyPr/>
-      <a:lstStyle/>
-      <a:style>
-        <a:lnRef idx="2">
-          <a:schemeClr val="accent1"/>
-        </a:lnRef>
-        <a:fillRef idx="0">
-          <a:schemeClr val="accent1"/>
-        </a:fillRef>
-        <a:effectRef idx="1">
-          <a:schemeClr val="accent1"/>
-        </a:effectRef>
-        <a:fontRef idx="minor">
-          <a:schemeClr val="tx1"/>
-        </a:fontRef>
-      </a:style>
-    </a:lnDef>
-  </a:objectDefaults>
+  <a:objectDefaults/>
   <a:extraClrSchemeLst/>
   <a:extLst>
     <a:ext uri="{05A4C25C-085E-4340-85A3-A5531E510DB2}">
-      <thm15:themeFamily xmlns:thm15="http://schemas.microsoft.com/office/thememl/2012/main" name="Office Theme" id="{2E142A2C-CD16-42D6-873A-C26D2A0506FA}" vid="{1BDDFF52-6CD6-40A5-AB3C-68EB2F1E4D0A}"/>
+      <thm15:themeFamily xmlns:thm15="http://schemas.microsoft.com/office/thememl/2012/main" name="Office Theme" id="{62F939B6-93AF-4DB8-9C6B-D6C7DFDC589F}" vid="{4A3C46E8-61CC-4603-A589-7422A47A8E4A}"/>
     </a:ext>
   </a:extLst>
 </a:theme>
+</file>
+
+<file path=customXml/item1.xml><?xml version="1.0" encoding="utf-8"?>
+<?mso-contentType ?>
+<FormTemplates xmlns="http://schemas.microsoft.com/sharepoint/v3/contenttype/forms">
+  <Display>DocumentLibraryForm</Display>
+  <Edit>DocumentLibraryForm</Edit>
+  <New>DocumentLibraryForm</New>
+</FormTemplates>
+</file>
+
+<file path=customXml/item2.xml><?xml version="1.0" encoding="utf-8"?>
+<p:properties xmlns:p="http://schemas.microsoft.com/office/2006/metadata/properties" xmlns:xsi="http://www.w3.org/2001/XMLSchema-instance" xmlns:pc="http://schemas.microsoft.com/office/infopath/2007/PartnerControls">
+  <documentManagement/>
+</p:properties>
+</file>
+
+<file path=customXml/item3.xml><?xml version="1.0" encoding="utf-8"?>
+<ct:contentTypeSchema xmlns:ct="http://schemas.microsoft.com/office/2006/metadata/contentType" xmlns:ma="http://schemas.microsoft.com/office/2006/metadata/properties/metaAttributes" ct:_="" ma:_="" ma:contentTypeName="Document" ma:contentTypeID="0x010100F31F3E2BDF57D84FBD1940DB5BFE70A1" ma:contentTypeVersion="3" ma:contentTypeDescription="Create a new document." ma:contentTypeScope="" ma:versionID="39fcf3856f7d4bce19b1a7baee24e2fb">
+  <xsd:schema xmlns:xsd="http://www.w3.org/2001/XMLSchema" xmlns:xs="http://www.w3.org/2001/XMLSchema" xmlns:p="http://schemas.microsoft.com/office/2006/metadata/properties" xmlns:ns2="214119f6-a8cf-4ab0-bc74-24d72ad44cda" targetNamespace="http://schemas.microsoft.com/office/2006/metadata/properties" ma:root="true" ma:fieldsID="18390e324b02758fffdb74a4b908be18" ns2:_="">
+    <xsd:import namespace="214119f6-a8cf-4ab0-bc74-24d72ad44cda"/>
+    <xsd:element name="properties">
+      <xsd:complexType>
+        <xsd:sequence>
+          <xsd:element name="documentManagement">
+            <xsd:complexType>
+              <xsd:all>
+                <xsd:element ref="ns2:MediaServiceMetadata" minOccurs="0"/>
+                <xsd:element ref="ns2:MediaServiceFastMetadata" minOccurs="0"/>
+                <xsd:element ref="ns2:MediaServiceSearchProperties" minOccurs="0"/>
+              </xsd:all>
+            </xsd:complexType>
+          </xsd:element>
+        </xsd:sequence>
+      </xsd:complexType>
+    </xsd:element>
+  </xsd:schema>
+  <xsd:schema xmlns:xsd="http://www.w3.org/2001/XMLSchema" xmlns:xs="http://www.w3.org/2001/XMLSchema" xmlns:dms="http://schemas.microsoft.com/office/2006/documentManagement/types" xmlns:pc="http://schemas.microsoft.com/office/infopath/2007/PartnerControls" targetNamespace="214119f6-a8cf-4ab0-bc74-24d72ad44cda" elementFormDefault="qualified">
+    <xsd:import namespace="http://schemas.microsoft.com/office/2006/documentManagement/types"/>
+    <xsd:import namespace="http://schemas.microsoft.com/office/infopath/2007/PartnerControls"/>
+    <xsd:element name="MediaServiceMetadata" ma:index="8" nillable="true" ma:displayName="MediaServiceMetadata" ma:hidden="true" ma:internalName="MediaServiceMetadata" ma:readOnly="true">
+      <xsd:simpleType>
+        <xsd:restriction base="dms:Note"/>
+      </xsd:simpleType>
+    </xsd:element>
+    <xsd:element name="MediaServiceFastMetadata" ma:index="9" nillable="true" ma:displayName="MediaServiceFastMetadata" ma:hidden="true" ma:internalName="MediaServiceFastMetadata" ma:readOnly="true">
+      <xsd:simpleType>
+        <xsd:restriction base="dms:Note"/>
+      </xsd:simpleType>
+    </xsd:element>
+    <xsd:element name="MediaServiceSearchProperties" ma:index="10" nillable="true" ma:displayName="MediaServiceSearchProperties" ma:hidden="true" ma:internalName="MediaServiceSearchProperties" ma:readOnly="true">
+      <xsd:simpleType>
+        <xsd:restriction base="dms:Note"/>
+      </xsd:simpleType>
+    </xsd:element>
+  </xsd:schema>
+  <xsd:schema xmlns="http://schemas.openxmlformats.org/package/2006/metadata/core-properties" xmlns:xsd="http://www.w3.org/2001/XMLSchema" xmlns:xsi="http://www.w3.org/2001/XMLSchema-instance" xmlns:dc="http://purl.org/dc/elements/1.1/" xmlns:dcterms="http://purl.org/dc/terms/" xmlns:odoc="http://schemas.microsoft.com/internal/obd" targetNamespace="http://schemas.openxmlformats.org/package/2006/metadata/core-properties" elementFormDefault="qualified" attributeFormDefault="unqualified" blockDefault="#all">
+    <xsd:import namespace="http://purl.org/dc/elements/1.1/" schemaLocation="http://dublincore.org/schemas/xmls/qdc/2003/04/02/dc.xsd"/>
+    <xsd:import namespace="http://purl.org/dc/terms/" schemaLocation="http://dublincore.org/schemas/xmls/qdc/2003/04/02/dcterms.xsd"/>
+    <xsd:element name="coreProperties" type="CT_coreProperties"/>
+    <xsd:complexType name="CT_coreProperties">
+      <xsd:all>
+        <xsd:element ref="dc:creator" minOccurs="0" maxOccurs="1"/>
+        <xsd:element ref="dcterms:created" minOccurs="0" maxOccurs="1"/>
+        <xsd:element ref="dc:identifier" minOccurs="0" maxOccurs="1"/>
+        <xsd:element name="contentType" minOccurs="0" maxOccurs="1" type="xsd:string" ma:index="0" ma:displayName="Content Type"/>
+        <xsd:element ref="dc:title" minOccurs="0" maxOccurs="1" ma:index="4" ma:displayName="Title"/>
+        <xsd:element ref="dc:subject" minOccurs="0" maxOccurs="1"/>
+        <xsd:element ref="dc:description" minOccurs="0" maxOccurs="1"/>
+        <xsd:element name="keywords" minOccurs="0" maxOccurs="1" type="xsd:string"/>
+        <xsd:element ref="dc:language" minOccurs="0" maxOccurs="1"/>
+        <xsd:element name="category" minOccurs="0" maxOccurs="1" type="xsd:string"/>
+        <xsd:element name="version" minOccurs="0" maxOccurs="1" type="xsd:string"/>
+        <xsd:element name="revision" minOccurs="0" maxOccurs="1" type="xsd:string">
+          <xsd:annotation>
+            <xsd:documentation>
+                        This value indicates the number of saves or revisions. The application is responsible for updating this value after each revision.
+                    </xsd:documentation>
+          </xsd:annotation>
+        </xsd:element>
+        <xsd:element name="lastModifiedBy" minOccurs="0" maxOccurs="1" type="xsd:string"/>
+        <xsd:element ref="dcterms:modified" minOccurs="0" maxOccurs="1"/>
+        <xsd:element name="contentStatus" minOccurs="0" maxOccurs="1" type="xsd:string"/>
+      </xsd:all>
+    </xsd:complexType>
+  </xsd:schema>
+  <xs:schema xmlns:pc="http://schemas.microsoft.com/office/infopath/2007/PartnerControls" xmlns:xs="http://www.w3.org/2001/XMLSchema" targetNamespace="http://schemas.microsoft.com/office/infopath/2007/PartnerControls" elementFormDefault="qualified" attributeFormDefault="unqualified">
+    <xs:element name="Person">
+      <xs:complexType>
+        <xs:sequence>
+          <xs:element ref="pc:DisplayName" minOccurs="0"/>
+          <xs:element ref="pc:AccountId" minOccurs="0"/>
+          <xs:element ref="pc:AccountType" minOccurs="0"/>
+        </xs:sequence>
+      </xs:complexType>
+    </xs:element>
+    <xs:element name="DisplayName" type="xs:string"/>
+    <xs:element name="AccountId" type="xs:string"/>
+    <xs:element name="AccountType" type="xs:string"/>
+    <xs:element name="BDCAssociatedEntity">
+      <xs:complexType>
+        <xs:sequence>
+          <xs:element ref="pc:BDCEntity" minOccurs="0" maxOccurs="unbounded"/>
+        </xs:sequence>
+        <xs:attribute ref="pc:EntityNamespace"/>
+        <xs:attribute ref="pc:EntityName"/>
+        <xs:attribute ref="pc:SystemInstanceName"/>
+        <xs:attribute ref="pc:AssociationName"/>
+      </xs:complexType>
+    </xs:element>
+    <xs:attribute name="EntityNamespace" type="xs:string"/>
+    <xs:attribute name="EntityName" type="xs:string"/>
+    <xs:attribute name="SystemInstanceName" type="xs:string"/>
+    <xs:attribute name="AssociationName" type="xs:string"/>
+    <xs:element name="BDCEntity">
+      <xs:complexType>
+        <xs:sequence>
+          <xs:element ref="pc:EntityDisplayName" minOccurs="0"/>
+          <xs:element ref="pc:EntityInstanceReference" minOccurs="0"/>
+          <xs:element ref="pc:EntityId1" minOccurs="0"/>
+          <xs:element ref="pc:EntityId2" minOccurs="0"/>
+          <xs:element ref="pc:EntityId3" minOccurs="0"/>
+          <xs:element ref="pc:EntityId4" minOccurs="0"/>
+          <xs:element ref="pc:EntityId5" minOccurs="0"/>
+        </xs:sequence>
+      </xs:complexType>
+    </xs:element>
+    <xs:element name="EntityDisplayName" type="xs:string"/>
+    <xs:element name="EntityInstanceReference" type="xs:string"/>
+    <xs:element name="EntityId1" type="xs:string"/>
+    <xs:element name="EntityId2" type="xs:string"/>
+    <xs:element name="EntityId3" type="xs:string"/>
+    <xs:element name="EntityId4" type="xs:string"/>
+    <xs:element name="EntityId5" type="xs:string"/>
+    <xs:element name="Terms">
+      <xs:complexType>
+        <xs:sequence>
+          <xs:element ref="pc:TermInfo" minOccurs="0" maxOccurs="unbounded"/>
+        </xs:sequence>
+      </xs:complexType>
+    </xs:element>
+    <xs:element name="TermInfo">
+      <xs:complexType>
+        <xs:sequence>
+          <xs:element ref="pc:TermName" minOccurs="0"/>
+          <xs:element ref="pc:TermId" minOccurs="0"/>
+        </xs:sequence>
+      </xs:complexType>
+    </xs:element>
+    <xs:element name="TermName" type="xs:string"/>
+    <xs:element name="TermId" type="xs:string"/>
+  </xs:schema>
+</ct:contentTypeSchema>
+</file>
+
+<file path=customXml/itemProps1.xml><?xml version="1.0" encoding="utf-8"?>
+<ds:datastoreItem xmlns:ds="http://schemas.openxmlformats.org/officeDocument/2006/customXml" ds:itemID="{1D31D75F-AFA6-454D-870E-47D2C162301E}">
+  <ds:schemaRefs>
+    <ds:schemaRef ds:uri="http://schemas.microsoft.com/sharepoint/v3/contenttype/forms"/>
+  </ds:schemaRefs>
+</ds:datastoreItem>
+</file>
+
+<file path=customXml/itemProps2.xml><?xml version="1.0" encoding="utf-8"?>
+<ds:datastoreItem xmlns:ds="http://schemas.openxmlformats.org/officeDocument/2006/customXml" ds:itemID="{86BC29A5-6F92-4FC6-BB17-0D9A67E6B972}">
+  <ds:schemaRefs>
+    <ds:schemaRef ds:uri="http://schemas.microsoft.com/office/2006/metadata/properties"/>
+    <ds:schemaRef ds:uri="http://schemas.microsoft.com/office/infopath/2007/PartnerControls"/>
+  </ds:schemaRefs>
+</ds:datastoreItem>
+</file>
+
+<file path=customXml/itemProps3.xml><?xml version="1.0" encoding="utf-8"?>
+<ds:datastoreItem xmlns:ds="http://schemas.openxmlformats.org/officeDocument/2006/customXml" ds:itemID="{C5D509BE-477E-4FBD-A063-6832F9F820B5}">
+  <ds:schemaRefs>
+    <ds:schemaRef ds:uri="http://schemas.microsoft.com/office/2006/metadata/contentType"/>
+    <ds:schemaRef ds:uri="http://schemas.microsoft.com/office/2006/metadata/properties/metaAttributes"/>
+    <ds:schemaRef ds:uri="http://www.w3.org/2001/XMLSchema"/>
+    <ds:schemaRef ds:uri="http://schemas.microsoft.com/office/2006/metadata/properties"/>
+    <ds:schemaRef ds:uri="214119f6-a8cf-4ab0-bc74-24d72ad44cda"/>
+    <ds:schemaRef ds:uri="http://schemas.microsoft.com/office/2006/documentManagement/types"/>
+    <ds:schemaRef ds:uri="http://schemas.microsoft.com/office/infopath/2007/PartnerControls"/>
+    <ds:schemaRef ds:uri="http://schemas.openxmlformats.org/package/2006/metadata/core-properties"/>
+    <ds:schemaRef ds:uri="http://purl.org/dc/elements/1.1/"/>
+    <ds:schemaRef ds:uri="http://purl.org/dc/terms/"/>
+    <ds:schemaRef ds:uri="http://schemas.microsoft.com/internal/obd"/>
+  </ds:schemaRefs>
+</ds:datastoreItem>
 </file>